--- a/paper/paper.docx
+++ b/paper/paper.docx
@@ -7,7 +7,7 @@
         <w:pStyle w:val="Title"/>
       </w:pPr>
       <w:r>
-        <w:t xml:space="preserve">Elite College Admissions After</w:t>
+        <w:t xml:space="preserve">After</w:t>
       </w:r>
       <w:r>
         <w:t xml:space="preserve"> </w:t>
@@ -19,6 +19,9 @@
         </w:rPr>
         <w:t xml:space="preserve">SFFA v. Harvard</w:t>
       </w:r>
+      <w:r>
+        <w:t xml:space="preserve">: Predictions that Didn’t Come True</w:t>
+      </w:r>
     </w:p>
     <w:p>
       <w:pPr>
@@ -33,7 +36,7 @@
         <w:pStyle w:val="Date"/>
       </w:pPr>
       <w:r>
-        <w:t xml:space="preserve">2026-08-04</w:t>
+        <w:t xml:space="preserve">2026-08-07</w:t>
       </w:r>
     </w:p>
     <w:p>
@@ -49,7 +52,171 @@
         <w:pStyle w:val="Abstract"/>
       </w:pPr>
       <w:r>
-        <w:t xml:space="preserve">During</w:t>
+        <w:t xml:space="preserve">A landmark 29 June 2023 U.S. Supreme Court decision (</w:t>
+      </w:r>
+      <w:r>
+        <w:rPr>
+          <w:i/>
+          <w:iCs/>
+        </w:rPr>
+        <w:t xml:space="preserve">SFFA v.</w:t>
+      </w:r>
+      <w:r>
+        <w:rPr>
+          <w:i/>
+          <w:iCs/>
+        </w:rPr>
+        <w:t xml:space="preserve"> </w:t>
+      </w:r>
+      <w:r>
+        <w:rPr>
+          <w:i/>
+          <w:iCs/>
+        </w:rPr>
+        <w:t xml:space="preserve">Harvard</w:t>
+      </w:r>
+      <w:r>
+        <w:t xml:space="preserve">) held that race-based admissions at colleges and universities</w:t>
+      </w:r>
+      <w:r>
+        <w:t xml:space="preserve"> </w:t>
+      </w:r>
+      <w:r>
+        <w:t xml:space="preserve">were unconstitutional. During the case, elite schools made predictions</w:t>
+      </w:r>
+      <w:r>
+        <w:t xml:space="preserve"> </w:t>
+      </w:r>
+      <w:r>
+        <w:t xml:space="preserve">about what would happen if SFFA were to win (as it went on to do).</w:t>
+      </w:r>
+      <w:r>
+        <w:t xml:space="preserve"> </w:t>
+      </w:r>
+      <w:r>
+        <w:t xml:space="preserve">Thirty-three selective schools predicted Black enrollment declines of</w:t>
+      </w:r>
+      <w:r>
+        <w:t xml:space="preserve"> </w:t>
+      </w:r>
+      <w:r>
+        <w:t xml:space="preserve">50 to 70 percent. Harvard’s expert witness, David Card, estimated that</w:t>
+      </w:r>
+      <w:r>
+        <w:t xml:space="preserve"> </w:t>
+      </w:r>
+      <w:r>
+        <w:t xml:space="preserve">eliminating racial preferences would cut the Black share of Harvard’s</w:t>
+      </w:r>
+      <w:r>
+        <w:t xml:space="preserve"> </w:t>
+      </w:r>
+      <w:r>
+        <w:t xml:space="preserve">admitted class from 14 percent to 6 percent. Years have passed since</w:t>
+      </w:r>
+      <w:r>
+        <w:t xml:space="preserve"> </w:t>
+      </w:r>
+      <w:r>
+        <w:t xml:space="preserve">the 2023 Supreme Court decision. Here, I test the predictions using</w:t>
+      </w:r>
+      <w:r>
+        <w:t xml:space="preserve"> </w:t>
+      </w:r>
+      <w:r>
+        <w:t xml:space="preserve">Common Data Set and IPEDS records assembled for sixty-three selective</w:t>
+      </w:r>
+      <w:r>
+        <w:t xml:space="preserve"> </w:t>
+      </w:r>
+      <w:r>
+        <w:t xml:space="preserve">institutions through fall 2025. Once the incompatible definitions of</w:t>
+      </w:r>
+      <w:r>
+        <w:t xml:space="preserve"> </w:t>
+      </w:r>
+      <w:r>
+        <w:t xml:space="preserve">population and race underlying the litigation figures are reconciled,</w:t>
+      </w:r>
+      <w:r>
+        <w:t xml:space="preserve"> </w:t>
+      </w:r>
+      <w:r>
+        <w:t xml:space="preserve">I find that: (1) Average Black enrollment among the 33 colleges</w:t>
+      </w:r>
+      <w:r>
+        <w:t xml:space="preserve"> </w:t>
+      </w:r>
+      <w:r>
+        <w:t xml:space="preserve">exceeds its pre-litigation benchmark. (2) Black enrollment at the</w:t>
+      </w:r>
+      <w:r>
+        <w:t xml:space="preserve"> </w:t>
+      </w:r>
+      <w:r>
+        <w:t xml:space="preserve">research universities is essentially unchanged. (3) Harvard’s Black</w:t>
+      </w:r>
+      <w:r>
+        <w:t xml:space="preserve"> </w:t>
+      </w:r>
+      <w:r>
+        <w:t xml:space="preserve">enrollment matches its 2010-2015 level. The results raise the issue:</w:t>
+      </w:r>
+      <w:r>
+        <w:t xml:space="preserve"> </w:t>
+      </w:r>
+      <w:r>
+        <w:t xml:space="preserve">Does abiding by the decision not have the predicted effect, or are the</w:t>
+      </w:r>
+      <w:r>
+        <w:t xml:space="preserve"> </w:t>
+      </w:r>
+      <w:r>
+        <w:t xml:space="preserve">schools not abiding by the decision?</w:t>
+      </w:r>
+    </w:p>
+    <w:p>
+      <w:pPr>
+        <w:pStyle w:val="Abstract"/>
+      </w:pPr>
+      <w:r>
+        <w:rPr>
+          <w:i/>
+          <w:iCs/>
+        </w:rPr>
+        <w:t xml:space="preserve">Keywords</w:t>
+      </w:r>
+      <w:r>
+        <w:t xml:space="preserve">: affirmative action, college admissions, expert testimony,</w:t>
+      </w:r>
+      <w:r>
+        <w:t xml:space="preserve"> </w:t>
+      </w:r>
+      <w:r>
+        <w:t xml:space="preserve">Students for Fair Admissions, Common Data Set.</w:t>
+      </w:r>
+    </w:p>
+    <w:p>
+      <w:pPr>
+        <w:pStyle w:val="Abstract"/>
+      </w:pPr>
+      <w:r>
+        <w:rPr>
+          <w:i/>
+          <w:iCs/>
+        </w:rPr>
+        <w:t xml:space="preserve">JEL codes</w:t>
+      </w:r>
+      <w:r>
+        <w:t xml:space="preserve">: I23, I28, J7.</w:t>
+      </w:r>
+    </w:p>
+    <w:p>
+      <w:pPr>
+        <w:pStyle w:val="FirstParagraph"/>
+      </w:pPr>
+      <w:r>
+        <w:t xml:space="preserve">The Supreme Court’s decision in</w:t>
       </w:r>
       <w:r>
         <w:t xml:space="preserve"> </w:t>
@@ -62,165 +229,6 @@
         <w:t xml:space="preserve">Students for Fair Admissions v. Harvard</w:t>
       </w:r>
       <w:r>
-        <w:t xml:space="preserve">, elite colleges and</w:t>
-      </w:r>
-      <w:r>
-        <w:t xml:space="preserve"> </w:t>
-      </w:r>
-      <w:r>
-        <w:t xml:space="preserve">universities made a collection of predictions, some quite specific,</w:t>
-      </w:r>
-      <w:r>
-        <w:t xml:space="preserve"> </w:t>
-      </w:r>
-      <w:r>
-        <w:t xml:space="preserve">about what would happen if SFFA were to win. Harvard’s expert economist, David</w:t>
-      </w:r>
-      <w:r>
-        <w:t xml:space="preserve"> </w:t>
-      </w:r>
-      <w:r>
-        <w:t xml:space="preserve">Card, estimated that eliminating racial preferences would cut the Black</w:t>
-      </w:r>
-      <w:r>
-        <w:t xml:space="preserve"> </w:t>
-      </w:r>
-      <w:r>
-        <w:t xml:space="preserve">share of Harvard’s admitted class from 14 percent to 6 percent. Fifteen</w:t>
-      </w:r>
-      <w:r>
-        <w:t xml:space="preserve"> </w:t>
-      </w:r>
-      <w:r>
-        <w:t xml:space="preserve">research universities assured the Supreme Court that no race-neutral</w:t>
-      </w:r>
-      <w:r>
-        <w:t xml:space="preserve"> </w:t>
-      </w:r>
-      <w:r>
-        <w:t xml:space="preserve">alternative could preserve the diversity of their classes. Thirty-three</w:t>
-      </w:r>
-      <w:r>
-        <w:t xml:space="preserve"> </w:t>
-      </w:r>
-      <w:r>
-        <w:t xml:space="preserve">selective colleges and universities forecast Black enrollment declines</w:t>
-      </w:r>
-      <w:r>
-        <w:t xml:space="preserve"> </w:t>
-      </w:r>
-      <w:r>
-        <w:t xml:space="preserve">of 50 to 70 percent. Using Common Data Set and IPEDS records assembled for</w:t>
-      </w:r>
-      <w:r>
-        <w:t xml:space="preserve"> </w:t>
-      </w:r>
-      <w:r>
-        <w:t xml:space="preserve">sixty-three selective institutions through fall 2025, I test these</w:t>
-      </w:r>
-      <w:r>
-        <w:t xml:space="preserve"> </w:t>
-      </w:r>
-      <w:r>
-        <w:t xml:space="preserve">predictions against post-ruling enrollment. None came to pass. Once the</w:t>
-      </w:r>
-      <w:r>
-        <w:t xml:space="preserve"> </w:t>
-      </w:r>
-      <w:r>
-        <w:t xml:space="preserve">incompatible definitions of population and race underlying the</w:t>
-      </w:r>
-      <w:r>
-        <w:t xml:space="preserve"> </w:t>
-      </w:r>
-      <w:r>
-        <w:t xml:space="preserve">litigation figures are reconciled, Harvard’s Black enrollment matches</w:t>
-      </w:r>
-      <w:r>
-        <w:t xml:space="preserve"> </w:t>
-      </w:r>
-      <w:r>
-        <w:t xml:space="preserve">its 2010-2015 level. Black enrollment at the research</w:t>
-      </w:r>
-      <w:r>
-        <w:t xml:space="preserve"> </w:t>
-      </w:r>
-      <w:r>
-        <w:t xml:space="preserve">universities is essentially unchanged. Average Black enrollment</w:t>
-      </w:r>
-      <w:r>
-        <w:t xml:space="preserve"> </w:t>
-      </w:r>
-      <w:r>
-        <w:t xml:space="preserve">among the thirty-three colleges exceeds its pre-litigation benchmark.</w:t>
-      </w:r>
-      <w:r>
-        <w:t xml:space="preserve"> </w:t>
-      </w:r>
-      <w:r>
-        <w:t xml:space="preserve">Extending the analysis to the forty-seven top-ranked national</w:t>
-      </w:r>
-      <w:r>
-        <w:t xml:space="preserve"> </w:t>
-      </w:r>
-      <w:r>
-        <w:t xml:space="preserve">universities and liberal arts colleges shows the same stability. Admissions policies</w:t>
-      </w:r>
-      <w:r>
-        <w:t xml:space="preserve"> </w:t>
-      </w:r>
-      <w:r>
-        <w:t xml:space="preserve">at elite colleges and universities have not meaningfully changed.</w:t>
-      </w:r>
-    </w:p>
-    <w:p>
-      <w:pPr>
-        <w:pStyle w:val="Abstract"/>
-      </w:pPr>
-      <w:r>
-        <w:rPr>
-          <w:i/>
-          <w:iCs/>
-        </w:rPr>
-        <w:t xml:space="preserve">Keywords</w:t>
-      </w:r>
-      <w:r>
-        <w:t xml:space="preserve">: affirmative action, college admissions, expert testimony,</w:t>
-      </w:r>
-      <w:r>
-        <w:t xml:space="preserve"> </w:t>
-      </w:r>
-      <w:r>
-        <w:t xml:space="preserve">Students for Fair Admissions, Common Data Set.</w:t>
-      </w:r>
-    </w:p>
-    <w:bookmarkStart w:id="9" w:name="introduction"/>
-    <w:p>
-      <w:pPr>
-        <w:pStyle w:val="Heading2"/>
-      </w:pPr>
-      <w:r>
-        <w:t xml:space="preserve">Introduction</w:t>
-      </w:r>
-    </w:p>
-    <w:p>
-      <w:pPr>
-        <w:pStyle w:val="FirstParagraph"/>
-      </w:pPr>
-      <w:r>
-        <w:t xml:space="preserve">The Supreme Court’s decision in</w:t>
-      </w:r>
-      <w:r>
-        <w:t xml:space="preserve"> </w:t>
-      </w:r>
-      <w:r>
-        <w:rPr>
-          <w:i/>
-          <w:iCs/>
-        </w:rPr>
-        <w:t xml:space="preserve">Students for Fair Admissions v. Harvard</w:t>
-      </w:r>
-      <w:r>
         <w:t xml:space="preserve"> </w:t>
       </w:r>
       <w:r>
@@ -236,19 +244,31 @@
         <w:t xml:space="preserve"> </w:t>
       </w:r>
       <w:r>
-        <w:t xml:space="preserve">committed themselves to forecasts, some unusually precise, of what such a</w:t>
-      </w:r>
-      <w:r>
-        <w:t xml:space="preserve"> </w:t>
-      </w:r>
-      <w:r>
-        <w:t xml:space="preserve">prohibition would do. Harvard expert David Card simulated race-blind</w:t>
-      </w:r>
-      <w:r>
-        <w:t xml:space="preserve"> </w:t>
-      </w:r>
-      <w:r>
-        <w:t xml:space="preserve">admission for the Class of 2019 and reported that the African American</w:t>
+        <w:t xml:space="preserve">committed themselves to forecasts as to what such a</w:t>
+      </w:r>
+      <w:r>
+        <w:t xml:space="preserve"> </w:t>
+      </w:r>
+      <w:r>
+        <w:t xml:space="preserve">prohibition would do. A coalition of 33 selective colleges filed an amicus</w:t>
+      </w:r>
+      <w:r>
+        <w:t xml:space="preserve"> </w:t>
+      </w:r>
+      <w:r>
+        <w:t xml:space="preserve">brief insisting that Black enrollment would fall by 50 to 70 percent</w:t>
+      </w:r>
+      <w:r>
+        <w:t xml:space="preserve"> </w:t>
+      </w:r>
+      <w:r>
+        <w:t xml:space="preserve">(Amherst Brief 2022, 13-14). Harvard expert David Card simulated race-blind</w:t>
+      </w:r>
+      <w:r>
+        <w:t xml:space="preserve"> </w:t>
+      </w:r>
+      <w:r>
+        <w:t xml:space="preserve">admission for the Class of 2019 and reported that the Black</w:t>
       </w:r>
       <w:r>
         <w:t xml:space="preserve"> </w:t>
@@ -260,37 +280,15 @@
         <w:t xml:space="preserve"> </w:t>
       </w:r>
       <w:r>
-        <w:t xml:space="preserve">2017, 103). Fifteen research universities assured the Court that no</w:t>
-      </w:r>
-      <w:r>
-        <w:t xml:space="preserve"> </w:t>
-      </w:r>
-      <w:r>
-        <w:t xml:space="preserve">race-neutral alternative could fully replace the consideration of race in</w:t>
-      </w:r>
-      <w:r>
-        <w:t xml:space="preserve"> </w:t>
-      </w:r>
-      <w:r>
-        <w:t xml:space="preserve">assembling their classes (Universities Brief 2022, 31). A coalition of</w:t>
-      </w:r>
-      <w:r>
-        <w:t xml:space="preserve"> </w:t>
-      </w:r>
-      <w:r>
-        <w:t xml:space="preserve">thirty-three selective colleges filed an amicus</w:t>
-      </w:r>
-      <w:r>
-        <w:t xml:space="preserve"> </w:t>
-      </w:r>
-      <w:r>
-        <w:t xml:space="preserve">brief forecasting declines in Black enrollment of 50 to 70 percent</w:t>
-      </w:r>
-      <w:r>
-        <w:t xml:space="preserve"> </w:t>
-      </w:r>
-      <w:r>
-        <w:t xml:space="preserve">(Amherst Brief 2022, 13-14). Enrollment records for the first two</w:t>
+        <w:t xml:space="preserve">2017, 103).</w:t>
+      </w:r>
+    </w:p>
+    <w:p>
+      <w:pPr>
+        <w:pStyle w:val="BodyText"/>
+      </w:pPr>
+      <w:r>
+        <w:t xml:space="preserve">Enrollment records for the first two</w:t>
       </w:r>
       <w:r>
         <w:t xml:space="preserve"> </w:t>
@@ -322,13 +320,13 @@
         <w:pStyle w:val="BodyText"/>
       </w:pPr>
       <w:r>
-        <w:t xml:space="preserve">The evaluation is less straightforward than it appears. The only enrollment statistics the</w:t>
-      </w:r>
-      <w:r>
-        <w:t xml:space="preserve"> </w:t>
-      </w:r>
-      <w:r>
-        <w:t xml:space="preserve">public observes come from the Common Data Set (CDS), a standardized annual</w:t>
+        <w:t xml:space="preserve">The evaluation is less straightforward than it appears. The only publicly available enrollment statistics</w:t>
+      </w:r>
+      <w:r>
+        <w:t xml:space="preserve"> </w:t>
+      </w:r>
+      <w:r>
+        <w:t xml:space="preserve">come from the Common Data Set (CDS), a standardized annual</w:t>
       </w:r>
       <w:r>
         <w:t xml:space="preserve"> </w:t>
@@ -370,31 +368,7 @@
         <w:t xml:space="preserve"> </w:t>
       </w:r>
       <w:r>
-        <w:t xml:space="preserve">roughly a factor of two depending on which convention is applied. Commentary</w:t>
-      </w:r>
-      <w:r>
-        <w:t xml:space="preserve"> </w:t>
-      </w:r>
-      <w:r>
-        <w:t xml:space="preserve">since the ruling has routinely compared Card’s simulated 6 percent with</w:t>
-      </w:r>
-      <w:r>
-        <w:t xml:space="preserve"> </w:t>
-      </w:r>
-      <w:r>
-        <w:t xml:space="preserve">CDS-based figures near 6 percent and inferred that Harvard now admits</w:t>
-      </w:r>
-      <w:r>
-        <w:t xml:space="preserve"> </w:t>
-      </w:r>
-      <w:r>
-        <w:t xml:space="preserve">without regard to race. The Harvard analysis below shows that this</w:t>
-      </w:r>
-      <w:r>
-        <w:t xml:space="preserve"> </w:t>
-      </w:r>
-      <w:r>
-        <w:t xml:space="preserve">inference is an artifact of mismatched units. Once the expert-report metric and the federal metric</w:t>
+        <w:t xml:space="preserve">roughly a factor of two depending on which convention is applied. Once the expert-report metric and the federal metric</w:t>
       </w:r>
       <w:r>
         <w:t xml:space="preserve"> </w:t>
@@ -412,7 +386,7 @@
         <w:t xml:space="preserve"> </w:t>
       </w:r>
       <w:r>
-        <w:t xml:space="preserve">practicing the admissions system the Court struck down.</w:t>
+        <w:t xml:space="preserve">practicing the admissions system it had prior to the decision.</w:t>
       </w:r>
     </w:p>
     <w:p>
@@ -420,13 +394,13 @@
         <w:pStyle w:val="BodyText"/>
       </w:pPr>
       <w:r>
-        <w:t xml:space="preserve">The paper’s primary conclusion is that elite institutions, beginning with</w:t>
-      </w:r>
-      <w:r>
-        <w:t xml:space="preserve"> </w:t>
-      </w:r>
-      <w:r>
-        <w:t xml:space="preserve">Harvard, enroll classes whose racial composition is essentially</w:t>
+        <w:t xml:space="preserve">The paper’s primary conclusion is that elite institutions enroll</w:t>
+      </w:r>
+      <w:r>
+        <w:t xml:space="preserve"> </w:t>
+      </w:r>
+      <w:r>
+        <w:t xml:space="preserve">classes whose racial composition is essentially</w:t>
       </w:r>
       <w:r>
         <w:t xml:space="preserve"> </w:t>
@@ -451,67 +425,67 @@
         <w:t xml:space="preserve"> </w:t>
       </w:r>
       <w:r>
-        <w:t xml:space="preserve">race-neutral admissions could not produce. Four bodies of evidence</w:t>
-      </w:r>
-      <w:r>
-        <w:t xml:space="preserve"> </w:t>
-      </w:r>
-      <w:r>
-        <w:t xml:space="preserve">support this conclusion. Black</w:t>
-      </w:r>
-      <w:r>
-        <w:t xml:space="preserve"> </w:t>
-      </w:r>
-      <w:r>
-        <w:t xml:space="preserve">enrollment at Harvard, correctly converted, sits at its 2010-2015 level. Mean Black</w:t>
-      </w:r>
-      <w:r>
-        <w:t xml:space="preserve"> </w:t>
-      </w:r>
-      <w:r>
-        <w:t xml:space="preserve">enrollment at the fifteen research universities that told the Court</w:t>
-      </w:r>
-      <w:r>
-        <w:t xml:space="preserve"> </w:t>
-      </w:r>
-      <w:r>
-        <w:t xml:space="preserve">race-neutral admissions would undercut their diversity is within 3</w:t>
-      </w:r>
-      <w:r>
-        <w:t xml:space="preserve"> </w:t>
-      </w:r>
-      <w:r>
-        <w:t xml:space="preserve">percent of its pre-litigation level, and six of the fifteen enroll</w:t>
-      </w:r>
-      <w:r>
-        <w:t xml:space="preserve"> </w:t>
-      </w:r>
-      <w:r>
-        <w:t xml:space="preserve">more Black students, relative to class size, than before. Mean Black</w:t>
-      </w:r>
-      <w:r>
-        <w:t xml:space="preserve"> </w:t>
-      </w:r>
-      <w:r>
-        <w:t xml:space="preserve">enrollment across the thirty-three amici colleges is above,</w:t>
-      </w:r>
-      <w:r>
-        <w:t xml:space="preserve"> </w:t>
-      </w:r>
-      <w:r>
-        <w:t xml:space="preserve">not below, its pre-litigation benchmark, and only two signatories’</w:t>
-      </w:r>
-      <w:r>
-        <w:t xml:space="preserve"> </w:t>
-      </w:r>
-      <w:r>
-        <w:t xml:space="preserve">post-ruling means sit below half of their own baselines. And the ratio of Asian to Black first-year students across</w:t>
-      </w:r>
-      <w:r>
-        <w:t xml:space="preserve"> </w:t>
-      </w:r>
-      <w:r>
-        <w:t xml:space="preserve">the forty-seven top-ranked institutions has moved a small fraction of the</w:t>
+        <w:t xml:space="preserve">race-neutral admissions could not produce. I support this conclusion</w:t>
+      </w:r>
+      <w:r>
+        <w:t xml:space="preserve"> </w:t>
+      </w:r>
+      <w:r>
+        <w:t xml:space="preserve">with several bodies of evidence.</w:t>
+      </w:r>
+    </w:p>
+    <w:p>
+      <w:pPr>
+        <w:pStyle w:val="BodyText"/>
+      </w:pPr>
+      <w:r>
+        <w:t xml:space="preserve">Mean Black enrollment across the 33 amici colleges is above,</w:t>
+      </w:r>
+      <w:r>
+        <w:t xml:space="preserve"> </w:t>
+      </w:r>
+      <w:r>
+        <w:t xml:space="preserve">not below, its pre-litigation benchmark.</w:t>
+      </w:r>
+    </w:p>
+    <w:p>
+      <w:pPr>
+        <w:pStyle w:val="BodyText"/>
+      </w:pPr>
+      <w:r>
+        <w:t xml:space="preserve">Mean Black enrollment at the 15 research universities that told the</w:t>
+      </w:r>
+      <w:r>
+        <w:t xml:space="preserve"> </w:t>
+      </w:r>
+      <w:r>
+        <w:t xml:space="preserve">Court race-neutral admissions would undercut their diversity moved from</w:t>
+      </w:r>
+      <w:r>
+        <w:t xml:space="preserve"> </w:t>
+      </w:r>
+      <w:r>
+        <w:t xml:space="preserve">7.4 to 7.2 percent of US first-years, and six of the fifteen enroll</w:t>
+      </w:r>
+      <w:r>
+        <w:t xml:space="preserve"> </w:t>
+      </w:r>
+      <w:r>
+        <w:t xml:space="preserve">more Black students, relative to class size, than before.</w:t>
+      </w:r>
+    </w:p>
+    <w:p>
+      <w:pPr>
+        <w:pStyle w:val="BodyText"/>
+      </w:pPr>
+      <w:r>
+        <w:t xml:space="preserve">The ratio of Asian to Black first-year students across</w:t>
+      </w:r>
+      <w:r>
+        <w:t xml:space="preserve"> </w:t>
+      </w:r>
+      <w:r>
+        <w:t xml:space="preserve">the 47 top-ranked institutions has moved a small fraction of the</w:t>
       </w:r>
       <w:r>
         <w:t xml:space="preserve"> </w:t>
@@ -523,7 +497,7 @@
         <w:t xml:space="preserve"> </w:t>
       </w:r>
       <w:r>
-        <w:t xml:space="preserve">Proposition 209, the nearest available race-blind benchmark.</w:t>
+        <w:t xml:space="preserve">Proposition 209, the closest available approximation to a race-blind benchmark.</w:t>
       </w:r>
     </w:p>
     <w:p>
@@ -531,115 +505,13 @@
         <w:pStyle w:val="BodyText"/>
       </w:pPr>
       <w:r>
-        <w:t xml:space="preserve">A secondary conclusion concerns the role of economic expertise. Card’s</w:t>
-      </w:r>
-      <w:r>
-        <w:t xml:space="preserve"> </w:t>
-      </w:r>
-      <w:r>
-        <w:t xml:space="preserve">report was produced for litigation, was never published in a</w:t>
-      </w:r>
-      <w:r>
-        <w:t xml:space="preserve"> </w:t>
-      </w:r>
-      <w:r>
-        <w:t xml:space="preserve">peer-reviewed outlet, and stated its predictions in units that correspond</w:t>
-      </w:r>
-      <w:r>
-        <w:t xml:space="preserve"> </w:t>
-      </w:r>
-      <w:r>
-        <w:t xml:space="preserve">to no publicly reported statistic. The plaintiff-side analyses of the same</w:t>
-      </w:r>
-      <w:r>
-        <w:t xml:space="preserve"> </w:t>
-      </w:r>
-      <w:r>
-        <w:t xml:space="preserve">data did enter the journals (Arcidiacono, Kinsler, and Ransom 2022a,</w:t>
-      </w:r>
-      <w:r>
-        <w:t xml:space="preserve"> </w:t>
-      </w:r>
-      <w:r>
-        <w:t xml:space="preserve">2022b), but the defense simulation that became the public reference point</w:t>
-      </w:r>
-      <w:r>
-        <w:t xml:space="preserve"> </w:t>
-      </w:r>
-      <w:r>
-        <w:t xml:space="preserve">did not, and no mapping between its conventions and the CDS categories has</w:t>
-      </w:r>
-      <w:r>
-        <w:t xml:space="preserve"> </w:t>
-      </w:r>
-      <w:r>
-        <w:t xml:space="preserve">previously been published. Sixteen prominent economists, three of them</w:t>
-      </w:r>
-      <w:r>
-        <w:t xml:space="preserve"> </w:t>
-      </w:r>
-      <w:r>
-        <w:t xml:space="preserve">Nobel laureates, nonetheless attested to the Court that the analysis was</w:t>
-      </w:r>
-      <w:r>
-        <w:t xml:space="preserve"> </w:t>
-      </w:r>
-      <w:r>
-        <w:t xml:space="preserve">methodologically sound (Economics Professors Brief 2022), so its</w:t>
-      </w:r>
-      <w:r>
-        <w:t xml:space="preserve"> </w:t>
-      </w:r>
-      <w:r>
-        <w:t xml:space="preserve">predictions carry the profession’s endorsement rather than one expert’s</w:t>
-      </w:r>
-      <w:r>
-        <w:t xml:space="preserve"> </w:t>
-      </w:r>
-      <w:r>
-        <w:t xml:space="preserve">private judgment. The consequence is that the most widely cited</w:t>
-      </w:r>
-      <w:r>
-        <w:t xml:space="preserve"> </w:t>
-      </w:r>
-      <w:r>
-        <w:t xml:space="preserve">prediction in the case is one that the public record cannot check without</w:t>
-      </w:r>
-      <w:r>
-        <w:t xml:space="preserve"> </w:t>
-      </w:r>
-      <w:r>
-        <w:t xml:space="preserve">the conversion developed here, and that institutions with an interest in</w:t>
-      </w:r>
-      <w:r>
-        <w:t xml:space="preserve"> </w:t>
-      </w:r>
-      <w:r>
-        <w:t xml:space="preserve">appearing compliant benefit from the resulting ambiguity. Harvard’s own</w:t>
-      </w:r>
-      <w:r>
-        <w:t xml:space="preserve"> </w:t>
-      </w:r>
-      <w:r>
-        <w:t xml:space="preserve">use of this ambiguity in its post-ruling disclosures is documented</w:t>
-      </w:r>
-      <w:r>
-        <w:t xml:space="preserve"> </w:t>
-      </w:r>
-      <w:r>
-        <w:t xml:space="preserve">below. When expert economic analysis enters high-stakes litigation</w:t>
-      </w:r>
-      <w:r>
-        <w:t xml:space="preserve"> </w:t>
-      </w:r>
-      <w:r>
-        <w:t xml:space="preserve">in units that resist verification, the discipline’s standard remedy,</w:t>
-      </w:r>
-      <w:r>
-        <w:t xml:space="preserve"> </w:t>
-      </w:r>
-      <w:r>
-        <w:t xml:space="preserve">replication against public data, is unavailable by construction.</w:t>
+        <w:t xml:space="preserve">Black enrollment at Harvard, correctly converted, sits at its 2010-2015</w:t>
+      </w:r>
+      <w:r>
+        <w:t xml:space="preserve"> </w:t>
+      </w:r>
+      <w:r>
+        <w:t xml:space="preserve">level.</w:t>
       </w:r>
     </w:p>
     <w:p>
@@ -647,83 +519,574 @@
         <w:pStyle w:val="BodyText"/>
       </w:pPr>
       <w:r>
-        <w:t xml:space="preserve">The remainder of the paper proceeds as follows. The next section</w:t>
-      </w:r>
-      <w:r>
-        <w:t xml:space="preserve"> </w:t>
-      </w:r>
-      <w:r>
-        <w:t xml:space="preserve">reviews the literature on the magnitude of racial preferences in</w:t>
-      </w:r>
-      <w:r>
-        <w:t xml:space="preserve"> </w:t>
-      </w:r>
-      <w:r>
-        <w:t xml:space="preserve">admissions. The section after it describes the litigation forecasts and</w:t>
-      </w:r>
-      <w:r>
-        <w:t xml:space="preserve"> </w:t>
-      </w:r>
-      <w:r>
-        <w:t xml:space="preserve">their provenance. A results section describes the data, develops the</w:t>
-      </w:r>
-      <w:r>
-        <w:t xml:space="preserve"> </w:t>
-      </w:r>
-      <w:r>
-        <w:t xml:space="preserve">conversion between the expert-report and federal metrics, and presents</w:t>
-      </w:r>
-      <w:r>
-        <w:t xml:space="preserve"> </w:t>
-      </w:r>
-      <w:r>
-        <w:t xml:space="preserve">results for Harvard,</w:t>
-      </w:r>
-      <w:r>
-        <w:t xml:space="preserve"> </w:t>
-      </w:r>
-      <w:r>
-        <w:t xml:space="preserve">including its post-ruling disclosure practice, for the research</w:t>
-      </w:r>
-      <w:r>
-        <w:t xml:space="preserve"> </w:t>
-      </w:r>
-      <w:r>
-        <w:t xml:space="preserve">universities, and for the amici colleges. The paper then extends the</w:t>
-      </w:r>
-      <w:r>
-        <w:t xml:space="preserve"> </w:t>
-      </w:r>
-      <w:r>
-        <w:t xml:space="preserve">analysis to the broader cohort of forty-seven top-ranked institutions,</w:t>
-      </w:r>
-      <w:r>
-        <w:t xml:space="preserve"> </w:t>
-      </w:r>
-      <w:r>
-        <w:t xml:space="preserve">examines the two institutions, Amherst and Johns Hopkins, whose</w:t>
-      </w:r>
-      <w:r>
-        <w:t xml:space="preserve"> </w:t>
-      </w:r>
-      <w:r>
-        <w:t xml:space="preserve">trajectories departed from the cohort pattern, and relates the results</w:t>
-      </w:r>
-      <w:r>
-        <w:t xml:space="preserve"> </w:t>
-      </w:r>
-      <w:r>
-        <w:t xml:space="preserve">to the national test-taking population. A final section concludes.</w:t>
+        <w:t xml:space="preserve">These results raise the issue: Does abiding by the decision not have</w:t>
+      </w:r>
+      <w:r>
+        <w:t xml:space="preserve"> </w:t>
+      </w:r>
+      <w:r>
+        <w:t xml:space="preserve">the predicted effect, or are the schools not abiding by the decision?</w:t>
+      </w:r>
+    </w:p>
+    <w:p>
+      <w:pPr>
+        <w:pStyle w:val="BodyText"/>
+      </w:pPr>
+      <w:r>
+        <w:t xml:space="preserve">The paper also raises concerns about the role of economic expertise. Card’s</w:t>
+      </w:r>
+      <w:r>
+        <w:t xml:space="preserve"> </w:t>
+      </w:r>
+      <w:r>
+        <w:t xml:space="preserve">report was produced for litigation and stated its predictions in units</w:t>
+      </w:r>
+      <w:r>
+        <w:t xml:space="preserve"> </w:t>
+      </w:r>
+      <w:r>
+        <w:t xml:space="preserve">that correspond to no publicly reported statistic. The analyses on the</w:t>
+      </w:r>
+      <w:r>
+        <w:t xml:space="preserve"> </w:t>
+      </w:r>
+      <w:r>
+        <w:t xml:space="preserve">plaintiff’s side did enter scholarly journals (Arcidiacono, Kinsler, and</w:t>
+      </w:r>
+      <w:r>
+        <w:t xml:space="preserve"> </w:t>
+      </w:r>
+      <w:r>
+        <w:t xml:space="preserve">Ransom 2022a, 2022b), but the defense simulation by Card that became the</w:t>
+      </w:r>
+      <w:r>
+        <w:t xml:space="preserve"> </w:t>
+      </w:r>
+      <w:r>
+        <w:t xml:space="preserve">public reference point did not, and no mapping between its conventions</w:t>
+      </w:r>
+      <w:r>
+        <w:t xml:space="preserve"> </w:t>
+      </w:r>
+      <w:r>
+        <w:t xml:space="preserve">and the CDS categories has previously been published. Sixteen prominent</w:t>
+      </w:r>
+      <w:r>
+        <w:t xml:space="preserve"> </w:t>
+      </w:r>
+      <w:r>
+        <w:t xml:space="preserve">economists—George A. Akerlof, Sandy Baum, Rebecca M. Blank, Hilary</w:t>
+      </w:r>
+      <w:r>
+        <w:t xml:space="preserve"> </w:t>
+      </w:r>
+      <w:r>
+        <w:t xml:space="preserve">Hoynes, Guido W. Imbens, Kirabo Jackson, Rucker Johnson, Helen F. Ladd,</w:t>
+      </w:r>
+      <w:r>
+        <w:t xml:space="preserve"> </w:t>
+      </w:r>
+      <w:r>
+        <w:t xml:space="preserve">David S. Lee, Trevon D. Logan, Michael McPherson, Jesse Rothstein,</w:t>
+      </w:r>
+      <w:r>
+        <w:t xml:space="preserve"> </w:t>
+      </w:r>
+      <w:r>
+        <w:t xml:space="preserve">Robert M. Solow, Sarah Turner, Ebonya Washington, and Douglas</w:t>
+      </w:r>
+      <w:r>
+        <w:t xml:space="preserve"> </w:t>
+      </w:r>
+      <w:r>
+        <w:t xml:space="preserve">Webber—three of them Nobel laureates, nonetheless attested to the Court</w:t>
+      </w:r>
+      <w:r>
+        <w:t xml:space="preserve"> </w:t>
+      </w:r>
+      <w:r>
+        <w:t xml:space="preserve">that the analysis was methodologically sound (Economics Professors Brief</w:t>
+      </w:r>
+      <w:r>
+        <w:t xml:space="preserve"> </w:t>
+      </w:r>
+      <w:r>
+        <w:t xml:space="preserve">2022). The most widely cited prediction in the case is one that the</w:t>
+      </w:r>
+      <w:r>
+        <w:t xml:space="preserve"> </w:t>
+      </w:r>
+      <w:r>
+        <w:t xml:space="preserve">public record cannot check. Institutions with an interest in appearing</w:t>
+      </w:r>
+      <w:r>
+        <w:t xml:space="preserve"> </w:t>
+      </w:r>
+      <w:r>
+        <w:t xml:space="preserve">compliant benefit from the resulting ambiguity. Harvard’s own use of</w:t>
+      </w:r>
+      <w:r>
+        <w:t xml:space="preserve"> </w:t>
+      </w:r>
+      <w:r>
+        <w:t xml:space="preserve">this ambiguity in its post-ruling disclosures is documented below. The</w:t>
+      </w:r>
+      <w:r>
+        <w:t xml:space="preserve"> </w:t>
+      </w:r>
+      <w:r>
+        <w:t xml:space="preserve">conversion that I develop here may help in mitigating the ambiguity.</w:t>
+      </w:r>
+    </w:p>
+    <w:bookmarkStart w:id="9" w:name="related-literature"/>
+    <w:p>
+      <w:pPr>
+        <w:pStyle w:val="Heading2"/>
+      </w:pPr>
+      <w:r>
+        <w:t xml:space="preserve">Related Literature</w:t>
+      </w:r>
+    </w:p>
+    <w:p>
+      <w:pPr>
+        <w:pStyle w:val="FirstParagraph"/>
+      </w:pPr>
+      <w:r>
+        <w:t xml:space="preserve">A substantial empirical literature, extending back three decades,</w:t>
+      </w:r>
+      <w:r>
+        <w:t xml:space="preserve"> </w:t>
+      </w:r>
+      <w:r>
+        <w:t xml:space="preserve">estimates the magnitude of racial preferences at selective institutions,</w:t>
+      </w:r>
+      <w:r>
+        <w:t xml:space="preserve"> </w:t>
+      </w:r>
+      <w:r>
+        <w:t xml:space="preserve">and its results are consistent enough to summarize briefly. William G.</w:t>
+      </w:r>
+      <w:r>
+        <w:t xml:space="preserve"> </w:t>
+      </w:r>
+      <w:r>
+        <w:t xml:space="preserve">Bowen and Derek Bok, in work first published in 1998, calculated from the 1989 entering</w:t>
+      </w:r>
+      <w:r>
+        <w:t xml:space="preserve"> </w:t>
+      </w:r>
+      <w:r>
+        <w:t xml:space="preserve">cohort of the College and Beyond schools that race-neutral admission</w:t>
+      </w:r>
+      <w:r>
+        <w:t xml:space="preserve"> </w:t>
+      </w:r>
+      <w:r>
+        <w:t xml:space="preserve">would have reduced the Black share of matriculants from 7.1 percent to</w:t>
+      </w:r>
+      <w:r>
+        <w:t xml:space="preserve"> </w:t>
+      </w:r>
+      <w:r>
+        <w:t xml:space="preserve">between 2.1 and 3.6 percent (Bowen and Bok 2018, 39). Espenshade and Chung (2005), simulating admissions at</w:t>
+      </w:r>
+      <w:r>
+        <w:t xml:space="preserve"> </w:t>
+      </w:r>
+      <w:r>
+        <w:t xml:space="preserve">three elite private universities from 1997 application records, found</w:t>
+      </w:r>
+      <w:r>
+        <w:t xml:space="preserve"> </w:t>
+      </w:r>
+      <w:r>
+        <w:t xml:space="preserve">that eliminating racial preferences would cut the acceptance rate of</w:t>
+      </w:r>
+      <w:r>
+        <w:t xml:space="preserve"> </w:t>
+      </w:r>
+      <w:r>
+        <w:t xml:space="preserve">Black candidates from 33.7 to 12.2 percent, reduce the</w:t>
+      </w:r>
+      <w:r>
+        <w:t xml:space="preserve"> </w:t>
+      </w:r>
+      <w:r>
+        <w:t xml:space="preserve">Black share of the admitted class from 9.0 to 3.3 percent,</w:t>
+      </w:r>
+      <w:r>
+        <w:t xml:space="preserve"> </w:t>
+      </w:r>
+      <w:r>
+        <w:t xml:space="preserve">and leave Asian applicants filling nearly four of every five vacated</w:t>
+      </w:r>
+      <w:r>
+        <w:t xml:space="preserve"> </w:t>
+      </w:r>
+      <w:r>
+        <w:t xml:space="preserve">seats. Arcidiacono and Lovenheim (2016) survey the broader literature</w:t>
+      </w:r>
+      <w:r>
+        <w:t xml:space="preserve"> </w:t>
+      </w:r>
+      <w:r>
+        <w:t xml:space="preserve">and report similar effect sizes wherever selective admissions</w:t>
+      </w:r>
+      <w:r>
+        <w:t xml:space="preserve"> </w:t>
+      </w:r>
+      <w:r>
+        <w:t xml:space="preserve">are modeled. These simulations are the direct intellectual ancestors of</w:t>
+      </w:r>
+      <w:r>
+        <w:t xml:space="preserve"> </w:t>
+      </w:r>
+      <w:r>
+        <w:t xml:space="preserve">the forecasts the amici colleges placed before the Supreme Court.</w:t>
+      </w:r>
+    </w:p>
+    <w:p>
+      <w:pPr>
+        <w:pStyle w:val="BodyText"/>
+      </w:pPr>
+      <w:r>
+        <w:t xml:space="preserve">The SFFA litigation itself generated the most detailed estimates in the</w:t>
+      </w:r>
+      <w:r>
+        <w:t xml:space="preserve"> </w:t>
+      </w:r>
+      <w:r>
+        <w:t xml:space="preserve">literature, because discovery gave the experts on both sides access to</w:t>
+      </w:r>
+      <w:r>
+        <w:t xml:space="preserve"> </w:t>
+      </w:r>
+      <w:r>
+        <w:t xml:space="preserve">complete applicant-level records. From the Harvard and UNC data,</w:t>
+      </w:r>
+      <w:r>
+        <w:t xml:space="preserve"> </w:t>
+      </w:r>
+      <w:r>
+        <w:t xml:space="preserve">Peter Arcidiacono, Josh Kinsler, and Tyler Ransom published three</w:t>
+      </w:r>
+      <w:r>
+        <w:t xml:space="preserve"> </w:t>
+      </w:r>
+      <w:r>
+        <w:t xml:space="preserve">peer-reviewed studies.</w:t>
+      </w:r>
+      <w:r>
+        <w:t xml:space="preserve"> </w:t>
+      </w:r>
+      <w:r>
+        <w:t xml:space="preserve">They found that the typical Black admit to Harvard would have</w:t>
+      </w:r>
+      <w:r>
+        <w:t xml:space="preserve"> </w:t>
+      </w:r>
+      <w:r>
+        <w:t xml:space="preserve">faced an admission rate roughly four times lower had the identical</w:t>
+      </w:r>
+      <w:r>
+        <w:t xml:space="preserve"> </w:t>
+      </w:r>
+      <w:r>
+        <w:t xml:space="preserve">application been evaluated as White, with preferences largest for</w:t>
+      </w:r>
+      <w:r>
+        <w:t xml:space="preserve"> </w:t>
+      </w:r>
+      <w:r>
+        <w:t xml:space="preserve">applicants from advantaged backgrounds (Arcidiacono, Kinsler, and Ransom</w:t>
+      </w:r>
+      <w:r>
+        <w:t xml:space="preserve"> </w:t>
+      </w:r>
+      <w:r>
+        <w:t xml:space="preserve">2023), that Asian American applicants faced a penalty relative to</w:t>
+      </w:r>
+      <w:r>
+        <w:t xml:space="preserve"> </w:t>
+      </w:r>
+      <w:r>
+        <w:t xml:space="preserve">observably similar White applicants (Arcidiacono, Kinsler, and Ransom</w:t>
+      </w:r>
+      <w:r>
+        <w:t xml:space="preserve"> </w:t>
+      </w:r>
+      <w:r>
+        <w:t xml:space="preserve">2022a), and that preferences for legacies and athletes flowed</w:t>
+      </w:r>
+      <w:r>
+        <w:t xml:space="preserve"> </w:t>
+      </w:r>
+      <w:r>
+        <w:t xml:space="preserve">overwhelmingly to White applicants (Arcidiacono, Kinsler, and Ransom</w:t>
+      </w:r>
+      <w:r>
+        <w:t xml:space="preserve"> </w:t>
+      </w:r>
+      <w:r>
+        <w:t xml:space="preserve">2022b). Card’s simulated decline from 14 to 6 percent, described in the</w:t>
+      </w:r>
+      <w:r>
+        <w:t xml:space="preserve"> </w:t>
+      </w:r>
+      <w:r>
+        <w:t xml:space="preserve">next section, is the defense counterpart of these estimates. The two</w:t>
+      </w:r>
+      <w:r>
+        <w:t xml:space="preserve"> </w:t>
+      </w:r>
+      <w:r>
+        <w:t xml:space="preserve">sides disputed modeling choices at length, but no expert in the case</w:t>
+      </w:r>
+      <w:r>
+        <w:t xml:space="preserve"> </w:t>
+      </w:r>
+      <w:r>
+        <w:t xml:space="preserve">produced a model in which removing racial preferences left the racial</w:t>
+      </w:r>
+      <w:r>
+        <w:t xml:space="preserve"> </w:t>
+      </w:r>
+      <w:r>
+        <w:t xml:space="preserve">composition of the class approximately unchanged.</w:t>
+      </w:r>
+    </w:p>
+    <w:p>
+      <w:pPr>
+        <w:pStyle w:val="BodyText"/>
+      </w:pPr>
+      <w:r>
+        <w:t xml:space="preserve">A complementary quasi-experimental literature studies what happens when</w:t>
+      </w:r>
+      <w:r>
+        <w:t xml:space="preserve"> </w:t>
+      </w:r>
+      <w:r>
+        <w:t xml:space="preserve">selective institutions actually stop considering race. California’s</w:t>
+      </w:r>
+      <w:r>
+        <w:t xml:space="preserve"> </w:t>
+      </w:r>
+      <w:r>
+        <w:t xml:space="preserve">Proposition 209 is the cleanest case. Bleemer (2022) links every</w:t>
+      </w:r>
+      <w:r>
+        <w:t xml:space="preserve"> </w:t>
+      </w:r>
+      <w:r>
+        <w:t xml:space="preserve">University of California applicant from 1994 through 2002 to later</w:t>
+      </w:r>
+      <w:r>
+        <w:t xml:space="preserve"> </w:t>
+      </w:r>
+      <w:r>
+        <w:t xml:space="preserve">educational and labor-market records and shows that the ban produced</w:t>
+      </w:r>
+      <w:r>
+        <w:t xml:space="preserve"> </w:t>
+      </w:r>
+      <w:r>
+        <w:t xml:space="preserve">immediate, large declines in underrepresented minority enrollment at the</w:t>
+      </w:r>
+      <w:r>
+        <w:t xml:space="preserve"> </w:t>
+      </w:r>
+      <w:r>
+        <w:t xml:space="preserve">most selective campuses, cascading those applicants into less selective</w:t>
+      </w:r>
+      <w:r>
+        <w:t xml:space="preserve"> </w:t>
+      </w:r>
+      <w:r>
+        <w:t xml:space="preserve">institutions and lowering their subsequent wages. Hinrichs (2012) finds</w:t>
+      </w:r>
+      <w:r>
+        <w:t xml:space="preserve"> </w:t>
+      </w:r>
+      <w:r>
+        <w:t xml:space="preserve">in national data that statewide bans leave aggregate minority enrollment</w:t>
+      </w:r>
+      <w:r>
+        <w:t xml:space="preserve"> </w:t>
+      </w:r>
+      <w:r>
+        <w:t xml:space="preserve">roughly unchanged while reducing it sharply at the most selective</w:t>
+      </w:r>
+      <w:r>
+        <w:t xml:space="preserve"> </w:t>
+      </w:r>
+      <w:r>
+        <w:t xml:space="preserve">institutions, the segment occupied by every school studied here. These</w:t>
+      </w:r>
+      <w:r>
+        <w:t xml:space="preserve"> </w:t>
+      </w:r>
+      <w:r>
+        <w:t xml:space="preserve">episodes supply an empirical benchmark. Where</w:t>
+      </w:r>
+      <w:r>
+        <w:t xml:space="preserve"> </w:t>
+      </w:r>
+      <w:r>
+        <w:t xml:space="preserve">race-conscious admission genuinely ends at a highly selective</w:t>
+      </w:r>
+      <w:r>
+        <w:t xml:space="preserve"> </w:t>
+      </w:r>
+      <w:r>
+        <w:t xml:space="preserve">institution, the compositional change is large and immediate.</w:t>
+      </w:r>
+    </w:p>
+    <w:p>
+      <w:pPr>
+        <w:pStyle w:val="BodyText"/>
+      </w:pPr>
+      <w:r>
+        <w:t xml:space="preserve">The stakes of the compositional question are documented by Chetty,</w:t>
+      </w:r>
+      <w:r>
+        <w:t xml:space="preserve"> </w:t>
+      </w:r>
+      <w:r>
+        <w:t xml:space="preserve">Deming, and Friedman (2026), who estimate the causal effect of</w:t>
+      </w:r>
+      <w:r>
+        <w:t xml:space="preserve"> </w:t>
+      </w:r>
+      <w:r>
+        <w:t xml:space="preserve">attending an Ivy-Plus college on reaching the top of the income</w:t>
+      </w:r>
+      <w:r>
+        <w:t xml:space="preserve"> </w:t>
+      </w:r>
+      <w:r>
+        <w:t xml:space="preserve">distribution and on entry into leadership positions. Their subject is</w:t>
+      </w:r>
+      <w:r>
+        <w:t xml:space="preserve"> </w:t>
+      </w:r>
+      <w:r>
+        <w:t xml:space="preserve">the consequence of admission rather than its determinants, but their</w:t>
+      </w:r>
+      <w:r>
+        <w:t xml:space="preserve"> </w:t>
+      </w:r>
+      <w:r>
+        <w:t xml:space="preserve">findings explain why the demographics of a few dozen institutions</w:t>
+      </w:r>
+      <w:r>
+        <w:t xml:space="preserve"> </w:t>
+      </w:r>
+      <w:r>
+        <w:t xml:space="preserve">enrolling a fraction of one percent of American undergraduates command</w:t>
+      </w:r>
+      <w:r>
+        <w:t xml:space="preserve"> </w:t>
+      </w:r>
+      <w:r>
+        <w:t xml:space="preserve">the attention they do. The first post-ruling cycle has begun to attract</w:t>
+      </w:r>
+      <w:r>
+        <w:t xml:space="preserve"> </w:t>
+      </w:r>
+      <w:r>
+        <w:t xml:space="preserve">systematic study. Bloem et al. (2026) link national testing cohorts to</w:t>
+      </w:r>
+      <w:r>
+        <w:t xml:space="preserve"> </w:t>
+      </w:r>
+      <w:r>
+        <w:t xml:space="preserve">fall 2024 enrollment records and document underrepresented minority</w:t>
+      </w:r>
+      <w:r>
+        <w:t xml:space="preserve"> </w:t>
+      </w:r>
+      <w:r>
+        <w:t xml:space="preserve">enrollees cascading down the selectivity distribution in the ruling’s</w:t>
+      </w:r>
+      <w:r>
+        <w:t xml:space="preserve"> </w:t>
+      </w:r>
+      <w:r>
+        <w:t xml:space="preserve">first year. Their estimates are measured against</w:t>
+      </w:r>
+      <w:r>
+        <w:t xml:space="preserve"> </w:t>
+      </w:r>
+      <w:r>
+        <w:t xml:space="preserve">the fall 2021-2023 entering classes, the elevated post-2020 cohorts</w:t>
+      </w:r>
+      <w:r>
+        <w:t xml:space="preserve"> </w:t>
+      </w:r>
+      <w:r>
+        <w:t xml:space="preserve">examined below. Measured against the 2010-2015 litigation-era baseline,</w:t>
+      </w:r>
+      <w:r>
+        <w:t xml:space="preserve"> </w:t>
+      </w:r>
+      <w:r>
+        <w:t xml:space="preserve">the same institutions show the stability documented in this paper. What no part of this literature yet</w:t>
+      </w:r>
+      <w:r>
+        <w:t xml:space="preserve"> </w:t>
+      </w:r>
+      <w:r>
+        <w:t xml:space="preserve">contains is a comparison of the</w:t>
+      </w:r>
+      <w:r>
+        <w:t xml:space="preserve"> </w:t>
+      </w:r>
+      <w:r>
+        <w:rPr>
+          <w:i/>
+          <w:iCs/>
+        </w:rPr>
+        <w:t xml:space="preserve">SFFA</w:t>
+      </w:r>
+      <w:r>
+        <w:t xml:space="preserve"> </w:t>
+      </w:r>
+      <w:r>
+        <w:t xml:space="preserve">predictions with realized</w:t>
+      </w:r>
+      <w:r>
+        <w:t xml:space="preserve"> </w:t>
+      </w:r>
+      <w:r>
+        <w:t xml:space="preserve">post-ruling enrollment, stated in the units in which the predictions were issued and measured against the baseline the predictions themselves referenced.</w:t>
+      </w:r>
+      <w:r>
+        <w:t xml:space="preserve"> </w:t>
+      </w:r>
+      <w:r>
+        <w:t xml:space="preserve">The prediction side of the record closed in 2023. The outcome side, now</w:t>
+      </w:r>
+      <w:r>
+        <w:t xml:space="preserve"> </w:t>
+      </w:r>
+      <w:r>
+        <w:t xml:space="preserve">two entering classes deep, sits in public filings, and the remainder of</w:t>
+      </w:r>
+      <w:r>
+        <w:t xml:space="preserve"> </w:t>
+      </w:r>
+      <w:r>
+        <w:t xml:space="preserve">this paper performs the comparison.</w:t>
       </w:r>
     </w:p>
     <w:bookmarkEnd w:id="9"/>
-    <w:bookmarkStart w:id="10" w:name="related-literature"/>
+    <w:bookmarkStart w:id="10" w:name="the-litigation-forecasts"/>
     <w:p>
       <w:pPr>
         <w:pStyle w:val="Heading2"/>
       </w:pPr>
       <w:r>
-        <w:t xml:space="preserve">Related Literature</w:t>
+        <w:t xml:space="preserve">The Litigation Forecasts</w:t>
       </w:r>
     </w:p>
     <w:p>
@@ -731,97 +1094,185 @@
         <w:pStyle w:val="FirstParagraph"/>
       </w:pPr>
       <w:r>
-        <w:t xml:space="preserve">A substantial empirical literature, extending back three decades,</w:t>
-      </w:r>
-      <w:r>
-        <w:t xml:space="preserve"> </w:t>
-      </w:r>
-      <w:r>
-        <w:t xml:space="preserve">estimates the magnitude of racial preferences at selective institutions,</w:t>
-      </w:r>
-      <w:r>
-        <w:t xml:space="preserve"> </w:t>
-      </w:r>
-      <w:r>
-        <w:t xml:space="preserve">and its results are consistent enough to summarize briefly. Bowen and</w:t>
-      </w:r>
-      <w:r>
-        <w:t xml:space="preserve"> </w:t>
-      </w:r>
-      <w:r>
-        <w:t xml:space="preserve">Bok, in work first published in 1998, calculated from the 1989 entering</w:t>
-      </w:r>
-      <w:r>
-        <w:t xml:space="preserve"> </w:t>
-      </w:r>
-      <w:r>
-        <w:t xml:space="preserve">cohort of the College and Beyond schools that race-neutral admission</w:t>
-      </w:r>
-      <w:r>
-        <w:t xml:space="preserve"> </w:t>
-      </w:r>
-      <w:r>
-        <w:t xml:space="preserve">would have reduced the Black share of matriculants from 7.1 percent to</w:t>
-      </w:r>
-      <w:r>
-        <w:t xml:space="preserve"> </w:t>
-      </w:r>
-      <w:r>
-        <w:t xml:space="preserve">between 2.1 and 3.6 percent (Bowen and Bok 2018, 39). Espenshade and Chung (2005), simulating admissions at</w:t>
-      </w:r>
-      <w:r>
-        <w:t xml:space="preserve"> </w:t>
-      </w:r>
-      <w:r>
-        <w:t xml:space="preserve">three elite private universities from 1997 application records, found</w:t>
-      </w:r>
-      <w:r>
-        <w:t xml:space="preserve"> </w:t>
-      </w:r>
-      <w:r>
-        <w:t xml:space="preserve">that eliminating racial preferences would cut the acceptance rate of</w:t>
-      </w:r>
-      <w:r>
-        <w:t xml:space="preserve"> </w:t>
-      </w:r>
-      <w:r>
-        <w:t xml:space="preserve">African American candidates from 33.7 to 12.2 percent, reduce the</w:t>
-      </w:r>
-      <w:r>
-        <w:t xml:space="preserve"> </w:t>
-      </w:r>
-      <w:r>
-        <w:t xml:space="preserve">African American share of the admitted class from 9.0 to 3.3 percent,</w:t>
-      </w:r>
-      <w:r>
-        <w:t xml:space="preserve"> </w:t>
-      </w:r>
-      <w:r>
-        <w:t xml:space="preserve">and leave Asian applicants filling nearly four of every five vacated</w:t>
-      </w:r>
-      <w:r>
-        <w:t xml:space="preserve"> </w:t>
-      </w:r>
-      <w:r>
-        <w:t xml:space="preserve">seats. Arcidiacono and Lovenheim (2016) survey the broader literature</w:t>
-      </w:r>
-      <w:r>
-        <w:t xml:space="preserve"> </w:t>
-      </w:r>
-      <w:r>
-        <w:t xml:space="preserve">and report effect sizes of the same order wherever selective admissions</w:t>
-      </w:r>
-      <w:r>
-        <w:t xml:space="preserve"> </w:t>
-      </w:r>
-      <w:r>
-        <w:t xml:space="preserve">are modeled. These simulations are the direct intellectual ancestors of</w:t>
-      </w:r>
-      <w:r>
-        <w:t xml:space="preserve"> </w:t>
-      </w:r>
-      <w:r>
-        <w:t xml:space="preserve">the forecasts the amici colleges placed before the Supreme Court.</w:t>
+        <w:t xml:space="preserve">Card’s report, filed December 15, 2017, estimated admissions models on</w:t>
+      </w:r>
+      <w:r>
+        <w:t xml:space="preserve"> </w:t>
+      </w:r>
+      <w:r>
+        <w:t xml:space="preserve">Harvard’s internal records for applicants to the Classes of 2014 through</w:t>
+      </w:r>
+      <w:r>
+        <w:t xml:space="preserve"> </w:t>
+      </w:r>
+      <w:r>
+        <w:t xml:space="preserve">2019 and then simulated the Class of 2019 admissions cycle with the race</w:t>
+      </w:r>
+      <w:r>
+        <w:t xml:space="preserve"> </w:t>
+      </w:r>
+      <w:r>
+        <w:t xml:space="preserve">coefficients set to zero:</w:t>
+      </w:r>
+    </w:p>
+    <w:p>
+      <w:pPr>
+        <w:pStyle w:val="BlockText"/>
+      </w:pPr>
+      <w:r>
+        <w:t xml:space="preserve">In my simulation, the share of African-American students in the admitted</w:t>
+      </w:r>
+      <w:r>
+        <w:t xml:space="preserve"> </w:t>
+      </w:r>
+      <w:r>
+        <w:t xml:space="preserve">class would drop from 14% to 6%. The fraction of Hispanic or Other students</w:t>
+      </w:r>
+      <w:r>
+        <w:t xml:space="preserve"> </w:t>
+      </w:r>
+      <w:r>
+        <w:t xml:space="preserve">would fall from 14% to 9%. The fraction of admitted students who are</w:t>
+      </w:r>
+      <w:r>
+        <w:t xml:space="preserve"> </w:t>
+      </w:r>
+      <w:r>
+        <w:t xml:space="preserve">Asian-American would rise from 24% to 27%. And the fraction of admitted</w:t>
+      </w:r>
+      <w:r>
+        <w:t xml:space="preserve"> </w:t>
+      </w:r>
+      <w:r>
+        <w:t xml:space="preserve">students who are White would rise from 40% to 48%.</w:t>
+      </w:r>
+      <w:r>
+        <w:t xml:space="preserve"> </w:t>
+      </w:r>
+      <w:r>
+        <w:t xml:space="preserve">(Card 2017, 103)</w:t>
+      </w:r>
+    </w:p>
+    <w:p>
+      <w:pPr>
+        <w:pStyle w:val="FirstParagraph"/>
+      </w:pPr>
+      <w:r>
+        <w:t xml:space="preserve">The simulation’s baseline of 14 percent has a specific and unfamiliar</w:t>
+      </w:r>
+      <w:r>
+        <w:t xml:space="preserve"> </w:t>
+      </w:r>
+      <w:r>
+        <w:t xml:space="preserve">meaning. Card’s sample contains the 1,679 admitted students to the Class</w:t>
+      </w:r>
+      <w:r>
+        <w:t xml:space="preserve"> </w:t>
+      </w:r>
+      <w:r>
+        <w:t xml:space="preserve">of 2019 who appear in his preferred regression model, and 234 of them,</w:t>
+      </w:r>
+      <w:r>
+        <w:t xml:space="preserve"> </w:t>
+      </w:r>
+      <w:r>
+        <w:t xml:space="preserve">or 14 percent, are recorded as African American (Card 2017, 125). Three</w:t>
+      </w:r>
+      <w:r>
+        <w:t xml:space="preserve"> </w:t>
+      </w:r>
+      <w:r>
+        <w:t xml:space="preserve">restrictions separate this population from anything in a public filing.</w:t>
+      </w:r>
+      <w:r>
+        <w:t xml:space="preserve"> </w:t>
+      </w:r>
+      <w:r>
+        <w:t xml:space="preserve">It counts admitted students rather than enrolled ones. It is limited to</w:t>
+      </w:r>
+      <w:r>
+        <w:t xml:space="preserve"> </w:t>
+      </w:r>
+      <w:r>
+        <w:t xml:space="preserve">domestic applicants, defined as citizens and permanent residents, a</w:t>
+      </w:r>
+      <w:r>
+        <w:t xml:space="preserve"> </w:t>
+      </w:r>
+      <w:r>
+        <w:t xml:space="preserve">restriction that runs throughout the report (Card 2017, nn. 6, 8). And</w:t>
+      </w:r>
+      <w:r>
+        <w:t xml:space="preserve"> </w:t>
+      </w:r>
+      <w:r>
+        <w:t xml:space="preserve">it classifies race using Harvard’s internal scheme, which assigns an</w:t>
+      </w:r>
+      <w:r>
+        <w:t xml:space="preserve"> </w:t>
+      </w:r>
+      <w:r>
+        <w:t xml:space="preserve">applicant marking more than one race to a single category, so Card’s</w:t>
+      </w:r>
+      <w:r>
+        <w:t xml:space="preserve"> </w:t>
+      </w:r>
+      <w:r>
+        <w:t xml:space="preserve">Black count is broader than the single-race Black line in a federal</w:t>
+      </w:r>
+      <w:r>
+        <w:t xml:space="preserve"> </w:t>
+      </w:r>
+      <w:r>
+        <w:t xml:space="preserve">filing. Harvard admitted roughly 2,000 students in the cycle, and the</w:t>
+      </w:r>
+      <w:r>
+        <w:t xml:space="preserve"> </w:t>
+      </w:r>
+      <w:r>
+        <w:t xml:space="preserve">several hundred missing from the sample are internationals and</w:t>
+      </w:r>
+      <w:r>
+        <w:t xml:space="preserve"> </w:t>
+      </w:r>
+      <w:r>
+        <w:t xml:space="preserve">applicants outside the regression model. None of this makes the sample</w:t>
+      </w:r>
+      <w:r>
+        <w:t xml:space="preserve"> </w:t>
+      </w:r>
+      <w:r>
+        <w:t xml:space="preserve">unusable as a baseline. The conversion developed below does not require</w:t>
+      </w:r>
+      <w:r>
+        <w:t xml:space="preserve"> </w:t>
+      </w:r>
+      <w:r>
+        <w:t xml:space="preserve">Card’s sample to match the enrolled class member for member, only that</w:t>
+      </w:r>
+      <w:r>
+        <w:t xml:space="preserve"> </w:t>
+      </w:r>
+      <w:r>
+        <w:t xml:space="preserve">the relationship between his population and the enrolled class be</w:t>
+      </w:r>
+      <w:r>
+        <w:t xml:space="preserve"> </w:t>
+      </w:r>
+      <w:r>
+        <w:t xml:space="preserve">stable, an assumption that cannot be verified from public data and</w:t>
+      </w:r>
+      <w:r>
+        <w:t xml:space="preserve"> </w:t>
+      </w:r>
+      <w:r>
+        <w:t xml:space="preserve">whose plausible failures, examined below, mostly run against the paper’s</w:t>
+      </w:r>
+      <w:r>
+        <w:t xml:space="preserve"> </w:t>
+      </w:r>
+      <w:r>
+        <w:t xml:space="preserve">conclusion.</w:t>
       </w:r>
     </w:p>
     <w:p>
@@ -829,109 +1280,239 @@
         <w:pStyle w:val="BodyText"/>
       </w:pPr>
       <w:r>
-        <w:t xml:space="preserve">The SFFA litigation itself generated the most detailed estimates in the</w:t>
-      </w:r>
-      <w:r>
-        <w:t xml:space="preserve"> </w:t>
-      </w:r>
-      <w:r>
-        <w:t xml:space="preserve">literature, because discovery gave the experts on both sides access to</w:t>
-      </w:r>
-      <w:r>
-        <w:t xml:space="preserve"> </w:t>
-      </w:r>
-      <w:r>
-        <w:t xml:space="preserve">complete applicant-level records. From the Harvard and UNC data,</w:t>
-      </w:r>
-      <w:r>
-        <w:t xml:space="preserve"> </w:t>
-      </w:r>
-      <w:r>
-        <w:t xml:space="preserve">Arcidiacono, Kinsler, and Ransom published three peer-reviewed studies.</w:t>
-      </w:r>
-      <w:r>
-        <w:t xml:space="preserve"> </w:t>
-      </w:r>
-      <w:r>
-        <w:t xml:space="preserve">They found that the typical African American admit to Harvard would have</w:t>
-      </w:r>
-      <w:r>
-        <w:t xml:space="preserve"> </w:t>
-      </w:r>
-      <w:r>
-        <w:t xml:space="preserve">faced an admission rate roughly four times lower had the identical</w:t>
-      </w:r>
-      <w:r>
-        <w:t xml:space="preserve"> </w:t>
-      </w:r>
-      <w:r>
-        <w:t xml:space="preserve">application been evaluated as white, with preferences largest for</w:t>
-      </w:r>
-      <w:r>
-        <w:t xml:space="preserve"> </w:t>
-      </w:r>
-      <w:r>
-        <w:t xml:space="preserve">applicants from advantaged backgrounds (Arcidiacono, Kinsler, and Ransom</w:t>
-      </w:r>
-      <w:r>
-        <w:t xml:space="preserve"> </w:t>
-      </w:r>
-      <w:r>
-        <w:t xml:space="preserve">2023), that Asian American applicants faced a penalty relative to</w:t>
-      </w:r>
-      <w:r>
-        <w:t xml:space="preserve"> </w:t>
-      </w:r>
-      <w:r>
-        <w:t xml:space="preserve">observably similar white applicants (Arcidiacono, Kinsler, and Ransom</w:t>
-      </w:r>
-      <w:r>
-        <w:t xml:space="preserve"> </w:t>
-      </w:r>
-      <w:r>
-        <w:t xml:space="preserve">2022a), and that preferences for legacies and athletes flowed</w:t>
-      </w:r>
-      <w:r>
-        <w:t xml:space="preserve"> </w:t>
-      </w:r>
-      <w:r>
-        <w:t xml:space="preserve">overwhelmingly to white applicants (Arcidiacono, Kinsler, and Ransom</w:t>
-      </w:r>
-      <w:r>
-        <w:t xml:space="preserve"> </w:t>
-      </w:r>
-      <w:r>
-        <w:t xml:space="preserve">2022b). Card’s simulated decline from 14 to 6 percent, described in the</w:t>
-      </w:r>
-      <w:r>
-        <w:t xml:space="preserve"> </w:t>
-      </w:r>
-      <w:r>
-        <w:t xml:space="preserve">next section, is the defense counterpart of these estimates. The two</w:t>
-      </w:r>
-      <w:r>
-        <w:t xml:space="preserve"> </w:t>
-      </w:r>
-      <w:r>
-        <w:t xml:space="preserve">sides disputed modeling choices at length, but no expert in the case</w:t>
-      </w:r>
-      <w:r>
-        <w:t xml:space="preserve"> </w:t>
-      </w:r>
-      <w:r>
-        <w:t xml:space="preserve">produced a model in which removing racial preferences left the racial</w:t>
-      </w:r>
-      <w:r>
-        <w:t xml:space="preserve"> </w:t>
-      </w:r>
-      <w:r>
-        <w:t xml:space="preserve">composition of the class approximately unchanged. Effect sizes of this</w:t>
-      </w:r>
-      <w:r>
-        <w:t xml:space="preserve"> </w:t>
-      </w:r>
-      <w:r>
-        <w:t xml:space="preserve">magnitude were common ground.</w:t>
+        <w:t xml:space="preserve">Two amicus briefs, both filed August 1, 2022, carried versions of these</w:t>
+      </w:r>
+      <w:r>
+        <w:t xml:space="preserve"> </w:t>
+      </w:r>
+      <w:r>
+        <w:t xml:space="preserve">forecasts to the Supreme Court, and their quantitative commitments differ</w:t>
+      </w:r>
+      <w:r>
+        <w:t xml:space="preserve"> </w:t>
+      </w:r>
+      <w:r>
+        <w:t xml:space="preserve">markedly. The first came from fifteen research universities</w:t>
+      </w:r>
+      <w:r>
+        <w:t xml:space="preserve"> </w:t>
+      </w:r>
+      <w:r>
+        <w:t xml:space="preserve">(Brown, Caltech, Carnegie Mellon, Columbia, Cornell, Dartmouth, Duke,</w:t>
+      </w:r>
+      <w:r>
+        <w:t xml:space="preserve"> </w:t>
+      </w:r>
+      <w:r>
+        <w:t xml:space="preserve">Emory, Johns Hopkins, Princeton, Penn, the University of Chicago,</w:t>
+      </w:r>
+      <w:r>
+        <w:t xml:space="preserve"> </w:t>
+      </w:r>
+      <w:r>
+        <w:t xml:space="preserve">Vanderbilt, Washington University in St. Louis, and Yale), a group that</w:t>
+      </w:r>
+      <w:r>
+        <w:t xml:space="preserve"> </w:t>
+      </w:r>
+      <w:r>
+        <w:t xml:space="preserve">includes neither Harvard nor any signatory of the second brief. Its</w:t>
+      </w:r>
+      <w:r>
+        <w:t xml:space="preserve"> </w:t>
+      </w:r>
+      <w:r>
+        <w:t xml:space="preserve">one explicit number is Harvard-specific: the trial record showed that the</w:t>
+      </w:r>
+      <w:r>
+        <w:t xml:space="preserve"> </w:t>
+      </w:r>
+      <w:r>
+        <w:t xml:space="preserve">race-neutral alternatives proposed by the petitioner</w:t>
+      </w:r>
+      <w:r>
+        <w:t xml:space="preserve"> </w:t>
+      </w:r>
+      <w:r>
+        <w:t xml:space="preserve">“would lead to a near</w:t>
+      </w:r>
+      <w:r>
+        <w:t xml:space="preserve"> </w:t>
+      </w:r>
+      <w:r>
+        <w:t xml:space="preserve">33% reduction in the number of African American students admitted”</w:t>
+      </w:r>
+      <w:r>
+        <w:t xml:space="preserve"> </w:t>
+      </w:r>
+      <w:r>
+        <w:t xml:space="preserve">at</w:t>
+      </w:r>
+      <w:r>
+        <w:t xml:space="preserve"> </w:t>
+      </w:r>
+      <w:r>
+        <w:t xml:space="preserve">Harvard (Universities Brief 2022, 25, quoting the district court’s</w:t>
+      </w:r>
+      <w:r>
+        <w:t xml:space="preserve"> </w:t>
+      </w:r>
+      <w:r>
+        <w:t xml:space="preserve">findings). The finding the brief quotes summarizes the race-neutral</w:t>
+      </w:r>
+      <w:r>
+        <w:t xml:space="preserve"> </w:t>
+      </w:r>
+      <w:r>
+        <w:t xml:space="preserve">simulations offered by the petitioner’s expert, under which African</w:t>
+      </w:r>
+      <w:r>
+        <w:t xml:space="preserve"> </w:t>
+      </w:r>
+      <w:r>
+        <w:t xml:space="preserve">American representation in Harvard’s incoming class</w:t>
+      </w:r>
+      <w:r>
+        <w:t xml:space="preserve"> </w:t>
+      </w:r>
+      <w:r>
+        <w:t xml:space="preserve">“would fall nearly</w:t>
+      </w:r>
+      <w:r>
+        <w:t xml:space="preserve"> </w:t>
+      </w:r>
+      <w:r>
+        <w:t xml:space="preserve">one-third to approximately 10% of the class”</w:t>
+      </w:r>
+      <w:r>
+        <w:t xml:space="preserve"> </w:t>
+      </w:r>
+      <w:r>
+        <w:t xml:space="preserve">(</w:t>
+      </w:r>
+      <w:r>
+        <w:rPr>
+          <w:i/>
+          <w:iCs/>
+        </w:rPr>
+        <w:t xml:space="preserve">SFFA v. Harvard</w:t>
+      </w:r>
+      <w:r>
+        <w:t xml:space="preserve">, 397</w:t>
+      </w:r>
+      <w:r>
+        <w:t xml:space="preserve"> </w:t>
+      </w:r>
+      <w:r>
+        <w:t xml:space="preserve">F. Supp. 3d at 178-84). The 33 percent figure is smaller than Card’s 57 percent</w:t>
+      </w:r>
+      <w:r>
+        <w:t xml:space="preserve"> </w:t>
+      </w:r>
+      <w:r>
+        <w:t xml:space="preserve">relative decline because it describes a different counterfactual, the</w:t>
+      </w:r>
+      <w:r>
+        <w:t xml:space="preserve"> </w:t>
+      </w:r>
+      <w:r>
+        <w:t xml:space="preserve">petitioner’s proposed alternatives with their compensating policy changes,</w:t>
+      </w:r>
+      <w:r>
+        <w:t xml:space="preserve"> </w:t>
+      </w:r>
+      <w:r>
+        <w:t xml:space="preserve">rather than the removal of race with nothing else altered. Both figures</w:t>
+      </w:r>
+      <w:r>
+        <w:t xml:space="preserve"> </w:t>
+      </w:r>
+      <w:r>
+        <w:t xml:space="preserve">rest on the same underlying applicant data. Regarding their own campuses, the</w:t>
+      </w:r>
+      <w:r>
+        <w:t xml:space="preserve"> </w:t>
+      </w:r>
+      <w:r>
+        <w:t xml:space="preserve">fifteen universities made no numerical forecast. Their claims were</w:t>
+      </w:r>
+      <w:r>
+        <w:t xml:space="preserve"> </w:t>
+      </w:r>
+      <w:r>
+        <w:t xml:space="preserve">qualitative but unambiguous in direction: exclusively race-neutral</w:t>
+      </w:r>
+      <w:r>
+        <w:t xml:space="preserve"> </w:t>
+      </w:r>
+      <w:r>
+        <w:t xml:space="preserve">admissions</w:t>
+      </w:r>
+      <w:r>
+        <w:t xml:space="preserve"> </w:t>
+      </w:r>
+      <w:r>
+        <w:t xml:space="preserve">“would undercut Amici’s efforts to attain</w:t>
+      </w:r>
+      <w:r>
+        <w:t xml:space="preserve"> </w:t>
+      </w:r>
+      <w:r>
+        <w:t xml:space="preserve">‘the benefits of</w:t>
+      </w:r>
+      <w:r>
+        <w:t xml:space="preserve"> </w:t>
+      </w:r>
+      <w:r>
+        <w:t xml:space="preserve">diversity’</w:t>
+      </w:r>
+      <w:r>
+        <w:t xml:space="preserve"> </w:t>
+      </w:r>
+      <w:r>
+        <w:t xml:space="preserve">they seek,”</w:t>
+      </w:r>
+      <w:r>
+        <w:t xml:space="preserve"> </w:t>
+      </w:r>
+      <w:r>
+        <w:t xml:space="preserve">and</w:t>
+      </w:r>
+      <w:r>
+        <w:t xml:space="preserve"> </w:t>
+      </w:r>
+      <w:r>
+        <w:t xml:space="preserve">“no race-neutral alternative presently can</w:t>
+      </w:r>
+      <w:r>
+        <w:t xml:space="preserve"> </w:t>
+      </w:r>
+      <w:r>
+        <w:t xml:space="preserve">fully replace race-conscious individualized and holistic review”</w:t>
+      </w:r>
+      <w:r>
+        <w:t xml:space="preserve"> </w:t>
+      </w:r>
+      <w:r>
+        <w:t xml:space="preserve">(Universities Brief 2022, 25, 31). The brief thus committed its</w:t>
+      </w:r>
+      <w:r>
+        <w:t xml:space="preserve"> </w:t>
+      </w:r>
+      <w:r>
+        <w:t xml:space="preserve">signatories to the proposition that compliance with the petitioner’s</w:t>
+      </w:r>
+      <w:r>
+        <w:t xml:space="preserve"> </w:t>
+      </w:r>
+      <w:r>
+        <w:t xml:space="preserve">requested rule would visibly reduce racial diversity at their own</w:t>
+      </w:r>
+      <w:r>
+        <w:t xml:space="preserve"> </w:t>
+      </w:r>
+      <w:r>
+        <w:t xml:space="preserve">institutions.</w:t>
       </w:r>
     </w:p>
     <w:p>
@@ -939,237 +1520,13 @@
         <w:pStyle w:val="BodyText"/>
       </w:pPr>
       <w:r>
-        <w:t xml:space="preserve">A complementary quasi-experimental literature studies what happens when</w:t>
-      </w:r>
-      <w:r>
-        <w:t xml:space="preserve"> </w:t>
-      </w:r>
-      <w:r>
-        <w:t xml:space="preserve">selective institutions actually stop considering race. California’s</w:t>
-      </w:r>
-      <w:r>
-        <w:t xml:space="preserve"> </w:t>
-      </w:r>
-      <w:r>
-        <w:t xml:space="preserve">Proposition 209 is the cleanest case. Bleemer (2022) links every</w:t>
-      </w:r>
-      <w:r>
-        <w:t xml:space="preserve"> </w:t>
-      </w:r>
-      <w:r>
-        <w:t xml:space="preserve">University of California applicant from 1994 through 2002 to later</w:t>
-      </w:r>
-      <w:r>
-        <w:t xml:space="preserve"> </w:t>
-      </w:r>
-      <w:r>
-        <w:t xml:space="preserve">educational and labor-market records and shows that the ban produced</w:t>
-      </w:r>
-      <w:r>
-        <w:t xml:space="preserve"> </w:t>
-      </w:r>
-      <w:r>
-        <w:t xml:space="preserve">immediate, large declines in underrepresented minority enrollment at the</w:t>
-      </w:r>
-      <w:r>
-        <w:t xml:space="preserve"> </w:t>
-      </w:r>
-      <w:r>
-        <w:t xml:space="preserve">most selective campuses, cascading those applicants into less selective</w:t>
-      </w:r>
-      <w:r>
-        <w:t xml:space="preserve"> </w:t>
-      </w:r>
-      <w:r>
-        <w:t xml:space="preserve">institutions and lowering their subsequent wages. Hinrichs (2012) finds</w:t>
-      </w:r>
-      <w:r>
-        <w:t xml:space="preserve"> </w:t>
-      </w:r>
-      <w:r>
-        <w:t xml:space="preserve">in national data that statewide bans leave aggregate minority enrollment</w:t>
-      </w:r>
-      <w:r>
-        <w:t xml:space="preserve"> </w:t>
-      </w:r>
-      <w:r>
-        <w:t xml:space="preserve">roughly unchanged while reducing it sharply at the most selective</w:t>
-      </w:r>
-      <w:r>
-        <w:t xml:space="preserve"> </w:t>
-      </w:r>
-      <w:r>
-        <w:t xml:space="preserve">institutions, the segment occupied by every school studied here. These</w:t>
-      </w:r>
-      <w:r>
-        <w:t xml:space="preserve"> </w:t>
-      </w:r>
-      <w:r>
-        <w:t xml:space="preserve">episodes supply the empirical benchmark this paper uses. Where</w:t>
-      </w:r>
-      <w:r>
-        <w:t xml:space="preserve"> </w:t>
-      </w:r>
-      <w:r>
-        <w:t xml:space="preserve">race-conscious admission genuinely ends at a highly selective</w:t>
-      </w:r>
-      <w:r>
-        <w:t xml:space="preserve"> </w:t>
-      </w:r>
-      <w:r>
-        <w:t xml:space="preserve">institution, the compositional change is large and immediate, and it</w:t>
-      </w:r>
-      <w:r>
-        <w:t xml:space="preserve"> </w:t>
-      </w:r>
-      <w:r>
-        <w:t xml:space="preserve">appears in exactly the enrollment statistics examined below.</w:t>
-      </w:r>
-    </w:p>
-    <w:p>
-      <w:pPr>
-        <w:pStyle w:val="BodyText"/>
-      </w:pPr>
-      <w:r>
-        <w:t xml:space="preserve">The stakes of the compositional question are documented by Chetty,</w:t>
-      </w:r>
-      <w:r>
-        <w:t xml:space="preserve"> </w:t>
-      </w:r>
-      <w:r>
-        <w:t xml:space="preserve">Deming, and Friedman (2026), who estimate the causal effect of</w:t>
-      </w:r>
-      <w:r>
-        <w:t xml:space="preserve"> </w:t>
-      </w:r>
-      <w:r>
-        <w:t xml:space="preserve">attending an Ivy-Plus college on reaching the top of the income</w:t>
-      </w:r>
-      <w:r>
-        <w:t xml:space="preserve"> </w:t>
-      </w:r>
-      <w:r>
-        <w:t xml:space="preserve">distribution and on entry into leadership positions. Their subject is</w:t>
-      </w:r>
-      <w:r>
-        <w:t xml:space="preserve"> </w:t>
-      </w:r>
-      <w:r>
-        <w:t xml:space="preserve">the consequence of admission rather than its determinants, but their</w:t>
-      </w:r>
-      <w:r>
-        <w:t xml:space="preserve"> </w:t>
-      </w:r>
-      <w:r>
-        <w:t xml:space="preserve">findings explain why the demographics of a few dozen institutions</w:t>
-      </w:r>
-      <w:r>
-        <w:t xml:space="preserve"> </w:t>
-      </w:r>
-      <w:r>
-        <w:t xml:space="preserve">enrolling a fraction of one percent of American undergraduates command</w:t>
-      </w:r>
-      <w:r>
-        <w:t xml:space="preserve"> </w:t>
-      </w:r>
-      <w:r>
-        <w:t xml:space="preserve">the attention they do. The first post-ruling cycle has begun to attract</w:t>
-      </w:r>
-      <w:r>
-        <w:t xml:space="preserve"> </w:t>
-      </w:r>
-      <w:r>
-        <w:t xml:space="preserve">systematic study: Bloem et al. (2026) link national testing cohorts to</w:t>
-      </w:r>
-      <w:r>
-        <w:t xml:space="preserve"> </w:t>
-      </w:r>
-      <w:r>
-        <w:t xml:space="preserve">fall 2024 enrollment records and document underrepresented minority</w:t>
-      </w:r>
-      <w:r>
-        <w:t xml:space="preserve"> </w:t>
-      </w:r>
-      <w:r>
-        <w:t xml:space="preserve">enrollees cascading down the selectivity distribution in the ruling’s</w:t>
-      </w:r>
-      <w:r>
-        <w:t xml:space="preserve"> </w:t>
-      </w:r>
-      <w:r>
-        <w:t xml:space="preserve">first year, with their subject being aggregate enrollment patterns</w:t>
-      </w:r>
-      <w:r>
-        <w:t xml:space="preserve"> </w:t>
-      </w:r>
-      <w:r>
-        <w:t xml:space="preserve">rather than the litigation record. What no part of this literature yet</w:t>
-      </w:r>
-      <w:r>
-        <w:t xml:space="preserve"> </w:t>
-      </w:r>
-      <w:r>
-        <w:t xml:space="preserve">contains is a comparison of the litigation-era predictions with realized</w:t>
-      </w:r>
-      <w:r>
-        <w:t xml:space="preserve"> </w:t>
-      </w:r>
-      <w:r>
-        <w:t xml:space="preserve">post-ruling enrollment, stated in the units the predictions were issued.</w:t>
-      </w:r>
-      <w:r>
-        <w:t xml:space="preserve"> </w:t>
-      </w:r>
-      <w:r>
-        <w:t xml:space="preserve">The prediction side of the record closed in 2023. The outcome side, now</w:t>
-      </w:r>
-      <w:r>
-        <w:t xml:space="preserve"> </w:t>
-      </w:r>
-      <w:r>
-        <w:t xml:space="preserve">two entering classes deep, sits in public filings, and the remainder of</w:t>
-      </w:r>
-      <w:r>
-        <w:t xml:space="preserve"> </w:t>
-      </w:r>
-      <w:r>
-        <w:t xml:space="preserve">this paper performs the comparison.</w:t>
-      </w:r>
-    </w:p>
-    <w:bookmarkEnd w:id="10"/>
-    <w:bookmarkStart w:id="13" w:name="the-litigation-forecasts"/>
-    <w:p>
-      <w:pPr>
-        <w:pStyle w:val="Heading2"/>
-      </w:pPr>
-      <w:r>
-        <w:t xml:space="preserve">The Litigation Forecasts</w:t>
-      </w:r>
-    </w:p>
-    <w:p>
-      <w:pPr>
-        <w:pStyle w:val="FirstParagraph"/>
-      </w:pPr>
-      <w:r>
-        <w:t xml:space="preserve">Card’s report, filed December 15, 2017, estimated admissions models on</w:t>
-      </w:r>
-      <w:r>
-        <w:t xml:space="preserve"> </w:t>
-      </w:r>
-      <w:r>
-        <w:t xml:space="preserve">Harvard’s internal records for applicants to the Classes of 2014 through</w:t>
-      </w:r>
-      <w:r>
-        <w:t xml:space="preserve"> </w:t>
-      </w:r>
-      <w:r>
-        <w:t xml:space="preserve">2019 and then simulated the Class of 2019 admissions cycle with the race</w:t>
-      </w:r>
-      <w:r>
-        <w:t xml:space="preserve"> </w:t>
-      </w:r>
-      <w:r>
-        <w:t xml:space="preserve">coefficients set to zero:</w:t>
+        <w:t xml:space="preserve">The second brief, organized by Amherst and joined by thirty-two other</w:t>
+      </w:r>
+      <w:r>
+        <w:t xml:space="preserve"> </w:t>
+      </w:r>
+      <w:r>
+        <w:t xml:space="preserve">colleges and universities, made the broadest quantitative claims in the record:</w:t>
       </w:r>
     </w:p>
     <w:p>
@@ -1177,339 +1534,7 @@
         <w:pStyle w:val="BlockText"/>
       </w:pPr>
       <w:r>
-        <w:t xml:space="preserve">“In my simulation, the share of African-American students in the admitted</w:t>
-      </w:r>
-      <w:r>
-        <w:t xml:space="preserve"> </w:t>
-      </w:r>
-      <w:r>
-        <w:t xml:space="preserve">class would drop from 14% to 6%. The fraction of Hispanic or Other students</w:t>
-      </w:r>
-      <w:r>
-        <w:t xml:space="preserve"> </w:t>
-      </w:r>
-      <w:r>
-        <w:t xml:space="preserve">would fall from 14% to 9%. The fraction of admitted students who are</w:t>
-      </w:r>
-      <w:r>
-        <w:t xml:space="preserve"> </w:t>
-      </w:r>
-      <w:r>
-        <w:t xml:space="preserve">Asian-American would rise from 24% to 27%. And the fraction of admitted</w:t>
-      </w:r>
-      <w:r>
-        <w:t xml:space="preserve"> </w:t>
-      </w:r>
-      <w:r>
-        <w:t xml:space="preserve">students who are White would rise from 40% to 48%.”</w:t>
-      </w:r>
-      <w:r>
-        <w:t xml:space="preserve"> </w:t>
-      </w:r>
-      <w:r>
-        <w:t xml:space="preserve">(Card 2017, 103)</w:t>
-      </w:r>
-    </w:p>
-    <w:p>
-      <w:pPr>
-        <w:pStyle w:val="FirstParagraph"/>
-      </w:pPr>
-      <w:r>
-        <w:t xml:space="preserve">The baseline of 14 percent corresponds to 234 African American admits</w:t>
-      </w:r>
-      <w:r>
-        <w:t xml:space="preserve"> </w:t>
-      </w:r>
-      <w:r>
-        <w:t xml:space="preserve">among the 1,679 domestic admits in the simulation sample (Card 2017,</w:t>
-      </w:r>
-      <w:r>
-        <w:t xml:space="preserve"> </w:t>
-      </w:r>
-      <w:r>
-        <w:t xml:space="preserve">125).</w:t>
-      </w:r>
-      <w:r>
-        <w:rPr>
-          <w:rStyle w:val="FootnoteReference"/>
-        </w:rPr>
-        <w:footnoteReference w:id="11"/>
-      </w:r>
-      <w:r>
-        <w:t xml:space="preserve"> </w:t>
-      </w:r>
-      <w:r>
-        <w:t xml:space="preserve">Domestic status, defined as citizenship or permanent residency,</w:t>
-      </w:r>
-      <w:r>
-        <w:t xml:space="preserve"> </w:t>
-      </w:r>
-      <w:r>
-        <w:t xml:space="preserve">restricts the sample throughout the report (Card 2017, nn. 6, 8), and race</w:t>
-      </w:r>
-      <w:r>
-        <w:t xml:space="preserve"> </w:t>
-      </w:r>
-      <w:r>
-        <w:t xml:space="preserve">follows Harvard’s internal classification, under which an applicant</w:t>
-      </w:r>
-      <w:r>
-        <w:t xml:space="preserve"> </w:t>
-      </w:r>
-      <w:r>
-        <w:t xml:space="preserve">marking more than one race is assigned to a single category. The report’s</w:t>
-      </w:r>
-      <w:r>
-        <w:t xml:space="preserve"> </w:t>
-      </w:r>
-      <w:r>
-        <w:t xml:space="preserve">time-series exhibits (Card 2017, 90-93) indicate that the domestic-admit</w:t>
-      </w:r>
-      <w:r>
-        <w:t xml:space="preserve"> </w:t>
-      </w:r>
-      <w:r>
-        <w:t xml:space="preserve">Black share remained close to 14 percent over the full estimation window,</w:t>
-      </w:r>
-      <w:r>
-        <w:t xml:space="preserve"> </w:t>
-      </w:r>
-      <w:r>
-        <w:t xml:space="preserve">so the Class of 2019 baseline is representative of the period rather than</w:t>
-      </w:r>
-      <w:r>
-        <w:t xml:space="preserve"> </w:t>
-      </w:r>
-      <w:r>
-        <w:t xml:space="preserve">an outlier.</w:t>
-      </w:r>
-    </w:p>
-    <w:p>
-      <w:pPr>
-        <w:pStyle w:val="BodyText"/>
-      </w:pPr>
-      <w:r>
-        <w:t xml:space="preserve">Two amicus briefs, both filed August 1, 2022, carried versions of these</w:t>
-      </w:r>
-      <w:r>
-        <w:t xml:space="preserve"> </w:t>
-      </w:r>
-      <w:r>
-        <w:t xml:space="preserve">forecasts to the Supreme Court, and their quantitative commitments differ</w:t>
-      </w:r>
-      <w:r>
-        <w:t xml:space="preserve"> </w:t>
-      </w:r>
-      <w:r>
-        <w:t xml:space="preserve">markedly. The first came from fifteen research universities</w:t>
-      </w:r>
-      <w:r>
-        <w:t xml:space="preserve"> </w:t>
-      </w:r>
-      <w:r>
-        <w:t xml:space="preserve">(Brown, Caltech, Carnegie Mellon, Columbia, Cornell, Dartmouth, Duke,</w:t>
-      </w:r>
-      <w:r>
-        <w:t xml:space="preserve"> </w:t>
-      </w:r>
-      <w:r>
-        <w:t xml:space="preserve">Emory, Johns Hopkins, Princeton, Penn, the University of Chicago,</w:t>
-      </w:r>
-      <w:r>
-        <w:t xml:space="preserve"> </w:t>
-      </w:r>
-      <w:r>
-        <w:t xml:space="preserve">Vanderbilt, Washington University in St. Louis, and Yale), a group that</w:t>
-      </w:r>
-      <w:r>
-        <w:t xml:space="preserve"> </w:t>
-      </w:r>
-      <w:r>
-        <w:t xml:space="preserve">includes neither Harvard nor any signatory of the second brief. Its</w:t>
-      </w:r>
-      <w:r>
-        <w:t xml:space="preserve"> </w:t>
-      </w:r>
-      <w:r>
-        <w:t xml:space="preserve">one explicit number is Harvard-specific: the trial record showed that the</w:t>
-      </w:r>
-      <w:r>
-        <w:t xml:space="preserve"> </w:t>
-      </w:r>
-      <w:r>
-        <w:t xml:space="preserve">race-neutral alternatives proposed by the petitioner</w:t>
-      </w:r>
-      <w:r>
-        <w:t xml:space="preserve"> </w:t>
-      </w:r>
-      <w:r>
-        <w:t xml:space="preserve">“would lead to a near</w:t>
-      </w:r>
-      <w:r>
-        <w:t xml:space="preserve"> </w:t>
-      </w:r>
-      <w:r>
-        <w:t xml:space="preserve">33% reduction in the number of African American students admitted”</w:t>
-      </w:r>
-      <w:r>
-        <w:t xml:space="preserve"> </w:t>
-      </w:r>
-      <w:r>
-        <w:t xml:space="preserve">at</w:t>
-      </w:r>
-      <w:r>
-        <w:t xml:space="preserve"> </w:t>
-      </w:r>
-      <w:r>
-        <w:t xml:space="preserve">Harvard (Universities Brief 2022, 25, quoting the district court’s</w:t>
-      </w:r>
-      <w:r>
-        <w:t xml:space="preserve"> </w:t>
-      </w:r>
-      <w:r>
-        <w:t xml:space="preserve">findings).</w:t>
-      </w:r>
-      <w:r>
-        <w:rPr>
-          <w:rStyle w:val="FootnoteReference"/>
-        </w:rPr>
-        <w:footnoteReference w:id="12"/>
-      </w:r>
-      <w:r>
-        <w:t xml:space="preserve"> </w:t>
-      </w:r>
-      <w:r>
-        <w:t xml:space="preserve">The 33 percent figure is smaller than Card’s 57 percent</w:t>
-      </w:r>
-      <w:r>
-        <w:t xml:space="preserve"> </w:t>
-      </w:r>
-      <w:r>
-        <w:t xml:space="preserve">relative decline because it describes a different counterfactual, the</w:t>
-      </w:r>
-      <w:r>
-        <w:t xml:space="preserve"> </w:t>
-      </w:r>
-      <w:r>
-        <w:t xml:space="preserve">petitioner’s proposed alternatives with their compensating policy changes,</w:t>
-      </w:r>
-      <w:r>
-        <w:t xml:space="preserve"> </w:t>
-      </w:r>
-      <w:r>
-        <w:t xml:space="preserve">rather than the removal of race with nothing else altered. Both figures</w:t>
-      </w:r>
-      <w:r>
-        <w:t xml:space="preserve"> </w:t>
-      </w:r>
-      <w:r>
-        <w:t xml:space="preserve">descend from the same expert analysis. Regarding their own campuses, the</w:t>
-      </w:r>
-      <w:r>
-        <w:t xml:space="preserve"> </w:t>
-      </w:r>
-      <w:r>
-        <w:t xml:space="preserve">fifteen universities made no numerical forecast. Their claims were</w:t>
-      </w:r>
-      <w:r>
-        <w:t xml:space="preserve"> </w:t>
-      </w:r>
-      <w:r>
-        <w:t xml:space="preserve">qualitative but unambiguous in direction: exclusively race-neutral</w:t>
-      </w:r>
-      <w:r>
-        <w:t xml:space="preserve"> </w:t>
-      </w:r>
-      <w:r>
-        <w:t xml:space="preserve">admissions</w:t>
-      </w:r>
-      <w:r>
-        <w:t xml:space="preserve"> </w:t>
-      </w:r>
-      <w:r>
-        <w:t xml:space="preserve">“would undercut Amici’s efforts to attain</w:t>
-      </w:r>
-      <w:r>
-        <w:t xml:space="preserve"> </w:t>
-      </w:r>
-      <w:r>
-        <w:t xml:space="preserve">‘the benefits of</w:t>
-      </w:r>
-      <w:r>
-        <w:t xml:space="preserve"> </w:t>
-      </w:r>
-      <w:r>
-        <w:t xml:space="preserve">diversity’</w:t>
-      </w:r>
-      <w:r>
-        <w:t xml:space="preserve"> </w:t>
-      </w:r>
-      <w:r>
-        <w:t xml:space="preserve">they seek,”</w:t>
-      </w:r>
-      <w:r>
-        <w:t xml:space="preserve"> </w:t>
-      </w:r>
-      <w:r>
-        <w:t xml:space="preserve">and</w:t>
-      </w:r>
-      <w:r>
-        <w:t xml:space="preserve"> </w:t>
-      </w:r>
-      <w:r>
-        <w:t xml:space="preserve">“no race-neutral alternative presently can</w:t>
-      </w:r>
-      <w:r>
-        <w:t xml:space="preserve"> </w:t>
-      </w:r>
-      <w:r>
-        <w:t xml:space="preserve">fully replace race-conscious individualized and holistic review”</w:t>
-      </w:r>
-      <w:r>
-        <w:t xml:space="preserve"> </w:t>
-      </w:r>
-      <w:r>
-        <w:t xml:space="preserve">(Universities Brief 2022, 25, 31). The brief thus committed its</w:t>
-      </w:r>
-      <w:r>
-        <w:t xml:space="preserve"> </w:t>
-      </w:r>
-      <w:r>
-        <w:t xml:space="preserve">signatories to the proposition that compliance with the petitioner’s</w:t>
-      </w:r>
-      <w:r>
-        <w:t xml:space="preserve"> </w:t>
-      </w:r>
-      <w:r>
-        <w:t xml:space="preserve">requested rule would visibly reduce racial diversity at their own</w:t>
-      </w:r>
-      <w:r>
-        <w:t xml:space="preserve"> </w:t>
-      </w:r>
-      <w:r>
-        <w:t xml:space="preserve">institutions.</w:t>
-      </w:r>
-    </w:p>
-    <w:p>
-      <w:pPr>
-        <w:pStyle w:val="BodyText"/>
-      </w:pPr>
-      <w:r>
-        <w:t xml:space="preserve">The second brief, organized by Amherst and joined by thirty-two other</w:t>
-      </w:r>
-      <w:r>
-        <w:t xml:space="preserve"> </w:t>
-      </w:r>
-      <w:r>
-        <w:t xml:space="preserve">colleges, made the broadest quantitative claims in the record:</w:t>
-      </w:r>
-    </w:p>
-    <w:p>
-      <w:pPr>
-        <w:pStyle w:val="BlockText"/>
-      </w:pPr>
-      <w:r>
-        <w:t xml:space="preserve">“Black enrollment would likely decline between 50% and 70%; the</w:t>
+        <w:t xml:space="preserve">Black enrollment would likely decline between 50% and 70%; the</w:t>
       </w:r>
       <w:r>
         <w:t xml:space="preserve"> </w:t>
@@ -1570,9 +1595,6 @@
       </w:r>
       <w:r>
         <w:t xml:space="preserve">students.’</w:t>
-      </w:r>
-      <w:r>
-        <w:t xml:space="preserve">”</w:t>
       </w:r>
       <w:r>
         <w:t xml:space="preserve"> </w:t>
@@ -1766,13 +1788,13 @@
         <w:t xml:space="preserve"> </w:t>
       </w:r>
       <w:r>
-        <w:t xml:space="preserve">Imbens, the last a co-recipient of the 2021 prize awarded to Card</w:t>
-      </w:r>
-      <w:r>
-        <w:t xml:space="preserve"> </w:t>
-      </w:r>
-      <w:r>
-        <w:t xml:space="preserve">himself. Their brief attested that Card</w:t>
+        <w:t xml:space="preserve">Imbens, the last a co-recipient of the 2021 prize that Card</w:t>
+      </w:r>
+      <w:r>
+        <w:t xml:space="preserve"> </w:t>
+      </w:r>
+      <w:r>
+        <w:t xml:space="preserve">shared. Their brief attested that Card</w:t>
       </w:r>
       <w:r>
         <w:t xml:space="preserve"> </w:t>
@@ -1850,29 +1872,17 @@
         <w:t xml:space="preserve"> </w:t>
       </w:r>
       <w:r>
-        <w:t xml:space="preserve">That exchange, whatever its merits, establishes that the simulation</w:t>
-      </w:r>
-      <w:r>
-        <w:t xml:space="preserve"> </w:t>
-      </w:r>
-      <w:r>
-        <w:t xml:space="preserve">tested in this paper is not marginal work. Prominent members of the</w:t>
-      </w:r>
-      <w:r>
-        <w:t xml:space="preserve"> </w:t>
-      </w:r>
-      <w:r>
-        <w:t xml:space="preserve">profession endorsed it to the Court, so the predictions tested below</w:t>
-      </w:r>
-      <w:r>
-        <w:t xml:space="preserve"> </w:t>
-      </w:r>
-      <w:r>
-        <w:t xml:space="preserve">carry professional endorsement and not only one expert’s judgment.</w:t>
-      </w:r>
-    </w:p>
-    <w:bookmarkEnd w:id="13"/>
-    <w:bookmarkStart w:id="26" w:name="post-sffa-results"/>
+        <w:t xml:space="preserve">Prominent economists endorsed Card’s analysis to the Court, so the predictions tested below</w:t>
+      </w:r>
+      <w:r>
+        <w:t xml:space="preserve"> </w:t>
+      </w:r>
+      <w:r>
+        <w:t xml:space="preserve">command professional endorsement and are not simply one paid expert’s judgment.</w:t>
+      </w:r>
+    </w:p>
+    <w:bookmarkEnd w:id="10"/>
+    <w:bookmarkStart w:id="21" w:name="post-sffa-results"/>
     <w:p>
       <w:pPr>
         <w:pStyle w:val="Heading2"/>
@@ -1881,7 +1891,7 @@
         <w:t xml:space="preserve">Post-SFFA Results</w:t>
       </w:r>
     </w:p>
-    <w:bookmarkStart w:id="14" w:name="data"/>
+    <w:bookmarkStart w:id="11" w:name="data"/>
     <w:p>
       <w:pPr>
         <w:pStyle w:val="Heading3"/>
@@ -2122,8 +2132,8 @@
         <w:t xml:space="preserve">below.</w:t>
       </w:r>
     </w:p>
-    <w:bookmarkEnd w:id="14"/>
-    <w:bookmarkStart w:id="20" w:name="harvard"/>
+    <w:bookmarkEnd w:id="11"/>
+    <w:bookmarkStart w:id="16" w:name="harvard"/>
     <w:p>
       <w:pPr>
         <w:pStyle w:val="Heading3"/>
@@ -2132,7 +2142,7 @@
         <w:t xml:space="preserve">Harvard</w:t>
       </w:r>
     </w:p>
-    <w:bookmarkStart w:id="15" w:name="commensurability"/>
+    <w:bookmarkStart w:id="12" w:name="commensurability"/>
     <w:p>
       <w:pPr>
         <w:pStyle w:val="Heading4"/>
@@ -2146,55 +2156,61 @@
         <w:pStyle w:val="FirstParagraph"/>
       </w:pPr>
       <w:r>
-        <w:t xml:space="preserve">Three definitional wedges separate Card’s metric from anything a CDS</w:t>
-      </w:r>
-      <w:r>
-        <w:t xml:space="preserve"> </w:t>
-      </w:r>
-      <w:r>
-        <w:t xml:space="preserve">filing reports. The populations differ, since roughly 2,000 students are</w:t>
-      </w:r>
-      <w:r>
-        <w:t xml:space="preserve"> </w:t>
-      </w:r>
-      <w:r>
-        <w:t xml:space="preserve">admitted to produce an entering class of roughly 1,600. The scope differs,</w:t>
-      </w:r>
-      <w:r>
-        <w:t xml:space="preserve"> </w:t>
-      </w:r>
-      <w:r>
-        <w:t xml:space="preserve">since Card excludes international students while the CDS reports them on a</w:t>
-      </w:r>
-      <w:r>
-        <w:t xml:space="preserve"> </w:t>
-      </w:r>
-      <w:r>
-        <w:t xml:space="preserve">separate line within the same table. The race coding differs, since</w:t>
-      </w:r>
-      <w:r>
-        <w:t xml:space="preserve"> </w:t>
-      </w:r>
-      <w:r>
-        <w:t xml:space="preserve">Harvard’s internal scheme assigns multiracial applicants to single</w:t>
-      </w:r>
-      <w:r>
-        <w:t xml:space="preserve"> </w:t>
-      </w:r>
-      <w:r>
-        <w:t xml:space="preserve">categories, recording Black-identifying applicants as Black, while the</w:t>
-      </w:r>
-      <w:r>
-        <w:t xml:space="preserve"> </w:t>
-      </w:r>
-      <w:r>
-        <w:t xml:space="preserve">federal scheme reports non-Hispanic multiracial students in a separate</w:t>
-      </w:r>
-      <w:r>
-        <w:t xml:space="preserve"> </w:t>
-      </w:r>
-      <w:r>
-        <w:t xml:space="preserve">category and Hispanic students of any race as Hispanic.</w:t>
+        <w:t xml:space="preserve">The three restrictions described in the forecasts section mean that Card’s 14 percent</w:t>
+      </w:r>
+      <w:r>
+        <w:t xml:space="preserve"> </w:t>
+      </w:r>
+      <w:r>
+        <w:t xml:space="preserve">corresponds to no number in a public filing. The federal side of the</w:t>
+      </w:r>
+      <w:r>
+        <w:t xml:space="preserve"> </w:t>
+      </w:r>
+      <w:r>
+        <w:t xml:space="preserve">comparison has its own conventions. A CDS filing counts enrolled</w:t>
+      </w:r>
+      <w:r>
+        <w:t xml:space="preserve"> </w:t>
+      </w:r>
+      <w:r>
+        <w:t xml:space="preserve">students, roughly 1,600 in Harvard’s case, against the roughly 2,000</w:t>
+      </w:r>
+      <w:r>
+        <w:t xml:space="preserve"> </w:t>
+      </w:r>
+      <w:r>
+        <w:t xml:space="preserve">admitted. It reports international students on a separate line of the</w:t>
+      </w:r>
+      <w:r>
+        <w:t xml:space="preserve"> </w:t>
+      </w:r>
+      <w:r>
+        <w:t xml:space="preserve">same table rather than excluding them. And it applies the federal race</w:t>
+      </w:r>
+      <w:r>
+        <w:t xml:space="preserve"> </w:t>
+      </w:r>
+      <w:r>
+        <w:t xml:space="preserve">rules, under which Hispanic students of any race are reported as</w:t>
+      </w:r>
+      <w:r>
+        <w:t xml:space="preserve"> </w:t>
+      </w:r>
+      <w:r>
+        <w:t xml:space="preserve">Hispanic and non-Hispanic multiracial students occupy a dedicated</w:t>
+      </w:r>
+      <w:r>
+        <w:t xml:space="preserve"> </w:t>
+      </w:r>
+      <w:r>
+        <w:t xml:space="preserve">category, so the single-race Black line is systematically narrower than</w:t>
+      </w:r>
+      <w:r>
+        <w:t xml:space="preserve"> </w:t>
+      </w:r>
+      <w:r>
+        <w:t xml:space="preserve">Card’s Black count.</w:t>
       </w:r>
       <w:r>
         <w:t xml:space="preserve"> </w:t>
@@ -2206,7 +2222,7 @@
         <w:t xml:space="preserve"> </w:t>
       </w:r>
       <w:r>
-        <w:t xml:space="preserve">at moderately lower rates than white or Asian admits according to the</w:t>
+        <w:t xml:space="preserve">at moderately lower rates than White or Asian admits according to the</w:t>
       </w:r>
       <w:r>
         <w:t xml:space="preserve"> </w:t>
@@ -2254,7 +2270,13 @@
         <w:t xml:space="preserve"> </w:t>
       </w:r>
       <w:r>
-        <w:t xml:space="preserve">identical cohort. Card’s baseline describes students admitted in the</w:t>
+        <w:t xml:space="preserve">identical cohort, the one cohort for which this is possible. Card’s</w:t>
+      </w:r>
+      <w:r>
+        <w:t xml:space="preserve"> </w:t>
+      </w:r>
+      <w:r>
+        <w:t xml:space="preserve">baseline describes students admitted in the</w:t>
       </w:r>
       <w:r>
         <w:t xml:space="preserve"> </w:t>
@@ -2284,7 +2306,13 @@
         <w:t xml:space="preserve"> </w:t>
       </w:r>
       <w:r>
-        <w:t xml:space="preserve">underlying counts (109/1,441 divided by 234/1,679), is 0.543. Throughout</w:t>
+        <w:t xml:space="preserve">underlying counts (109/1,441 divided by 234/1,679), is 0.543, and I use</w:t>
+      </w:r>
+      <w:r>
+        <w:t xml:space="preserve"> </w:t>
+      </w:r>
+      <w:r>
+        <w:t xml:space="preserve">0.54 below. Throughout</w:t>
       </w:r>
       <w:r>
         <w:t xml:space="preserve"> </w:t>
@@ -2304,43 +2332,7 @@
         <w:pStyle w:val="BodyText"/>
       </w:pPr>
       <w:r>
-        <w:t xml:space="preserve">A second calibration uses the full estimation window rather than a single</w:t>
-      </w:r>
-      <w:r>
-        <w:t xml:space="preserve"> </w:t>
-      </w:r>
-      <w:r>
-        <w:t xml:space="preserve">cohort. Averaging Harvard’s CDS shares over the six entering classes of</w:t>
-      </w:r>
-      <w:r>
-        <w:t xml:space="preserve"> </w:t>
-      </w:r>
-      <w:r>
-        <w:t xml:space="preserve">fall 2010 through fall 2015 gives</w:t>
-      </w:r>
-      <w:r>
-        <w:t xml:space="preserve"> </w:t>
-      </w:r>
-      <w:r>
-        <w:t xml:space="preserve">7.53 percent, and dividing by the 14</w:t>
-      </w:r>
-      <w:r>
-        <w:t xml:space="preserve"> </w:t>
-      </w:r>
-      <w:r>
-        <w:t xml:space="preserve">percent that Card’s exhibits show for the same window yields</w:t>
-      </w:r>
-      <w:r>
-        <w:t xml:space="preserve"> </w:t>
-      </w:r>
-      <w:r>
-        <w:t xml:space="preserve">0.538. The two calibrations agree to two decimal</w:t>
-      </w:r>
-      <w:r>
-        <w:t xml:space="preserve"> </w:t>
-      </w:r>
-      <w:r>
-        <w:t xml:space="preserve">places, and I use 0.54 below. A prediction stated in Card’s units is</w:t>
+        <w:t xml:space="preserve">A prediction stated in Card’s units is</w:t>
       </w:r>
       <w:r>
         <w:t xml:space="preserve"> </w:t>
@@ -2358,13 +2350,7 @@
         <w:t xml:space="preserve"> </w:t>
       </w:r>
       <w:r>
-        <w:t xml:space="preserve">3.2 percent on a CDS filing (3.23 on</w:t>
-      </w:r>
-      <w:r>
-        <w:t xml:space="preserve"> </w:t>
-      </w:r>
-      <w:r>
-        <w:t xml:space="preserve">the six-cohort calibration, 3.26 on the single-cohort one). This</w:t>
+        <w:t xml:space="preserve">3.3 percent on a CDS filing. This</w:t>
       </w:r>
       <w:r>
         <w:t xml:space="preserve"> </w:t>
@@ -2396,7 +2382,7 @@
         <w:t xml:space="preserve"> </w:t>
       </w:r>
       <w:r>
-        <w:t xml:space="preserve">adjustment, all measured on 2010-2015 cohorts, and may have drifted</w:t>
+        <w:t xml:space="preserve">adjustment, all measured on the fall 2015 cohort, and may have drifted</w:t>
       </w:r>
       <w:r>
         <w:t xml:space="preserve"> </w:t>
@@ -2414,7 +2400,7 @@
         <w:t xml:space="preserve"> </w:t>
       </w:r>
       <w:r>
-        <w:t xml:space="preserve">converted benchmark below 3.2 percent. Nondisclosure of race has also</w:t>
+        <w:t xml:space="preserve">converted benchmark below 3.3 percent. Nondisclosure of race has also</w:t>
       </w:r>
       <w:r>
         <w:t xml:space="preserve"> </w:t>
@@ -2477,8 +2463,8 @@
         <w:t xml:space="preserve">point developed further below.</w:t>
       </w:r>
     </w:p>
-    <w:bookmarkEnd w:id="15"/>
-    <w:bookmarkStart w:id="17" w:name="the-post-ruling-classes"/>
+    <w:bookmarkEnd w:id="12"/>
+    <w:bookmarkStart w:id="14" w:name="the-post-ruling-classes"/>
     <w:p>
       <w:pPr>
         <w:pStyle w:val="Heading4"/>
@@ -2516,7 +2502,7 @@
         <w:t xml:space="preserve"> </w:t>
       </w:r>
       <w:r>
-        <w:t xml:space="preserve">essentially been realized. Read against the converted benchmark of 3.2</w:t>
+        <w:t xml:space="preserve">essentially been realized. Read against the converted benchmark of 3.3</w:t>
       </w:r>
       <w:r>
         <w:t xml:space="preserve"> </w:t>
@@ -2551,7 +2537,7 @@
         <w:t xml:space="preserve"> </w:t>
       </w:r>
       <w:r>
-        <w:t xml:space="preserve">year-to-year noise, to parallel the six-cohort averaging of the</w:t>
+        <w:t xml:space="preserve">year-to-year noise, to parallel the 2010-2015 averaging of the</w:t>
       </w:r>
       <w:r>
         <w:t xml:space="preserve"> </w:t>
@@ -2573,7 +2559,7 @@
       <w:tr>
         <w:tc>
           <w:tcPr/>
-          <w:bookmarkStart w:id="16" w:name="tbl-harvard"/>
+          <w:bookmarkStart w:id="13" w:name="tbl-harvard"/>
           <w:p>
             <w:pPr>
               <w:jc w:val="center"/>
@@ -2584,19 +2570,20 @@
               <w:pStyle w:val="ImageCaption"/>
             </w:pPr>
             <w:r>
-              <w:t xml:space="preserve">Table 1: Black share of Harvard’s entering class under the federal (CDS) metric and the expert-report (Card) metric. The CDS metric is the single-race Black share of enrolled US first-years. The conversion factor between metrics is 0.54, calibrated on the Classes of 2014-19 as described in the text.</w:t>
+              <w:t xml:space="preserve">Table 1: Black share of Harvard’s entering class under the federal (CDS) metric and the expert-report (Card) metric. The CDS metric is the single-race Black share of enrolled US first-years. The conversion factor between metrics is 0.54, calibrated on the Class of 2019, the one cohort observable in both metrics. Card-unit entries other than the calibration cohort are obtained by conversion; the fall 2010-2015 average is a CDS-side quantity only.</w:t>
             </w:r>
           </w:p>
           <w:tbl>
             <w:tblPr>
               <w:tblStyle w:val="Table"/>
-              <w:tblW w:type="auto" w:w="0"/>
+              <w:tblW w:type="pct" w:w="5000"/>
+              <w:tblLayout w:type="fixed"/>
               <w:tblLook w:firstRow="1" w:lastRow="0" w:firstColumn="0" w:lastColumn="0" w:noHBand="0" w:noVBand="0" w:val="0020"/>
             </w:tblPr>
             <w:tblGrid>
-              <w:gridCol w:w="2640"/>
-              <w:gridCol w:w="2640"/>
-              <w:gridCol w:w="2640"/>
+              <w:gridCol w:w="5702"/>
+              <w:gridCol w:w="1056"/>
+              <w:gridCol w:w="1161"/>
             </w:tblGrid>
             <w:tr>
               <w:trPr>
@@ -2647,33 +2634,33 @@
                     <w:jc w:val="center"/>
                   </w:pPr>
                   <w:r>
-                    <w:t xml:space="preserve">Estimation window (Classes of 2014-19, avg)</w:t>
-                  </w:r>
-                </w:p>
-              </w:tc>
-              <w:tc>
-                <w:tcPr/>
-                <w:p>
-                  <w:pPr>
-                    <w:pStyle w:val="Compact"/>
-                    <w:jc w:val="right"/>
-                    <w:jc w:val="center"/>
-                  </w:pPr>
-                  <w:r>
-                    <w:t xml:space="preserve">7.5%</w:t>
-                  </w:r>
-                </w:p>
-              </w:tc>
-              <w:tc>
-                <w:tcPr/>
-                <w:p>
-                  <w:pPr>
-                    <w:pStyle w:val="Compact"/>
-                    <w:jc w:val="right"/>
-                    <w:jc w:val="center"/>
-                  </w:pPr>
-                  <w:r>
-                    <w:t xml:space="preserve">14.0%</w:t>
+                    <w:t xml:space="preserve">Calibration cohort (Class of 2019, entered fall 2015)</w:t>
+                  </w:r>
+                </w:p>
+              </w:tc>
+              <w:tc>
+                <w:tcPr/>
+                <w:p>
+                  <w:pPr>
+                    <w:pStyle w:val="Compact"/>
+                    <w:jc w:val="right"/>
+                    <w:jc w:val="center"/>
+                  </w:pPr>
+                  <w:r>
+                    <w:t xml:space="preserve">7.6%</w:t>
+                  </w:r>
+                </w:p>
+              </w:tc>
+              <w:tc>
+                <w:tcPr/>
+                <w:p>
+                  <w:pPr>
+                    <w:pStyle w:val="Compact"/>
+                    <w:jc w:val="right"/>
+                    <w:jc w:val="center"/>
+                  </w:pPr>
+                  <w:r>
+                    <w:t xml:space="preserve">13.9%</w:t>
                   </w:r>
                 </w:p>
               </w:tc>
@@ -2688,33 +2675,33 @@
                     <w:jc w:val="center"/>
                   </w:pPr>
                   <w:r>
-                    <w:t xml:space="preserve">Race-blind simulation (Card 2017)</w:t>
-                  </w:r>
-                </w:p>
-              </w:tc>
-              <w:tc>
-                <w:tcPr/>
-                <w:p>
-                  <w:pPr>
-                    <w:pStyle w:val="Compact"/>
-                    <w:jc w:val="right"/>
-                    <w:jc w:val="center"/>
-                  </w:pPr>
-                  <w:r>
-                    <w:t xml:space="preserve">3.2%</w:t>
-                  </w:r>
-                </w:p>
-              </w:tc>
-              <w:tc>
-                <w:tcPr/>
-                <w:p>
-                  <w:pPr>
-                    <w:pStyle w:val="Compact"/>
-                    <w:jc w:val="right"/>
-                    <w:jc w:val="center"/>
-                  </w:pPr>
-                  <w:r>
-                    <w:t xml:space="preserve">6.0%</w:t>
+                    <w:t xml:space="preserve">Fall 2010-2015 average</w:t>
+                  </w:r>
+                </w:p>
+              </w:tc>
+              <w:tc>
+                <w:tcPr/>
+                <w:p>
+                  <w:pPr>
+                    <w:pStyle w:val="Compact"/>
+                    <w:jc w:val="right"/>
+                    <w:jc w:val="center"/>
+                  </w:pPr>
+                  <w:r>
+                    <w:t xml:space="preserve">7.5%</w:t>
+                  </w:r>
+                </w:p>
+              </w:tc>
+              <w:tc>
+                <w:tcPr/>
+                <w:p>
+                  <w:pPr>
+                    <w:pStyle w:val="Compact"/>
+                    <w:jc w:val="right"/>
+                    <w:jc w:val="center"/>
+                  </w:pPr>
+                  <w:r>
+                    <w:t xml:space="preserve">—</w:t>
                   </w:r>
                 </w:p>
               </w:tc>
@@ -2729,6 +2716,47 @@
                     <w:jc w:val="center"/>
                   </w:pPr>
                   <w:r>
+                    <w:t xml:space="preserve">Race-blind simulation (Card 2017)</w:t>
+                  </w:r>
+                </w:p>
+              </w:tc>
+              <w:tc>
+                <w:tcPr/>
+                <w:p>
+                  <w:pPr>
+                    <w:pStyle w:val="Compact"/>
+                    <w:jc w:val="right"/>
+                    <w:jc w:val="center"/>
+                  </w:pPr>
+                  <w:r>
+                    <w:t xml:space="preserve">3.3%</w:t>
+                  </w:r>
+                </w:p>
+              </w:tc>
+              <w:tc>
+                <w:tcPr/>
+                <w:p>
+                  <w:pPr>
+                    <w:pStyle w:val="Compact"/>
+                    <w:jc w:val="right"/>
+                    <w:jc w:val="center"/>
+                  </w:pPr>
+                  <w:r>
+                    <w:t xml:space="preserve">6.0%</w:t>
+                  </w:r>
+                </w:p>
+              </w:tc>
+            </w:tr>
+            <w:tr>
+              <w:tc>
+                <w:tcPr/>
+                <w:p>
+                  <w:pPr>
+                    <w:pStyle w:val="Compact"/>
+                    <w:jc w:val="left"/>
+                    <w:jc w:val="center"/>
+                  </w:pPr>
+                  <w:r>
                     <w:t xml:space="preserve">Post-ruling classes (Classes of 2028-29, avg)</w:t>
                   </w:r>
                 </w:p>
@@ -2755,13 +2783,13 @@
                     <w:jc w:val="center"/>
                   </w:pPr>
                   <w:r>
-                    <w:t xml:space="preserve">13.9%</w:t>
+                    <w:t xml:space="preserve">13.8%</w:t>
                   </w:r>
                 </w:p>
               </w:tc>
             </w:tr>
           </w:tbl>
-          <w:bookmarkEnd w:id="16"/>
+          <w:bookmarkEnd w:id="13"/>
           <w:p/>
         </w:tc>
       </w:tr>
@@ -2795,31 +2823,31 @@
         <w:t xml:space="preserve"> </w:t>
       </w:r>
       <w:r>
-        <w:t xml:space="preserve">within a twentieth of a percentage point of the pre-ruling average, and</w:t>
-      </w:r>
-      <w:r>
-        <w:t xml:space="preserve"> </w:t>
-      </w:r>
-      <w:r>
-        <w:t xml:space="preserve">both display as 7.5 percent at the paper’s reporting precision. Expressed in</w:t>
-      </w:r>
-      <w:r>
-        <w:t xml:space="preserve"> </w:t>
-      </w:r>
-      <w:r>
-        <w:t xml:space="preserve">Card’s own units, Harvard enrolled classes near 14 percent Black</w:t>
-      </w:r>
-      <w:r>
-        <w:t xml:space="preserve"> </w:t>
-      </w:r>
-      <w:r>
-        <w:t xml:space="preserve">throughout the litigation window and enrolls classes near</w:t>
-      </w:r>
-      <w:r>
-        <w:t xml:space="preserve"> </w:t>
-      </w:r>
-      <w:r>
-        <w:t xml:space="preserve">13.9 percent Black now. If the</w:t>
+        <w:t xml:space="preserve">within about a twentieth of a percentage point of the pre-ruling average, and</w:t>
+      </w:r>
+      <w:r>
+        <w:t xml:space="preserve"> </w:t>
+      </w:r>
+      <w:r>
+        <w:t xml:space="preserve">both display as 7.5 percent at the paper’s reporting precision. Converted</w:t>
+      </w:r>
+      <w:r>
+        <w:t xml:space="preserve"> </w:t>
+      </w:r>
+      <w:r>
+        <w:t xml:space="preserve">into Card’s own units, the post-ruling classes correspond to</w:t>
+      </w:r>
+      <w:r>
+        <w:t xml:space="preserve"> </w:t>
+      </w:r>
+      <w:r>
+        <w:t xml:space="preserve">13.8 percent Black, against the</w:t>
+      </w:r>
+      <w:r>
+        <w:t xml:space="preserve"> </w:t>
+      </w:r>
+      <w:r>
+        <w:t xml:space="preserve">calibration cohort’s 13.9. If the</w:t>
       </w:r>
       <w:r>
         <w:t xml:space="preserve"> </w:t>
@@ -2899,7 +2927,7 @@
         <w:t xml:space="preserve"> </w:t>
       </w:r>
       <w:r>
-        <w:t xml:space="preserve">over the 2010-2015 calibration cohorts, reached a low of 2.4 percent in</w:t>
+        <w:t xml:space="preserve">over the 2010-2015 baseline cohorts, reached a low of 2.4 percent in</w:t>
       </w:r>
       <w:r>
         <w:t xml:space="preserve"> </w:t>
@@ -2935,29 +2963,17 @@
         <w:t xml:space="preserve"> </w:t>
       </w:r>
       <w:r>
-        <w:t xml:space="preserve">narrows, the measured gap. The conservative statement of the Harvard</w:t>
-      </w:r>
-      <w:r>
-        <w:t xml:space="preserve"> </w:t>
-      </w:r>
-      <w:r>
-        <w:t xml:space="preserve">result is that the filings contain no evidence of movement toward the</w:t>
-      </w:r>
-      <w:r>
-        <w:t xml:space="preserve"> </w:t>
-      </w:r>
-      <w:r>
-        <w:t xml:space="preserve">race-blind benchmark of a magnitude the expert report would allow one to</w:t>
-      </w:r>
-      <w:r>
-        <w:t xml:space="preserve"> </w:t>
-      </w:r>
-      <w:r>
-        <w:t xml:space="preserve">detect.</w:t>
-      </w:r>
-    </w:p>
-    <w:bookmarkEnd w:id="17"/>
-    <w:bookmarkStart w:id="19" w:name="post-ruling-disclosure-practice"/>
+        <w:t xml:space="preserve">narrows, the measured gap. In summary, the filings contain no evidence</w:t>
+      </w:r>
+      <w:r>
+        <w:t xml:space="preserve"> </w:t>
+      </w:r>
+      <w:r>
+        <w:t xml:space="preserve">of movement toward race-blind admissions.</w:t>
+      </w:r>
+    </w:p>
+    <w:bookmarkEnd w:id="14"/>
+    <w:bookmarkStart w:id="15" w:name="post-ruling-disclosure-practice"/>
     <w:p>
       <w:pPr>
         <w:pStyle w:val="Heading4"/>
@@ -3043,19 +3059,25 @@
         <w:t xml:space="preserve"> </w:t>
       </w:r>
       <w:r>
-        <w:t xml:space="preserve">2025), against 6.8 percent of US first-years in its CDS filing.</w:t>
-      </w:r>
-      <w:r>
-        <w:rPr>
-          <w:rStyle w:val="FootnoteReference"/>
-        </w:rPr>
-        <w:footnoteReference w:id="18"/>
-      </w:r>
-      <w:r>
-        <w:t xml:space="preserve"> </w:t>
-      </w:r>
-      <w:r>
-        <w:t xml:space="preserve">An</w:t>
+        <w:t xml:space="preserve">2025), against 6.8 percent of US first-years in its CDS filing. The two</w:t>
+      </w:r>
+      <w:r>
+        <w:t xml:space="preserve"> </w:t>
+      </w:r>
+      <w:r>
+        <w:t xml:space="preserve">sources describe the same students, 1,675 enrolling students in the</w:t>
+      </w:r>
+      <w:r>
+        <w:t xml:space="preserve"> </w:t>
+      </w:r>
+      <w:r>
+        <w:t xml:space="preserve">announcement against 1,673 first-time first-years in the filing, a</w:t>
+      </w:r>
+      <w:r>
+        <w:t xml:space="preserve"> </w:t>
+      </w:r>
+      <w:r>
+        <w:t xml:space="preserve">difference presumably attributable to the timing of the fall census. An</w:t>
       </w:r>
       <w:r>
         <w:t xml:space="preserve"> </w:t>
@@ -3073,13 +3095,7 @@
         <w:t xml:space="preserve"> </w:t>
       </w:r>
       <w:r>
-        <w:t xml:space="preserve">latitude, and the coexistence of the two metrics has to date attracted</w:t>
-      </w:r>
-      <w:r>
-        <w:t xml:space="preserve"> </w:t>
-      </w:r>
-      <w:r>
-        <w:t xml:space="preserve">essentially no comment. Where the categories of expert analysis, public</w:t>
+        <w:t xml:space="preserve">latitude. Where the categories of expert analysis, public</w:t>
       </w:r>
       <w:r>
         <w:t xml:space="preserve"> </w:t>
@@ -3106,9 +3122,9 @@
         <w:t xml:space="preserve">each find a supporting statistic.</w:t>
       </w:r>
     </w:p>
-    <w:bookmarkEnd w:id="19"/>
-    <w:bookmarkEnd w:id="20"/>
-    <w:bookmarkStart w:id="22" w:name="the-research-universities"/>
+    <w:bookmarkEnd w:id="15"/>
+    <w:bookmarkEnd w:id="16"/>
+    <w:bookmarkStart w:id="18" w:name="the-research-universities"/>
     <w:p>
       <w:pPr>
         <w:pStyle w:val="Heading3"/>
@@ -3185,7 +3201,7 @@
       <w:tr>
         <w:tc>
           <w:tcPr/>
-          <w:bookmarkStart w:id="21" w:name="tbl-fifteen"/>
+          <w:bookmarkStart w:id="17" w:name="tbl-fifteen"/>
           <w:p>
             <w:pPr>
               <w:jc w:val="center"/>
@@ -3196,7 +3212,7 @@
               <w:pStyle w:val="ImageCaption"/>
             </w:pPr>
             <w:r>
-              <w:t xml:space="preserve">Table 2: Black share of first-year US students at the fifteen research universities that filed the Universities Brief, ordered by proportional change. The pre-period comprises the entering classes of fall 2010-2015. The post-period averages fall 2024 and fall 2025 where both filings exist. Changes are computed on unrounded shares.</w:t>
+              <w:t xml:space="preserve">Table 2: Black share of first-year US students at the fifteen research universities that filed the Universities Brief, ordered by proportional change. The pre-period comprises the entering classes of fall 2010-2015. The post-period averages fall 2024 and fall 2025 where both filings exist. Changes are computed on unrounded shares and may differ slightly from values recomputed from the rounded shares shown.</w:t>
             </w:r>
           </w:p>
           <w:tbl>
@@ -4133,7 +4149,7 @@
               </w:tc>
             </w:tr>
           </w:tbl>
-          <w:bookmarkEnd w:id="21"/>
+          <w:bookmarkEnd w:id="17"/>
           <w:p/>
         </w:tc>
       </w:tr>
@@ -4161,7 +4177,13 @@
         <w:t xml:space="preserve"> </w:t>
       </w:r>
       <w:r>
-        <w:t xml:space="preserve">decline of about 3 percent. Six of the fifteen enroll a higher Black</w:t>
+        <w:t xml:space="preserve">decline of about 3 percent.</w:t>
+      </w:r>
+      <w:r>
+        <w:t xml:space="preserve"> </w:t>
+      </w:r>
+      <w:r>
+        <w:t xml:space="preserve">Six of the fifteen enroll a higher Black</w:t>
       </w:r>
       <w:r>
         <w:t xml:space="preserve"> </w:t>
@@ -4185,13 +4207,25 @@
         <w:t xml:space="preserve"> </w:t>
       </w:r>
       <w:r>
-        <w:t xml:space="preserve">Caltech’s large proportional increase reflects a very low base, from 1.6</w:t>
-      </w:r>
-      <w:r>
-        <w:t xml:space="preserve"> </w:t>
-      </w:r>
-      <w:r>
-        <w:t xml:space="preserve">to 6.5 percent, and Yale, Washington University, and Penn all enroll</w:t>
+        <w:t xml:space="preserve">Caltech’s large proportional increase reflects a very low base, from</w:t>
+      </w:r>
+      <w:r>
+        <w:t xml:space="preserve"> </w:t>
+      </w:r>
+      <w:r>
+        <w:t xml:space="preserve">1.6</w:t>
+      </w:r>
+      <w:r>
+        <w:t xml:space="preserve"> </w:t>
+      </w:r>
+      <w:r>
+        <w:t xml:space="preserve">to 6.5 percent,</w:t>
+      </w:r>
+      <w:r>
+        <w:t xml:space="preserve"> </w:t>
+      </w:r>
+      <w:r>
+        <w:t xml:space="preserve">and Yale, Washington University, and Penn all enroll</w:t>
       </w:r>
       <w:r>
         <w:t xml:space="preserve"> </w:t>
@@ -4215,23 +4249,11 @@
         <w:t xml:space="preserve"> </w:t>
       </w:r>
       <w:r>
-        <w:t xml:space="preserve">visibly reduce their racial diversity. The remaining evidence supports</w:t>
-      </w:r>
-      <w:r>
-        <w:t xml:space="preserve"> </w:t>
-      </w:r>
-      <w:r>
-        <w:t xml:space="preserve">the alternative reading, that admissions practice did not become</w:t>
-      </w:r>
-      <w:r>
-        <w:t xml:space="preserve"> </w:t>
-      </w:r>
-      <w:r>
-        <w:t xml:space="preserve">race-neutral.</w:t>
-      </w:r>
-    </w:p>
-    <w:bookmarkEnd w:id="22"/>
-    <w:bookmarkStart w:id="25" w:name="the-amici-colleges"/>
+        <w:t xml:space="preserve">visibly reduce their racial diversity.</w:t>
+      </w:r>
+    </w:p>
+    <w:bookmarkEnd w:id="18"/>
+    <w:bookmarkStart w:id="20" w:name="the-amici-colleges"/>
     <w:p>
       <w:pPr>
         <w:pStyle w:val="Heading3"/>
@@ -4342,13 +4364,7 @@
         <w:t xml:space="preserve"> </w:t>
       </w:r>
       <w:r>
-        <w:t xml:space="preserve">2025-26 filing exists. Bryn Mawr published a 2025-26 CDS that omits the</w:t>
-      </w:r>
-      <w:r>
-        <w:t xml:space="preserve"> </w:t>
-      </w:r>
-      <w:r>
-        <w:t xml:space="preserve">racial composition table.</w:t>
+        <w:t xml:space="preserve">2025-26 filing exists.</w:t>
       </w:r>
     </w:p>
     <w:tbl>
@@ -4364,7 +4380,7 @@
       <w:tr>
         <w:tc>
           <w:tcPr/>
-          <w:bookmarkStart w:id="23" w:name="tbl-amici"/>
+          <w:bookmarkStart w:id="19" w:name="tbl-amici"/>
           <w:p>
             <w:pPr>
               <w:jc w:val="center"/>
@@ -4375,7 +4391,7 @@
               <w:pStyle w:val="ImageCaption"/>
             </w:pPr>
             <w:r>
-              <w:t xml:space="preserve">Table 3: Whole-class Black share for all thirty-three signatories of the Amherst brief, ordered by proportional change. The pre-period comprises the entering classes of fall 2010-2015. The post-period averages fall 2024 and fall 2025, or reflects fall 2024 alone where no usable 2025-26 filing exists. Changes are computed on unrounded shares.</w:t>
+              <w:t xml:space="preserve">Table 3: Whole-class Black share for all thirty-three signatories of the Amherst brief, ordered by proportional change. The pre-period comprises the entering classes of fall 2010-2015. The post-period averages fall 2024 and fall 2025, or reflects fall 2024 alone where no usable 2025-26 filing exists. Changes are computed on unrounded shares and may differ slightly from values recomputed from the rounded shares shown.</w:t>
             </w:r>
           </w:p>
           <w:tbl>
@@ -6284,7 +6300,7 @@
               </w:tc>
             </w:tr>
           </w:tbl>
-          <w:bookmarkEnd w:id="23"/>
+          <w:bookmarkEnd w:id="19"/>
           <w:p/>
         </w:tc>
       </w:tr>
@@ -6384,7 +6400,7 @@
         <w:t xml:space="preserve"> </w:t>
       </w:r>
       <w:r>
-        <w:t xml:space="preserve">materially identical to the full-group figure.</w:t>
+        <w:t xml:space="preserve">similar to the full-group figure.</w:t>
       </w:r>
     </w:p>
     <w:p>
@@ -6404,7 +6420,13 @@
         <w:t xml:space="preserve"> </w:t>
       </w:r>
       <w:r>
-        <w:t xml:space="preserve">rather than these colleges, whose own pre-period mean was 4.9 percent.</w:t>
+        <w:t xml:space="preserve">rather than these colleges, whose own pre-period mean was</w:t>
+      </w:r>
+      <w:r>
+        <w:t xml:space="preserve"> </w:t>
+      </w:r>
+      <w:r>
+        <w:t xml:space="preserve">4.9 percent.</w:t>
       </w:r>
       <w:r>
         <w:t xml:space="preserve"> </w:t>
@@ -6422,7 +6444,13 @@
         <w:t xml:space="preserve"> </w:t>
       </w:r>
       <w:r>
-        <w:t xml:space="preserve">share no greater than half the pre-ruling share. Two signatories out of</w:t>
+        <w:t xml:space="preserve">share no greater than half the pre-ruling share.</w:t>
+      </w:r>
+      <w:r>
+        <w:t xml:space="preserve"> </w:t>
+      </w:r>
+      <w:r>
+        <w:t xml:space="preserve">Two signatories out of</w:t>
       </w:r>
       <w:r>
         <w:t xml:space="preserve"> </w:t>
@@ -6434,7 +6462,13 @@
         <w:t xml:space="preserve"> </w:t>
       </w:r>
       <w:r>
-        <w:t xml:space="preserve">0.37 of its baseline, and Haverford’s is 0.42, a position produced by its</w:t>
+        <w:t xml:space="preserve">0.37 of its baseline, and Haverford’s is</w:t>
+      </w:r>
+      <w:r>
+        <w:t xml:space="preserve"> </w:t>
+      </w:r>
+      <w:r>
+        <w:t xml:space="preserve">0.42, a position produced by its</w:t>
       </w:r>
       <w:r>
         <w:t xml:space="preserve"> </w:t>
@@ -6446,7 +6480,19 @@
         <w:t xml:space="preserve"> </w:t>
       </w:r>
       <w:r>
-        <w:t xml:space="preserve">class of 397. The next closest are Vassar at 0.52 and Bates at 0.67, and</w:t>
+        <w:t xml:space="preserve">class of 397. The next closest are Vassar at</w:t>
+      </w:r>
+      <w:r>
+        <w:t xml:space="preserve"> </w:t>
+      </w:r>
+      <w:r>
+        <w:t xml:space="preserve">0.52 and Bates at</w:t>
+      </w:r>
+      <w:r>
+        <w:t xml:space="preserve"> </w:t>
+      </w:r>
+      <w:r>
+        <w:t xml:space="preserve">0.67, and</w:t>
       </w:r>
       <w:r>
         <w:t xml:space="preserve"> </w:t>
@@ -6458,54 +6504,127 @@
         <w:t xml:space="preserve"> </w:t>
       </w:r>
       <w:r>
-        <w:t xml:space="preserve">choice of pre-period is not dictated by the brief,</w:t>
-      </w:r>
-      <w:r>
-        <w:t xml:space="preserve"> </w:t>
-      </w:r>
-      <w:hyperlink w:anchor="tbl-windows">
+        <w:t xml:space="preserve">choice of pre-period is not dictated by the brief, I repeated the</w:t>
+      </w:r>
+      <w:r>
+        <w:t xml:space="preserve"> </w:t>
+      </w:r>
+      <w:r>
+        <w:t xml:space="preserve">calculation for four alternative windows, including the complete set of</w:t>
+      </w:r>
+      <w:r>
+        <w:t xml:space="preserve"> </w:t>
+      </w:r>
+      <w:r>
+        <w:t xml:space="preserve">filings that were public on the day the brief was signed. The group mean</w:t>
+      </w:r>
+      <w:r>
+        <w:t xml:space="preserve"> </w:t>
+      </w:r>
+      <w:r>
+        <w:t xml:space="preserve">and the implied forecast interval are insensitive to the choice, and the</w:t>
+      </w:r>
+      <w:r>
+        <w:t xml:space="preserve"> </w:t>
+      </w:r>
+      <w:r>
+        <w:t xml:space="preserve">count of signatories below half their baseline is two under three of the</w:t>
+      </w:r>
+      <w:r>
+        <w:t xml:space="preserve"> </w:t>
+      </w:r>
+      <w:r>
+        <w:t xml:space="preserve">windows and one under the fourth.</w:t>
+      </w:r>
+    </w:p>
+    <w:bookmarkEnd w:id="20"/>
+    <w:bookmarkEnd w:id="21"/>
+    <w:bookmarkStart w:id="32" w:name="the-top-ranked-cohort"/>
+    <w:p>
+      <w:pPr>
+        <w:pStyle w:val="Heading2"/>
+      </w:pPr>
+      <w:r>
+        <w:t xml:space="preserve">The Top-Ranked Cohort</w:t>
+      </w:r>
+    </w:p>
+    <w:p>
+      <w:pPr>
+        <w:pStyle w:val="FirstParagraph"/>
+      </w:pPr>
+      <w:r>
+        <w:t xml:space="preserve">Extending the analysis to the union of the 2026 US News top-25 National</w:t>
+      </w:r>
+      <w:r>
+        <w:t xml:space="preserve"> </w:t>
+      </w:r>
+      <w:r>
+        <w:t xml:space="preserve">Universities and top-25 National Liberal Arts Colleges, less the three</w:t>
+      </w:r>
+      <w:r>
+        <w:t xml:space="preserve"> </w:t>
+      </w:r>
+      <w:r>
+        <w:t xml:space="preserve">service academies, brings the total to forty-seven institutions. Unlike</w:t>
+      </w:r>
+      <w:r>
+        <w:t xml:space="preserve"> </w:t>
+      </w:r>
+      <w:r>
+        <w:t xml:space="preserve">the three groups examined so far, these forty-seven never acted</w:t>
+      </w:r>
+      <w:r>
+        <w:t xml:space="preserve"> </w:t>
+      </w:r>
+      <w:r>
+        <w:t xml:space="preserve">collectively in the litigation, and several filed nothing at</w:t>
+      </w:r>
+      <w:r>
+        <w:t xml:space="preserve"> </w:t>
+      </w:r>
+      <w:r>
+        <w:t xml:space="preserve">all. The question here is not whether a specific forecast held but whether</w:t>
+      </w:r>
+      <w:r>
+        <w:t xml:space="preserve"> </w:t>
+      </w:r>
+      <w:r>
+        <w:t xml:space="preserve">the patterns documented for the litigation participants extend across the market segment</w:t>
+      </w:r>
+      <w:r>
+        <w:t xml:space="preserve"> </w:t>
+      </w:r>
+      <w:r>
+        <w:t xml:space="preserve">they occupy.</w:t>
+      </w:r>
+      <w:r>
+        <w:t xml:space="preserve"> </w:t>
+      </w:r>
+      <w:hyperlink w:anchor="fig-black">
         <w:r>
           <w:rPr>
             <w:rStyle w:val="Hyperlink"/>
           </w:rPr>
-          <w:t xml:space="preserve">Table 4</w:t>
+          <w:t xml:space="preserve">Figure 1</w:t>
         </w:r>
       </w:hyperlink>
       <w:r>
         <w:t xml:space="preserve"> </w:t>
       </w:r>
       <w:r>
-        <w:t xml:space="preserve">repeats</w:t>
-      </w:r>
-      <w:r>
-        <w:t xml:space="preserve"> </w:t>
-      </w:r>
-      <w:r>
-        <w:t xml:space="preserve">the calculation for four alternatives, including the complete set of</w:t>
-      </w:r>
-      <w:r>
-        <w:t xml:space="preserve"> </w:t>
-      </w:r>
-      <w:r>
-        <w:t xml:space="preserve">filings that were public on the day the brief was signed. The group mean</w:t>
-      </w:r>
-      <w:r>
-        <w:t xml:space="preserve"> </w:t>
-      </w:r>
-      <w:r>
-        <w:t xml:space="preserve">and the implied forecast interval are insensitive to the choice, and the</w:t>
-      </w:r>
-      <w:r>
-        <w:t xml:space="preserve"> </w:t>
-      </w:r>
-      <w:r>
-        <w:t xml:space="preserve">count of signatories below half their baseline is two under three of the</w:t>
-      </w:r>
-      <w:r>
-        <w:t xml:space="preserve"> </w:t>
-      </w:r>
-      <w:r>
-        <w:t xml:space="preserve">windows and one under the fourth.</w:t>
+        <w:t xml:space="preserve">plots the US Black share of each school’s</w:t>
+      </w:r>
+      <w:r>
+        <w:t xml:space="preserve"> </w:t>
+      </w:r>
+      <w:r>
+        <w:t xml:space="preserve">entering class from fall 2006 through fall 2025 together with the</w:t>
+      </w:r>
+      <w:r>
+        <w:t xml:space="preserve"> </w:t>
+      </w:r>
+      <w:r>
+        <w:t xml:space="preserve">cross-sectional median.</w:t>
       </w:r>
     </w:p>
     <w:tbl>
@@ -6521,7 +6640,7 @@
       <w:tr>
         <w:tc>
           <w:tcPr/>
-          <w:bookmarkStart w:id="24" w:name="tbl-windows"/>
+          <w:bookmarkStart w:id="25" w:name="fig-black"/>
           <w:p>
             <w:pPr>
               <w:jc w:val="center"/>
@@ -6532,562 +6651,7 @@
               <w:pStyle w:val="ImageCaption"/>
             </w:pPr>
             <w:r>
-              <w:t xml:space="preserve">Table 4: Sensitivity of the amici evaluation to the choice of pre-period. The final column counts signatories whose post-ruling mean share is at or below one half of their own baseline.</w:t>
-            </w:r>
-          </w:p>
-          <w:tbl>
-            <w:tblPr>
-              <w:tblStyle w:val="Table"/>
-              <w:tblW w:type="pct" w:w="5000"/>
-              <w:tblLayout w:type="fixed"/>
-              <w:tblLook w:firstRow="1" w:lastRow="0" w:firstColumn="0" w:lastColumn="0" w:noHBand="0" w:noVBand="0" w:val="0020"/>
-            </w:tblPr>
-            <w:tblGrid>
-              <w:gridCol w:w="2806"/>
-              <w:gridCol w:w="873"/>
-              <w:gridCol w:w="1060"/>
-              <w:gridCol w:w="1621"/>
-              <w:gridCol w:w="1559"/>
-            </w:tblGrid>
-            <w:tr>
-              <w:trPr>
-                <w:tblHeader w:val="on"/>
-              </w:trPr>
-              <w:tc>
-                <w:tcPr/>
-                <w:p>
-                  <w:pPr>
-                    <w:pStyle w:val="Compact"/>
-                    <w:jc w:val="left"/>
-                    <w:jc w:val="center"/>
-                  </w:pPr>
-                  <w:r>
-                    <w:t xml:space="preserve">Baseline window</w:t>
-                  </w:r>
-                </w:p>
-              </w:tc>
-              <w:tc>
-                <w:tcPr/>
-                <w:p>
-                  <w:pPr>
-                    <w:pStyle w:val="Compact"/>
-                    <w:jc w:val="right"/>
-                    <w:jc w:val="center"/>
-                  </w:pPr>
-                  <w:r>
-                    <w:t xml:space="preserve">Baseline mean</w:t>
-                  </w:r>
-                </w:p>
-              </w:tc>
-              <w:tc>
-                <w:tcPr/>
-                <w:p>
-                  <w:pPr>
-                    <w:pStyle w:val="Compact"/>
-                    <w:jc w:val="right"/>
-                    <w:jc w:val="center"/>
-                  </w:pPr>
-                  <w:r>
-                    <w:t xml:space="preserve">Forecast implies</w:t>
-                  </w:r>
-                </w:p>
-              </w:tc>
-              <w:tc>
-                <w:tcPr/>
-                <w:p>
-                  <w:pPr>
-                    <w:pStyle w:val="Compact"/>
-                    <w:jc w:val="right"/>
-                    <w:jc w:val="center"/>
-                  </w:pPr>
-                  <w:r>
-                    <w:t xml:space="preserve">Observed post-ruling mean</w:t>
-                  </w:r>
-                </w:p>
-              </w:tc>
-              <w:tc>
-                <w:tcPr/>
-                <w:p>
-                  <w:pPr>
-                    <w:pStyle w:val="Compact"/>
-                    <w:jc w:val="right"/>
-                    <w:jc w:val="center"/>
-                  </w:pPr>
-                  <w:r>
-                    <w:t xml:space="preserve">Schools at or below half</w:t>
-                  </w:r>
-                </w:p>
-              </w:tc>
-            </w:tr>
-            <w:tr>
-              <w:tc>
-                <w:tcPr/>
-                <w:p>
-                  <w:pPr>
-                    <w:pStyle w:val="Compact"/>
-                    <w:jc w:val="left"/>
-                    <w:jc w:val="center"/>
-                  </w:pPr>
-                  <w:r>
-                    <w:t xml:space="preserve">Fall 2010-15 (litigation estimation window)</w:t>
-                  </w:r>
-                </w:p>
-              </w:tc>
-              <w:tc>
-                <w:tcPr/>
-                <w:p>
-                  <w:pPr>
-                    <w:pStyle w:val="Compact"/>
-                    <w:jc w:val="right"/>
-                    <w:jc w:val="center"/>
-                  </w:pPr>
-                  <w:r>
-                    <w:t xml:space="preserve">4.9%</w:t>
-                  </w:r>
-                </w:p>
-              </w:tc>
-              <w:tc>
-                <w:tcPr/>
-                <w:p>
-                  <w:pPr>
-                    <w:pStyle w:val="Compact"/>
-                    <w:jc w:val="right"/>
-                    <w:jc w:val="center"/>
-                  </w:pPr>
-                  <w:r>
-                    <w:t xml:space="preserve">1.5% to 2.5%</w:t>
-                  </w:r>
-                </w:p>
-              </w:tc>
-              <w:tc>
-                <w:tcPr/>
-                <w:p>
-                  <w:pPr>
-                    <w:pStyle w:val="Compact"/>
-                    <w:jc w:val="right"/>
-                    <w:jc w:val="center"/>
-                  </w:pPr>
-                  <w:r>
-                    <w:t xml:space="preserve">5.2%</w:t>
-                  </w:r>
-                </w:p>
-              </w:tc>
-              <w:tc>
-                <w:tcPr/>
-                <w:p>
-                  <w:pPr>
-                    <w:pStyle w:val="Compact"/>
-                    <w:jc w:val="right"/>
-                    <w:jc w:val="center"/>
-                  </w:pPr>
-                  <w:r>
-                    <w:t xml:space="preserve">2</w:t>
-                  </w:r>
-                </w:p>
-              </w:tc>
-            </w:tr>
-            <w:tr>
-              <w:tc>
-                <w:tcPr/>
-                <w:p>
-                  <w:pPr>
-                    <w:pStyle w:val="Compact"/>
-                    <w:jc w:val="left"/>
-                    <w:jc w:val="center"/>
-                  </w:pPr>
-                  <w:r>
-                    <w:t xml:space="preserve">Fall 2016-19</w:t>
-                  </w:r>
-                </w:p>
-              </w:tc>
-              <w:tc>
-                <w:tcPr/>
-                <w:p>
-                  <w:pPr>
-                    <w:pStyle w:val="Compact"/>
-                    <w:jc w:val="right"/>
-                    <w:jc w:val="center"/>
-                  </w:pPr>
-                  <w:r>
-                    <w:t xml:space="preserve">5.6%</w:t>
-                  </w:r>
-                </w:p>
-              </w:tc>
-              <w:tc>
-                <w:tcPr/>
-                <w:p>
-                  <w:pPr>
-                    <w:pStyle w:val="Compact"/>
-                    <w:jc w:val="right"/>
-                    <w:jc w:val="center"/>
-                  </w:pPr>
-                  <w:r>
-                    <w:t xml:space="preserve">1.7% to 2.8%</w:t>
-                  </w:r>
-                </w:p>
-              </w:tc>
-              <w:tc>
-                <w:tcPr/>
-                <w:p>
-                  <w:pPr>
-                    <w:pStyle w:val="Compact"/>
-                    <w:jc w:val="right"/>
-                    <w:jc w:val="center"/>
-                  </w:pPr>
-                  <w:r>
-                    <w:t xml:space="preserve">5.2%</w:t>
-                  </w:r>
-                </w:p>
-              </w:tc>
-              <w:tc>
-                <w:tcPr/>
-                <w:p>
-                  <w:pPr>
-                    <w:pStyle w:val="Compact"/>
-                    <w:jc w:val="right"/>
-                    <w:jc w:val="center"/>
-                  </w:pPr>
-                  <w:r>
-                    <w:t xml:space="preserve">2</w:t>
-                  </w:r>
-                </w:p>
-              </w:tc>
-            </w:tr>
-            <w:tr>
-              <w:tc>
-                <w:tcPr/>
-                <w:p>
-                  <w:pPr>
-                    <w:pStyle w:val="Compact"/>
-                    <w:jc w:val="left"/>
-                    <w:jc w:val="center"/>
-                  </w:pPr>
-                  <w:r>
-                    <w:t xml:space="preserve">Fall 2020-23 (final preference-era classes)</w:t>
-                  </w:r>
-                </w:p>
-              </w:tc>
-              <w:tc>
-                <w:tcPr/>
-                <w:p>
-                  <w:pPr>
-                    <w:pStyle w:val="Compact"/>
-                    <w:jc w:val="right"/>
-                    <w:jc w:val="center"/>
-                  </w:pPr>
-                  <w:r>
-                    <w:t xml:space="preserve">5.8%</w:t>
-                  </w:r>
-                </w:p>
-              </w:tc>
-              <w:tc>
-                <w:tcPr/>
-                <w:p>
-                  <w:pPr>
-                    <w:pStyle w:val="Compact"/>
-                    <w:jc w:val="right"/>
-                    <w:jc w:val="center"/>
-                  </w:pPr>
-                  <w:r>
-                    <w:t xml:space="preserve">1.7% to 2.9%</w:t>
-                  </w:r>
-                </w:p>
-              </w:tc>
-              <w:tc>
-                <w:tcPr/>
-                <w:p>
-                  <w:pPr>
-                    <w:pStyle w:val="Compact"/>
-                    <w:jc w:val="right"/>
-                    <w:jc w:val="center"/>
-                  </w:pPr>
-                  <w:r>
-                    <w:t xml:space="preserve">5.2%</w:t>
-                  </w:r>
-                </w:p>
-              </w:tc>
-              <w:tc>
-                <w:tcPr/>
-                <w:p>
-                  <w:pPr>
-                    <w:pStyle w:val="Compact"/>
-                    <w:jc w:val="right"/>
-                    <w:jc w:val="center"/>
-                  </w:pPr>
-                  <w:r>
-                    <w:t xml:space="preserve">1</w:t>
-                  </w:r>
-                </w:p>
-              </w:tc>
-            </w:tr>
-            <w:tr>
-              <w:tc>
-                <w:tcPr/>
-                <w:p>
-                  <w:pPr>
-                    <w:pStyle w:val="Compact"/>
-                    <w:jc w:val="left"/>
-                    <w:jc w:val="center"/>
-                  </w:pPr>
-                  <w:r>
-                    <w:t xml:space="preserve">Fall 2010-21 (all filings public at signing)</w:t>
-                  </w:r>
-                </w:p>
-              </w:tc>
-              <w:tc>
-                <w:tcPr/>
-                <w:p>
-                  <w:pPr>
-                    <w:pStyle w:val="Compact"/>
-                    <w:jc w:val="right"/>
-                    <w:jc w:val="center"/>
-                  </w:pPr>
-                  <w:r>
-                    <w:t xml:space="preserve">5.3%</w:t>
-                  </w:r>
-                </w:p>
-              </w:tc>
-              <w:tc>
-                <w:tcPr/>
-                <w:p>
-                  <w:pPr>
-                    <w:pStyle w:val="Compact"/>
-                    <w:jc w:val="right"/>
-                    <w:jc w:val="center"/>
-                  </w:pPr>
-                  <w:r>
-                    <w:t xml:space="preserve">1.6% to 2.7%</w:t>
-                  </w:r>
-                </w:p>
-              </w:tc>
-              <w:tc>
-                <w:tcPr/>
-                <w:p>
-                  <w:pPr>
-                    <w:pStyle w:val="Compact"/>
-                    <w:jc w:val="right"/>
-                    <w:jc w:val="center"/>
-                  </w:pPr>
-                  <w:r>
-                    <w:t xml:space="preserve">5.2%</w:t>
-                  </w:r>
-                </w:p>
-              </w:tc>
-              <w:tc>
-                <w:tcPr/>
-                <w:p>
-                  <w:pPr>
-                    <w:pStyle w:val="Compact"/>
-                    <w:jc w:val="right"/>
-                    <w:jc w:val="center"/>
-                  </w:pPr>
-                  <w:r>
-                    <w:t xml:space="preserve">2</w:t>
-                  </w:r>
-                </w:p>
-              </w:tc>
-            </w:tr>
-          </w:tbl>
-          <w:bookmarkEnd w:id="24"/>
-          <w:p/>
-        </w:tc>
-      </w:tr>
-    </w:tbl>
-    <w:p>
-      <w:pPr>
-        <w:pStyle w:val="BodyText"/>
-      </w:pPr>
-      <w:r>
-        <w:t xml:space="preserve">Amherst’s forecast was the only institution-specific one in the brief,</w:t>
-      </w:r>
-      <w:r>
-        <w:t xml:space="preserve"> </w:t>
-      </w:r>
-      <w:r>
-        <w:t xml:space="preserve">and its trajectory is unique in the group. The internal-planning estimate concerned combined Native American,</w:t>
-      </w:r>
-      <w:r>
-        <w:t xml:space="preserve"> </w:t>
-      </w:r>
-      <w:r>
-        <w:t xml:space="preserve">Black, and Hispanic enrollment. That combined share averaged 25.2 percent</w:t>
-      </w:r>
-      <w:r>
-        <w:t xml:space="preserve"> </w:t>
-      </w:r>
-      <w:r>
-        <w:t xml:space="preserve">of Amherst’s entering class over the pre-period and stood at 23.2 percent</w:t>
-      </w:r>
-      <w:r>
-        <w:t xml:space="preserve"> </w:t>
-      </w:r>
-      <w:r>
-        <w:t xml:space="preserve">in fall 2023, the final cohort admitted under racial preferences. The</w:t>
-      </w:r>
-      <w:r>
-        <w:t xml:space="preserve"> </w:t>
-      </w:r>
-      <w:r>
-        <w:t xml:space="preserve">fall 2024 class registered 13.5 percent, or 0.54 of baseline, with the</w:t>
-      </w:r>
-      <w:r>
-        <w:t xml:space="preserve"> </w:t>
-      </w:r>
-      <w:r>
-        <w:t xml:space="preserve">Black component alone falling from an 11.8 percent baseline to 2.9</w:t>
-      </w:r>
-      <w:r>
-        <w:t xml:space="preserve"> </w:t>
-      </w:r>
-      <w:r>
-        <w:t xml:space="preserve">percent. The college’s own forecast of a reduction by approximately half</w:t>
-      </w:r>
-      <w:r>
-        <w:t xml:space="preserve"> </w:t>
-      </w:r>
-      <w:r>
-        <w:t xml:space="preserve">was thus realized in the first post-ruling cycle, and only there. In fall</w:t>
-      </w:r>
-      <w:r>
-        <w:t xml:space="preserve"> </w:t>
-      </w:r>
-      <w:r>
-        <w:t xml:space="preserve">2025 the combined share returned to 21.2 percent and the Black share to</w:t>
-      </w:r>
-      <w:r>
-        <w:t xml:space="preserve"> </w:t>
-      </w:r>
-      <w:r>
-        <w:t xml:space="preserve">5.8 percent. Whatever admissions technology produced the 2024 outcome was</w:t>
-      </w:r>
-      <w:r>
-        <w:t xml:space="preserve"> </w:t>
-      </w:r>
-      <w:r>
-        <w:t xml:space="preserve">available to the institution and was discontinued after one year. The</w:t>
-      </w:r>
-      <w:r>
-        <w:t xml:space="preserve"> </w:t>
-      </w:r>
-      <w:r>
-        <w:t xml:space="preserve">reversal is examined in institutional detail below.</w:t>
-      </w:r>
-    </w:p>
-    <w:bookmarkEnd w:id="25"/>
-    <w:bookmarkEnd w:id="26"/>
-    <w:bookmarkStart w:id="37" w:name="the-top-ranked-cohort"/>
-    <w:p>
-      <w:pPr>
-        <w:pStyle w:val="Heading2"/>
-      </w:pPr>
-      <w:r>
-        <w:t xml:space="preserve">The Top-Ranked Cohort</w:t>
-      </w:r>
-    </w:p>
-    <w:p>
-      <w:pPr>
-        <w:pStyle w:val="FirstParagraph"/>
-      </w:pPr>
-      <w:r>
-        <w:t xml:space="preserve">Extending the analysis to the union of the 2026 US News top-25 National</w:t>
-      </w:r>
-      <w:r>
-        <w:t xml:space="preserve"> </w:t>
-      </w:r>
-      <w:r>
-        <w:t xml:space="preserve">Universities and top-25 National Liberal Arts Colleges, less the three</w:t>
-      </w:r>
-      <w:r>
-        <w:t xml:space="preserve"> </w:t>
-      </w:r>
-      <w:r>
-        <w:t xml:space="preserve">service academies, brings the total to forty-seven institutions. Unlike</w:t>
-      </w:r>
-      <w:r>
-        <w:t xml:space="preserve"> </w:t>
-      </w:r>
-      <w:r>
-        <w:t xml:space="preserve">the three groups examined so far, these forty-seven never acted</w:t>
-      </w:r>
-      <w:r>
-        <w:t xml:space="preserve"> </w:t>
-      </w:r>
-      <w:r>
-        <w:t xml:space="preserve">collectively in the litigation, and several filed nothing at</w:t>
-      </w:r>
-      <w:r>
-        <w:t xml:space="preserve"> </w:t>
-      </w:r>
-      <w:r>
-        <w:t xml:space="preserve">all. The question here is not whether a specific forecast held but whether</w:t>
-      </w:r>
-      <w:r>
-        <w:t xml:space="preserve"> </w:t>
-      </w:r>
-      <w:r>
-        <w:t xml:space="preserve">the patterns documented for the litigants extend across the market segment</w:t>
-      </w:r>
-      <w:r>
-        <w:t xml:space="preserve"> </w:t>
-      </w:r>
-      <w:r>
-        <w:t xml:space="preserve">they occupy.</w:t>
-      </w:r>
-      <w:r>
-        <w:t xml:space="preserve"> </w:t>
-      </w:r>
-      <w:hyperlink w:anchor="fig-black">
-        <w:r>
-          <w:rPr>
-            <w:rStyle w:val="Hyperlink"/>
-          </w:rPr>
-          <w:t xml:space="preserve">Figure 1</w:t>
-        </w:r>
-      </w:hyperlink>
-      <w:r>
-        <w:t xml:space="preserve"> </w:t>
-      </w:r>
-      <w:r>
-        <w:t xml:space="preserve">plots the US Black share of each school’s</w:t>
-      </w:r>
-      <w:r>
-        <w:t xml:space="preserve"> </w:t>
-      </w:r>
-      <w:r>
-        <w:t xml:space="preserve">entering class from fall 2006 through fall 2025 together with the</w:t>
-      </w:r>
-      <w:r>
-        <w:t xml:space="preserve"> </w:t>
-      </w:r>
-      <w:r>
-        <w:t xml:space="preserve">cross-sectional median.</w:t>
-      </w:r>
-    </w:p>
-    <w:tbl>
-      <w:tblPr>
-        <w:tblStyle w:val="Table"/>
-        <w:tblW w:type="pct" w:w="5000"/>
-        <w:tblLayout w:type="fixed"/>
-        <w:tblLook w:firstRow="0" w:lastRow="0" w:firstColumn="0" w:lastColumn="0" w:noHBand="0" w:noVBand="0" w:val="0000"/>
-      </w:tblPr>
-      <w:tblGrid>
-        <w:gridCol w:w="7920"/>
-      </w:tblGrid>
-      <w:tr>
-        <w:tc>
-          <w:tcPr/>
-          <w:bookmarkStart w:id="30" w:name="fig-black"/>
-          <w:p>
-            <w:pPr>
-              <w:jc w:val="center"/>
-            </w:pPr>
-            <w:pPr>
-              <w:jc w:val="left"/>
-              <w:spacing w:before="200"/>
-              <w:pStyle w:val="ImageCaption"/>
-            </w:pPr>
-            <w:r>
-              <w:t xml:space="preserve">Figure 1: US Black share of the entering class at the forty-seven institutions in the 2026 US News top-25 National Universities and top-25 National Liberal Arts Colleges (service academies excluded), fall 2006 through fall 2025. Grey lines are individual institutions, the orange line is the cross-sectional median, and the shaded region covers the two post-ruling cycles. The fall 2025 median is computed over the thirty-nine institutions with usable filings. Sources: IPEDS Fall Enrollment and CDS item B2.</w:t>
+              <w:t xml:space="preserve">Figure 1: US Black share of the entering class at the forty-seven institutions in the 2026 US News top-25 National Universities and top-25 National Liberal Arts Colleges (service academies excluded), fall 2006 through fall 2025. Grey lines are individual institutions, the orange line is the cross-sectional median, and the dashed vertical line marks the SFFA ruling. The fall 2025 median is computed over the thirty-nine institutions with usable filings. Sources: IPEDS Fall Enrollment and CDS item B2.</w:t>
             </w:r>
           </w:p>
           <w:p>
@@ -7100,18 +6664,18 @@
                 <wp:inline>
                   <wp:extent cx="5334000" cy="2933700"/>
                   <wp:effectExtent b="0" l="0" r="0" t="0"/>
-                  <wp:docPr descr="" title="" id="28" name="Picture"/>
+                  <wp:docPr descr="" title="" id="23" name="Picture"/>
                   <a:graphic>
                     <a:graphicData uri="http://schemas.openxmlformats.org/drawingml/2006/picture">
                       <pic:pic>
                         <pic:nvPicPr>
-                          <pic:cNvPr descr="paper_files/figure-docx/fig-black-1.png" id="29" name="Picture"/>
+                          <pic:cNvPr descr="paper_files/figure-docx/fig-black-1.png" id="24" name="Picture"/>
                           <pic:cNvPicPr>
                             <a:picLocks noChangeArrowheads="1" noChangeAspect="1"/>
                           </pic:cNvPicPr>
                         </pic:nvPicPr>
                         <pic:blipFill>
-                          <a:blip r:embed="rId27"/>
+                          <a:blip r:embed="rId22"/>
                           <a:stretch>
                             <a:fillRect/>
                           </a:stretch>
@@ -7138,7 +6702,7 @@
               </w:drawing>
             </w:r>
           </w:p>
-          <w:bookmarkEnd w:id="30"/>
+          <w:bookmarkEnd w:id="25"/>
         </w:tc>
       </w:tr>
     </w:tbl>
@@ -7207,7 +6771,7 @@
         <w:t xml:space="preserve"> </w:t>
       </w:r>
       <w:r>
-        <w:t xml:space="preserve">median, and the full-panel figure would likely sit higher.</w:t>
+        <w:t xml:space="preserve">median. The full-panel figure will likely be higher.</w:t>
       </w:r>
     </w:p>
     <w:p>
@@ -7239,25 +6803,19 @@
         <w:t xml:space="preserve"> </w:t>
       </w:r>
       <w:r>
-        <w:t xml:space="preserve">interval in which the score distribution of the national applicant pool</w:t>
-      </w:r>
-      <w:r>
-        <w:t xml:space="preserve"> </w:t>
-      </w:r>
-      <w:r>
-        <w:t xml:space="preserve">and its racial composition were essentially static (the College Board’s</w:t>
-      </w:r>
-      <w:r>
-        <w:t xml:space="preserve"> </w:t>
-      </w:r>
-      <w:r>
-        <w:t xml:space="preserve">annual Total Group reports show group means and shares nearly unchanged</w:t>
-      </w:r>
-      <w:r>
-        <w:t xml:space="preserve"> </w:t>
-      </w:r>
-      <w:r>
-        <w:t xml:space="preserve">over these years). The proximate cause</w:t>
+        <w:t xml:space="preserve">interval in which the academic quality and racial composition of the national applicant pool were essentially static. (The College Board’s</w:t>
+      </w:r>
+      <w:r>
+        <w:t xml:space="preserve"> </w:t>
+      </w:r>
+      <w:r>
+        <w:t xml:space="preserve">annual Total Group reports for these cohorts show group means and shares</w:t>
+      </w:r>
+      <w:r>
+        <w:t xml:space="preserve"> </w:t>
+      </w:r>
+      <w:r>
+        <w:t xml:space="preserve">nearly unchanged; College Board 2020, 2021, 2022.) The proximate cause</w:t>
       </w:r>
       <w:r>
         <w:t xml:space="preserve"> </w:t>
@@ -7370,7 +6928,7 @@
       <w:tr>
         <w:tc>
           <w:tcPr/>
-          <w:bookmarkStart w:id="34" w:name="fig-ratio"/>
+          <w:bookmarkStart w:id="29" w:name="fig-ratio"/>
           <w:p>
             <w:pPr>
               <w:jc w:val="center"/>
@@ -7381,7 +6939,7 @@
               <w:pStyle w:val="ImageCaption"/>
             </w:pPr>
             <w:r>
-              <w:t xml:space="preserve">Figure 2: Ratio of Asian to Black first-year US students at the same forty-seven institutions. Institution-years with fewer than five Black first-years are excluded. The upper band of trajectories consists of Berkeley and UCLA, which have operated under California’s Proposition 209 since 1996, and the four STEM-intensive institutions (Caltech, MIT, Carnegie Mellon, Harvey Mudd). Sources: IPEDS Fall Enrollment and CDS item B2.</w:t>
+              <w:t xml:space="preserve">Figure 2: Ratio of Asian to Black first-year US students at the same forty-seven institutions. Institution-years with fewer than five Black first-years are excluded. Grey lines are individual institutions, the orange line is the cross-sectional median, and the dashed vertical line marks the SFFA ruling. The four labeled institutions, drawn in darker grey, are Berkeley and UCLA, whose admissions California’s Proposition 209 (adopted 1996) has bound since the fall 1998 entering class, and two STEM-intensive schools, Caltech and Carnegie Mellon. Sources: IPEDS Fall Enrollment and CDS item B2.</w:t>
             </w:r>
           </w:p>
           <w:p>
@@ -7394,18 +6952,18 @@
                 <wp:inline>
                   <wp:extent cx="5334000" cy="2933700"/>
                   <wp:effectExtent b="0" l="0" r="0" t="0"/>
-                  <wp:docPr descr="" title="" id="32" name="Picture"/>
+                  <wp:docPr descr="" title="" id="27" name="Picture"/>
                   <a:graphic>
                     <a:graphicData uri="http://schemas.openxmlformats.org/drawingml/2006/picture">
                       <pic:pic>
                         <pic:nvPicPr>
-                          <pic:cNvPr descr="paper_files/figure-docx/fig-ratio-1.png" id="33" name="Picture"/>
+                          <pic:cNvPr descr="paper_files/figure-docx/fig-ratio-1.png" id="28" name="Picture"/>
                           <pic:cNvPicPr>
                             <a:picLocks noChangeArrowheads="1" noChangeAspect="1"/>
                           </pic:cNvPicPr>
                         </pic:nvPicPr>
                         <pic:blipFill>
-                          <a:blip r:embed="rId31"/>
+                          <a:blip r:embed="rId26"/>
                           <a:stretch>
                             <a:fillRect/>
                           </a:stretch>
@@ -7432,7 +6990,7 @@
               </w:drawing>
             </w:r>
           </w:p>
-          <w:bookmarkEnd w:id="34"/>
+          <w:bookmarkEnd w:id="29"/>
         </w:tc>
       </w:tr>
     </w:tbl>
@@ -7447,19 +7005,19 @@
         <w:t xml:space="preserve"> </w:t>
       </w:r>
       <w:r>
-        <w:t xml:space="preserve">and averages 3.1 across the two post-ruling cycles. The institutions</w:t>
-      </w:r>
-      <w:r>
-        <w:t xml:space="preserve"> </w:t>
-      </w:r>
-      <w:r>
-        <w:t xml:space="preserve">operating under a legal prohibition on racial preferences, Berkeley and</w:t>
-      </w:r>
-      <w:r>
-        <w:t xml:space="preserve"> </w:t>
-      </w:r>
-      <w:r>
-        <w:t xml:space="preserve">UCLA, together with the STEM-intensive schools whose applicant pools skew</w:t>
+        <w:t xml:space="preserve">and averages 3.1 across the two post-ruling cycles. Berkeley and</w:t>
+      </w:r>
+      <w:r>
+        <w:t xml:space="preserve"> </w:t>
+      </w:r>
+      <w:r>
+        <w:t xml:space="preserve">UCLA, the California institutions bound by Proposition</w:t>
+      </w:r>
+      <w:r>
+        <w:t xml:space="preserve"> </w:t>
+      </w:r>
+      <w:r>
+        <w:t xml:space="preserve">209, together with the STEM-intensive schools whose applicant pools skew</w:t>
       </w:r>
       <w:r>
         <w:t xml:space="preserve"> </w:t>
@@ -7507,7 +7065,7 @@
         <w:t xml:space="preserve"> </w:t>
       </w:r>
       <w:r>
-        <w:t xml:space="preserve">post-ruling movement of the private-school median, roughly half a point,</w:t>
+        <w:t xml:space="preserve">post-ruling movement of the cohort median, roughly half a point,</w:t>
       </w:r>
       <w:r>
         <w:t xml:space="preserve"> </w:t>
@@ -7539,19 +7097,19 @@
         <w:t xml:space="preserve"> </w:t>
       </w:r>
       <w:r>
-        <w:t xml:space="preserve">6.8, Amherst to 7.0, Brown to 5.0, and Johns Hopkins and MIT to 11.8 and</w:t>
-      </w:r>
-      <w:r>
-        <w:t xml:space="preserve"> </w:t>
-      </w:r>
-      <w:r>
-        <w:t xml:space="preserve">11.3. In the second cycle most of these reverted, Amherst to 2.0, Brown to</w:t>
-      </w:r>
-      <w:r>
-        <w:t xml:space="preserve"> </w:t>
-      </w:r>
-      <w:r>
-        <w:t xml:space="preserve">3.3, Cornell to 6.0, and MIT to 6.5, while Stanford continued to 9.7 and</w:t>
+        <w:t xml:space="preserve">6.8, Amherst to 7.0, Brown to 5.0, and Johns Hopkins to</w:t>
+      </w:r>
+      <w:r>
+        <w:t xml:space="preserve"> </w:t>
+      </w:r>
+      <w:r>
+        <w:t xml:space="preserve">11.8. In the second cycle most of these reverted, Amherst to 2.0, Brown to</w:t>
+      </w:r>
+      <w:r>
+        <w:t xml:space="preserve"> </w:t>
+      </w:r>
+      <w:r>
+        <w:t xml:space="preserve">3.3, and Cornell to 6.0, while Stanford continued to 9.7 and</w:t>
       </w:r>
       <w:r>
         <w:t xml:space="preserve"> </w:t>
@@ -7572,7 +7130,7 @@
         <w:t xml:space="preserve">historical position.</w:t>
       </w:r>
     </w:p>
-    <w:bookmarkStart w:id="35" w:name="two-institutional-trajectories"/>
+    <w:bookmarkStart w:id="30" w:name="two-institutional-trajectories"/>
     <w:p>
       <w:pPr>
         <w:pStyle w:val="Heading3"/>
@@ -7600,25 +7158,67 @@
         <w:pStyle w:val="BodyText"/>
       </w:pPr>
       <w:r>
-        <w:t xml:space="preserve">Amherst’s forecast came true, and the college’s public posture</w:t>
-      </w:r>
-      <w:r>
-        <w:t xml:space="preserve"> </w:t>
-      </w:r>
-      <w:r>
-        <w:t xml:space="preserve">after the fall 2024 release treated the outcome as vindication. The</w:t>
-      </w:r>
-      <w:r>
-        <w:t xml:space="preserve"> </w:t>
-      </w:r>
-      <w:r>
-        <w:t xml:space="preserve">college announced that 3 percent of the Class of 2028 identified as Black</w:t>
-      </w:r>
-      <w:r>
-        <w:t xml:space="preserve"> </w:t>
-      </w:r>
-      <w:r>
-        <w:t xml:space="preserve">under federal reporting rules, against 11 percent the year before, with</w:t>
+        <w:t xml:space="preserve">Amherst’s forecast came true, for exactly one cycle. The brief’s one</w:t>
+      </w:r>
+      <w:r>
+        <w:t xml:space="preserve"> </w:t>
+      </w:r>
+      <w:r>
+        <w:t xml:space="preserve">institution-specific estimate, drawn from the college’s internal</w:t>
+      </w:r>
+      <w:r>
+        <w:t xml:space="preserve"> </w:t>
+      </w:r>
+      <w:r>
+        <w:t xml:space="preserve">planning, concerned combined Native American, Black, and Hispanic</w:t>
+      </w:r>
+      <w:r>
+        <w:t xml:space="preserve"> </w:t>
+      </w:r>
+      <w:r>
+        <w:t xml:space="preserve">enrollment. That combined share averaged 25.2 percent of Amherst’s</w:t>
+      </w:r>
+      <w:r>
+        <w:t xml:space="preserve"> </w:t>
+      </w:r>
+      <w:r>
+        <w:t xml:space="preserve">entering class over the pre-period and stood at 23.2 percent in fall</w:t>
+      </w:r>
+      <w:r>
+        <w:t xml:space="preserve"> </w:t>
+      </w:r>
+      <w:r>
+        <w:t xml:space="preserve">2023, the final cohort admitted under racial preferences. The fall 2024</w:t>
+      </w:r>
+      <w:r>
+        <w:t xml:space="preserve"> </w:t>
+      </w:r>
+      <w:r>
+        <w:t xml:space="preserve">class registered 13.5 percent, or 0.54 of baseline, with the Black</w:t>
+      </w:r>
+      <w:r>
+        <w:t xml:space="preserve"> </w:t>
+      </w:r>
+      <w:r>
+        <w:t xml:space="preserve">component alone falling from an 11.8 percent baseline to 2.9 percent.</w:t>
+      </w:r>
+      <w:r>
+        <w:t xml:space="preserve"> </w:t>
+      </w:r>
+      <w:r>
+        <w:t xml:space="preserve">The college’s public posture treated the outcome as vindication. It</w:t>
+      </w:r>
+      <w:r>
+        <w:t xml:space="preserve"> </w:t>
+      </w:r>
+      <w:r>
+        <w:t xml:space="preserve">announced that 3 percent of the Class of 2028 identified as Black under</w:t>
+      </w:r>
+      <w:r>
+        <w:t xml:space="preserve"> </w:t>
+      </w:r>
+      <w:r>
+        <w:t xml:space="preserve">federal reporting rules, against 11 percent the year before, with</w:t>
       </w:r>
       <w:r>
         <w:t xml:space="preserve"> </w:t>
@@ -7708,43 +7308,37 @@
         <w:t xml:space="preserve"> </w:t>
       </w:r>
       <w:r>
-        <w:t xml:space="preserve">month later than usual (Amherst College 2025; Amherst Student 2025). Its</w:t>
-      </w:r>
-      <w:r>
-        <w:t xml:space="preserve"> </w:t>
-      </w:r>
-      <w:r>
-        <w:t xml:space="preserve">Asian-to-Black ratio traced the same arc as the underrepresented shares</w:t>
-      </w:r>
-      <w:r>
-        <w:t xml:space="preserve"> </w:t>
-      </w:r>
-      <w:r>
-        <w:t xml:space="preserve">reported earlier, rising to 7.0 in the first post-ruling cycle and</w:t>
-      </w:r>
-      <w:r>
-        <w:t xml:space="preserve"> </w:t>
-      </w:r>
-      <w:r>
-        <w:t xml:space="preserve">returning to 2.0 in the second. The</w:t>
-      </w:r>
-      <w:r>
-        <w:t xml:space="preserve"> </w:t>
-      </w:r>
-      <w:r>
-        <w:t xml:space="preserve">institution that treated the ruling as binding produced its own forecast</w:t>
-      </w:r>
-      <w:r>
-        <w:t xml:space="preserve"> </w:t>
-      </w:r>
-      <w:r>
-        <w:t xml:space="preserve">for exactly one cycle and then rebuilt the prior composition by other</w:t>
-      </w:r>
-      <w:r>
-        <w:t xml:space="preserve"> </w:t>
-      </w:r>
-      <w:r>
-        <w:t xml:space="preserve">means.</w:t>
+        <w:t xml:space="preserve">month later than usual (Amherst College 2025; Amherst Student 2025). The</w:t>
+      </w:r>
+      <w:r>
+        <w:t xml:space="preserve"> </w:t>
+      </w:r>
+      <w:r>
+        <w:t xml:space="preserve">combined underrepresented share returned to 21.2 percent, the Black share</w:t>
+      </w:r>
+      <w:r>
+        <w:t xml:space="preserve"> </w:t>
+      </w:r>
+      <w:r>
+        <w:t xml:space="preserve">to 5.8 percent, and the Asian-to-Black ratio traced the same arc, rising</w:t>
+      </w:r>
+      <w:r>
+        <w:t xml:space="preserve"> </w:t>
+      </w:r>
+      <w:r>
+        <w:t xml:space="preserve">to 7.0 in the first post-ruling cycle and returning to 2.0 in the second.</w:t>
+      </w:r>
+      <w:r>
+        <w:t xml:space="preserve"> </w:t>
+      </w:r>
+      <w:r>
+        <w:t xml:space="preserve">The institution that treated the ruling as binding matched its own</w:t>
+      </w:r>
+      <w:r>
+        <w:t xml:space="preserve"> </w:t>
+      </w:r>
+      <w:r>
+        <w:t xml:space="preserve">forecast for exactly one cycle and then went back toward the typical racial composition.</w:t>
       </w:r>
     </w:p>
     <w:p>
@@ -7890,11 +7484,11 @@
         <w:t xml:space="preserve"> </w:t>
       </w:r>
       <w:r>
-        <w:t xml:space="preserve">appears at the other forty-five institutions.</w:t>
-      </w:r>
-    </w:p>
-    <w:bookmarkEnd w:id="35"/>
-    <w:bookmarkStart w:id="36" w:name="the-test-taking-population"/>
+        <w:t xml:space="preserve">appears at the forty-five institutions other than Hopkins and Stanford.</w:t>
+      </w:r>
+    </w:p>
+    <w:bookmarkEnd w:id="30"/>
+    <w:bookmarkStart w:id="31" w:name="the-test-taking-population"/>
     <w:p>
       <w:pPr>
         <w:pStyle w:val="Heading3"/>
@@ -7908,25 +7502,25 @@
         <w:pStyle w:val="FirstParagraph"/>
       </w:pPr>
       <w:r>
-        <w:t xml:space="preserve">The operative benchmark in this paper for what race-blind elite</w:t>
-      </w:r>
-      <w:r>
-        <w:t xml:space="preserve"> </w:t>
-      </w:r>
-      <w:r>
-        <w:t xml:space="preserve">admissions produces is the Proposition 209 institutions, not any</w:t>
-      </w:r>
-      <w:r>
-        <w:t xml:space="preserve"> </w:t>
-      </w:r>
-      <w:r>
-        <w:t xml:space="preserve">test-score cutoff. National testing data nonetheless explain why that</w:t>
-      </w:r>
-      <w:r>
-        <w:t xml:space="preserve"> </w:t>
-      </w:r>
-      <w:r>
-        <w:t xml:space="preserve">benchmark sits so far above the private-school ratios. The College</w:t>
+        <w:t xml:space="preserve">In the absence of racial preferences, the racial composition of an</w:t>
+      </w:r>
+      <w:r>
+        <w:t xml:space="preserve"> </w:t>
+      </w:r>
+      <w:r>
+        <w:t xml:space="preserve">elite entering class should, all else equal, resemble the racial</w:t>
+      </w:r>
+      <w:r>
+        <w:t xml:space="preserve"> </w:t>
+      </w:r>
+      <w:r>
+        <w:t xml:space="preserve">composition of the students who meet elite academic standards. National</w:t>
+      </w:r>
+      <w:r>
+        <w:t xml:space="preserve"> </w:t>
+      </w:r>
+      <w:r>
+        <w:t xml:space="preserve">testing data describe that population. The College</w:t>
       </w:r>
       <w:r>
         <w:t xml:space="preserve"> </w:t>
@@ -7944,7 +7538,7 @@
         <w:t xml:space="preserve"> </w:t>
       </w:r>
       <w:r>
-        <w:t xml:space="preserve">test-takers and 904 among the 250,887 African American test-takers, a</w:t>
+        <w:t xml:space="preserve">test-takers and 904 among the 250,887 Black test-takers, a</w:t>
       </w:r>
       <w:r>
         <w:t xml:space="preserve"> </w:t>
@@ -7956,7 +7550,7 @@
         <w:t xml:space="preserve"> </w:t>
       </w:r>
       <w:r>
-        <w:t xml:space="preserve">200 (196 and 212 for the African American and Asian distributions,</w:t>
+        <w:t xml:space="preserve">200 (196 and 212 for the Black and Asian distributions,</w:t>
       </w:r>
       <w:r>
         <w:t xml:space="preserve"> </w:t>
@@ -8010,37 +7604,41 @@
         <w:t xml:space="preserve"> </w:t>
       </w:r>
       <w:r>
-        <w:t xml:space="preserve">and holistic race-neutral review would not reproduce the top-band ratio.</w:t>
-      </w:r>
-      <w:r>
-        <w:t xml:space="preserve"> </w:t>
-      </w:r>
-      <w:r>
-        <w:t xml:space="preserve">The tail arithmetic shows something narrower: any selection process that</w:t>
-      </w:r>
-      <w:r>
-        <w:t xml:space="preserve"> </w:t>
-      </w:r>
-      <w:r>
-        <w:t xml:space="preserve">weights academic credentials heavily and applies no racial offsets will</w:t>
-      </w:r>
-      <w:r>
-        <w:t xml:space="preserve"> </w:t>
-      </w:r>
-      <w:r>
-        <w:t xml:space="preserve">generate ratios in the general region the California universities</w:t>
-      </w:r>
-      <w:r>
-        <w:t xml:space="preserve"> </w:t>
-      </w:r>
-      <w:r>
-        <w:t xml:space="preserve">actually occupy, and the private institutions’ enrolled ratio of 2 to 3,</w:t>
-      </w:r>
-      <w:r>
-        <w:t xml:space="preserve"> </w:t>
-      </w:r>
-      <w:r>
-        <w:t xml:space="preserve">essentially unchanged across the ruling, is not the output of such a</w:t>
+        <w:t xml:space="preserve">and holistic review weighs more than scores, so the top-band ratio is a rough guide rather than a point prediction. But any selection process</w:t>
+      </w:r>
+      <w:r>
+        <w:t xml:space="preserve"> </w:t>
+      </w:r>
+      <w:r>
+        <w:t xml:space="preserve">that weights academic credentials heavily and applies no racial offsets</w:t>
+      </w:r>
+      <w:r>
+        <w:t xml:space="preserve"> </w:t>
+      </w:r>
+      <w:r>
+        <w:t xml:space="preserve">would land far closer to that guide than to the enrolled ratio of 2 to</w:t>
+      </w:r>
+      <w:r>
+        <w:t xml:space="preserve"> </w:t>
+      </w:r>
+      <w:r>
+        <w:t xml:space="preserve">3, which is little changed after</w:t>
+      </w:r>
+      <w:r>
+        <w:t xml:space="preserve"> </w:t>
+      </w:r>
+      <w:r>
+        <w:rPr>
+          <w:i/>
+          <w:iCs/>
+        </w:rPr>
+        <w:t xml:space="preserve">SFFA</w:t>
+      </w:r>
+      <w:r>
+        <w:t xml:space="preserve"> </w:t>
+      </w:r>
+      <w:r>
+        <w:t xml:space="preserve">and is not the output of such a</w:t>
       </w:r>
       <w:r>
         <w:t xml:space="preserve"> </w:t>
@@ -8049,9 +7647,9 @@
         <w:t xml:space="preserve">process.</w:t>
       </w:r>
     </w:p>
-    <w:bookmarkEnd w:id="36"/>
-    <w:bookmarkEnd w:id="37"/>
-    <w:bookmarkStart w:id="38" w:name="conclusion"/>
+    <w:bookmarkEnd w:id="31"/>
+    <w:bookmarkEnd w:id="32"/>
+    <w:bookmarkStart w:id="33" w:name="conclusion"/>
     <w:p>
       <w:pPr>
         <w:pStyle w:val="Heading2"/>
@@ -8084,11 +7682,89 @@
         <w:t xml:space="preserve"> </w:t>
       </w:r>
       <w:r>
-        <w:t xml:space="preserve">the institutions most affected by the decision show the following.</w:t>
-      </w:r>
-      <w:r>
-        <w:t xml:space="preserve"> </w:t>
-      </w:r>
+        <w:t xml:space="preserve">the institutions most affected by the decision show the following:</w:t>
+      </w:r>
+    </w:p>
+    <w:p>
+      <w:pPr>
+        <w:pStyle w:val="BodyText"/>
+      </w:pPr>
+      <w:r>
+        <w:t xml:space="preserve">Among the 33 colleges that jointly</w:t>
+      </w:r>
+      <w:r>
+        <w:t xml:space="preserve"> </w:t>
+      </w:r>
+      <w:r>
+        <w:t xml:space="preserve">forecast declines of 50 to 70 percent, mean Black share is marginally</w:t>
+      </w:r>
+      <w:r>
+        <w:t xml:space="preserve"> </w:t>
+      </w:r>
+      <w:r>
+        <w:t xml:space="preserve">higher than in the corresponding benchmark period, and thirty-one of them</w:t>
+      </w:r>
+      <w:r>
+        <w:t xml:space="preserve"> </w:t>
+      </w:r>
+      <w:r>
+        <w:t xml:space="preserve">never approached the mildest version of their own forecast. The ratio of</w:t>
+      </w:r>
+      <w:r>
+        <w:t xml:space="preserve"> </w:t>
+      </w:r>
+      <w:r>
+        <w:t xml:space="preserve">Asian to Black first-years, the summary statistic most relevant to the</w:t>
+      </w:r>
+      <w:r>
+        <w:t xml:space="preserve"> </w:t>
+      </w:r>
+      <w:r>
+        <w:t xml:space="preserve">underlying litigation and the one least vulnerable to measurement</w:t>
+      </w:r>
+      <w:r>
+        <w:t xml:space="preserve"> </w:t>
+      </w:r>
+      <w:r>
+        <w:t xml:space="preserve">objections, moved from roughly 2.6 to roughly 3.1 against race-blind</w:t>
+      </w:r>
+      <w:r>
+        <w:t xml:space="preserve"> </w:t>
+      </w:r>
+      <w:r>
+        <w:t xml:space="preserve">benchmarks two to eight times higher.</w:t>
+      </w:r>
+    </w:p>
+    <w:p>
+      <w:pPr>
+        <w:pStyle w:val="BodyText"/>
+      </w:pPr>
+      <w:r>
+        <w:t xml:space="preserve">At the 15 research universities</w:t>
+      </w:r>
+      <w:r>
+        <w:t xml:space="preserve"> </w:t>
+      </w:r>
+      <w:r>
+        <w:t xml:space="preserve">that assured the Court that race-neutral admissions would undercut their</w:t>
+      </w:r>
+      <w:r>
+        <w:t xml:space="preserve"> </w:t>
+      </w:r>
+      <w:r>
+        <w:t xml:space="preserve">diversity, the mean Black share of US first-years moved from 7.4 to 7.2</w:t>
+      </w:r>
+      <w:r>
+        <w:t xml:space="preserve"> </w:t>
+      </w:r>
+      <w:r>
+        <w:t xml:space="preserve">percent, and six signatories sit above their baselines.</w:t>
+      </w:r>
+    </w:p>
+    <w:p>
+      <w:pPr>
+        <w:pStyle w:val="BodyText"/>
+      </w:pPr>
       <w:r>
         <w:t xml:space="preserve">Harvard’s Black enrollment share, expressed in any internally consistent</w:t>
       </w:r>
@@ -8102,67 +7778,15 @@
         <w:t xml:space="preserve"> </w:t>
       </w:r>
       <w:r>
-        <w:t xml:space="preserve">the Supreme Court found unlawful. At the fifteen research universities</w:t>
-      </w:r>
-      <w:r>
-        <w:t xml:space="preserve"> </w:t>
-      </w:r>
-      <w:r>
-        <w:t xml:space="preserve">that assured the Court that race-neutral admissions would undercut their</w:t>
-      </w:r>
-      <w:r>
-        <w:t xml:space="preserve"> </w:t>
-      </w:r>
-      <w:r>
-        <w:t xml:space="preserve">diversity, the mean Black share of US first-years moved from 7.4 to 7.2</w:t>
-      </w:r>
-      <w:r>
-        <w:t xml:space="preserve"> </w:t>
-      </w:r>
-      <w:r>
-        <w:t xml:space="preserve">percent, and six signatories sit above their baselines. Among the thirty-three colleges that jointly</w:t>
-      </w:r>
-      <w:r>
-        <w:t xml:space="preserve"> </w:t>
-      </w:r>
-      <w:r>
-        <w:t xml:space="preserve">forecast declines of 50 to 70 percent, mean Black share is marginally</w:t>
-      </w:r>
-      <w:r>
-        <w:t xml:space="preserve"> </w:t>
-      </w:r>
-      <w:r>
-        <w:t xml:space="preserve">higher than in the corresponding benchmark period, and thirty-one of them</w:t>
-      </w:r>
-      <w:r>
-        <w:t xml:space="preserve"> </w:t>
-      </w:r>
-      <w:r>
-        <w:t xml:space="preserve">never approached the mildest version of their own forecast. The ratio of</w:t>
-      </w:r>
-      <w:r>
-        <w:t xml:space="preserve"> </w:t>
-      </w:r>
-      <w:r>
-        <w:t xml:space="preserve">Asian to Black first-years, the summary statistic most relevant to the</w:t>
-      </w:r>
-      <w:r>
-        <w:t xml:space="preserve"> </w:t>
-      </w:r>
-      <w:r>
-        <w:t xml:space="preserve">underlying litigation and the one least vulnerable to measurement</w:t>
-      </w:r>
-      <w:r>
-        <w:t xml:space="preserve"> </w:t>
-      </w:r>
-      <w:r>
-        <w:t xml:space="preserve">objections, moved from roughly 2.5 to roughly 3.1 against race-blind</w:t>
-      </w:r>
-      <w:r>
-        <w:t xml:space="preserve"> </w:t>
-      </w:r>
-      <w:r>
-        <w:t xml:space="preserve">benchmarks two to eight times higher. The parsimonious reading of this</w:t>
+        <w:t xml:space="preserve">the Supreme Court found unlawful.</w:t>
+      </w:r>
+    </w:p>
+    <w:p>
+      <w:pPr>
+        <w:pStyle w:val="BodyText"/>
+      </w:pPr>
+      <w:r>
+        <w:t xml:space="preserve">The parsimonious reading of this</w:t>
       </w:r>
       <w:r>
         <w:t xml:space="preserve"> </w:t>
@@ -8174,37 +7798,37 @@
         <w:t xml:space="preserve"> </w:t>
       </w:r>
       <w:r>
-        <w:t xml:space="preserve">admissions policies the ruling was intended to end. What has changed is</w:t>
-      </w:r>
-      <w:r>
-        <w:t xml:space="preserve"> </w:t>
-      </w:r>
-      <w:r>
-        <w:t xml:space="preserve">calibration: the enrollment level being produced, and its uniformity</w:t>
-      </w:r>
-      <w:r>
-        <w:t xml:space="preserve"> </w:t>
-      </w:r>
-      <w:r>
-        <w:t xml:space="preserve">across institutions, are consistent with management toward</w:t>
-      </w:r>
-      <w:r>
-        <w:t xml:space="preserve"> </w:t>
-      </w:r>
-      <w:r>
-        <w:t xml:space="preserve">inconspicuousness rather than with either continuation of pre-ruling</w:t>
-      </w:r>
-      <w:r>
-        <w:t xml:space="preserve"> </w:t>
-      </w:r>
-      <w:r>
-        <w:t xml:space="preserve">levels or genuine race-blindness. That characterization is an</w:t>
-      </w:r>
-      <w:r>
-        <w:t xml:space="preserve"> </w:t>
-      </w:r>
-      <w:r>
-        <w:t xml:space="preserve">interpretation of the pattern, not a finding the data compel.</w:t>
+        <w:t xml:space="preserve">admissions policies the ruling was intended to end. That characterization is an</w:t>
+      </w:r>
+      <w:r>
+        <w:t xml:space="preserve"> </w:t>
+      </w:r>
+      <w:r>
+        <w:t xml:space="preserve">interpretation of the pattern, not a finding the data compel. The data</w:t>
+      </w:r>
+      <w:r>
+        <w:t xml:space="preserve"> </w:t>
+      </w:r>
+      <w:r>
+        <w:t xml:space="preserve">cannot identify the mechanism. Whether present practice reflects</w:t>
+      </w:r>
+      <w:r>
+        <w:t xml:space="preserve"> </w:t>
+      </w:r>
+      <w:r>
+        <w:t xml:space="preserve">consideration of race as such, which the Court prohibited, or of</w:t>
+      </w:r>
+      <w:r>
+        <w:t xml:space="preserve"> </w:t>
+      </w:r>
+      <w:r>
+        <w:t xml:space="preserve">experiential factors correlated with race, which the Court permitted, is</w:t>
+      </w:r>
+      <w:r>
+        <w:t xml:space="preserve"> </w:t>
+      </w:r>
+      <w:r>
+        <w:t xml:space="preserve">not answerable from aggregate filings, and I do not claim otherwise.</w:t>
       </w:r>
     </w:p>
     <w:p>
@@ -8212,25 +7836,7 @@
         <w:pStyle w:val="BodyText"/>
       </w:pPr>
       <w:r>
-        <w:t xml:space="preserve">The data cannot identify the mechanism. Whether present practice reflects</w:t>
-      </w:r>
-      <w:r>
-        <w:t xml:space="preserve"> </w:t>
-      </w:r>
-      <w:r>
-        <w:t xml:space="preserve">consideration of race as such, which the Court prohibited, or of</w:t>
-      </w:r>
-      <w:r>
-        <w:t xml:space="preserve"> </w:t>
-      </w:r>
-      <w:r>
-        <w:t xml:space="preserve">experiential factors correlated with race, which the Court permitted, is</w:t>
-      </w:r>
-      <w:r>
-        <w:t xml:space="preserve"> </w:t>
-      </w:r>
-      <w:r>
-        <w:t xml:space="preserve">not answerable from aggregate filings, and I do not claim otherwise. What</w:t>
+        <w:t xml:space="preserve">What</w:t>
       </w:r>
       <w:r>
         <w:t xml:space="preserve"> </w:t>
@@ -8260,25 +7866,33 @@
         <w:t xml:space="preserve"> </w:t>
       </w:r>
       <w:r>
-        <w:t xml:space="preserve">by sixteen economists including three Nobel laureates, and it is now</w:t>
-      </w:r>
-      <w:r>
-        <w:t xml:space="preserve"> </w:t>
-      </w:r>
-      <w:r>
-        <w:t xml:space="preserve">routinely compared against filings</w:t>
-      </w:r>
-      <w:r>
-        <w:t xml:space="preserve"> </w:t>
-      </w:r>
-      <w:r>
-        <w:t xml:space="preserve">computed under incompatible definitions, generating an appearance of</w:t>
-      </w:r>
-      <w:r>
-        <w:t xml:space="preserve"> </w:t>
-      </w:r>
-      <w:r>
-        <w:t xml:space="preserve">compliance that a factor-of-two conversion dissolves. Economists who</w:t>
+        <w:t xml:space="preserve">by sixteen economists including three Nobel laureates, and any</w:t>
+      </w:r>
+      <w:r>
+        <w:t xml:space="preserve"> </w:t>
+      </w:r>
+      <w:r>
+        <w:t xml:space="preserve">comparison of it against filings</w:t>
+      </w:r>
+      <w:r>
+        <w:t xml:space="preserve"> </w:t>
+      </w:r>
+      <w:r>
+        <w:t xml:space="preserve">computed under incompatible definitions generates an appearance of</w:t>
+      </w:r>
+      <w:r>
+        <w:t xml:space="preserve"> </w:t>
+      </w:r>
+      <w:r>
+        <w:t xml:space="preserve">compliance that a factor-of-two conversion dissolves.</w:t>
+      </w:r>
+    </w:p>
+    <w:p>
+      <w:pPr>
+        <w:pStyle w:val="BodyText"/>
+      </w:pPr>
+      <w:r>
+        <w:t xml:space="preserve">Economists who</w:t>
       </w:r>
       <w:r>
         <w:t xml:space="preserve"> </w:t>
@@ -8311,8 +7925,8 @@
         <w:t xml:space="preserve">concern are the primary beneficiaries of the ambiguity.</w:t>
       </w:r>
     </w:p>
-    <w:bookmarkEnd w:id="38"/>
-    <w:bookmarkStart w:id="40" w:name="data-and-code"/>
+    <w:bookmarkEnd w:id="33"/>
+    <w:bookmarkStart w:id="35" w:name="data-and-code"/>
     <w:p>
       <w:pPr>
         <w:pStyle w:val="Heading2"/>
@@ -8349,7 +7963,7 @@
       <w:r>
         <w:t xml:space="preserve"> </w:t>
       </w:r>
-      <w:hyperlink r:id="rId39">
+      <w:hyperlink r:id="rId34">
         <w:r>
           <w:rPr>
             <w:rStyle w:val="Hyperlink"/>
@@ -8361,8 +7975,8 @@
         <w:t xml:space="preserve">.</w:t>
       </w:r>
     </w:p>
-    <w:bookmarkEnd w:id="40"/>
-    <w:bookmarkStart w:id="65" w:name="references"/>
+    <w:bookmarkEnd w:id="35"/>
+    <w:bookmarkStart w:id="63" w:name="references"/>
     <w:p>
       <w:pPr>
         <w:pStyle w:val="Heading2"/>
@@ -8426,6 +8040,153 @@
       </w:r>
       <w:r>
         <w:t xml:space="preserve">Supreme Court, August 1).</w:t>
+      </w:r>
+      <w:r>
+        <w:t xml:space="preserve"> </w:t>
+      </w:r>
+      <w:hyperlink r:id="rId36">
+        <w:r>
+          <w:rPr>
+            <w:rStyle w:val="Hyperlink"/>
+          </w:rPr>
+          <w:t xml:space="preserve">Link</w:t>
+        </w:r>
+      </w:hyperlink>
+    </w:p>
+    <w:p>
+      <w:pPr>
+        <w:pStyle w:val="BodyText"/>
+      </w:pPr>
+      <w:r>
+        <w:t xml:space="preserve">Amherst College. 2025. Amherst Admits Record Percentage of</w:t>
+      </w:r>
+      <w:r>
+        <w:t xml:space="preserve"> </w:t>
+      </w:r>
+      <w:r>
+        <w:t xml:space="preserve">First-Generation Students in Class of 2029. Press release, March.</w:t>
+      </w:r>
+      <w:r>
+        <w:t xml:space="preserve"> </w:t>
+      </w:r>
+      <w:hyperlink r:id="rId37">
+        <w:r>
+          <w:rPr>
+            <w:rStyle w:val="Hyperlink"/>
+          </w:rPr>
+          <w:t xml:space="preserve">Link</w:t>
+        </w:r>
+      </w:hyperlink>
+    </w:p>
+    <w:p>
+      <w:pPr>
+        <w:pStyle w:val="BodyText"/>
+      </w:pPr>
+      <w:r>
+        <w:t xml:space="preserve">Amherst Student. 2024a. Students and Administrators Reckon with a Less</w:t>
+      </w:r>
+      <w:r>
+        <w:t xml:space="preserve"> </w:t>
+      </w:r>
+      <w:r>
+        <w:t xml:space="preserve">Racially Diverse First-Year Class.</w:t>
+      </w:r>
+      <w:r>
+        <w:t xml:space="preserve"> </w:t>
+      </w:r>
+      <w:hyperlink r:id="rId38">
+        <w:r>
+          <w:rPr>
+            <w:rStyle w:val="Hyperlink"/>
+          </w:rPr>
+          <w:t xml:space="preserve">Link</w:t>
+        </w:r>
+      </w:hyperlink>
+    </w:p>
+    <w:p>
+      <w:pPr>
+        <w:pStyle w:val="BodyText"/>
+      </w:pPr>
+      <w:r>
+        <w:t xml:space="preserve">Amherst Student. 2024b. Differing Definitions: Making Sense of the</w:t>
+      </w:r>
+      <w:r>
+        <w:t xml:space="preserve"> </w:t>
+      </w:r>
+      <w:r>
+        <w:t xml:space="preserve">Demographic Data.</w:t>
+      </w:r>
+      <w:r>
+        <w:t xml:space="preserve"> </w:t>
+      </w:r>
+      <w:hyperlink r:id="rId39">
+        <w:r>
+          <w:rPr>
+            <w:rStyle w:val="Hyperlink"/>
+          </w:rPr>
+          <w:t xml:space="preserve">Link</w:t>
+        </w:r>
+      </w:hyperlink>
+    </w:p>
+    <w:p>
+      <w:pPr>
+        <w:pStyle w:val="BodyText"/>
+      </w:pPr>
+      <w:r>
+        <w:t xml:space="preserve">Amherst Student. 2025. College Releases First-Year Class Data After</w:t>
+      </w:r>
+      <w:r>
+        <w:t xml:space="preserve"> </w:t>
+      </w:r>
+      <w:r>
+        <w:t xml:space="preserve">One-Month Delay.</w:t>
+      </w:r>
+      <w:r>
+        <w:t xml:space="preserve"> </w:t>
+      </w:r>
+      <w:hyperlink r:id="rId40">
+        <w:r>
+          <w:rPr>
+            <w:rStyle w:val="Hyperlink"/>
+          </w:rPr>
+          <w:t xml:space="preserve">Link</w:t>
+        </w:r>
+      </w:hyperlink>
+    </w:p>
+    <w:p>
+      <w:pPr>
+        <w:pStyle w:val="BodyText"/>
+      </w:pPr>
+      <w:r>
+        <w:t xml:space="preserve">Arcidiacono, Peter, Josh Kinsler, and Tyler Ransom. 2022a. Asian American</w:t>
+      </w:r>
+      <w:r>
+        <w:t xml:space="preserve"> </w:t>
+      </w:r>
+      <w:r>
+        <w:t xml:space="preserve">Discrimination in Harvard Admissions.</w:t>
+      </w:r>
+      <w:r>
+        <w:t xml:space="preserve"> </w:t>
+      </w:r>
+      <w:r>
+        <w:rPr>
+          <w:i/>
+          <w:iCs/>
+        </w:rPr>
+        <w:t xml:space="preserve">European Economic Review</w:t>
+      </w:r>
+      <w:r>
+        <w:t xml:space="preserve"> </w:t>
+      </w:r>
+      <w:r>
+        <w:t xml:space="preserve">144:</w:t>
+      </w:r>
+      <w:r>
+        <w:t xml:space="preserve"> </w:t>
+      </w:r>
+      <w:r>
+        <w:t xml:space="preserve">104079.</w:t>
       </w:r>
       <w:r>
         <w:t xml:space="preserve"> </w:t>
@@ -8444,13 +8205,35 @@
         <w:pStyle w:val="BodyText"/>
       </w:pPr>
       <w:r>
-        <w:t xml:space="preserve">Amherst College. 2025. Amherst Admits Record Percentage of</w:t>
-      </w:r>
-      <w:r>
-        <w:t xml:space="preserve"> </w:t>
-      </w:r>
-      <w:r>
-        <w:t xml:space="preserve">First-Generation Students in Class of 2029. Press release, March.</w:t>
+        <w:t xml:space="preserve">Arcidiacono, Peter, Josh Kinsler, and Tyler Ransom. 2022b. Legacy and</w:t>
+      </w:r>
+      <w:r>
+        <w:t xml:space="preserve"> </w:t>
+      </w:r>
+      <w:r>
+        <w:t xml:space="preserve">Athlete Preferences at Harvard.</w:t>
+      </w:r>
+      <w:r>
+        <w:t xml:space="preserve"> </w:t>
+      </w:r>
+      <w:r>
+        <w:rPr>
+          <w:i/>
+          <w:iCs/>
+        </w:rPr>
+        <w:t xml:space="preserve">Journal of Labor Economics</w:t>
+      </w:r>
+      <w:r>
+        <w:t xml:space="preserve"> </w:t>
+      </w:r>
+      <w:r>
+        <w:t xml:space="preserve">40(1):</w:t>
+      </w:r>
+      <w:r>
+        <w:t xml:space="preserve"> </w:t>
+      </w:r>
+      <w:r>
+        <w:t xml:space="preserve">133-156.</w:t>
       </w:r>
       <w:r>
         <w:t xml:space="preserve"> </w:t>
@@ -8469,13 +8252,29 @@
         <w:pStyle w:val="BodyText"/>
       </w:pPr>
       <w:r>
-        <w:t xml:space="preserve">Amherst Student. 2024a. Students and Administrators Reckon with a Less</w:t>
-      </w:r>
-      <w:r>
-        <w:t xml:space="preserve"> </w:t>
-      </w:r>
-      <w:r>
-        <w:t xml:space="preserve">Racially Diverse First-Year Class.</w:t>
+        <w:t xml:space="preserve">Arcidiacono, Peter, Josh Kinsler, and Tyler Ransom. 2023. What the</w:t>
+      </w:r>
+      <w:r>
+        <w:t xml:space="preserve"> </w:t>
+      </w:r>
+      <w:r>
+        <w:t xml:space="preserve">Students for Fair Admissions Cases Reveal About Racial Preferences.</w:t>
+      </w:r>
+      <w:r>
+        <w:t xml:space="preserve"> </w:t>
+      </w:r>
+      <w:r>
+        <w:rPr>
+          <w:i/>
+          <w:iCs/>
+        </w:rPr>
+        <w:t xml:space="preserve">Journal of Political Economy Microeconomics</w:t>
+      </w:r>
+      <w:r>
+        <w:t xml:space="preserve"> </w:t>
+      </w:r>
+      <w:r>
+        <w:t xml:space="preserve">1(4): 615-668.</w:t>
       </w:r>
       <w:r>
         <w:t xml:space="preserve"> </w:t>
@@ -8494,13 +8293,29 @@
         <w:pStyle w:val="BodyText"/>
       </w:pPr>
       <w:r>
-        <w:t xml:space="preserve">Amherst Student. 2024b. Differing Definitions: Making Sense of the</w:t>
-      </w:r>
-      <w:r>
-        <w:t xml:space="preserve"> </w:t>
-      </w:r>
-      <w:r>
-        <w:t xml:space="preserve">Demographic Data.</w:t>
+        <w:t xml:space="preserve">Arcidiacono, Peter, and Michael Lovenheim. 2016. Affirmative Action and</w:t>
+      </w:r>
+      <w:r>
+        <w:t xml:space="preserve"> </w:t>
+      </w:r>
+      <w:r>
+        <w:t xml:space="preserve">the Quality-Fit Trade-off.</w:t>
+      </w:r>
+      <w:r>
+        <w:t xml:space="preserve"> </w:t>
+      </w:r>
+      <w:r>
+        <w:rPr>
+          <w:i/>
+          <w:iCs/>
+        </w:rPr>
+        <w:t xml:space="preserve">Journal of Economic Literature</w:t>
+      </w:r>
+      <w:r>
+        <w:t xml:space="preserve"> </w:t>
+      </w:r>
+      <w:r>
+        <w:t xml:space="preserve">54(1): 3-51.</w:t>
       </w:r>
       <w:r>
         <w:t xml:space="preserve"> </w:t>
@@ -8519,13 +8334,13 @@
         <w:pStyle w:val="BodyText"/>
       </w:pPr>
       <w:r>
-        <w:t xml:space="preserve">Amherst Student. 2025. College Releases First-Year Class Data After</w:t>
-      </w:r>
-      <w:r>
-        <w:t xml:space="preserve"> </w:t>
-      </w:r>
-      <w:r>
-        <w:t xml:space="preserve">One-Month Delay.</w:t>
+        <w:t xml:space="preserve">Baltimore Banner. 2026. Asian Enrollment at Johns Hopkins Is</w:t>
+      </w:r>
+      <w:r>
+        <w:t xml:space="preserve"> </w:t>
+      </w:r>
+      <w:r>
+        <w:t xml:space="preserve">Skyrocketing. No One Can Say Why. April 14 (by Ellie Wolfe).</w:t>
       </w:r>
       <w:r>
         <w:t xml:space="preserve"> </w:t>
@@ -8544,13 +8359,13 @@
         <w:pStyle w:val="BodyText"/>
       </w:pPr>
       <w:r>
-        <w:t xml:space="preserve">Arcidiacono, Peter, Josh Kinsler, and Tyler Ransom. 2022a. Asian American</w:t>
-      </w:r>
-      <w:r>
-        <w:t xml:space="preserve"> </w:t>
-      </w:r>
-      <w:r>
-        <w:t xml:space="preserve">Discrimination in Harvard Admissions.</w:t>
+        <w:t xml:space="preserve">Bleemer, Zachary. 2022. Affirmative Action, Mismatch, and Economic</w:t>
+      </w:r>
+      <w:r>
+        <w:t xml:space="preserve"> </w:t>
+      </w:r>
+      <w:r>
+        <w:t xml:space="preserve">Mobility After California’s Proposition 209.</w:t>
       </w:r>
       <w:r>
         <w:t xml:space="preserve"> </w:t>
@@ -8560,19 +8375,27 @@
           <w:i/>
           <w:iCs/>
         </w:rPr>
-        <w:t xml:space="preserve">European Economic Review</w:t>
-      </w:r>
-      <w:r>
-        <w:t xml:space="preserve"> </w:t>
-      </w:r>
-      <w:r>
-        <w:t xml:space="preserve">144:</w:t>
-      </w:r>
-      <w:r>
-        <w:t xml:space="preserve"> </w:t>
-      </w:r>
-      <w:r>
-        <w:t xml:space="preserve">104079.</w:t>
+        <w:t xml:space="preserve">Quarterly Journal of</w:t>
+      </w:r>
+      <w:r>
+        <w:rPr>
+          <w:i/>
+          <w:iCs/>
+        </w:rPr>
+        <w:t xml:space="preserve"> </w:t>
+      </w:r>
+      <w:r>
+        <w:rPr>
+          <w:i/>
+          <w:iCs/>
+        </w:rPr>
+        <w:t xml:space="preserve">Economics</w:t>
+      </w:r>
+      <w:r>
+        <w:t xml:space="preserve"> </w:t>
+      </w:r>
+      <w:r>
+        <w:t xml:space="preserve">137(1): 115-160.</w:t>
       </w:r>
       <w:r>
         <w:t xml:space="preserve"> </w:t>
@@ -8591,13 +8414,19 @@
         <w:pStyle w:val="BodyText"/>
       </w:pPr>
       <w:r>
-        <w:t xml:space="preserve">Arcidiacono, Peter, Josh Kinsler, and Tyler Ransom. 2022b. Legacy and</w:t>
-      </w:r>
-      <w:r>
-        <w:t xml:space="preserve"> </w:t>
-      </w:r>
-      <w:r>
-        <w:t xml:space="preserve">Athlete Preferences at Harvard.</w:t>
+        <w:t xml:space="preserve">Bloem, Michael D., Ashley Edwards, J. Parker Goyer, Jessica Howell,</w:t>
+      </w:r>
+      <w:r>
+        <w:t xml:space="preserve"> </w:t>
+      </w:r>
+      <w:r>
+        <w:t xml:space="preserve">Xiaowen Hu, Michael Hurwitz, Samuel J. Imlay, Jennifer Ma, and Matea</w:t>
+      </w:r>
+      <w:r>
+        <w:t xml:space="preserve"> </w:t>
+      </w:r>
+      <w:r>
+        <w:t xml:space="preserve">Pender. 2026. College Enrollment Patterns After</w:t>
       </w:r>
       <w:r>
         <w:t xml:space="preserve"> </w:t>
@@ -8607,19 +8436,16 @@
           <w:i/>
           <w:iCs/>
         </w:rPr>
-        <w:t xml:space="preserve">Journal of Labor Economics</w:t>
-      </w:r>
-      <w:r>
-        <w:t xml:space="preserve"> </w:t>
-      </w:r>
-      <w:r>
-        <w:t xml:space="preserve">40(1):</w:t>
-      </w:r>
-      <w:r>
-        <w:t xml:space="preserve"> </w:t>
-      </w:r>
-      <w:r>
-        <w:t xml:space="preserve">133-156.</w:t>
+        <w:t xml:space="preserve">SFFA v. Harvard</w:t>
+      </w:r>
+      <w:r>
+        <w:t xml:space="preserve">.</w:t>
+      </w:r>
+      <w:r>
+        <w:t xml:space="preserve"> </w:t>
+      </w:r>
+      <w:r>
+        <w:t xml:space="preserve">EdWorkingPaper 26-1392, Annenberg Institute, Brown University (January).</w:t>
       </w:r>
       <w:r>
         <w:t xml:space="preserve"> </w:t>
@@ -8638,13 +8464,7 @@
         <w:pStyle w:val="BodyText"/>
       </w:pPr>
       <w:r>
-        <w:t xml:space="preserve">Arcidiacono, Peter, Josh Kinsler, and Tyler Ransom. 2023. What the</w:t>
-      </w:r>
-      <w:r>
-        <w:t xml:space="preserve"> </w:t>
-      </w:r>
-      <w:r>
-        <w:t xml:space="preserve">Students for Fair Admissions Cases Reveal About Racial Preferences.</w:t>
+        <w:t xml:space="preserve">Bowen, William G., and Derek Bok. 2018.</w:t>
       </w:r>
       <w:r>
         <w:t xml:space="preserve"> </w:t>
@@ -8654,13 +8474,115 @@
           <w:i/>
           <w:iCs/>
         </w:rPr>
-        <w:t xml:space="preserve">Journal of Political Economy Microeconomics</w:t>
-      </w:r>
-      <w:r>
-        <w:t xml:space="preserve"> </w:t>
-      </w:r>
-      <w:r>
-        <w:t xml:space="preserve">1(4): 615-668.</w:t>
+        <w:t xml:space="preserve">The Shape of the River:</w:t>
+      </w:r>
+      <w:r>
+        <w:rPr>
+          <w:i/>
+          <w:iCs/>
+        </w:rPr>
+        <w:t xml:space="preserve"> </w:t>
+      </w:r>
+      <w:r>
+        <w:rPr>
+          <w:i/>
+          <w:iCs/>
+        </w:rPr>
+        <w:t xml:space="preserve">Long-Term Consequences of Considering Race in College and University</w:t>
+      </w:r>
+      <w:r>
+        <w:rPr>
+          <w:i/>
+          <w:iCs/>
+        </w:rPr>
+        <w:t xml:space="preserve"> </w:t>
+      </w:r>
+      <w:r>
+        <w:rPr>
+          <w:i/>
+          <w:iCs/>
+        </w:rPr>
+        <w:t xml:space="preserve">Admissions</w:t>
+      </w:r>
+      <w:r>
+        <w:t xml:space="preserve">. 20th anniversary ed. Princeton: Princeton University Press.</w:t>
+      </w:r>
+      <w:r>
+        <w:t xml:space="preserve"> </w:t>
+      </w:r>
+      <w:r>
+        <w:t xml:space="preserve">First published 1998.</w:t>
+      </w:r>
+    </w:p>
+    <w:p>
+      <w:pPr>
+        <w:pStyle w:val="BodyText"/>
+      </w:pPr>
+      <w:r>
+        <w:t xml:space="preserve">Card, David. 2017. Report of David Card, Ph.D.,</w:t>
+      </w:r>
+      <w:r>
+        <w:t xml:space="preserve"> </w:t>
+      </w:r>
+      <w:r>
+        <w:rPr>
+          <w:i/>
+          <w:iCs/>
+        </w:rPr>
+        <w:t xml:space="preserve">Students for Fair</w:t>
+      </w:r>
+      <w:r>
+        <w:rPr>
+          <w:i/>
+          <w:iCs/>
+        </w:rPr>
+        <w:t xml:space="preserve"> </w:t>
+      </w:r>
+      <w:r>
+        <w:rPr>
+          <w:i/>
+          <w:iCs/>
+        </w:rPr>
+        <w:t xml:space="preserve">Admissions v. Harvard</w:t>
+      </w:r>
+      <w:r>
+        <w:t xml:space="preserve">, No. 1:14-cv-14176 (D. Mass., December 15).</w:t>
+      </w:r>
+    </w:p>
+    <w:p>
+      <w:pPr>
+        <w:pStyle w:val="BodyText"/>
+      </w:pPr>
+      <w:r>
+        <w:t xml:space="preserve">Chetty, Raj, David J. Deming, and John N. Friedman. 2026. Diversifying</w:t>
+      </w:r>
+      <w:r>
+        <w:t xml:space="preserve"> </w:t>
+      </w:r>
+      <w:r>
+        <w:t xml:space="preserve">Society’s Leaders? The Determinants and Causal Effects of Admission to</w:t>
+      </w:r>
+      <w:r>
+        <w:t xml:space="preserve"> </w:t>
+      </w:r>
+      <w:r>
+        <w:t xml:space="preserve">Highly Selective Private Colleges.</w:t>
+      </w:r>
+      <w:r>
+        <w:t xml:space="preserve"> </w:t>
+      </w:r>
+      <w:r>
+        <w:rPr>
+          <w:i/>
+          <w:iCs/>
+        </w:rPr>
+        <w:t xml:space="preserve">Quarterly Journal of Economics</w:t>
+      </w:r>
+      <w:r>
+        <w:t xml:space="preserve"> </w:t>
+      </w:r>
+      <w:r>
+        <w:t xml:space="preserve">141(1): 51-145.</w:t>
       </w:r>
       <w:r>
         <w:t xml:space="preserve"> </w:t>
@@ -8679,13 +8601,7 @@
         <w:pStyle w:val="BodyText"/>
       </w:pPr>
       <w:r>
-        <w:t xml:space="preserve">Arcidiacono, Peter, and Michael Lovenheim. 2016. Affirmative Action and</w:t>
-      </w:r>
-      <w:r>
-        <w:t xml:space="preserve"> </w:t>
-      </w:r>
-      <w:r>
-        <w:t xml:space="preserve">the Quality-Fit Trade-off.</w:t>
+        <w:t xml:space="preserve">College Board. 2020.</w:t>
       </w:r>
       <w:r>
         <w:t xml:space="preserve"> </w:t>
@@ -8695,13 +8611,24 @@
           <w:i/>
           <w:iCs/>
         </w:rPr>
-        <w:t xml:space="preserve">Journal of Economic Literature</w:t>
-      </w:r>
-      <w:r>
-        <w:t xml:space="preserve"> </w:t>
-      </w:r>
-      <w:r>
-        <w:t xml:space="preserve">54(1): 3-51.</w:t>
+        <w:t xml:space="preserve">2020 Total Group SAT Suite of Assessments Annual</w:t>
+      </w:r>
+      <w:r>
+        <w:rPr>
+          <w:i/>
+          <w:iCs/>
+        </w:rPr>
+        <w:t xml:space="preserve"> </w:t>
+      </w:r>
+      <w:r>
+        <w:rPr>
+          <w:i/>
+          <w:iCs/>
+        </w:rPr>
+        <w:t xml:space="preserve">Report</w:t>
+      </w:r>
+      <w:r>
+        <w:t xml:space="preserve">. New York: College Board.</w:t>
       </w:r>
       <w:r>
         <w:t xml:space="preserve"> </w:t>
@@ -8720,13 +8647,34 @@
         <w:pStyle w:val="BodyText"/>
       </w:pPr>
       <w:r>
-        <w:t xml:space="preserve">Baltimore Banner. 2026. Asian Enrollment at Johns Hopkins Is</w:t>
-      </w:r>
-      <w:r>
-        <w:t xml:space="preserve"> </w:t>
-      </w:r>
-      <w:r>
-        <w:t xml:space="preserve">Skyrocketing. No One Can Say Why. April 14 (by Ellie Wolfe).</w:t>
+        <w:t xml:space="preserve">College Board. 2021.</w:t>
+      </w:r>
+      <w:r>
+        <w:t xml:space="preserve"> </w:t>
+      </w:r>
+      <w:r>
+        <w:rPr>
+          <w:i/>
+          <w:iCs/>
+        </w:rPr>
+        <w:t xml:space="preserve">2021 Total Group SAT Suite of Assessments Annual</w:t>
+      </w:r>
+      <w:r>
+        <w:rPr>
+          <w:i/>
+          <w:iCs/>
+        </w:rPr>
+        <w:t xml:space="preserve"> </w:t>
+      </w:r>
+      <w:r>
+        <w:rPr>
+          <w:i/>
+          <w:iCs/>
+        </w:rPr>
+        <w:t xml:space="preserve">Report</w:t>
+      </w:r>
+      <w:r>
+        <w:t xml:space="preserve">. New York: College Board.</w:t>
       </w:r>
       <w:r>
         <w:t xml:space="preserve"> </w:t>
@@ -8745,13 +8693,7 @@
         <w:pStyle w:val="BodyText"/>
       </w:pPr>
       <w:r>
-        <w:t xml:space="preserve">Bleemer, Zachary. 2022. Affirmative Action, Mismatch, and Economic</w:t>
-      </w:r>
-      <w:r>
-        <w:t xml:space="preserve"> </w:t>
-      </w:r>
-      <w:r>
-        <w:t xml:space="preserve">Mobility After California’s Proposition 209.</w:t>
+        <w:t xml:space="preserve">College Board. 2022.</w:t>
       </w:r>
       <w:r>
         <w:t xml:space="preserve"> </w:t>
@@ -8761,7 +8703,7 @@
           <w:i/>
           <w:iCs/>
         </w:rPr>
-        <w:t xml:space="preserve">Quarterly Journal of</w:t>
+        <w:t xml:space="preserve">2022 Total Group SAT Suite of Assessments Annual</w:t>
       </w:r>
       <w:r>
         <w:rPr>
@@ -8775,13 +8717,10 @@
           <w:i/>
           <w:iCs/>
         </w:rPr>
-        <w:t xml:space="preserve">Economics</w:t>
-      </w:r>
-      <w:r>
-        <w:t xml:space="preserve"> </w:t>
-      </w:r>
-      <w:r>
-        <w:t xml:space="preserve">137(1): 115-160.</w:t>
+        <w:t xml:space="preserve">Report</w:t>
+      </w:r>
+      <w:r>
+        <w:t xml:space="preserve">. New York: College Board.</w:t>
       </w:r>
       <w:r>
         <w:t xml:space="preserve"> </w:t>
@@ -8800,19 +8739,7 @@
         <w:pStyle w:val="BodyText"/>
       </w:pPr>
       <w:r>
-        <w:t xml:space="preserve">Bloem, Michael D., Ashley Edwards, J. Parker Goyer, Jessica Howell,</w:t>
-      </w:r>
-      <w:r>
-        <w:t xml:space="preserve"> </w:t>
-      </w:r>
-      <w:r>
-        <w:t xml:space="preserve">Xiaowen Hu, Michael Hurwitz, Samuel J. Imlay, Jennifer Ma, and Matea</w:t>
-      </w:r>
-      <w:r>
-        <w:t xml:space="preserve"> </w:t>
-      </w:r>
-      <w:r>
-        <w:t xml:space="preserve">Pender. 2026. College Enrollment Patterns After</w:t>
+        <w:t xml:space="preserve">College Board. 2025.</w:t>
       </w:r>
       <w:r>
         <w:t xml:space="preserve"> </w:t>
@@ -8822,16 +8749,24 @@
           <w:i/>
           <w:iCs/>
         </w:rPr>
-        <w:t xml:space="preserve">SFFA v. Harvard</w:t>
-      </w:r>
-      <w:r>
-        <w:t xml:space="preserve">.</w:t>
-      </w:r>
-      <w:r>
-        <w:t xml:space="preserve"> </w:t>
-      </w:r>
-      <w:r>
-        <w:t xml:space="preserve">EdWorkingPaper 26-1392, Annenberg Institute, Brown University (January).</w:t>
+        <w:t xml:space="preserve">2025 Total Group SAT Suite of Assessments Annual</w:t>
+      </w:r>
+      <w:r>
+        <w:rPr>
+          <w:i/>
+          <w:iCs/>
+        </w:rPr>
+        <w:t xml:space="preserve"> </w:t>
+      </w:r>
+      <w:r>
+        <w:rPr>
+          <w:i/>
+          <w:iCs/>
+        </w:rPr>
+        <w:t xml:space="preserve">Report</w:t>
+      </w:r>
+      <w:r>
+        <w:t xml:space="preserve">. New York: College Board.</w:t>
       </w:r>
       <w:r>
         <w:t xml:space="preserve"> </w:t>
@@ -8850,125 +8785,19 @@
         <w:pStyle w:val="BodyText"/>
       </w:pPr>
       <w:r>
-        <w:t xml:space="preserve">Bowen, William G., and Derek Bok. 2018.</w:t>
-      </w:r>
-      <w:r>
-        <w:t xml:space="preserve"> </w:t>
-      </w:r>
-      <w:r>
-        <w:rPr>
-          <w:i/>
-          <w:iCs/>
-        </w:rPr>
-        <w:t xml:space="preserve">The Shape of the River:</w:t>
-      </w:r>
-      <w:r>
-        <w:rPr>
-          <w:i/>
-          <w:iCs/>
-        </w:rPr>
-        <w:t xml:space="preserve"> </w:t>
-      </w:r>
-      <w:r>
-        <w:rPr>
-          <w:i/>
-          <w:iCs/>
-        </w:rPr>
-        <w:t xml:space="preserve">Long-Term Consequences of Considering Race in College and University</w:t>
-      </w:r>
-      <w:r>
-        <w:rPr>
-          <w:i/>
-          <w:iCs/>
-        </w:rPr>
-        <w:t xml:space="preserve"> </w:t>
-      </w:r>
-      <w:r>
-        <w:rPr>
-          <w:i/>
-          <w:iCs/>
-        </w:rPr>
-        <w:t xml:space="preserve">Admissions</w:t>
-      </w:r>
-      <w:r>
-        <w:t xml:space="preserve">. 20th anniversary ed. Princeton: Princeton University Press.</w:t>
-      </w:r>
-      <w:r>
-        <w:t xml:space="preserve"> </w:t>
-      </w:r>
-      <w:r>
-        <w:t xml:space="preserve">First published 1998.</w:t>
-      </w:r>
-    </w:p>
-    <w:p>
-      <w:pPr>
-        <w:pStyle w:val="BodyText"/>
-      </w:pPr>
-      <w:r>
-        <w:t xml:space="preserve">Card, David. 2017. Report of David Card, Ph.D.,</w:t>
-      </w:r>
-      <w:r>
-        <w:t xml:space="preserve"> </w:t>
-      </w:r>
-      <w:r>
-        <w:rPr>
-          <w:i/>
-          <w:iCs/>
-        </w:rPr>
-        <w:t xml:space="preserve">Students for Fair</w:t>
-      </w:r>
-      <w:r>
-        <w:rPr>
-          <w:i/>
-          <w:iCs/>
-        </w:rPr>
-        <w:t xml:space="preserve"> </w:t>
-      </w:r>
-      <w:r>
-        <w:rPr>
-          <w:i/>
-          <w:iCs/>
-        </w:rPr>
-        <w:t xml:space="preserve">Admissions v. Harvard</w:t>
-      </w:r>
-      <w:r>
-        <w:t xml:space="preserve">, No. 1:14-cv-14176 (D. Mass., December 15).</w:t>
-      </w:r>
-    </w:p>
-    <w:p>
-      <w:pPr>
-        <w:pStyle w:val="BodyText"/>
-      </w:pPr>
-      <w:r>
-        <w:t xml:space="preserve">Chetty, Raj, David J. Deming, and John N. Friedman. 2026. Diversifying</w:t>
-      </w:r>
-      <w:r>
-        <w:t xml:space="preserve"> </w:t>
-      </w:r>
-      <w:r>
-        <w:t xml:space="preserve">Society’s Leaders? The Determinants and Causal Effects of Admission to</w:t>
-      </w:r>
-      <w:r>
-        <w:t xml:space="preserve"> </w:t>
-      </w:r>
-      <w:r>
-        <w:t xml:space="preserve">Highly Selective Private Colleges.</w:t>
-      </w:r>
-      <w:r>
-        <w:t xml:space="preserve"> </w:t>
-      </w:r>
-      <w:r>
-        <w:rPr>
-          <w:i/>
-          <w:iCs/>
-        </w:rPr>
-        <w:t xml:space="preserve">Quarterly Journal of Economics</w:t>
-      </w:r>
-      <w:r>
-        <w:t xml:space="preserve"> </w:t>
-      </w:r>
-      <w:r>
-        <w:t xml:space="preserve">141(1): 51-145.</w:t>
+        <w:t xml:space="preserve">Daniels, Ronald J. 2024. Johns Hopkins’ Continued Commitment to</w:t>
+      </w:r>
+      <w:r>
+        <w:t xml:space="preserve"> </w:t>
+      </w:r>
+      <w:r>
+        <w:t xml:space="preserve">Diversity. Message from the Office of the President, Johns Hopkins</w:t>
+      </w:r>
+      <w:r>
+        <w:t xml:space="preserve"> </w:t>
+      </w:r>
+      <w:r>
+        <w:t xml:space="preserve">University, September 19.</w:t>
       </w:r>
       <w:r>
         <w:t xml:space="preserve"> </w:t>
@@ -8987,7 +8816,13 @@
         <w:pStyle w:val="BodyText"/>
       </w:pPr>
       <w:r>
-        <w:t xml:space="preserve">College Board. 2025.</w:t>
+        <w:t xml:space="preserve">Economics Professors Brief. 2022. Brief of Professors of Economics as</w:t>
+      </w:r>
+      <w:r>
+        <w:t xml:space="preserve"> </w:t>
+      </w:r>
+      <w:r>
+        <w:t xml:space="preserve">Amici Curiae in Support of Respondent,</w:t>
       </w:r>
       <w:r>
         <w:t xml:space="preserve"> </w:t>
@@ -8997,7 +8832,7 @@
           <w:i/>
           <w:iCs/>
         </w:rPr>
-        <w:t xml:space="preserve">2025 Total Group SAT Suite of Assessments Annual</w:t>
+        <w:t xml:space="preserve">Students for Fair Admissions v.</w:t>
       </w:r>
       <w:r>
         <w:rPr>
@@ -9011,10 +8846,10 @@
           <w:i/>
           <w:iCs/>
         </w:rPr>
-        <w:t xml:space="preserve">Report</w:t>
-      </w:r>
-      <w:r>
-        <w:t xml:space="preserve">. New York: College Board.</w:t>
+        <w:t xml:space="preserve">Harvard</w:t>
+      </w:r>
+      <w:r>
+        <w:t xml:space="preserve">, No. 20-1199 (U.S. Supreme Court, August 1).</w:t>
       </w:r>
       <w:r>
         <w:t xml:space="preserve"> </w:t>
@@ -9033,19 +8868,32 @@
         <w:pStyle w:val="BodyText"/>
       </w:pPr>
       <w:r>
-        <w:t xml:space="preserve">Daniels, Ronald J. 2024. Johns Hopkins’ Continued Commitment to</w:t>
-      </w:r>
-      <w:r>
-        <w:t xml:space="preserve"> </w:t>
-      </w:r>
-      <w:r>
-        <w:t xml:space="preserve">Diversity. Message from the Office of the President, Johns Hopkins</w:t>
-      </w:r>
-      <w:r>
-        <w:t xml:space="preserve"> </w:t>
-      </w:r>
-      <w:r>
-        <w:t xml:space="preserve">University, September 19.</w:t>
+        <w:t xml:space="preserve">Economists Brief. 2022. Brief of Economists as Amici Curiae in Support of</w:t>
+      </w:r>
+      <w:r>
+        <w:t xml:space="preserve"> </w:t>
+      </w:r>
+      <w:r>
+        <w:t xml:space="preserve">Petitioner,</w:t>
+      </w:r>
+      <w:r>
+        <w:t xml:space="preserve"> </w:t>
+      </w:r>
+      <w:r>
+        <w:rPr>
+          <w:i/>
+          <w:iCs/>
+        </w:rPr>
+        <w:t xml:space="preserve">Students for Fair Admissions v. Harvard</w:t>
+      </w:r>
+      <w:r>
+        <w:t xml:space="preserve">, No. 20-1199 (U.S.</w:t>
+      </w:r>
+      <w:r>
+        <w:t xml:space="preserve"> </w:t>
+      </w:r>
+      <w:r>
+        <w:t xml:space="preserve">Supreme Court, May 9).</w:t>
       </w:r>
       <w:r>
         <w:t xml:space="preserve"> </w:t>
@@ -9064,13 +8912,13 @@
         <w:pStyle w:val="BodyText"/>
       </w:pPr>
       <w:r>
-        <w:t xml:space="preserve">Economics Professors Brief. 2022. Brief of Professors of Economics as</w:t>
-      </w:r>
-      <w:r>
-        <w:t xml:space="preserve"> </w:t>
-      </w:r>
-      <w:r>
-        <w:t xml:space="preserve">Amici Curiae in Support of Respondent,</w:t>
+        <w:t xml:space="preserve">Espenshade, Thomas J., and Chang Y. Chung. 2005. The Opportunity Cost of</w:t>
+      </w:r>
+      <w:r>
+        <w:t xml:space="preserve"> </w:t>
+      </w:r>
+      <w:r>
+        <w:t xml:space="preserve">Admission Preferences at Elite Universities.</w:t>
       </w:r>
       <w:r>
         <w:t xml:space="preserve"> </w:t>
@@ -9080,24 +8928,13 @@
           <w:i/>
           <w:iCs/>
         </w:rPr>
-        <w:t xml:space="preserve">Students for Fair Admissions v.</w:t>
-      </w:r>
-      <w:r>
-        <w:rPr>
-          <w:i/>
-          <w:iCs/>
-        </w:rPr>
-        <w:t xml:space="preserve"> </w:t>
-      </w:r>
-      <w:r>
-        <w:rPr>
-          <w:i/>
-          <w:iCs/>
-        </w:rPr>
-        <w:t xml:space="preserve">Harvard</w:t>
-      </w:r>
-      <w:r>
-        <w:t xml:space="preserve">, No. 20-1199 (U.S. Supreme Court, August 1).</w:t>
+        <w:t xml:space="preserve">Social Science Quarterly</w:t>
+      </w:r>
+      <w:r>
+        <w:t xml:space="preserve"> </w:t>
+      </w:r>
+      <w:r>
+        <w:t xml:space="preserve">86(2): 293-305.</w:t>
       </w:r>
       <w:r>
         <w:t xml:space="preserve"> </w:t>
@@ -9116,32 +8953,19 @@
         <w:pStyle w:val="BodyText"/>
       </w:pPr>
       <w:r>
-        <w:t xml:space="preserve">Economists Brief. 2022. Brief of Economists as Amici Curiae in Support of</w:t>
-      </w:r>
-      <w:r>
-        <w:t xml:space="preserve"> </w:t>
-      </w:r>
-      <w:r>
-        <w:t xml:space="preserve">Petitioner,</w:t>
-      </w:r>
-      <w:r>
-        <w:t xml:space="preserve"> </w:t>
-      </w:r>
-      <w:r>
-        <w:rPr>
-          <w:i/>
-          <w:iCs/>
-        </w:rPr>
-        <w:t xml:space="preserve">Students for Fair Admissions v. Harvard</w:t>
-      </w:r>
-      <w:r>
-        <w:t xml:space="preserve">, No. 20-1199 (U.S.</w:t>
-      </w:r>
-      <w:r>
-        <w:t xml:space="preserve"> </w:t>
-      </w:r>
-      <w:r>
-        <w:t xml:space="preserve">Supreme Court, May 9).</w:t>
+        <w:t xml:space="preserve">Grodsky, Eric, and Michal Kurlaender. 2006. The Demography of Higher</w:t>
+      </w:r>
+      <w:r>
+        <w:t xml:space="preserve"> </w:t>
+      </w:r>
+      <w:r>
+        <w:t xml:space="preserve">Education in the Wake of Affirmative Action. Working paper, University of</w:t>
+      </w:r>
+      <w:r>
+        <w:t xml:space="preserve"> </w:t>
+      </w:r>
+      <w:r>
+        <w:t xml:space="preserve">California, Davis (October).</w:t>
       </w:r>
       <w:r>
         <w:t xml:space="preserve"> </w:t>
@@ -9160,29 +8984,13 @@
         <w:pStyle w:val="BodyText"/>
       </w:pPr>
       <w:r>
-        <w:t xml:space="preserve">Espenshade, Thomas J., and Chang Y. Chung. 2005. The Opportunity Cost of</w:t>
-      </w:r>
-      <w:r>
-        <w:t xml:space="preserve"> </w:t>
-      </w:r>
-      <w:r>
-        <w:t xml:space="preserve">Admission Preferences at Elite Universities.</w:t>
-      </w:r>
-      <w:r>
-        <w:t xml:space="preserve"> </w:t>
-      </w:r>
-      <w:r>
-        <w:rPr>
-          <w:i/>
-          <w:iCs/>
-        </w:rPr>
-        <w:t xml:space="preserve">Social Science Quarterly</w:t>
-      </w:r>
-      <w:r>
-        <w:t xml:space="preserve"> </w:t>
-      </w:r>
-      <w:r>
-        <w:t xml:space="preserve">86(2): 293-305.</w:t>
+        <w:t xml:space="preserve">Harvard Crimson. 2025. Black and Hispanic Enrollment Drops, Asian</w:t>
+      </w:r>
+      <w:r>
+        <w:t xml:space="preserve"> </w:t>
+      </w:r>
+      <w:r>
+        <w:t xml:space="preserve">Enrollment Rises for Harvard’s Class of 2029. October 23.</w:t>
       </w:r>
       <w:r>
         <w:t xml:space="preserve"> </w:t>
@@ -9201,19 +9009,13 @@
         <w:pStyle w:val="BodyText"/>
       </w:pPr>
       <w:r>
-        <w:t xml:space="preserve">Grodsky, Eric, and Michal Kurlaender. 2006. The Demography of Higher</w:t>
-      </w:r>
-      <w:r>
-        <w:t xml:space="preserve"> </w:t>
-      </w:r>
-      <w:r>
-        <w:t xml:space="preserve">Education in the Wake of Affirmative Action. Working paper, University of</w:t>
-      </w:r>
-      <w:r>
-        <w:t xml:space="preserve"> </w:t>
-      </w:r>
-      <w:r>
-        <w:t xml:space="preserve">California, Davis (October).</w:t>
+        <w:t xml:space="preserve">Harvard Gazette. 2024. Harvard Releases Race Data for Class of 2028.</w:t>
+      </w:r>
+      <w:r>
+        <w:t xml:space="preserve"> </w:t>
+      </w:r>
+      <w:r>
+        <w:t xml:space="preserve">September 11.</w:t>
       </w:r>
       <w:r>
         <w:t xml:space="preserve"> </w:t>
@@ -9232,13 +9034,35 @@
         <w:pStyle w:val="BodyText"/>
       </w:pPr>
       <w:r>
-        <w:t xml:space="preserve">Harvard Crimson. 2025. Black and Hispanic Enrollment Drops, Asian</w:t>
-      </w:r>
-      <w:r>
-        <w:t xml:space="preserve"> </w:t>
-      </w:r>
-      <w:r>
-        <w:t xml:space="preserve">Enrollment Rises for Harvard’s Class of 2029. October 23.</w:t>
+        <w:t xml:space="preserve">Hinrichs, Peter. 2012. The Effects of Affirmative Action Bans on College</w:t>
+      </w:r>
+      <w:r>
+        <w:t xml:space="preserve"> </w:t>
+      </w:r>
+      <w:r>
+        <w:t xml:space="preserve">Enrollment, Educational Attainment, and the Demographic Composition of</w:t>
+      </w:r>
+      <w:r>
+        <w:t xml:space="preserve"> </w:t>
+      </w:r>
+      <w:r>
+        <w:t xml:space="preserve">Universities.</w:t>
+      </w:r>
+      <w:r>
+        <w:t xml:space="preserve"> </w:t>
+      </w:r>
+      <w:r>
+        <w:rPr>
+          <w:i/>
+          <w:iCs/>
+        </w:rPr>
+        <w:t xml:space="preserve">Review of Economics and Statistics</w:t>
+      </w:r>
+      <w:r>
+        <w:t xml:space="preserve"> </w:t>
+      </w:r>
+      <w:r>
+        <w:t xml:space="preserve">94(3): 712-722.</w:t>
       </w:r>
       <w:r>
         <w:t xml:space="preserve"> </w:t>
@@ -9257,13 +9081,40 @@
         <w:pStyle w:val="BodyText"/>
       </w:pPr>
       <w:r>
-        <w:t xml:space="preserve">Harvard Gazette. 2024. Harvard Releases Race Data for Class of 2028.</w:t>
-      </w:r>
-      <w:r>
-        <w:t xml:space="preserve"> </w:t>
-      </w:r>
-      <w:r>
-        <w:t xml:space="preserve">September 11.</w:t>
+        <w:t xml:space="preserve">JHU News-Letter. 2024. University Announces Drop in Percentage of</w:t>
+      </w:r>
+      <w:r>
+        <w:t xml:space="preserve"> </w:t>
+      </w:r>
+      <w:r>
+        <w:t xml:space="preserve">Students from Underrepresented Groups in the Class of 2028.</w:t>
+      </w:r>
+      <w:r>
+        <w:t xml:space="preserve"> </w:t>
+      </w:r>
+      <w:r>
+        <w:rPr>
+          <w:i/>
+          <w:iCs/>
+        </w:rPr>
+        <w:t xml:space="preserve">Johns</w:t>
+      </w:r>
+      <w:r>
+        <w:rPr>
+          <w:i/>
+          <w:iCs/>
+        </w:rPr>
+        <w:t xml:space="preserve"> </w:t>
+      </w:r>
+      <w:r>
+        <w:rPr>
+          <w:i/>
+          <w:iCs/>
+        </w:rPr>
+        <w:t xml:space="preserve">Hopkins News-Letter</w:t>
+      </w:r>
+      <w:r>
+        <w:t xml:space="preserve">, September 21.</w:t>
       </w:r>
       <w:r>
         <w:t xml:space="preserve"> </w:t>
@@ -9282,19 +9133,37 @@
         <w:pStyle w:val="BodyText"/>
       </w:pPr>
       <w:r>
-        <w:t xml:space="preserve">Hinrichs, Peter. 2012. The Effects of Affirmative Action Bans on College</w:t>
-      </w:r>
-      <w:r>
-        <w:t xml:space="preserve"> </w:t>
-      </w:r>
-      <w:r>
-        <w:t xml:space="preserve">Enrollment, Educational Attainment, and the Demographic Composition of</w:t>
-      </w:r>
-      <w:r>
-        <w:t xml:space="preserve"> </w:t>
-      </w:r>
-      <w:r>
-        <w:t xml:space="preserve">Universities.</w:t>
+        <w:t xml:space="preserve">Universities Brief. 2022. Brief of Brown University, California Institute</w:t>
+      </w:r>
+      <w:r>
+        <w:t xml:space="preserve"> </w:t>
+      </w:r>
+      <w:r>
+        <w:t xml:space="preserve">of Technology, Carnegie Mellon University, Columbia University, Cornell</w:t>
+      </w:r>
+      <w:r>
+        <w:t xml:space="preserve"> </w:t>
+      </w:r>
+      <w:r>
+        <w:t xml:space="preserve">University, Dartmouth College, Duke University, Emory University, Johns</w:t>
+      </w:r>
+      <w:r>
+        <w:t xml:space="preserve"> </w:t>
+      </w:r>
+      <w:r>
+        <w:t xml:space="preserve">Hopkins University, Princeton University, University of Chicago,</w:t>
+      </w:r>
+      <w:r>
+        <w:t xml:space="preserve"> </w:t>
+      </w:r>
+      <w:r>
+        <w:t xml:space="preserve">University of Pennsylvania, Vanderbilt University, Washington University</w:t>
+      </w:r>
+      <w:r>
+        <w:t xml:space="preserve"> </w:t>
+      </w:r>
+      <w:r>
+        <w:t xml:space="preserve">in St. Louis, and Yale University as Amici Curiae,</w:t>
       </w:r>
       <w:r>
         <w:t xml:space="preserve"> </w:t>
@@ -9304,13 +9173,30 @@
           <w:i/>
           <w:iCs/>
         </w:rPr>
-        <w:t xml:space="preserve">Review of Economics and Statistics</w:t>
-      </w:r>
-      <w:r>
-        <w:t xml:space="preserve"> </w:t>
-      </w:r>
-      <w:r>
-        <w:t xml:space="preserve">94(3): 712-722.</w:t>
+        <w:t xml:space="preserve">Students for Fair</w:t>
+      </w:r>
+      <w:r>
+        <w:rPr>
+          <w:i/>
+          <w:iCs/>
+        </w:rPr>
+        <w:t xml:space="preserve"> </w:t>
+      </w:r>
+      <w:r>
+        <w:rPr>
+          <w:i/>
+          <w:iCs/>
+        </w:rPr>
+        <w:t xml:space="preserve">Admissions v. Harvard</w:t>
+      </w:r>
+      <w:r>
+        <w:t xml:space="preserve">, Nos. 20-1199 and 21-707 (U.S. Supreme Court,</w:t>
+      </w:r>
+      <w:r>
+        <w:t xml:space="preserve"> </w:t>
+      </w:r>
+      <w:r>
+        <w:t xml:space="preserve">August 1).</w:t>
       </w:r>
       <w:r>
         <w:t xml:space="preserve"> </w:t>
@@ -9324,142 +9210,8 @@
         </w:r>
       </w:hyperlink>
     </w:p>
-    <w:p>
-      <w:pPr>
-        <w:pStyle w:val="BodyText"/>
-      </w:pPr>
-      <w:r>
-        <w:t xml:space="preserve">JHU News-Letter. 2024. University Announces Drop in Percentage of</w:t>
-      </w:r>
-      <w:r>
-        <w:t xml:space="preserve"> </w:t>
-      </w:r>
-      <w:r>
-        <w:t xml:space="preserve">Students from Underrepresented Groups in the Class of 2028.</w:t>
-      </w:r>
-      <w:r>
-        <w:t xml:space="preserve"> </w:t>
-      </w:r>
-      <w:r>
-        <w:rPr>
-          <w:i/>
-          <w:iCs/>
-        </w:rPr>
-        <w:t xml:space="preserve">Johns</w:t>
-      </w:r>
-      <w:r>
-        <w:rPr>
-          <w:i/>
-          <w:iCs/>
-        </w:rPr>
-        <w:t xml:space="preserve"> </w:t>
-      </w:r>
-      <w:r>
-        <w:rPr>
-          <w:i/>
-          <w:iCs/>
-        </w:rPr>
-        <w:t xml:space="preserve">Hopkins News-Letter</w:t>
-      </w:r>
-      <w:r>
-        <w:t xml:space="preserve">, September 21.</w:t>
-      </w:r>
-      <w:r>
-        <w:t xml:space="preserve"> </w:t>
-      </w:r>
-      <w:hyperlink r:id="rId63">
-        <w:r>
-          <w:rPr>
-            <w:rStyle w:val="Hyperlink"/>
-          </w:rPr>
-          <w:t xml:space="preserve">Link</w:t>
-        </w:r>
-      </w:hyperlink>
-    </w:p>
-    <w:p>
-      <w:pPr>
-        <w:pStyle w:val="BodyText"/>
-      </w:pPr>
-      <w:r>
-        <w:t xml:space="preserve">Universities Brief. 2022. Brief of Brown University, California Institute</w:t>
-      </w:r>
-      <w:r>
-        <w:t xml:space="preserve"> </w:t>
-      </w:r>
-      <w:r>
-        <w:t xml:space="preserve">of Technology, Carnegie Mellon University, Columbia University, Cornell</w:t>
-      </w:r>
-      <w:r>
-        <w:t xml:space="preserve"> </w:t>
-      </w:r>
-      <w:r>
-        <w:t xml:space="preserve">University, Dartmouth College, Duke University, Emory University, Johns</w:t>
-      </w:r>
-      <w:r>
-        <w:t xml:space="preserve"> </w:t>
-      </w:r>
-      <w:r>
-        <w:t xml:space="preserve">Hopkins University, Princeton University, University of Chicago,</w:t>
-      </w:r>
-      <w:r>
-        <w:t xml:space="preserve"> </w:t>
-      </w:r>
-      <w:r>
-        <w:t xml:space="preserve">University of Pennsylvania, Vanderbilt University, Washington University</w:t>
-      </w:r>
-      <w:r>
-        <w:t xml:space="preserve"> </w:t>
-      </w:r>
-      <w:r>
-        <w:t xml:space="preserve">in St. Louis, and Yale University as Amici Curiae,</w:t>
-      </w:r>
-      <w:r>
-        <w:t xml:space="preserve"> </w:t>
-      </w:r>
-      <w:r>
-        <w:rPr>
-          <w:i/>
-          <w:iCs/>
-        </w:rPr>
-        <w:t xml:space="preserve">Students for Fair</w:t>
-      </w:r>
-      <w:r>
-        <w:rPr>
-          <w:i/>
-          <w:iCs/>
-        </w:rPr>
-        <w:t xml:space="preserve"> </w:t>
-      </w:r>
-      <w:r>
-        <w:rPr>
-          <w:i/>
-          <w:iCs/>
-        </w:rPr>
-        <w:t xml:space="preserve">Admissions v. Harvard</w:t>
-      </w:r>
-      <w:r>
-        <w:t xml:space="preserve">, Nos. 20-1199 and 21-707 (U.S. Supreme Court,</w:t>
-      </w:r>
-      <w:r>
-        <w:t xml:space="preserve"> </w:t>
-      </w:r>
-      <w:r>
-        <w:t xml:space="preserve">August 1).</w:t>
-      </w:r>
-      <w:r>
-        <w:t xml:space="preserve"> </w:t>
-      </w:r>
-      <w:hyperlink r:id="rId64">
-        <w:r>
-          <w:rPr>
-            <w:rStyle w:val="Hyperlink"/>
-          </w:rPr>
-          <w:t xml:space="preserve">Link</w:t>
-        </w:r>
-      </w:hyperlink>
-    </w:p>
-    <w:bookmarkEnd w:id="65"/>
-    <w:bookmarkStart w:id="66" w:name="cases-cited"/>
+    <w:bookmarkEnd w:id="63"/>
+    <w:bookmarkStart w:id="64" w:name="cases-cited"/>
     <w:p>
       <w:pPr>
         <w:pStyle w:val="Heading2"/>
@@ -9541,7 +9293,61 @@
         <w:t xml:space="preserve">, 600 U.S. 181 (2023).</w:t>
       </w:r>
     </w:p>
-    <w:bookmarkEnd w:id="66"/>
+    <w:bookmarkEnd w:id="64"/>
+    <w:bookmarkStart w:id="65" w:name="about-the-author"/>
+    <w:p>
+      <w:pPr>
+        <w:pStyle w:val="Heading2"/>
+      </w:pPr>
+      <w:r>
+        <w:t xml:space="preserve">About the Author</w:t>
+      </w:r>
+    </w:p>
+    <w:p>
+      <w:pPr>
+        <w:pStyle w:val="FirstParagraph"/>
+      </w:pPr>
+      <w:r>
+        <w:t xml:space="preserve">David Kane (www.davidkane.info) is a visiting assistant professor at New College of Florida.</w:t>
+      </w:r>
+      <w:r>
+        <w:t xml:space="preserve"> </w:t>
+      </w:r>
+      <w:r>
+        <w:t xml:space="preserve">He is the former Preceptor in Statistical Methods and Mathematics in the</w:t>
+      </w:r>
+      <w:r>
+        <w:t xml:space="preserve"> </w:t>
+      </w:r>
+      <w:r>
+        <w:t xml:space="preserve">Department of Government at Harvard University. He served as an officer</w:t>
+      </w:r>
+      <w:r>
+        <w:t xml:space="preserve"> </w:t>
+      </w:r>
+      <w:r>
+        <w:t xml:space="preserve">in the United States Marine Corps from 1988 to 1991. Prior to returning</w:t>
+      </w:r>
+      <w:r>
+        <w:t xml:space="preserve"> </w:t>
+      </w:r>
+      <w:r>
+        <w:t xml:space="preserve">to academia in 2018, he worked in quantitative finance for two decades,</w:t>
+      </w:r>
+      <w:r>
+        <w:t xml:space="preserve"> </w:t>
+      </w:r>
+      <w:r>
+        <w:t xml:space="preserve">mostly as an equity portfolio manager at firms including Numeric, Geode,</w:t>
+      </w:r>
+      <w:r>
+        <w:t xml:space="preserve"> </w:t>
+      </w:r>
+      <w:r>
+        <w:t xml:space="preserve">Millennium, Point72 (formerly SAC), Acadian and Hutchin Hill. He can be reached at dave.kane@gmail.com.</w:t>
+      </w:r>
+    </w:p>
+    <w:bookmarkEnd w:id="65"/>
     <w:sectPr>
       <w:footnotePr>
         <w:numRestart w:val="eachSect"/>
@@ -9568,199 +9374,6 @@
     <w:p>
       <w:r>
         <w:separator/>
-      </w:r>
-    </w:p>
-  </w:footnote>
-  <w:footnote w:id="11">
-    <w:p>
-      <w:pPr>
-        <w:pStyle w:val="FootnoteText"/>
-      </w:pPr>
-      <w:r>
-        <w:rPr>
-          <w:rStyle w:val="FootnoteReference"/>
-        </w:rPr>
-        <w:footnoteRef/>
-      </w:r>
-      <w:r>
-        <w:t xml:space="preserve"> </w:t>
-      </w:r>
-      <w:r>
-        <w:t xml:space="preserve">Card’s simulation sample comprises the admits to the Class of</w:t>
-      </w:r>
-      <w:r>
-        <w:t xml:space="preserve"> </w:t>
-      </w:r>
-      <w:r>
-        <w:t xml:space="preserve">2019 who appear in his preferred year-by-year regression model,</w:t>
-      </w:r>
-      <w:r>
-        <w:t xml:space="preserve"> </w:t>
-      </w:r>
-      <w:r>
-        <w:t xml:space="preserve">estimated on a corrected and expanded version of the applicant data</w:t>
-      </w:r>
-      <w:r>
-        <w:t xml:space="preserve"> </w:t>
-      </w:r>
-      <w:r>
-        <w:t xml:space="preserve">assembled by the plaintiff’s expert. Its admitted class consists of 676</w:t>
-      </w:r>
-      <w:r>
-        <w:t xml:space="preserve"> </w:t>
-      </w:r>
-      <w:r>
-        <w:t xml:space="preserve">White, 402 Asian American, 233 Hispanic or Other, 234 African American,</w:t>
-      </w:r>
-      <w:r>
-        <w:t xml:space="preserve"> </w:t>
-      </w:r>
-      <w:r>
-        <w:t xml:space="preserve">and 134 race-missing admits (Card 2017, 125, Exhibit 45). Harvard</w:t>
-      </w:r>
-      <w:r>
-        <w:t xml:space="preserve"> </w:t>
-      </w:r>
-      <w:r>
-        <w:t xml:space="preserve">admitted roughly 2,000 students in the cycle, so several hundred admits,</w:t>
-      </w:r>
-      <w:r>
-        <w:t xml:space="preserve"> </w:t>
-      </w:r>
-      <w:r>
-        <w:t xml:space="preserve">internationals and applicants outside the regression sample, are</w:t>
-      </w:r>
-      <w:r>
-        <w:t xml:space="preserve"> </w:t>
-      </w:r>
-      <w:r>
-        <w:t xml:space="preserve">excluded. The calibration does not require Card’s sample to match the</w:t>
-      </w:r>
-      <w:r>
-        <w:t xml:space="preserve"> </w:t>
-      </w:r>
-      <w:r>
-        <w:t xml:space="preserve">enrolled class member for member. The conversion factor absorbs all</w:t>
-      </w:r>
-      <w:r>
-        <w:t xml:space="preserve"> </w:t>
-      </w:r>
-      <w:r>
-        <w:t xml:space="preserve">scope differences between the two populations and requires only that</w:t>
-      </w:r>
-      <w:r>
-        <w:t xml:space="preserve"> </w:t>
-      </w:r>
-      <w:r>
-        <w:t xml:space="preserve">their relationship be stable across the calibration cohorts, which the</w:t>
-      </w:r>
-      <w:r>
-        <w:t xml:space="preserve"> </w:t>
-      </w:r>
-      <w:r>
-        <w:t xml:space="preserve">flat time series in Card’s exhibits (Card 2017, 90-93) supports.</w:t>
-      </w:r>
-    </w:p>
-  </w:footnote>
-  <w:footnote w:id="12">
-    <w:p>
-      <w:pPr>
-        <w:pStyle w:val="FootnoteText"/>
-      </w:pPr>
-      <w:r>
-        <w:rPr>
-          <w:rStyle w:val="FootnoteReference"/>
-        </w:rPr>
-        <w:footnoteRef/>
-      </w:r>
-      <w:r>
-        <w:t xml:space="preserve"> </w:t>
-      </w:r>
-      <w:r>
-        <w:t xml:space="preserve">The underlying finding summarizes the simulations of the</w:t>
-      </w:r>
-      <w:r>
-        <w:t xml:space="preserve"> </w:t>
-      </w:r>
-      <w:r>
-        <w:t xml:space="preserve">petitioner’s expert: African American representation in Harvard’s</w:t>
-      </w:r>
-      <w:r>
-        <w:t xml:space="preserve"> </w:t>
-      </w:r>
-      <w:r>
-        <w:t xml:space="preserve">incoming class</w:t>
-      </w:r>
-      <w:r>
-        <w:t xml:space="preserve"> </w:t>
-      </w:r>
-      <w:r>
-        <w:t xml:space="preserve">“would fall nearly one-third to approximately 10% of the</w:t>
-      </w:r>
-      <w:r>
-        <w:t xml:space="preserve"> </w:t>
-      </w:r>
-      <w:r>
-        <w:t xml:space="preserve">class”</w:t>
-      </w:r>
-      <w:r>
-        <w:t xml:space="preserve"> </w:t>
-      </w:r>
-      <w:r>
-        <w:t xml:space="preserve">(</w:t>
-      </w:r>
-      <w:r>
-        <w:rPr>
-          <w:i/>
-          <w:iCs/>
-        </w:rPr>
-        <w:t xml:space="preserve">SFFA v. Harvard</w:t>
-      </w:r>
-      <w:r>
-        <w:t xml:space="preserve">, 397 F. Supp. 3d at 178-84, reviewing</w:t>
-      </w:r>
-      <w:r>
-        <w:t xml:space="preserve"> </w:t>
-      </w:r>
-      <w:r>
-        <w:t xml:space="preserve">race-neutral alternatives).</w:t>
-      </w:r>
-    </w:p>
-  </w:footnote>
-  <w:footnote w:id="18">
-    <w:p>
-      <w:pPr>
-        <w:pStyle w:val="FootnoteText"/>
-      </w:pPr>
-      <w:r>
-        <w:rPr>
-          <w:rStyle w:val="FootnoteReference"/>
-        </w:rPr>
-        <w:footnoteRef/>
-      </w:r>
-      <w:r>
-        <w:t xml:space="preserve"> </w:t>
-      </w:r>
-      <w:r>
-        <w:t xml:space="preserve">The</w:t>
-      </w:r>
-      <w:r>
-        <w:t xml:space="preserve"> </w:t>
-      </w:r>
-      <w:r>
-        <w:t xml:space="preserve">announcement counted 1,675 enrolling students against the CDS filing’s</w:t>
-      </w:r>
-      <w:r>
-        <w:t xml:space="preserve"> </w:t>
-      </w:r>
-      <w:r>
-        <w:t xml:space="preserve">1,673 first-time first-years, a difference presumably attributable to the</w:t>
-      </w:r>
-      <w:r>
-        <w:t xml:space="preserve"> </w:t>
-      </w:r>
-      <w:r>
-        <w:t xml:space="preserve">timing of the fall census.</w:t>
       </w:r>
     </w:p>
   </w:footnote>

--- a/paper/paper.docx
+++ b/paper/paper.docx
@@ -36,7 +36,7 @@
         <w:pStyle w:val="Date"/>
       </w:pPr>
       <w:r>
-        <w:t xml:space="preserve">2026-08-07</w:t>
+        <w:t xml:space="preserve">2026-08-08</w:t>
       </w:r>
     </w:p>
     <w:p>
@@ -436,7 +436,10 @@
     </w:p>
     <w:p>
       <w:pPr>
-        <w:pStyle w:val="BodyText"/>
+        <w:numPr>
+          <w:ilvl w:val="0"/>
+          <w:numId w:val="1001"/>
+        </w:numPr>
       </w:pPr>
       <w:r>
         <w:t xml:space="preserve">Mean Black enrollment across the 33 amici colleges is above,</w:t>
@@ -450,7 +453,10 @@
     </w:p>
     <w:p>
       <w:pPr>
-        <w:pStyle w:val="BodyText"/>
+        <w:numPr>
+          <w:ilvl w:val="0"/>
+          <w:numId w:val="1001"/>
+        </w:numPr>
       </w:pPr>
       <w:r>
         <w:t xml:space="preserve">Mean Black enrollment at the 15 research universities that told the</w:t>
@@ -476,7 +482,10 @@
     </w:p>
     <w:p>
       <w:pPr>
-        <w:pStyle w:val="BodyText"/>
+        <w:numPr>
+          <w:ilvl w:val="0"/>
+          <w:numId w:val="1001"/>
+        </w:numPr>
       </w:pPr>
       <w:r>
         <w:t xml:space="preserve">The ratio of Asian to Black first-year students across</w:t>
@@ -502,7 +511,10 @@
     </w:p>
     <w:p>
       <w:pPr>
-        <w:pStyle w:val="BodyText"/>
+        <w:numPr>
+          <w:ilvl w:val="0"/>
+          <w:numId w:val="1001"/>
+        </w:numPr>
       </w:pPr>
       <w:r>
         <w:t xml:space="preserve">Black enrollment at Harvard, correctly converted, sits at its 2010-2015</w:t>
@@ -516,7 +528,7 @@
     </w:p>
     <w:p>
       <w:pPr>
-        <w:pStyle w:val="BodyText"/>
+        <w:pStyle w:val="FirstParagraph"/>
       </w:pPr>
       <w:r>
         <w:t xml:space="preserve">These results raise the issue: Does abiding by the decision not have</w:t>
@@ -7687,7 +7699,10 @@
     </w:p>
     <w:p>
       <w:pPr>
-        <w:pStyle w:val="BodyText"/>
+        <w:numPr>
+          <w:ilvl w:val="0"/>
+          <w:numId w:val="1002"/>
+        </w:numPr>
       </w:pPr>
       <w:r>
         <w:t xml:space="preserve">Among the 33 colleges that jointly</w:t>
@@ -7708,7 +7723,47 @@
         <w:t xml:space="preserve"> </w:t>
       </w:r>
       <w:r>
-        <w:t xml:space="preserve">never approached the mildest version of their own forecast. The ratio of</w:t>
+        <w:t xml:space="preserve">never approached the mildest version of their own forecast.</w:t>
+      </w:r>
+    </w:p>
+    <w:p>
+      <w:pPr>
+        <w:numPr>
+          <w:ilvl w:val="0"/>
+          <w:numId w:val="1002"/>
+        </w:numPr>
+      </w:pPr>
+      <w:r>
+        <w:t xml:space="preserve">At the 15 research universities</w:t>
+      </w:r>
+      <w:r>
+        <w:t xml:space="preserve"> </w:t>
+      </w:r>
+      <w:r>
+        <w:t xml:space="preserve">that assured the Court that race-neutral admissions would undercut their</w:t>
+      </w:r>
+      <w:r>
+        <w:t xml:space="preserve"> </w:t>
+      </w:r>
+      <w:r>
+        <w:t xml:space="preserve">diversity, the mean Black share of US first-years moved from 7.4 to 7.2</w:t>
+      </w:r>
+      <w:r>
+        <w:t xml:space="preserve"> </w:t>
+      </w:r>
+      <w:r>
+        <w:t xml:space="preserve">percent, and six signatories sit above their baselines.</w:t>
+      </w:r>
+    </w:p>
+    <w:p>
+      <w:pPr>
+        <w:numPr>
+          <w:ilvl w:val="0"/>
+          <w:numId w:val="1002"/>
+        </w:numPr>
+      </w:pPr>
+      <w:r>
+        <w:t xml:space="preserve">Across the 47 top-ranked institutions, the ratio of</w:t>
       </w:r>
       <w:r>
         <w:t xml:space="preserve"> </w:t>
@@ -7737,33 +7792,10 @@
     </w:p>
     <w:p>
       <w:pPr>
-        <w:pStyle w:val="BodyText"/>
-      </w:pPr>
-      <w:r>
-        <w:t xml:space="preserve">At the 15 research universities</w:t>
-      </w:r>
-      <w:r>
-        <w:t xml:space="preserve"> </w:t>
-      </w:r>
-      <w:r>
-        <w:t xml:space="preserve">that assured the Court that race-neutral admissions would undercut their</w:t>
-      </w:r>
-      <w:r>
-        <w:t xml:space="preserve"> </w:t>
-      </w:r>
-      <w:r>
-        <w:t xml:space="preserve">diversity, the mean Black share of US first-years moved from 7.4 to 7.2</w:t>
-      </w:r>
-      <w:r>
-        <w:t xml:space="preserve"> </w:t>
-      </w:r>
-      <w:r>
-        <w:t xml:space="preserve">percent, and six signatories sit above their baselines.</w:t>
-      </w:r>
-    </w:p>
-    <w:p>
-      <w:pPr>
-        <w:pStyle w:val="BodyText"/>
+        <w:numPr>
+          <w:ilvl w:val="0"/>
+          <w:numId w:val="1002"/>
+        </w:numPr>
       </w:pPr>
       <w:r>
         <w:t xml:space="preserve">Harvard’s Black enrollment share, expressed in any internally consistent</w:t>
@@ -7783,7 +7815,7 @@
     </w:p>
     <w:p>
       <w:pPr>
-        <w:pStyle w:val="BodyText"/>
+        <w:pStyle w:val="FirstParagraph"/>
       </w:pPr>
       <w:r>
         <w:t xml:space="preserve">The parsimonious reading of this</w:t>
@@ -9344,7 +9376,13 @@
         <w:t xml:space="preserve"> </w:t>
       </w:r>
       <w:r>
-        <w:t xml:space="preserve">Millennium, Point72 (formerly SAC), Acadian and Hutchin Hill. He can be reached at dave.kane@gmail.com.</w:t>
+        <w:t xml:space="preserve">Millennium, Point72 (formerly SAC), Acadian, and Hutchin Hill. His email</w:t>
+      </w:r>
+      <w:r>
+        <w:t xml:space="preserve"> </w:t>
+      </w:r>
+      <w:r>
+        <w:t xml:space="preserve">is dave.kane@gmail.com.</w:t>
       </w:r>
     </w:p>
     <w:bookmarkEnd w:id="65"/>
@@ -9458,8 +9496,117 @@
       </w:pPr>
     </w:lvl>
   </w:abstractNum>
+  <w:abstractNum w:abstractNumId="991">
+    <w:nsid w:val="0000A991"/>
+    <w:multiLevelType w:val="multilevel"/>
+    <w:lvl w:ilvl="0">
+      <w:numFmt w:val="bullet"/>
+      <w:lvlText w:val=""/>
+      <w:lvlJc w:val="left"/>
+      <w:pPr>
+        <w:ind w:left="720" w:hanging="360"/>
+      </w:pPr>
+      <w:rPr>
+        <w:rFonts w:ascii="Symbol" w:hAnsi="Symbol" w:cs="Symbol" w:hint="default"/>
+      </w:rPr>
+    </w:lvl>
+    <w:lvl w:ilvl="1">
+      <w:numFmt w:val="bullet"/>
+      <w:lvlText w:val="o"/>
+      <w:lvlJc w:val="left"/>
+      <w:pPr>
+        <w:ind w:left="1440" w:hanging="360"/>
+      </w:pPr>
+      <w:rPr>
+        <w:rFonts w:ascii="Courier New" w:hAnsi="Courier New" w:cs="Courier New" w:hint="default"/>
+      </w:rPr>
+    </w:lvl>
+    <w:lvl w:ilvl="2">
+      <w:numFmt w:val="bullet"/>
+      <w:lvlText w:val=""/>
+      <w:lvlJc w:val="left"/>
+      <w:pPr>
+        <w:ind w:left="2160" w:hanging="360"/>
+      </w:pPr>
+      <w:rPr>
+        <w:rFonts w:ascii="Wingdings" w:hAnsi="Wingdings" w:cs="Wingdings" w:hint="default"/>
+      </w:rPr>
+    </w:lvl>
+    <w:lvl w:ilvl="3">
+      <w:numFmt w:val="bullet"/>
+      <w:lvlText w:val=""/>
+      <w:lvlJc w:val="left"/>
+      <w:pPr>
+        <w:ind w:left="2880" w:hanging="360"/>
+      </w:pPr>
+      <w:rPr>
+        <w:rFonts w:ascii="Symbol" w:hAnsi="Symbol" w:cs="Symbol" w:hint="default"/>
+      </w:rPr>
+    </w:lvl>
+    <w:lvl w:ilvl="4">
+      <w:numFmt w:val="bullet"/>
+      <w:lvlText w:val="o"/>
+      <w:lvlJc w:val="left"/>
+      <w:pPr>
+        <w:ind w:left="3600" w:hanging="360"/>
+      </w:pPr>
+      <w:rPr>
+        <w:rFonts w:ascii="Courier New" w:hAnsi="Courier New" w:cs="Courier New" w:hint="default"/>
+      </w:rPr>
+    </w:lvl>
+    <w:lvl w:ilvl="5">
+      <w:numFmt w:val="bullet"/>
+      <w:lvlText w:val=""/>
+      <w:lvlJc w:val="left"/>
+      <w:pPr>
+        <w:ind w:left="4320" w:hanging="360"/>
+      </w:pPr>
+      <w:rPr>
+        <w:rFonts w:ascii="Wingdings" w:hAnsi="Wingdings" w:cs="Wingdings" w:hint="default"/>
+      </w:rPr>
+    </w:lvl>
+    <w:lvl w:ilvl="6">
+      <w:numFmt w:val="bullet"/>
+      <w:lvlText w:val=""/>
+      <w:lvlJc w:val="left"/>
+      <w:pPr>
+        <w:ind w:left="5040" w:hanging="360"/>
+      </w:pPr>
+      <w:rPr>
+        <w:rFonts w:ascii="Symbol" w:hAnsi="Symbol" w:cs="Symbol" w:hint="default"/>
+      </w:rPr>
+    </w:lvl>
+    <w:lvl w:ilvl="7">
+      <w:numFmt w:val="bullet"/>
+      <w:lvlText w:val="o"/>
+      <w:lvlJc w:val="left"/>
+      <w:pPr>
+        <w:ind w:left="5760" w:hanging="360"/>
+      </w:pPr>
+      <w:rPr>
+        <w:rFonts w:ascii="Courier New" w:hAnsi="Courier New" w:cs="Courier New" w:hint="default"/>
+      </w:rPr>
+    </w:lvl>
+    <w:lvl w:ilvl="8">
+      <w:numFmt w:val="bullet"/>
+      <w:lvlText w:val=""/>
+      <w:lvlJc w:val="left"/>
+      <w:pPr>
+        <w:ind w:left="6480" w:hanging="360"/>
+      </w:pPr>
+      <w:rPr>
+        <w:rFonts w:ascii="Wingdings" w:hAnsi="Wingdings" w:cs="Wingdings" w:hint="default"/>
+      </w:rPr>
+    </w:lvl>
+  </w:abstractNum>
   <w:num w:numId="1000">
     <w:abstractNumId w:val="990"/>
+  </w:num>
+  <w:num w:numId="1001">
+    <w:abstractNumId w:val="991"/>
+  </w:num>
+  <w:num w:numId="1002">
+    <w:abstractNumId w:val="991"/>
   </w:num>
 </w:numbering>
 </file>

--- a/paper/paper.docx
+++ b/paper/paper.docx
@@ -36,7 +36,7 @@
         <w:pStyle w:val="Date"/>
       </w:pPr>
       <w:r>
-        <w:t xml:space="preserve">2026-08-08</w:t>
+        <w:t xml:space="preserve">2026-08-26</w:t>
       </w:r>
     </w:p>
     <w:p>
@@ -52,127 +52,137 @@
         <w:pStyle w:val="Abstract"/>
       </w:pPr>
       <w:r>
-        <w:t xml:space="preserve">A landmark 29 June 2023 U.S. Supreme Court decision (</w:t>
+        <w:t xml:space="preserve">A landmark June 2023 U.S. Supreme Court decision (</w:t>
       </w:r>
       <w:r>
         <w:rPr>
           <w:i/>
           <w:iCs/>
         </w:rPr>
-        <w:t xml:space="preserve">SFFA v.</w:t>
-      </w:r>
-      <w:r>
-        <w:rPr>
-          <w:i/>
-          <w:iCs/>
-        </w:rPr>
-        <w:t xml:space="preserve"> </w:t>
-      </w:r>
-      <w:r>
-        <w:rPr>
-          <w:i/>
-          <w:iCs/>
-        </w:rPr>
-        <w:t xml:space="preserve">Harvard</w:t>
-      </w:r>
-      <w:r>
-        <w:t xml:space="preserve">) held that race-based admissions at colleges and universities</w:t>
-      </w:r>
-      <w:r>
-        <w:t xml:space="preserve"> </w:t>
-      </w:r>
-      <w:r>
-        <w:t xml:space="preserve">were unconstitutional. During the case, elite schools made predictions</w:t>
-      </w:r>
-      <w:r>
-        <w:t xml:space="preserve"> </w:t>
-      </w:r>
-      <w:r>
-        <w:t xml:space="preserve">about what would happen if SFFA were to win (as it went on to do).</w:t>
-      </w:r>
-      <w:r>
-        <w:t xml:space="preserve"> </w:t>
-      </w:r>
-      <w:r>
-        <w:t xml:space="preserve">Thirty-three selective schools predicted Black enrollment declines of</w:t>
-      </w:r>
-      <w:r>
-        <w:t xml:space="preserve"> </w:t>
-      </w:r>
-      <w:r>
-        <w:t xml:space="preserve">50 to 70 percent. Harvard’s expert witness, David Card, estimated that</w:t>
-      </w:r>
-      <w:r>
-        <w:t xml:space="preserve"> </w:t>
-      </w:r>
-      <w:r>
-        <w:t xml:space="preserve">eliminating racial preferences would cut the Black share of Harvard’s</w:t>
-      </w:r>
-      <w:r>
-        <w:t xml:space="preserve"> </w:t>
-      </w:r>
-      <w:r>
-        <w:t xml:space="preserve">admitted class from 14 percent to 6 percent. Years have passed since</w:t>
-      </w:r>
-      <w:r>
-        <w:t xml:space="preserve"> </w:t>
-      </w:r>
-      <w:r>
-        <w:t xml:space="preserve">the 2023 Supreme Court decision. Here, I test the predictions using</w:t>
-      </w:r>
-      <w:r>
-        <w:t xml:space="preserve"> </w:t>
-      </w:r>
-      <w:r>
-        <w:t xml:space="preserve">Common Data Set and IPEDS records assembled for sixty-three selective</w:t>
-      </w:r>
-      <w:r>
-        <w:t xml:space="preserve"> </w:t>
-      </w:r>
-      <w:r>
-        <w:t xml:space="preserve">institutions through fall 2025. Once the incompatible definitions of</w:t>
-      </w:r>
-      <w:r>
-        <w:t xml:space="preserve"> </w:t>
-      </w:r>
-      <w:r>
-        <w:t xml:space="preserve">population and race underlying the litigation figures are reconciled,</w:t>
-      </w:r>
-      <w:r>
-        <w:t xml:space="preserve"> </w:t>
-      </w:r>
-      <w:r>
-        <w:t xml:space="preserve">I find that: (1) Average Black enrollment among the 33 colleges</w:t>
-      </w:r>
-      <w:r>
-        <w:t xml:space="preserve"> </w:t>
-      </w:r>
-      <w:r>
-        <w:t xml:space="preserve">exceeds its pre-litigation benchmark. (2) Black enrollment at the</w:t>
-      </w:r>
-      <w:r>
-        <w:t xml:space="preserve"> </w:t>
-      </w:r>
-      <w:r>
-        <w:t xml:space="preserve">research universities is essentially unchanged. (3) Harvard’s Black</w:t>
-      </w:r>
-      <w:r>
-        <w:t xml:space="preserve"> </w:t>
-      </w:r>
-      <w:r>
-        <w:t xml:space="preserve">enrollment matches its 2010-2015 level. The results raise the issue:</w:t>
-      </w:r>
-      <w:r>
-        <w:t xml:space="preserve"> </w:t>
-      </w:r>
-      <w:r>
-        <w:t xml:space="preserve">Does abiding by the decision not have the predicted effect, or are the</w:t>
-      </w:r>
-      <w:r>
-        <w:t xml:space="preserve"> </w:t>
-      </w:r>
-      <w:r>
-        <w:t xml:space="preserve">schools not abiding by the decision?</w:t>
+        <w:t xml:space="preserve">SFFA v. Harvard</w:t>
+      </w:r>
+      <w:r>
+        <w:t xml:space="preserve">)</w:t>
+      </w:r>
+      <w:r>
+        <w:t xml:space="preserve"> </w:t>
+      </w:r>
+      <w:r>
+        <w:t xml:space="preserve">held that race-based admissions at colleges and universities are</w:t>
+      </w:r>
+      <w:r>
+        <w:t xml:space="preserve"> </w:t>
+      </w:r>
+      <w:r>
+        <w:t xml:space="preserve">unconstitutional. During the litigation, elite schools predicted what</w:t>
+      </w:r>
+      <w:r>
+        <w:t xml:space="preserve"> </w:t>
+      </w:r>
+      <w:r>
+        <w:t xml:space="preserve">would happen if SFFA were to win, as it went on to do. Thirty-three</w:t>
+      </w:r>
+      <w:r>
+        <w:t xml:space="preserve"> </w:t>
+      </w:r>
+      <w:r>
+        <w:t xml:space="preserve">selective colleges forecast Black enrollment declines of 50 to 70</w:t>
+      </w:r>
+      <w:r>
+        <w:t xml:space="preserve"> </w:t>
+      </w:r>
+      <w:r>
+        <w:t xml:space="preserve">percent. Fifteen research universities assured the Court that</w:t>
+      </w:r>
+      <w:r>
+        <w:t xml:space="preserve"> </w:t>
+      </w:r>
+      <w:r>
+        <w:t xml:space="preserve">race-neutral admissions</w:t>
+      </w:r>
+      <w:r>
+        <w:t xml:space="preserve"> </w:t>
+      </w:r>
+      <w:r>
+        <w:t xml:space="preserve">“would undercut”</w:t>
+      </w:r>
+      <w:r>
+        <w:t xml:space="preserve"> </w:t>
+      </w:r>
+      <w:r>
+        <w:t xml:space="preserve">the diversity they seek.</w:t>
+      </w:r>
+      <w:r>
+        <w:t xml:space="preserve"> </w:t>
+      </w:r>
+      <w:r>
+        <w:t xml:space="preserve">Harvard’s expert witness, David Card, estimated that eliminating racial</w:t>
+      </w:r>
+      <w:r>
+        <w:t xml:space="preserve"> </w:t>
+      </w:r>
+      <w:r>
+        <w:t xml:space="preserve">preferences would cut the Black share of Harvard’s admitted class from</w:t>
+      </w:r>
+      <w:r>
+        <w:t xml:space="preserve"> </w:t>
+      </w:r>
+      <w:r>
+        <w:t xml:space="preserve">14 percent to 6 percent. I test these predictions using Common Data Set</w:t>
+      </w:r>
+      <w:r>
+        <w:t xml:space="preserve"> </w:t>
+      </w:r>
+      <w:r>
+        <w:t xml:space="preserve">and IPEDS records for sixty-three selective institutions through fall</w:t>
+      </w:r>
+      <w:r>
+        <w:t xml:space="preserve"> </w:t>
+      </w:r>
+      <w:r>
+        <w:t xml:space="preserve">2025. Relative to the 2010-2015 litigation-era baseline, the average</w:t>
+      </w:r>
+      <w:r>
+        <w:t xml:space="preserve"> </w:t>
+      </w:r>
+      <w:r>
+        <w:t xml:space="preserve">Black share of the entering class is steady or slightly higher, and</w:t>
+      </w:r>
+      <w:r>
+        <w:t xml:space="preserve"> </w:t>
+      </w:r>
+      <w:r>
+        <w:t xml:space="preserve">Harvard sits at its pre-ruling level. Because that share rose after the</w:t>
+      </w:r>
+      <w:r>
+        <w:t xml:space="preserve"> </w:t>
+      </w:r>
+      <w:r>
+        <w:t xml:space="preserve">events of 2020, the post-ruling classes do sit below the 2020-2023</w:t>
+      </w:r>
+      <w:r>
+        <w:t xml:space="preserve"> </w:t>
+      </w:r>
+      <w:r>
+        <w:t xml:space="preserve">levels, by roughly a tenth at the thirty-three colleges and a fifth at</w:t>
+      </w:r>
+      <w:r>
+        <w:t xml:space="preserve"> </w:t>
+      </w:r>
+      <w:r>
+        <w:t xml:space="preserve">the fifteen universities, but far short of the forecast declines. The</w:t>
+      </w:r>
+      <w:r>
+        <w:t xml:space="preserve"> </w:t>
+      </w:r>
+      <w:r>
+        <w:t xml:space="preserve">results raise the issue: Does following the Court’s ruling not have the</w:t>
+      </w:r>
+      <w:r>
+        <w:t xml:space="preserve"> </w:t>
+      </w:r>
+      <w:r>
+        <w:t xml:space="preserve">predicted effect, or are the schools not abiding by the decision?</w:t>
       </w:r>
     </w:p>
     <w:p>
@@ -262,13 +272,37 @@
         <w:t xml:space="preserve"> </w:t>
       </w:r>
       <w:r>
-        <w:t xml:space="preserve">(Amherst Brief 2022, 13-14). Harvard expert David Card simulated race-blind</w:t>
-      </w:r>
-      <w:r>
-        <w:t xml:space="preserve"> </w:t>
-      </w:r>
-      <w:r>
-        <w:t xml:space="preserve">admission for the Class of 2019 and reported that the Black</w:t>
+        <w:t xml:space="preserve">(Amherst Brief 2022, 13-14). Fifteen research universities assured the</w:t>
+      </w:r>
+      <w:r>
+        <w:t xml:space="preserve"> </w:t>
+      </w:r>
+      <w:r>
+        <w:t xml:space="preserve">Court that race-neutral admissions</w:t>
+      </w:r>
+      <w:r>
+        <w:t xml:space="preserve"> </w:t>
+      </w:r>
+      <w:r>
+        <w:t xml:space="preserve">“would undercut”</w:t>
+      </w:r>
+      <w:r>
+        <w:t xml:space="preserve"> </w:t>
+      </w:r>
+      <w:r>
+        <w:t xml:space="preserve">the diversity they</w:t>
+      </w:r>
+      <w:r>
+        <w:t xml:space="preserve"> </w:t>
+      </w:r>
+      <w:r>
+        <w:t xml:space="preserve">seek (Universities Brief 2022, 25). Harvard expert David Card simulated</w:t>
+      </w:r>
+      <w:r>
+        <w:t xml:space="preserve"> </w:t>
+      </w:r>
+      <w:r>
+        <w:t xml:space="preserve">race-blind admission for the Class of 2019 and reported that the Black</w:t>
       </w:r>
       <w:r>
         <w:t xml:space="preserve"> </w:t>
@@ -288,31 +322,25 @@
         <w:pStyle w:val="BodyText"/>
       </w:pPr>
       <w:r>
-        <w:t xml:space="preserve">Enrollment records for the first two</w:t>
-      </w:r>
-      <w:r>
-        <w:t xml:space="preserve"> </w:t>
-      </w:r>
-      <w:r>
-        <w:t xml:space="preserve">admissions cycles conducted under the new legal regime, the entering</w:t>
-      </w:r>
-      <w:r>
-        <w:t xml:space="preserve"> </w:t>
-      </w:r>
-      <w:r>
-        <w:t xml:space="preserve">classes of fall 2024 and fall 2025, are now available. These forecasts can</w:t>
-      </w:r>
-      <w:r>
-        <w:t xml:space="preserve"> </w:t>
-      </w:r>
-      <w:r>
-        <w:t xml:space="preserve">therefore be evaluated against realized outcomes, a test that, to my</w:t>
-      </w:r>
-      <w:r>
-        <w:t xml:space="preserve"> </w:t>
-      </w:r>
-      <w:r>
-        <w:t xml:space="preserve">knowledge, no published study has yet performed.</w:t>
+        <w:t xml:space="preserve">Enrollment records for the first two admissions cycles conducted</w:t>
+      </w:r>
+      <w:r>
+        <w:t xml:space="preserve"> </w:t>
+      </w:r>
+      <w:r>
+        <w:t xml:space="preserve">under the new legal regime, the entering classes of fall 2024 and</w:t>
+      </w:r>
+      <w:r>
+        <w:t xml:space="preserve"> </w:t>
+      </w:r>
+      <w:r>
+        <w:t xml:space="preserve">fall 2025, are now available, and the forecasts can therefore be</w:t>
+      </w:r>
+      <w:r>
+        <w:t xml:space="preserve"> </w:t>
+      </w:r>
+      <w:r>
+        <w:t xml:space="preserve">evaluated against realized outcomes.</w:t>
       </w:r>
     </w:p>
     <w:p>
@@ -356,37 +384,61 @@
         <w:t xml:space="preserve"> </w:t>
       </w:r>
       <w:r>
-        <w:t xml:space="preserve">coding, which assigns multiracial applicants to single categories). The</w:t>
-      </w:r>
-      <w:r>
-        <w:t xml:space="preserve"> </w:t>
-      </w:r>
-      <w:r>
-        <w:t xml:space="preserve">same student body therefore carries two Black shares that differ by</w:t>
-      </w:r>
-      <w:r>
-        <w:t xml:space="preserve"> </w:t>
-      </w:r>
-      <w:r>
-        <w:t xml:space="preserve">roughly a factor of two depending on which convention is applied. Once the expert-report metric and the federal metric</w:t>
-      </w:r>
-      <w:r>
-        <w:t xml:space="preserve"> </w:t>
-      </w:r>
-      <w:r>
-        <w:t xml:space="preserve">are placed on a common basis, Harvard’s post-ruling classes are</w:t>
-      </w:r>
-      <w:r>
-        <w:t xml:space="preserve"> </w:t>
-      </w:r>
-      <w:r>
-        <w:t xml:space="preserve">indistinguishable from the classes it enrolled while</w:t>
-      </w:r>
-      <w:r>
-        <w:t xml:space="preserve"> </w:t>
-      </w:r>
-      <w:r>
-        <w:t xml:space="preserve">practicing the admissions system it had prior to the decision.</w:t>
+        <w:t xml:space="preserve">coding, which assigns multiracial applicants to single categories).</w:t>
+      </w:r>
+      <w:r>
+        <w:t xml:space="preserve"> </w:t>
+      </w:r>
+      <w:r>
+        <w:t xml:space="preserve">The two conventions, applied to the same cohort, produce</w:t>
+      </w:r>
+      <w:r>
+        <w:t xml:space="preserve"> </w:t>
+      </w:r>
+      <w:r>
+        <w:t xml:space="preserve">Black shares that differ by roughly a factor of two. Comparing</w:t>
+      </w:r>
+      <w:r>
+        <w:t xml:space="preserve"> </w:t>
+      </w:r>
+      <w:r>
+        <w:t xml:space="preserve">Harvard’s post-ruling filings with its pre-ruling filings requires</w:t>
+      </w:r>
+      <w:r>
+        <w:t xml:space="preserve"> </w:t>
+      </w:r>
+      <w:r>
+        <w:t xml:space="preserve">no conversion, and that comparison shows entering classes</w:t>
+      </w:r>
+      <w:r>
+        <w:t xml:space="preserve"> </w:t>
+      </w:r>
+      <w:r>
+        <w:t xml:space="preserve">indistinguishable from the litigation-era classes Harvard enrolled</w:t>
+      </w:r>
+      <w:r>
+        <w:t xml:space="preserve"> </w:t>
+      </w:r>
+      <w:r>
+        <w:t xml:space="preserve">while practicing the admissions system it defended at trial. Conversion is required only</w:t>
+      </w:r>
+      <w:r>
+        <w:t xml:space="preserve"> </w:t>
+      </w:r>
+      <w:r>
+        <w:t xml:space="preserve">to test a filing against the race-blind share in Card’s simulation,</w:t>
+      </w:r>
+      <w:r>
+        <w:t xml:space="preserve"> </w:t>
+      </w:r>
+      <w:r>
+        <w:t xml:space="preserve">and once it is applied, the post-ruling filings sit at roughly</w:t>
+      </w:r>
+      <w:r>
+        <w:t xml:space="preserve"> </w:t>
+      </w:r>
+      <w:r>
+        <w:t xml:space="preserve">twice his race-blind benchmark.</w:t>
       </w:r>
     </w:p>
     <w:p>
@@ -400,13 +452,13 @@
         <w:t xml:space="preserve"> </w:t>
       </w:r>
       <w:r>
-        <w:t xml:space="preserve">classes whose racial composition is essentially</w:t>
-      </w:r>
-      <w:r>
-        <w:t xml:space="preserve"> </w:t>
-      </w:r>
-      <w:r>
-        <w:t xml:space="preserve">unchanged by</w:t>
+        <w:t xml:space="preserve">classes whose racial composition, measured against the</w:t>
+      </w:r>
+      <w:r>
+        <w:t xml:space="preserve"> </w:t>
+      </w:r>
+      <w:r>
+        <w:t xml:space="preserve">litigation-era baseline, is essentially unchanged by</w:t>
       </w:r>
       <w:r>
         <w:t xml:space="preserve"> </w:t>
@@ -419,13 +471,19 @@
         <w:t xml:space="preserve">SFFA</w:t>
       </w:r>
       <w:r>
-        <w:t xml:space="preserve">, a stability their own litigation forecasts said</w:t>
-      </w:r>
-      <w:r>
-        <w:t xml:space="preserve"> </w:t>
-      </w:r>
-      <w:r>
-        <w:t xml:space="preserve">race-neutral admissions could not produce. I support this conclusion</w:t>
+        <w:t xml:space="preserve">, a</w:t>
+      </w:r>
+      <w:r>
+        <w:t xml:space="preserve"> </w:t>
+      </w:r>
+      <w:r>
+        <w:t xml:space="preserve">stability their own litigation forecasts said race-neutral</w:t>
+      </w:r>
+      <w:r>
+        <w:t xml:space="preserve"> </w:t>
+      </w:r>
+      <w:r>
+        <w:t xml:space="preserve">admissions could not produce. I support this conclusion</w:t>
       </w:r>
       <w:r>
         <w:t xml:space="preserve"> </w:t>
@@ -442,13 +500,19 @@
         </w:numPr>
       </w:pPr>
       <w:r>
-        <w:t xml:space="preserve">Mean Black enrollment across the 33 amici colleges is above,</w:t>
-      </w:r>
-      <w:r>
-        <w:t xml:space="preserve"> </w:t>
-      </w:r>
-      <w:r>
-        <w:t xml:space="preserve">not below, its pre-litigation benchmark.</w:t>
+        <w:t xml:space="preserve">Mean Black enrollment across the 33 amici colleges is above, not</w:t>
+      </w:r>
+      <w:r>
+        <w:t xml:space="preserve"> </w:t>
+      </w:r>
+      <w:r>
+        <w:t xml:space="preserve">below, the fall 2010-2015 baseline, and about ten percent below</w:t>
+      </w:r>
+      <w:r>
+        <w:t xml:space="preserve"> </w:t>
+      </w:r>
+      <w:r>
+        <w:t xml:space="preserve">the elevated classes of 2020 through 2023.</w:t>
       </w:r>
     </w:p>
     <w:p>
@@ -459,25 +523,37 @@
         </w:numPr>
       </w:pPr>
       <w:r>
-        <w:t xml:space="preserve">Mean Black enrollment at the 15 research universities that told the</w:t>
-      </w:r>
-      <w:r>
-        <w:t xml:space="preserve"> </w:t>
-      </w:r>
-      <w:r>
-        <w:t xml:space="preserve">Court race-neutral admissions would undercut their diversity moved from</w:t>
-      </w:r>
-      <w:r>
-        <w:t xml:space="preserve"> </w:t>
-      </w:r>
-      <w:r>
-        <w:t xml:space="preserve">7.4 to 7.2 percent of US first-years, and six of the fifteen enroll</w:t>
-      </w:r>
-      <w:r>
-        <w:t xml:space="preserve"> </w:t>
-      </w:r>
-      <w:r>
-        <w:t xml:space="preserve">more Black students, relative to class size, than before.</w:t>
+        <w:t xml:space="preserve">Mean Black enrollment at the 15 research universities that told</w:t>
+      </w:r>
+      <w:r>
+        <w:t xml:space="preserve"> </w:t>
+      </w:r>
+      <w:r>
+        <w:t xml:space="preserve">the Court race-neutral admissions would undercut their diversity</w:t>
+      </w:r>
+      <w:r>
+        <w:t xml:space="preserve"> </w:t>
+      </w:r>
+      <w:r>
+        <w:t xml:space="preserve">moved from 7.4 percent of US first-years in fall 2010-2015 to 7.2</w:t>
+      </w:r>
+      <w:r>
+        <w:t xml:space="preserve"> </w:t>
+      </w:r>
+      <w:r>
+        <w:t xml:space="preserve">percent, roughly a fifth below the level of the 2020 through 2023</w:t>
+      </w:r>
+      <w:r>
+        <w:t xml:space="preserve"> </w:t>
+      </w:r>
+      <w:r>
+        <w:t xml:space="preserve">classes, and six of the fifteen enroll more Black students,</w:t>
+      </w:r>
+      <w:r>
+        <w:t xml:space="preserve"> </w:t>
+      </w:r>
+      <w:r>
+        <w:t xml:space="preserve">relative to class size, than in the 2010-2015 window.</w:t>
       </w:r>
     </w:p>
     <w:p>
@@ -488,25 +564,31 @@
         </w:numPr>
       </w:pPr>
       <w:r>
-        <w:t xml:space="preserve">The ratio of Asian to Black first-year students across</w:t>
-      </w:r>
-      <w:r>
-        <w:t xml:space="preserve"> </w:t>
-      </w:r>
-      <w:r>
-        <w:t xml:space="preserve">the 47 top-ranked institutions has moved a small fraction of the</w:t>
-      </w:r>
-      <w:r>
-        <w:t xml:space="preserve"> </w:t>
-      </w:r>
-      <w:r>
-        <w:t xml:space="preserve">distance toward the levels observed at universities bound by California’s</w:t>
-      </w:r>
-      <w:r>
-        <w:t xml:space="preserve"> </w:t>
-      </w:r>
-      <w:r>
-        <w:t xml:space="preserve">Proposition 209, the closest available approximation to a race-blind benchmark.</w:t>
+        <w:t xml:space="preserve">The ratio of Asian to Black first-year students across the 47</w:t>
+      </w:r>
+      <w:r>
+        <w:t xml:space="preserve"> </w:t>
+      </w:r>
+      <w:r>
+        <w:t xml:space="preserve">top-ranked institutions has moved, since the eve of the ruling, a</w:t>
+      </w:r>
+      <w:r>
+        <w:t xml:space="preserve"> </w:t>
+      </w:r>
+      <w:r>
+        <w:t xml:space="preserve">small fraction of the distance toward the levels observed at</w:t>
+      </w:r>
+      <w:r>
+        <w:t xml:space="preserve"> </w:t>
+      </w:r>
+      <w:r>
+        <w:t xml:space="preserve">universities bound by California’s Proposition 209, the closest</w:t>
+      </w:r>
+      <w:r>
+        <w:t xml:space="preserve"> </w:t>
+      </w:r>
+      <w:r>
+        <w:t xml:space="preserve">available approximation to a race-blind benchmark.</w:t>
       </w:r>
     </w:p>
     <w:p>
@@ -517,13 +599,7 @@
         </w:numPr>
       </w:pPr>
       <w:r>
-        <w:t xml:space="preserve">Black enrollment at Harvard, correctly converted, sits at its 2010-2015</w:t>
-      </w:r>
-      <w:r>
-        <w:t xml:space="preserve"> </w:t>
-      </w:r>
-      <w:r>
-        <w:t xml:space="preserve">level.</w:t>
+        <w:t xml:space="preserve">Black enrollment at Harvard sits at its 2010-2015 level.</w:t>
       </w:r>
     </w:p>
     <w:p>
@@ -531,13 +607,55 @@
         <w:pStyle w:val="FirstParagraph"/>
       </w:pPr>
       <w:r>
-        <w:t xml:space="preserve">These results raise the issue: Does abiding by the decision not have</w:t>
-      </w:r>
-      <w:r>
-        <w:t xml:space="preserve"> </w:t>
-      </w:r>
-      <w:r>
-        <w:t xml:space="preserve">the predicted effect, or are the schools not abiding by the decision?</w:t>
+        <w:t xml:space="preserve">These comparisons, except where stated, use the entering classes of</w:t>
+      </w:r>
+      <w:r>
+        <w:t xml:space="preserve"> </w:t>
+      </w:r>
+      <w:r>
+        <w:t xml:space="preserve">fall 2010 through 2015 as the baseline because the litigation did.</w:t>
+      </w:r>
+      <w:r>
+        <w:t xml:space="preserve"> </w:t>
+      </w:r>
+      <w:r>
+        <w:t xml:space="preserve">Card’s models were estimated on those cohorts. Comparisons against</w:t>
+      </w:r>
+      <w:r>
+        <w:t xml:space="preserve"> </w:t>
+      </w:r>
+      <w:r>
+        <w:t xml:space="preserve">both baselines, the</w:t>
+      </w:r>
+      <w:r>
+        <w:t xml:space="preserve"> </w:t>
+      </w:r>
+      <w:r>
+        <w:t xml:space="preserve">litigation window and the elevated classes of 2020 through 2023,</w:t>
+      </w:r>
+      <w:r>
+        <w:t xml:space="preserve"> </w:t>
+      </w:r>
+      <w:r>
+        <w:t xml:space="preserve">appear throughout the paper, and at the group level neither</w:t>
+      </w:r>
+      <w:r>
+        <w:t xml:space="preserve"> </w:t>
+      </w:r>
+      <w:r>
+        <w:t xml:space="preserve">approaches the forecast declines of 50 to 70 percent. These results</w:t>
+      </w:r>
+      <w:r>
+        <w:t xml:space="preserve"> </w:t>
+      </w:r>
+      <w:r>
+        <w:t xml:space="preserve">raise the issue: Does abiding by the decision not have the predicted</w:t>
+      </w:r>
+      <w:r>
+        <w:t xml:space="preserve"> </w:t>
+      </w:r>
+      <w:r>
+        <w:t xml:space="preserve">effect, or are the schools not abiding by the decision?</w:t>
       </w:r>
     </w:p>
     <w:p>
@@ -545,103 +663,67 @@
         <w:pStyle w:val="BodyText"/>
       </w:pPr>
       <w:r>
-        <w:t xml:space="preserve">The paper also raises concerns about the role of economic expertise. Card’s</w:t>
-      </w:r>
-      <w:r>
-        <w:t xml:space="preserve"> </w:t>
-      </w:r>
-      <w:r>
-        <w:t xml:space="preserve">report was produced for litigation and stated its predictions in units</w:t>
-      </w:r>
-      <w:r>
-        <w:t xml:space="preserve"> </w:t>
-      </w:r>
-      <w:r>
-        <w:t xml:space="preserve">that correspond to no publicly reported statistic. The analyses on the</w:t>
-      </w:r>
-      <w:r>
-        <w:t xml:space="preserve"> </w:t>
-      </w:r>
-      <w:r>
-        <w:t xml:space="preserve">plaintiff’s side did enter scholarly journals (Arcidiacono, Kinsler, and</w:t>
-      </w:r>
-      <w:r>
-        <w:t xml:space="preserve"> </w:t>
-      </w:r>
-      <w:r>
-        <w:t xml:space="preserve">Ransom 2022a, 2022b), but the defense simulation by Card that became the</w:t>
-      </w:r>
-      <w:r>
-        <w:t xml:space="preserve"> </w:t>
-      </w:r>
-      <w:r>
-        <w:t xml:space="preserve">public reference point did not, and no mapping between its conventions</w:t>
-      </w:r>
-      <w:r>
-        <w:t xml:space="preserve"> </w:t>
-      </w:r>
-      <w:r>
-        <w:t xml:space="preserve">and the CDS categories has previously been published. Sixteen prominent</w:t>
-      </w:r>
-      <w:r>
-        <w:t xml:space="preserve"> </w:t>
-      </w:r>
-      <w:r>
-        <w:t xml:space="preserve">economists—George A. Akerlof, Sandy Baum, Rebecca M. Blank, Hilary</w:t>
-      </w:r>
-      <w:r>
-        <w:t xml:space="preserve"> </w:t>
-      </w:r>
-      <w:r>
-        <w:t xml:space="preserve">Hoynes, Guido W. Imbens, Kirabo Jackson, Rucker Johnson, Helen F. Ladd,</w:t>
-      </w:r>
-      <w:r>
-        <w:t xml:space="preserve"> </w:t>
-      </w:r>
-      <w:r>
-        <w:t xml:space="preserve">David S. Lee, Trevon D. Logan, Michael McPherson, Jesse Rothstein,</w:t>
-      </w:r>
-      <w:r>
-        <w:t xml:space="preserve"> </w:t>
-      </w:r>
-      <w:r>
-        <w:t xml:space="preserve">Robert M. Solow, Sarah Turner, Ebonya Washington, and Douglas</w:t>
-      </w:r>
-      <w:r>
-        <w:t xml:space="preserve"> </w:t>
-      </w:r>
-      <w:r>
-        <w:t xml:space="preserve">Webber—three of them Nobel laureates, nonetheless attested to the Court</w:t>
-      </w:r>
-      <w:r>
-        <w:t xml:space="preserve"> </w:t>
-      </w:r>
-      <w:r>
-        <w:t xml:space="preserve">that the analysis was methodologically sound (Economics Professors Brief</w:t>
-      </w:r>
-      <w:r>
-        <w:t xml:space="preserve"> </w:t>
-      </w:r>
-      <w:r>
-        <w:t xml:space="preserve">2022). The most widely cited prediction in the case is one that the</w:t>
-      </w:r>
-      <w:r>
-        <w:t xml:space="preserve"> </w:t>
-      </w:r>
-      <w:r>
-        <w:t xml:space="preserve">public record cannot check. Institutions with an interest in appearing</w:t>
-      </w:r>
-      <w:r>
-        <w:t xml:space="preserve"> </w:t>
-      </w:r>
-      <w:r>
-        <w:t xml:space="preserve">compliant benefit from the resulting ambiguity. Harvard’s own use of</w:t>
-      </w:r>
-      <w:r>
-        <w:t xml:space="preserve"> </w:t>
-      </w:r>
-      <w:r>
-        <w:t xml:space="preserve">this ambiguity in its post-ruling disclosures is documented below. The</w:t>
+        <w:t xml:space="preserve">The paper also raises concerns about the role of economic expertise.</w:t>
+      </w:r>
+      <w:r>
+        <w:t xml:space="preserve"> </w:t>
+      </w:r>
+      <w:r>
+        <w:t xml:space="preserve">Card’s report was produced for litigation and stated its predictions</w:t>
+      </w:r>
+      <w:r>
+        <w:t xml:space="preserve"> </w:t>
+      </w:r>
+      <w:r>
+        <w:t xml:space="preserve">in units that correspond to no publicly reported statistic. The</w:t>
+      </w:r>
+      <w:r>
+        <w:t xml:space="preserve"> </w:t>
+      </w:r>
+      <w:r>
+        <w:t xml:space="preserve">analyses on the plaintiff’s side did enter scholarly journals</w:t>
+      </w:r>
+      <w:r>
+        <w:t xml:space="preserve"> </w:t>
+      </w:r>
+      <w:r>
+        <w:t xml:space="preserve">(Arcidiacono, Kinsler, and Ransom 2022a, 2022b), but the defense</w:t>
+      </w:r>
+      <w:r>
+        <w:t xml:space="preserve"> </w:t>
+      </w:r>
+      <w:r>
+        <w:t xml:space="preserve">simulation by Card that became the public reference point did not,</w:t>
+      </w:r>
+      <w:r>
+        <w:t xml:space="preserve"> </w:t>
+      </w:r>
+      <w:r>
+        <w:t xml:space="preserve">and no mapping between its conventions and the CDS categories has</w:t>
+      </w:r>
+      <w:r>
+        <w:t xml:space="preserve"> </w:t>
+      </w:r>
+      <w:r>
+        <w:t xml:space="preserve">previously been published. Harvard’s post-ruling disclosures,</w:t>
+      </w:r>
+      <w:r>
+        <w:t xml:space="preserve"> </w:t>
+      </w:r>
+      <w:r>
+        <w:t xml:space="preserve">documented below, illustrate the consequence: the university’s</w:t>
+      </w:r>
+      <w:r>
+        <w:t xml:space="preserve"> </w:t>
+      </w:r>
+      <w:r>
+        <w:t xml:space="preserve">announcements and its federal filings describe the same entering</w:t>
+      </w:r>
+      <w:r>
+        <w:t xml:space="preserve"> </w:t>
+      </w:r>
+      <w:r>
+        <w:t xml:space="preserve">classes with Black shares that differ by nearly a factor of two. The</w:t>
       </w:r>
       <w:r>
         <w:t xml:space="preserve"> </w:t>
@@ -1000,55 +1082,410 @@
         <w:t xml:space="preserve"> </w:t>
       </w:r>
       <w:r>
-        <w:t xml:space="preserve">the attention they do. The first post-ruling cycle has begun to attract</w:t>
-      </w:r>
-      <w:r>
-        <w:t xml:space="preserve"> </w:t>
-      </w:r>
-      <w:r>
-        <w:t xml:space="preserve">systematic study. Bloem et al. (2026) link national testing cohorts to</w:t>
-      </w:r>
-      <w:r>
-        <w:t xml:space="preserve"> </w:t>
-      </w:r>
-      <w:r>
-        <w:t xml:space="preserve">fall 2024 enrollment records and document underrepresented minority</w:t>
-      </w:r>
-      <w:r>
-        <w:t xml:space="preserve"> </w:t>
-      </w:r>
-      <w:r>
-        <w:t xml:space="preserve">enrollees cascading down the selectivity distribution in the ruling’s</w:t>
-      </w:r>
-      <w:r>
-        <w:t xml:space="preserve"> </w:t>
-      </w:r>
-      <w:r>
-        <w:t xml:space="preserve">first year. Their estimates are measured against</w:t>
-      </w:r>
-      <w:r>
-        <w:t xml:space="preserve"> </w:t>
-      </w:r>
-      <w:r>
-        <w:t xml:space="preserve">the fall 2021-2023 entering classes, the elevated post-2020 cohorts</w:t>
-      </w:r>
-      <w:r>
-        <w:t xml:space="preserve"> </w:t>
-      </w:r>
-      <w:r>
-        <w:t xml:space="preserve">examined below. Measured against the 2010-2015 litigation-era baseline,</w:t>
-      </w:r>
-      <w:r>
-        <w:t xml:space="preserve"> </w:t>
-      </w:r>
-      <w:r>
-        <w:t xml:space="preserve">the same institutions show the stability documented in this paper. What no part of this literature yet</w:t>
-      </w:r>
-      <w:r>
-        <w:t xml:space="preserve"> </w:t>
-      </w:r>
-      <w:r>
-        <w:t xml:space="preserve">contains is a comparison of the</w:t>
+        <w:t xml:space="preserve">the attention they do.</w:t>
+      </w:r>
+    </w:p>
+    <w:p>
+      <w:pPr>
+        <w:pStyle w:val="BodyText"/>
+      </w:pPr>
+      <w:r>
+        <w:t xml:space="preserve">The first post-ruling admissions cycle, for the class entering in</w:t>
+      </w:r>
+      <w:r>
+        <w:t xml:space="preserve"> </w:t>
+      </w:r>
+      <w:r>
+        <w:t xml:space="preserve">fall 2024, attracted systematic study. Bloem</w:t>
+      </w:r>
+      <w:r>
+        <w:t xml:space="preserve"> </w:t>
+      </w:r>
+      <w:r>
+        <w:t xml:space="preserve">et al. (2026) examine how students’ college destinations changed in</w:t>
+      </w:r>
+      <w:r>
+        <w:t xml:space="preserve"> </w:t>
+      </w:r>
+      <w:r>
+        <w:t xml:space="preserve">the ruling’s first year, linking more than twelve million College</w:t>
+      </w:r>
+      <w:r>
+        <w:t xml:space="preserve"> </w:t>
+      </w:r>
+      <w:r>
+        <w:t xml:space="preserve">Board test takers to their college enrollment records. Their</w:t>
+      </w:r>
+      <w:r>
+        <w:t xml:space="preserve"> </w:t>
+      </w:r>
+      <w:r>
+        <w:t xml:space="preserve">baseline is the fall 2021 through 2023 entering classes, the</w:t>
+      </w:r>
+      <w:r>
+        <w:t xml:space="preserve"> </w:t>
+      </w:r>
+      <w:r>
+        <w:t xml:space="preserve">elevated post-2020 cohorts visible in</w:t>
+      </w:r>
+      <w:r>
+        <w:t xml:space="preserve"> </w:t>
+      </w:r>
+      <w:hyperlink w:anchor="fig-black">
+        <w:r>
+          <w:rPr>
+            <w:rStyle w:val="Hyperlink"/>
+          </w:rPr>
+          <w:t xml:space="preserve">Figure 1</w:t>
+        </w:r>
+      </w:hyperlink>
+      <w:r>
+        <w:t xml:space="preserve"> </w:t>
+      </w:r>
+      <w:r>
+        <w:t xml:space="preserve">below, their</w:t>
+      </w:r>
+      <w:r>
+        <w:t xml:space="preserve"> </w:t>
+      </w:r>
+      <w:r>
+        <w:t xml:space="preserve">institutional groups are defined by pre-pandemic acceptance rates,</w:t>
+      </w:r>
+      <w:r>
+        <w:t xml:space="preserve"> </w:t>
+      </w:r>
+      <w:r>
+        <w:t xml:space="preserve">and their headline measure combines all underrepresented minority</w:t>
+      </w:r>
+      <w:r>
+        <w:t xml:space="preserve"> </w:t>
+      </w:r>
+      <w:r>
+        <w:t xml:space="preserve">students among first-year domestic enrollees. They estimate that</w:t>
+      </w:r>
+      <w:r>
+        <w:t xml:space="preserve"> </w:t>
+      </w:r>
+      <w:r>
+        <w:t xml:space="preserve">the underrepresented minority share at highly selective colleges</w:t>
+      </w:r>
+      <w:r>
+        <w:t xml:space="preserve"> </w:t>
+      </w:r>
+      <w:r>
+        <w:t xml:space="preserve">fell 4 to 5 percentage points in fall 2024, about 18 percent, with</w:t>
+      </w:r>
+      <w:r>
+        <w:t xml:space="preserve"> </w:t>
+      </w:r>
+      <w:r>
+        <w:t xml:space="preserve">displaced students cascading into less selective institutions and</w:t>
+      </w:r>
+      <w:r>
+        <w:t xml:space="preserve"> </w:t>
+      </w:r>
+      <w:r>
+        <w:t xml:space="preserve">the offsetting gains at the most selective colleges accruing, in</w:t>
+      </w:r>
+      <w:r>
+        <w:t xml:space="preserve"> </w:t>
+      </w:r>
+      <w:r>
+        <w:t xml:space="preserve">their accounting, to White students.</w:t>
+      </w:r>
+    </w:p>
+    <w:p>
+      <w:pPr>
+        <w:pStyle w:val="BodyText"/>
+      </w:pPr>
+      <w:r>
+        <w:t xml:space="preserve">Snider (2026) examines how the ruling changed the racial and</w:t>
+      </w:r>
+      <w:r>
+        <w:t xml:space="preserve"> </w:t>
+      </w:r>
+      <w:r>
+        <w:t xml:space="preserve">socioeconomic composition of entering classes across the whole</w:t>
+      </w:r>
+      <w:r>
+        <w:t xml:space="preserve"> </w:t>
+      </w:r>
+      <w:r>
+        <w:t xml:space="preserve">selectivity distribution, using IPEDS records for 2018 through</w:t>
+      </w:r>
+      <w:r>
+        <w:t xml:space="preserve"> </w:t>
+      </w:r>
+      <w:r>
+        <w:t xml:space="preserve">2024, full-time first-time students, and institutional tiers from</w:t>
+      </w:r>
+      <w:r>
+        <w:t xml:space="preserve"> </w:t>
+      </w:r>
+      <w:r>
+        <w:t xml:space="preserve">Barron’s ratings. In raw first differences, her Table 1 shows the</w:t>
+      </w:r>
+      <w:r>
+        <w:t xml:space="preserve"> </w:t>
+      </w:r>
+      <w:r>
+        <w:t xml:space="preserve">Black share of first-years at the two most selective tiers falling</w:t>
+      </w:r>
+      <w:r>
+        <w:t xml:space="preserve"> </w:t>
+      </w:r>
+      <w:r>
+        <w:t xml:space="preserve">from 5.6 percent over 2018-2023 to 5.1 percent in fall 2024, about</w:t>
+      </w:r>
+      <w:r>
+        <w:t xml:space="preserve"> </w:t>
+      </w:r>
+      <w:r>
+        <w:t xml:space="preserve">9 percent, with the White share falling three points and Black</w:t>
+      </w:r>
+      <w:r>
+        <w:t xml:space="preserve"> </w:t>
+      </w:r>
+      <w:r>
+        <w:t xml:space="preserve">enrollment growing at non-selective institutions. Her preferred difference-in-differences estimates,</w:t>
+      </w:r>
+      <w:r>
+        <w:t xml:space="preserve"> </w:t>
+      </w:r>
+      <w:r>
+        <w:t xml:space="preserve">which adjust for the differing pre-2024 trends across tiers, put</w:t>
+      </w:r>
+      <w:r>
+        <w:t xml:space="preserve"> </w:t>
+      </w:r>
+      <w:r>
+        <w:t xml:space="preserve">the Black decline at 20 percent at the two most selective tiers,</w:t>
+      </w:r>
+      <w:r>
+        <w:t xml:space="preserve"> </w:t>
+      </w:r>
+      <w:r>
+        <w:t xml:space="preserve">concentrated at private institutions, with White shares rising</w:t>
+      </w:r>
+      <w:r>
+        <w:t xml:space="preserve"> </w:t>
+      </w:r>
+      <w:r>
+        <w:t xml:space="preserve">rather than falling.</w:t>
+      </w:r>
+    </w:p>
+    <w:p>
+      <w:pPr>
+        <w:pStyle w:val="BodyText"/>
+      </w:pPr>
+      <w:r>
+        <w:t xml:space="preserve">Murphy (2026) offers the broadest descriptive accounting of the</w:t>
+      </w:r>
+      <w:r>
+        <w:t xml:space="preserve"> </w:t>
+      </w:r>
+      <w:r>
+        <w:t xml:space="preserve">ruling’s first year, covering first-time enrollment at 3,198</w:t>
+      </w:r>
+      <w:r>
+        <w:t xml:space="preserve"> </w:t>
+      </w:r>
+      <w:r>
+        <w:t xml:space="preserve">institutions of every kind. His baseline is the average of the 2022</w:t>
+      </w:r>
+      <w:r>
+        <w:t xml:space="preserve"> </w:t>
+      </w:r>
+      <w:r>
+        <w:t xml:space="preserve">and 2023 entering classes, and his groups are defined by 2024</w:t>
+      </w:r>
+      <w:r>
+        <w:t xml:space="preserve"> </w:t>
+      </w:r>
+      <w:r>
+        <w:t xml:space="preserve">acceptance rates along with a twelve-school Ivy Plus cohort. At the</w:t>
+      </w:r>
+      <w:r>
+        <w:t xml:space="preserve"> </w:t>
+      </w:r>
+      <w:r>
+        <w:t xml:space="preserve">Ivy Plus schools the Black share of the entering class fell just</w:t>
+      </w:r>
+      <w:r>
+        <w:t xml:space="preserve"> </w:t>
+      </w:r>
+      <w:r>
+        <w:t xml:space="preserve">over two percentage points, a 25 percent relative decline, while</w:t>
+      </w:r>
+      <w:r>
+        <w:t xml:space="preserve"> </w:t>
+      </w:r>
+      <w:r>
+        <w:t xml:space="preserve">Black freshman enrollment rose at most state flagships and Asian</w:t>
+      </w:r>
+      <w:r>
+        <w:t xml:space="preserve"> </w:t>
+      </w:r>
+      <w:r>
+        <w:t xml:space="preserve">American freshman counts at the Ivy Plus schools grew 7 percent.</w:t>
+      </w:r>
+    </w:p>
+    <w:p>
+      <w:pPr>
+        <w:pStyle w:val="BodyText"/>
+      </w:pPr>
+      <w:r>
+        <w:t xml:space="preserve">These studies and this paper differ along four dimensions, and each</w:t>
+      </w:r>
+      <w:r>
+        <w:t xml:space="preserve"> </w:t>
+      </w:r>
+      <w:r>
+        <w:t xml:space="preserve">choice is reasonable for its purpose. The baselines differ:</w:t>
+      </w:r>
+      <w:r>
+        <w:t xml:space="preserve"> </w:t>
+      </w:r>
+      <w:r>
+        <w:t xml:space="preserve">2021-2023, 2018-2023, and the average of 2022 and 2023, against</w:t>
+      </w:r>
+      <w:r>
+        <w:t xml:space="preserve"> </w:t>
+      </w:r>
+      <w:r>
+        <w:t xml:space="preserve">this paper’s 2010-2015. I use the litigation window because the</w:t>
+      </w:r>
+      <w:r>
+        <w:t xml:space="preserve"> </w:t>
+      </w:r>
+      <w:r>
+        <w:t xml:space="preserve">litigation is my subject. The forecasts under examination were</w:t>
+      </w:r>
+      <w:r>
+        <w:t xml:space="preserve"> </w:t>
+      </w:r>
+      <w:r>
+        <w:t xml:space="preserve">largely estimated on data from those years, and the litigation, not</w:t>
+      </w:r>
+      <w:r>
+        <w:t xml:space="preserve"> </w:t>
+      </w:r>
+      <w:r>
+        <w:t xml:space="preserve">I, fixed the period. The institutional groupings differ: acceptance-rate</w:t>
+      </w:r>
+      <w:r>
+        <w:t xml:space="preserve"> </w:t>
+      </w:r>
+      <w:r>
+        <w:t xml:space="preserve">cutoffs and Barron’s tiers, against the groups that actually spoke</w:t>
+      </w:r>
+      <w:r>
+        <w:t xml:space="preserve"> </w:t>
+      </w:r>
+      <w:r>
+        <w:t xml:space="preserve">in the case, Harvard, the fifteen research universities, and the</w:t>
+      </w:r>
+      <w:r>
+        <w:t xml:space="preserve"> </w:t>
+      </w:r>
+      <w:r>
+        <w:t xml:space="preserve">thirty-three amici colleges. The measurements differ in both</w:t>
+      </w:r>
+      <w:r>
+        <w:t xml:space="preserve"> </w:t>
+      </w:r>
+      <w:r>
+        <w:t xml:space="preserve">numerator and denominator: Black students alone or all</w:t>
+      </w:r>
+      <w:r>
+        <w:t xml:space="preserve"> </w:t>
+      </w:r>
+      <w:r>
+        <w:t xml:space="preserve">underrepresented minorities, over whole classes, domestic students,</w:t>
+      </w:r>
+      <w:r>
+        <w:t xml:space="preserve"> </w:t>
+      </w:r>
+      <w:r>
+        <w:t xml:space="preserve">or full-time enrollees. None of the three examines the ratio of</w:t>
+      </w:r>
+      <w:r>
+        <w:t xml:space="preserve"> </w:t>
+      </w:r>
+      <w:r>
+        <w:t xml:space="preserve">Asian to Black first-years, the statistic closest to the</w:t>
+      </w:r>
+      <w:r>
+        <w:t xml:space="preserve"> </w:t>
+      </w:r>
+      <w:r>
+        <w:t xml:space="preserve">discrimination claim on which the case was brought. And the outcome</w:t>
+      </w:r>
+      <w:r>
+        <w:t xml:space="preserve"> </w:t>
+      </w:r>
+      <w:r>
+        <w:t xml:space="preserve">windows differ: all three studies stop at fall 2024, while this</w:t>
+      </w:r>
+      <w:r>
+        <w:t xml:space="preserve"> </w:t>
+      </w:r>
+      <w:r>
+        <w:t xml:space="preserve">paper adds fall 2025, the cycle in which several of the largest</w:t>
+      </w:r>
+      <w:r>
+        <w:t xml:space="preserve"> </w:t>
+      </w:r>
+      <w:r>
+        <w:t xml:space="preserve">first-year movements reversed. These choices matter for the</w:t>
+      </w:r>
+      <w:r>
+        <w:t xml:space="preserve"> </w:t>
+      </w:r>
+      <w:r>
+        <w:t xml:space="preserve">headline number, which ranges from about 9 percent to 25 percent</w:t>
+      </w:r>
+      <w:r>
+        <w:t xml:space="preserve"> </w:t>
+      </w:r>
+      <w:r>
+        <w:t xml:space="preserve">across the three studies. They do not matter for the conclusion of</w:t>
+      </w:r>
+      <w:r>
+        <w:t xml:space="preserve"> </w:t>
+      </w:r>
+      <w:r>
+        <w:t xml:space="preserve">this paper. My estimates are in harmony with theirs once the</w:t>
+      </w:r>
+      <w:r>
+        <w:t xml:space="preserve"> </w:t>
+      </w:r>
+      <w:r>
+        <w:t xml:space="preserve">baselines are aligned, and under every baseline, grouping, and</w:t>
+      </w:r>
+      <w:r>
+        <w:t xml:space="preserve"> </w:t>
+      </w:r>
+      <w:r>
+        <w:t xml:space="preserve">measure, the change in Black enrollment at elite institutions falls</w:t>
+      </w:r>
+      <w:r>
+        <w:t xml:space="preserve"> </w:t>
+      </w:r>
+      <w:r>
+        <w:t xml:space="preserve">well short of the 50 to 70 percent decline the institutions</w:t>
+      </w:r>
+      <w:r>
+        <w:t xml:space="preserve"> </w:t>
+      </w:r>
+      <w:r>
+        <w:t xml:space="preserve">themselves forecast. What this literature still does not contain is a</w:t>
+      </w:r>
+      <w:r>
+        <w:t xml:space="preserve"> </w:t>
+      </w:r>
+      <w:r>
+        <w:t xml:space="preserve">comparison of the</w:t>
       </w:r>
       <w:r>
         <w:t xml:space="preserve"> </w:t>
@@ -1064,31 +1501,31 @@
         <w:t xml:space="preserve"> </w:t>
       </w:r>
       <w:r>
-        <w:t xml:space="preserve">predictions with realized</w:t>
-      </w:r>
-      <w:r>
-        <w:t xml:space="preserve"> </w:t>
-      </w:r>
-      <w:r>
-        <w:t xml:space="preserve">post-ruling enrollment, stated in the units in which the predictions were issued and measured against the baseline the predictions themselves referenced.</w:t>
-      </w:r>
-      <w:r>
-        <w:t xml:space="preserve"> </w:t>
-      </w:r>
-      <w:r>
-        <w:t xml:space="preserve">The prediction side of the record closed in 2023. The outcome side, now</w:t>
-      </w:r>
-      <w:r>
-        <w:t xml:space="preserve"> </w:t>
-      </w:r>
-      <w:r>
-        <w:t xml:space="preserve">two entering classes deep, sits in public filings, and the remainder of</w:t>
-      </w:r>
-      <w:r>
-        <w:t xml:space="preserve"> </w:t>
-      </w:r>
-      <w:r>
-        <w:t xml:space="preserve">this paper performs the comparison.</w:t>
+        <w:t xml:space="preserve">predictions with realized post-ruling</w:t>
+      </w:r>
+      <w:r>
+        <w:t xml:space="preserve"> </w:t>
+      </w:r>
+      <w:r>
+        <w:t xml:space="preserve">enrollment, stated in the units in which the predictions were</w:t>
+      </w:r>
+      <w:r>
+        <w:t xml:space="preserve"> </w:t>
+      </w:r>
+      <w:r>
+        <w:t xml:space="preserve">issued. The prediction side of the record closed in 2023. The</w:t>
+      </w:r>
+      <w:r>
+        <w:t xml:space="preserve"> </w:t>
+      </w:r>
+      <w:r>
+        <w:t xml:space="preserve">outcome side, now two entering classes deep, sits in public</w:t>
+      </w:r>
+      <w:r>
+        <w:t xml:space="preserve"> </w:t>
+      </w:r>
+      <w:r>
+        <w:t xml:space="preserve">filings, and the remainder of this paper performs the comparison.</w:t>
       </w:r>
     </w:p>
     <w:bookmarkEnd w:id="9"/>
@@ -1248,43 +1685,49 @@
         <w:t xml:space="preserve"> </w:t>
       </w:r>
       <w:r>
-        <w:t xml:space="preserve">applicants outside the regression model. None of this makes the sample</w:t>
-      </w:r>
-      <w:r>
-        <w:t xml:space="preserve"> </w:t>
-      </w:r>
-      <w:r>
-        <w:t xml:space="preserve">unusable as a baseline. The conversion developed below does not require</w:t>
-      </w:r>
-      <w:r>
-        <w:t xml:space="preserve"> </w:t>
-      </w:r>
-      <w:r>
-        <w:t xml:space="preserve">Card’s sample to match the enrolled class member for member, only that</w:t>
-      </w:r>
-      <w:r>
-        <w:t xml:space="preserve"> </w:t>
-      </w:r>
-      <w:r>
-        <w:t xml:space="preserve">the relationship between his population and the enrolled class be</w:t>
-      </w:r>
-      <w:r>
-        <w:t xml:space="preserve"> </w:t>
-      </w:r>
-      <w:r>
-        <w:t xml:space="preserve">stable, an assumption that cannot be verified from public data and</w:t>
-      </w:r>
-      <w:r>
-        <w:t xml:space="preserve"> </w:t>
-      </w:r>
-      <w:r>
-        <w:t xml:space="preserve">whose plausible failures, examined below, mostly run against the paper’s</w:t>
-      </w:r>
-      <w:r>
-        <w:t xml:space="preserve"> </w:t>
-      </w:r>
-      <w:r>
-        <w:t xml:space="preserve">conclusion.</w:t>
+        <w:t xml:space="preserve">applicants outside the regression model. None of this makes the sample unusable as a baseline. The</w:t>
+      </w:r>
+      <w:r>
+        <w:t xml:space="preserve"> </w:t>
+      </w:r>
+      <w:r>
+        <w:t xml:space="preserve">conversion developed below does not require Card’s sample to match</w:t>
+      </w:r>
+      <w:r>
+        <w:t xml:space="preserve"> </w:t>
+      </w:r>
+      <w:r>
+        <w:t xml:space="preserve">the enrolled class member for member, only that the relationship</w:t>
+      </w:r>
+      <w:r>
+        <w:t xml:space="preserve"> </w:t>
+      </w:r>
+      <w:r>
+        <w:t xml:space="preserve">between his population and the enrolled class be stable. That</w:t>
+      </w:r>
+      <w:r>
+        <w:t xml:space="preserve"> </w:t>
+      </w:r>
+      <w:r>
+        <w:t xml:space="preserve">assumption cannot be verified from public data, but as discussed</w:t>
+      </w:r>
+      <w:r>
+        <w:t xml:space="preserve"> </w:t>
+      </w:r>
+      <w:r>
+        <w:t xml:space="preserve">below, the plausible ways it could fail would lower the converted</w:t>
+      </w:r>
+      <w:r>
+        <w:t xml:space="preserve"> </w:t>
+      </w:r>
+      <w:r>
+        <w:t xml:space="preserve">benchmark and so strengthen, rather than weaken, this paper’s</w:t>
+      </w:r>
+      <w:r>
+        <w:t xml:space="preserve"> </w:t>
+      </w:r>
+      <w:r>
+        <w:t xml:space="preserve">finding of no change.</w:t>
       </w:r>
     </w:p>
     <w:p>
@@ -1788,25 +2231,43 @@
         <w:t xml:space="preserve"> </w:t>
       </w:r>
       <w:r>
-        <w:t xml:space="preserve">Sixteen economists and statisticians answered in support of Harvard,</w:t>
-      </w:r>
-      <w:r>
-        <w:t xml:space="preserve"> </w:t>
-      </w:r>
-      <w:r>
-        <w:t xml:space="preserve">among them three Nobel laureates, George Akerlof, Robert Solow, and Guido</w:t>
-      </w:r>
-      <w:r>
-        <w:t xml:space="preserve"> </w:t>
-      </w:r>
-      <w:r>
-        <w:t xml:space="preserve">Imbens, the last a co-recipient of the 2021 prize that Card</w:t>
-      </w:r>
-      <w:r>
-        <w:t xml:space="preserve"> </w:t>
-      </w:r>
-      <w:r>
-        <w:t xml:space="preserve">shared. Their brief attested that Card</w:t>
+        <w:t xml:space="preserve">Sixteen economists and statisticians (George A. Akerlof, Sandy Baum,</w:t>
+      </w:r>
+      <w:r>
+        <w:t xml:space="preserve"> </w:t>
+      </w:r>
+      <w:r>
+        <w:t xml:space="preserve">Rebecca M. Blank, Hilary Hoynes, Guido W. Imbens, Kirabo Jackson,</w:t>
+      </w:r>
+      <w:r>
+        <w:t xml:space="preserve"> </w:t>
+      </w:r>
+      <w:r>
+        <w:t xml:space="preserve">Rucker Johnson, Helen F. Ladd, David S. Lee, Trevon D. Logan, Michael</w:t>
+      </w:r>
+      <w:r>
+        <w:t xml:space="preserve"> </w:t>
+      </w:r>
+      <w:r>
+        <w:t xml:space="preserve">McPherson, Jesse Rothstein, Robert M. Solow, Sarah Turner, Ebonya</w:t>
+      </w:r>
+      <w:r>
+        <w:t xml:space="preserve"> </w:t>
+      </w:r>
+      <w:r>
+        <w:t xml:space="preserve">Washington, and Douglas Webber) answered in support of Harvard, among</w:t>
+      </w:r>
+      <w:r>
+        <w:t xml:space="preserve"> </w:t>
+      </w:r>
+      <w:r>
+        <w:t xml:space="preserve">them three Nobel laureates: Akerlof, Solow, and Imbens, the last a</w:t>
+      </w:r>
+      <w:r>
+        <w:t xml:space="preserve"> </w:t>
+      </w:r>
+      <w:r>
+        <w:t xml:space="preserve">co-recipient of the 2021 prize that Card shared. Their brief attested that Card</w:t>
       </w:r>
       <w:r>
         <w:t xml:space="preserve"> </w:t>
@@ -2056,6 +2517,176 @@
       </w:r>
       <w:r>
         <w:t xml:space="preserve">below). All statistics below refer to first-time first-year students.</w:t>
+      </w:r>
+    </w:p>
+    <w:p>
+      <w:pPr>
+        <w:pStyle w:val="BodyText"/>
+      </w:pPr>
+      <w:r>
+        <w:t xml:space="preserve">All comparisons below require a pre-ruling baseline, and the</w:t>
+      </w:r>
+      <w:r>
+        <w:t xml:space="preserve"> </w:t>
+      </w:r>
+      <w:r>
+        <w:t xml:space="preserve">baseline I use is the entering classes of fall 2010 through fall</w:t>
+      </w:r>
+      <w:r>
+        <w:t xml:space="preserve"> </w:t>
+      </w:r>
+      <w:r>
+        <w:t xml:space="preserve">2015. The litigation supplies this window. Card estimated his</w:t>
+      </w:r>
+      <w:r>
+        <w:t xml:space="preserve"> </w:t>
+      </w:r>
+      <w:r>
+        <w:t xml:space="preserve">admissions models on applicants to the Classes of 2014 through</w:t>
+      </w:r>
+      <w:r>
+        <w:t xml:space="preserve"> </w:t>
+      </w:r>
+      <w:r>
+        <w:t xml:space="preserve">2019, that is, the classes entering in the falls of 2010 through</w:t>
+      </w:r>
+      <w:r>
+        <w:t xml:space="preserve"> </w:t>
+      </w:r>
+      <w:r>
+        <w:t xml:space="preserve">2015, and the admissions modeling in the case ended with those</w:t>
+      </w:r>
+      <w:r>
+        <w:t xml:space="preserve"> </w:t>
+      </w:r>
+      <w:r>
+        <w:t xml:space="preserve">cohorts.</w:t>
+      </w:r>
+      <w:r>
+        <w:t xml:space="preserve"> </w:t>
+      </w:r>
+      <w:r>
+        <w:t xml:space="preserve">Testing the litigation’s forecasts against the litigation’s own</w:t>
+      </w:r>
+      <w:r>
+        <w:t xml:space="preserve"> </w:t>
+      </w:r>
+      <w:r>
+        <w:t xml:space="preserve">data window is the point of this paper. The window is exact for</w:t>
+      </w:r>
+      <w:r>
+        <w:t xml:space="preserve"> </w:t>
+      </w:r>
+      <w:r>
+        <w:t xml:space="preserve">Card. The amici built on older data still, a 1989 entering cohort,</w:t>
+      </w:r>
+      <w:r>
+        <w:t xml:space="preserve"> </w:t>
+      </w:r>
+      <w:r>
+        <w:t xml:space="preserve">and specified no window of their own, so their proportional</w:t>
+      </w:r>
+      <w:r>
+        <w:t xml:space="preserve"> </w:t>
+      </w:r>
+      <w:r>
+        <w:t xml:space="preserve">forecast is also evaluated below against four alternative</w:t>
+      </w:r>
+      <w:r>
+        <w:t xml:space="preserve"> </w:t>
+      </w:r>
+      <w:r>
+        <w:t xml:space="preserve">pre-periods, with results insensitive to the choice. The research</w:t>
+      </w:r>
+      <w:r>
+        <w:t xml:space="preserve"> </w:t>
+      </w:r>
+      <w:r>
+        <w:t xml:space="preserve">universities supplied no data of their own, borrowing their one</w:t>
+      </w:r>
+      <w:r>
+        <w:t xml:space="preserve"> </w:t>
+      </w:r>
+      <w:r>
+        <w:t xml:space="preserve">number from the trial record, and so raise no separate window.</w:t>
+      </w:r>
+      <w:r>
+        <w:t xml:space="preserve"> </w:t>
+      </w:r>
+      <w:r>
+        <w:t xml:space="preserve">Other windows</w:t>
+      </w:r>
+      <w:r>
+        <w:t xml:space="preserve"> </w:t>
+      </w:r>
+      <w:r>
+        <w:t xml:space="preserve">are reasonable for other</w:t>
+      </w:r>
+      <w:r>
+        <w:t xml:space="preserve"> </w:t>
+      </w:r>
+      <w:r>
+        <w:t xml:space="preserve">purposes, and the studies reviewed above use them: Snider (2026)</w:t>
+      </w:r>
+      <w:r>
+        <w:t xml:space="preserve"> </w:t>
+      </w:r>
+      <w:r>
+        <w:t xml:space="preserve">measures against 2018-2023, Murphy (2026) against the average of</w:t>
+      </w:r>
+      <w:r>
+        <w:t xml:space="preserve"> </w:t>
+      </w:r>
+      <w:r>
+        <w:t xml:space="preserve">2022 and 2023, and Bloem et al. (2026) against 2021-2023. Because</w:t>
+      </w:r>
+      <w:r>
+        <w:t xml:space="preserve"> </w:t>
+      </w:r>
+      <w:r>
+        <w:t xml:space="preserve">Black enrollment rose sharply after 2020, those later baselines sit</w:t>
+      </w:r>
+      <w:r>
+        <w:t xml:space="preserve"> </w:t>
+      </w:r>
+      <w:r>
+        <w:t xml:space="preserve">above the litigation window, and against them the post-ruling</w:t>
+      </w:r>
+      <w:r>
+        <w:t xml:space="preserve"> </w:t>
+      </w:r>
+      <w:r>
+        <w:t xml:space="preserve">classes show modest declines. Where the difference matters, I</w:t>
+      </w:r>
+      <w:r>
+        <w:t xml:space="preserve"> </w:t>
+      </w:r>
+      <w:r>
+        <w:t xml:space="preserve">report both comparisons. The choice of baseline changes the sign</w:t>
+      </w:r>
+      <w:r>
+        <w:t xml:space="preserve"> </w:t>
+      </w:r>
+      <w:r>
+        <w:t xml:space="preserve">and the size of the measured change. It does not move the</w:t>
+      </w:r>
+      <w:r>
+        <w:t xml:space="preserve"> </w:t>
+      </w:r>
+      <w:r>
+        <w:t xml:space="preserve">conclusion. Against any of these baselines, the change in Black</w:t>
+      </w:r>
+      <w:r>
+        <w:t xml:space="preserve"> </w:t>
+      </w:r>
+      <w:r>
+        <w:t xml:space="preserve">enrollment falls well short of the 50 to 70 percent decline the</w:t>
+      </w:r>
+      <w:r>
+        <w:t xml:space="preserve"> </w:t>
+      </w:r>
+      <w:r>
+        <w:t xml:space="preserve">institutions forecast.</w:t>
       </w:r>
     </w:p>
     <w:p>
@@ -2975,13 +3606,55 @@
         <w:t xml:space="preserve"> </w:t>
       </w:r>
       <w:r>
-        <w:t xml:space="preserve">narrows, the measured gap. In summary, the filings contain no evidence</w:t>
-      </w:r>
-      <w:r>
-        <w:t xml:space="preserve"> </w:t>
-      </w:r>
-      <w:r>
-        <w:t xml:space="preserve">of movement toward race-blind admissions.</w:t>
+        <w:t xml:space="preserve">narrows, the measured gap. In summary, measured against the litigation</w:t>
+      </w:r>
+      <w:r>
+        <w:t xml:space="preserve"> </w:t>
+      </w:r>
+      <w:r>
+        <w:t xml:space="preserve">window, the filings contain no evidence of movement toward race-blind</w:t>
+      </w:r>
+      <w:r>
+        <w:t xml:space="preserve"> </w:t>
+      </w:r>
+      <w:r>
+        <w:t xml:space="preserve">admissions. Measured against the elevated classes of fall 2020 through</w:t>
+      </w:r>
+      <w:r>
+        <w:t xml:space="preserve"> </w:t>
+      </w:r>
+      <w:r>
+        <w:t xml:space="preserve">2023, whose mean US Black share was</w:t>
+      </w:r>
+      <w:r>
+        <w:t xml:space="preserve"> </w:t>
+      </w:r>
+      <w:r>
+        <w:t xml:space="preserve">11.8</w:t>
+      </w:r>
+      <w:r>
+        <w:t xml:space="preserve"> </w:t>
+      </w:r>
+      <w:r>
+        <w:t xml:space="preserve">percent, they show a decline of roughly</w:t>
+      </w:r>
+      <w:r>
+        <w:t xml:space="preserve"> </w:t>
+      </w:r>
+      <w:r>
+        <w:t xml:space="preserve">37</w:t>
+      </w:r>
+      <w:r>
+        <w:t xml:space="preserve"> </w:t>
+      </w:r>
+      <w:r>
+        <w:t xml:space="preserve">percent, well short of the more-than-half decline that Card’s model</w:t>
+      </w:r>
+      <w:r>
+        <w:t xml:space="preserve"> </w:t>
+      </w:r>
+      <w:r>
+        <w:t xml:space="preserve">implies genuinely race-blind admission would produce.</w:t>
       </w:r>
     </w:p>
     <w:bookmarkEnd w:id="14"/>
@@ -3089,49 +3762,85 @@
         <w:t xml:space="preserve"> </w:t>
       </w:r>
       <w:r>
-        <w:t xml:space="preserve">difference presumably attributable to the timing of the fall census. An</w:t>
-      </w:r>
-      <w:r>
-        <w:t xml:space="preserve"> </w:t>
-      </w:r>
-      <w:r>
-        <w:t xml:space="preserve">institution whose public number reproduces its litigation-era level while</w:t>
-      </w:r>
-      <w:r>
-        <w:t xml:space="preserve"> </w:t>
-      </w:r>
-      <w:r>
-        <w:t xml:space="preserve">its federal number halves that level enjoys considerable interpretive</w:t>
-      </w:r>
-      <w:r>
-        <w:t xml:space="preserve"> </w:t>
-      </w:r>
-      <w:r>
-        <w:t xml:space="preserve">latitude. Where the categories of expert analysis, public</w:t>
-      </w:r>
-      <w:r>
-        <w:t xml:space="preserve"> </w:t>
-      </w:r>
-      <w:r>
-        <w:t xml:space="preserve">communication, and</w:t>
-      </w:r>
-      <w:r>
-        <w:t xml:space="preserve"> </w:t>
-      </w:r>
-      <w:r>
-        <w:t xml:space="preserve">statutory reporting fail to correspond, enrollment outcomes cannot be</w:t>
-      </w:r>
-      <w:r>
-        <w:t xml:space="preserve"> </w:t>
-      </w:r>
-      <w:r>
-        <w:t xml:space="preserve">monitored by inspection, and claims of compliance or of catastrophe can</w:t>
-      </w:r>
-      <w:r>
-        <w:t xml:space="preserve"> </w:t>
-      </w:r>
-      <w:r>
-        <w:t xml:space="preserve">each find a supporting statistic.</w:t>
+        <w:t xml:space="preserve">difference presumably attributable to the timing of the fall census.</w:t>
+      </w:r>
+      <w:r>
+        <w:t xml:space="preserve"> </w:t>
+      </w:r>
+      <w:r>
+        <w:t xml:space="preserve">The point is not that either number is wrong. Each is computed</w:t>
+      </w:r>
+      <w:r>
+        <w:t xml:space="preserve"> </w:t>
+      </w:r>
+      <w:r>
+        <w:t xml:space="preserve">correctly under its own convention. The point is that the two</w:t>
+      </w:r>
+      <w:r>
+        <w:t xml:space="preserve"> </w:t>
+      </w:r>
+      <w:r>
+        <w:t xml:space="preserve">conventions tell different stories about the same students. Read</w:t>
+      </w:r>
+      <w:r>
+        <w:t xml:space="preserve"> </w:t>
+      </w:r>
+      <w:r>
+        <w:t xml:space="preserve">against Card’s unconverted 6 percent, the federal figures suggest a</w:t>
+      </w:r>
+      <w:r>
+        <w:t xml:space="preserve"> </w:t>
+      </w:r>
+      <w:r>
+        <w:t xml:space="preserve">school that stopped considering race. Read against the 14 percent of</w:t>
+      </w:r>
+      <w:r>
+        <w:t xml:space="preserve"> </w:t>
+      </w:r>
+      <w:r>
+        <w:t xml:space="preserve">the litigation era, itself computed under a third convention, the</w:t>
+      </w:r>
+      <w:r>
+        <w:t xml:space="preserve"> </w:t>
+      </w:r>
+      <w:r>
+        <w:t xml:space="preserve">university’s announcements suggest a school whose Black enrollment</w:t>
+      </w:r>
+      <w:r>
+        <w:t xml:space="preserve"> </w:t>
+      </w:r>
+      <w:r>
+        <w:t xml:space="preserve">changed only modestly, and the exact agreement of the fall 2024</w:t>
+      </w:r>
+      <w:r>
+        <w:t xml:space="preserve"> </w:t>
+      </w:r>
+      <w:r>
+        <w:t xml:space="preserve">announcement with that figure is an accident of the differing</w:t>
+      </w:r>
+      <w:r>
+        <w:t xml:space="preserve"> </w:t>
+      </w:r>
+      <w:r>
+        <w:t xml:space="preserve">metrics. Without a stated</w:t>
+      </w:r>
+      <w:r>
+        <w:t xml:space="preserve"> </w:t>
+      </w:r>
+      <w:r>
+        <w:t xml:space="preserve">conversion between the conventions, neither story can be checked</w:t>
+      </w:r>
+      <w:r>
+        <w:t xml:space="preserve"> </w:t>
+      </w:r>
+      <w:r>
+        <w:t xml:space="preserve">against the other, and enrollment outcomes cannot be monitored by</w:t>
+      </w:r>
+      <w:r>
+        <w:t xml:space="preserve"> </w:t>
+      </w:r>
+      <w:r>
+        <w:t xml:space="preserve">inspection.</w:t>
       </w:r>
     </w:p>
     <w:bookmarkEnd w:id="15"/>
@@ -3224,7 +3933,7 @@
               <w:pStyle w:val="ImageCaption"/>
             </w:pPr>
             <w:r>
-              <w:t xml:space="preserve">Table 2: Black share of first-year US students at the fifteen research universities that filed the Universities Brief, ordered by proportional change. The pre-period comprises the entering classes of fall 2010-2015. The post-period averages fall 2024 and fall 2025 where both filings exist. Changes are computed on unrounded shares and may differ slightly from values recomputed from the rounded shares shown.</w:t>
+              <w:t xml:space="preserve">Table 2: Black share of first-year US students at the fifteen research universities that filed the Universities Brief, ordered by proportional change. The pre-period comprises the entering classes of fall 2010-2015. The post-period averages fall 2024 and fall 2025, or reflects fall 2024 alone where no usable 2025-26 filing exists. Changes are computed on unrounded shares and may differ slightly from values recomputed from the rounded shares shown.</w:t>
             </w:r>
           </w:p>
           <w:tbl>
@@ -4195,25 +4904,55 @@
         <w:t xml:space="preserve"> </w:t>
       </w:r>
       <w:r>
+        <w:t xml:space="preserve">Against the elevated classes of fall 2020 through 2023 the group</w:t>
+      </w:r>
+      <w:r>
+        <w:t xml:space="preserve"> </w:t>
+      </w:r>
+      <w:r>
+        <w:t xml:space="preserve">mean was</w:t>
+      </w:r>
+      <w:r>
+        <w:t xml:space="preserve"> </w:t>
+      </w:r>
+      <w:r>
+        <w:t xml:space="preserve">9.2</w:t>
+      </w:r>
+      <w:r>
+        <w:t xml:space="preserve"> </w:t>
+      </w:r>
+      <w:r>
+        <w:t xml:space="preserve">percent, so the post-ruling level also sits below that later</w:t>
+      </w:r>
+      <w:r>
+        <w:t xml:space="preserve"> </w:t>
+      </w:r>
+      <w:r>
+        <w:t xml:space="preserve">baseline, by roughly</w:t>
+      </w:r>
+      <w:r>
+        <w:t xml:space="preserve"> </w:t>
+      </w:r>
+      <w:r>
+        <w:t xml:space="preserve">22</w:t>
+      </w:r>
+      <w:r>
+        <w:t xml:space="preserve"> </w:t>
+      </w:r>
+      <w:r>
+        <w:t xml:space="preserve">percent.</w:t>
+      </w:r>
+      <w:r>
+        <w:t xml:space="preserve"> </w:t>
+      </w:r>
+      <w:r>
         <w:t xml:space="preserve">Six of the fifteen enroll a higher Black</w:t>
       </w:r>
       <w:r>
         <w:t xml:space="preserve"> </w:t>
       </w:r>
       <w:r>
-        <w:t xml:space="preserve">share than in the pre-period. No signatory sits at half its baseline, and</w:t>
-      </w:r>
-      <w:r>
-        <w:t xml:space="preserve"> </w:t>
-      </w:r>
-      <w:r>
-        <w:t xml:space="preserve">a single one, Carnegie Mellon, shows a decline exceeding even the 33</w:t>
-      </w:r>
-      <w:r>
-        <w:t xml:space="preserve"> </w:t>
-      </w:r>
-      <w:r>
-        <w:t xml:space="preserve">percent figure the brief quoted for a milder counterfactual at Harvard.</w:t>
+        <w:t xml:space="preserve">share than in the pre-period. No signatory sits at half its baseline.</w:t>
       </w:r>
       <w:r>
         <w:t xml:space="preserve"> </w:t>
@@ -4249,19 +4988,7 @@
         <w:t xml:space="preserve"> </w:t>
       </w:r>
       <w:r>
-        <w:t xml:space="preserve">than they did in the pre-period. If the signatories complied with the</w:t>
-      </w:r>
-      <w:r>
-        <w:t xml:space="preserve"> </w:t>
-      </w:r>
-      <w:r>
-        <w:t xml:space="preserve">ruling, their own filings refute their claim that compliance would</w:t>
-      </w:r>
-      <w:r>
-        <w:t xml:space="preserve"> </w:t>
-      </w:r>
-      <w:r>
-        <w:t xml:space="preserve">visibly reduce their racial diversity.</w:t>
+        <w:t xml:space="preserve">than they did in the pre-period.</w:t>
       </w:r>
     </w:p>
     <w:bookmarkEnd w:id="18"/>
@@ -6364,19 +7091,61 @@
         <w:t xml:space="preserve"> </w:t>
       </w:r>
       <w:r>
-        <w:t xml:space="preserve">positive. The group mean did not fall at all, let alone by half, so the</w:t>
-      </w:r>
-      <w:r>
-        <w:t xml:space="preserve"> </w:t>
-      </w:r>
-      <w:r>
-        <w:t xml:space="preserve">forecast fails at the level of the group before any school-level</w:t>
-      </w:r>
-      <w:r>
-        <w:t xml:space="preserve"> </w:t>
-      </w:r>
-      <w:r>
-        <w:t xml:space="preserve">accounting. Because some</w:t>
+        <w:t xml:space="preserve">positive. Relative to the entering classes of 2020 through 2023, the</w:t>
+      </w:r>
+      <w:r>
+        <w:t xml:space="preserve"> </w:t>
+      </w:r>
+      <w:r>
+        <w:t xml:space="preserve">final cohorts admitted under racial preferences, the post-ruling mean</w:t>
+      </w:r>
+      <w:r>
+        <w:t xml:space="preserve"> </w:t>
+      </w:r>
+      <w:r>
+        <w:t xml:space="preserve">is about</w:t>
+      </w:r>
+      <w:r>
+        <w:t xml:space="preserve"> </w:t>
+      </w:r>
+      <w:r>
+        <w:t xml:space="preserve">10</w:t>
+      </w:r>
+      <w:r>
+        <w:t xml:space="preserve"> </w:t>
+      </w:r>
+      <w:r>
+        <w:t xml:space="preserve">percent lower, a comparison in harmony with the declines reported by</w:t>
+      </w:r>
+      <w:r>
+        <w:t xml:space="preserve"> </w:t>
+      </w:r>
+      <w:r>
+        <w:t xml:space="preserve">Snider (2026) and Murphy (2026). The group mean did not fall at all</w:t>
+      </w:r>
+      <w:r>
+        <w:t xml:space="preserve"> </w:t>
+      </w:r>
+      <w:r>
+        <w:t xml:space="preserve">against the litigation baseline, and fell by about a tenth against</w:t>
+      </w:r>
+      <w:r>
+        <w:t xml:space="preserve"> </w:t>
+      </w:r>
+      <w:r>
+        <w:t xml:space="preserve">the later one. Either way it did not fall by half, so the forecast</w:t>
+      </w:r>
+      <w:r>
+        <w:t xml:space="preserve"> </w:t>
+      </w:r>
+      <w:r>
+        <w:t xml:space="preserve">fails at the level of the group before any school-level accounting.</w:t>
+      </w:r>
+      <w:r>
+        <w:t xml:space="preserve"> </w:t>
+      </w:r>
+      <w:r>
+        <w:t xml:space="preserve">Because some</w:t>
       </w:r>
       <w:r>
         <w:t xml:space="preserve"> </w:t>
@@ -6406,13 +7175,13 @@
         <w:t xml:space="preserve"> </w:t>
       </w:r>
       <w:r>
-        <w:t xml:space="preserve">5.1%,</w:t>
-      </w:r>
-      <w:r>
-        <w:t xml:space="preserve"> </w:t>
-      </w:r>
-      <w:r>
-        <w:t xml:space="preserve">similar to the full-group figure.</w:t>
+        <w:t xml:space="preserve">5.1</w:t>
+      </w:r>
+      <w:r>
+        <w:t xml:space="preserve"> </w:t>
+      </w:r>
+      <w:r>
+        <w:t xml:space="preserve">percent, similar to the full-group figure.</w:t>
       </w:r>
     </w:p>
     <w:p>
@@ -6741,19 +7510,19 @@
         <w:t xml:space="preserve"> </w:t>
       </w:r>
       <w:r>
-        <w:t xml:space="preserve">the center of the long-run band is under one percentage point, a fifth or</w:t>
-      </w:r>
-      <w:r>
-        <w:t xml:space="preserve"> </w:t>
-      </w:r>
-      <w:r>
-        <w:t xml:space="preserve">less of the three-and-a-half to five points that declines of 50 to 70</w:t>
-      </w:r>
-      <w:r>
-        <w:t xml:space="preserve"> </w:t>
-      </w:r>
-      <w:r>
-        <w:t xml:space="preserve">percent imply on a base near 7 percent. Selection into fall 2025</w:t>
+        <w:t xml:space="preserve">the center of the long-run band is roughly one percentage point, between</w:t>
+      </w:r>
+      <w:r>
+        <w:t xml:space="preserve"> </w:t>
+      </w:r>
+      <w:r>
+        <w:t xml:space="preserve">a fifth and a third of the three-and-a-half to five points that declines</w:t>
+      </w:r>
+      <w:r>
+        <w:t xml:space="preserve"> </w:t>
+      </w:r>
+      <w:r>
+        <w:t xml:space="preserve">of 50 to 70 percent imply on a base near 7 percent. Selection into fall 2025</w:t>
       </w:r>
       <w:r>
         <w:t xml:space="preserve"> </w:t>
@@ -6851,19 +7620,25 @@
         <w:t xml:space="preserve"> </w:t>
       </w:r>
       <w:r>
-        <w:t xml:space="preserve">enrollment by large amounts within one to two cycles. The relevant</w:t>
-      </w:r>
-      <w:r>
-        <w:t xml:space="preserve"> </w:t>
-      </w:r>
-      <w:r>
-        <w:t xml:space="preserve">question for the post-ruling period is whether that capacity was</w:t>
-      </w:r>
-      <w:r>
-        <w:t xml:space="preserve"> </w:t>
-      </w:r>
-      <w:r>
-        <w:t xml:space="preserve">surrendered or redirected.</w:t>
+        <w:t xml:space="preserve">enrollment by large amounts within one to two cycles. That capacity</w:t>
+      </w:r>
+      <w:r>
+        <w:t xml:space="preserve"> </w:t>
+      </w:r>
+      <w:r>
+        <w:t xml:space="preserve">did not vanish in June 2023. The question the post-ruling filings</w:t>
+      </w:r>
+      <w:r>
+        <w:t xml:space="preserve"> </w:t>
+      </w:r>
+      <w:r>
+        <w:t xml:space="preserve">pose is whether the schools stopped using it or are using it still,</w:t>
+      </w:r>
+      <w:r>
+        <w:t xml:space="preserve"> </w:t>
+      </w:r>
+      <w:r>
+        <w:t xml:space="preserve">now to hold Black enrollment steady rather than to raise it.</w:t>
       </w:r>
     </w:p>
     <w:p>
@@ -7688,13 +8463,25 @@
         <w:t xml:space="preserve">SFFA v. Harvard</w:t>
       </w:r>
       <w:r>
-        <w:t xml:space="preserve">, the enrollment records of</w:t>
-      </w:r>
-      <w:r>
-        <w:t xml:space="preserve"> </w:t>
-      </w:r>
-      <w:r>
-        <w:t xml:space="preserve">the institutions most affected by the decision show the following:</w:t>
+        <w:t xml:space="preserve">, the enrollment</w:t>
+      </w:r>
+      <w:r>
+        <w:t xml:space="preserve"> </w:t>
+      </w:r>
+      <w:r>
+        <w:t xml:space="preserve">records of the institutions most affected by the decision, measured</w:t>
+      </w:r>
+      <w:r>
+        <w:t xml:space="preserve"> </w:t>
+      </w:r>
+      <w:r>
+        <w:t xml:space="preserve">against the litigation-era entering classes of fall 2010 through</w:t>
+      </w:r>
+      <w:r>
+        <w:t xml:space="preserve"> </w:t>
+      </w:r>
+      <w:r>
+        <w:t xml:space="preserve">2015, except where stated, show the following:</w:t>
       </w:r>
     </w:p>
     <w:p>
@@ -7781,13 +8568,19 @@
         <w:t xml:space="preserve"> </w:t>
       </w:r>
       <w:r>
-        <w:t xml:space="preserve">objections, moved from roughly 2.6 to roughly 3.1 against race-blind</w:t>
-      </w:r>
-      <w:r>
-        <w:t xml:space="preserve"> </w:t>
-      </w:r>
-      <w:r>
-        <w:t xml:space="preserve">benchmarks two to eight times higher.</w:t>
+        <w:t xml:space="preserve">objections, moved from 2.6 on the eve of the ruling to 3.1, a</w:t>
+      </w:r>
+      <w:r>
+        <w:t xml:space="preserve"> </w:t>
+      </w:r>
+      <w:r>
+        <w:t xml:space="preserve">fraction of the distance to race-blind benchmarks two to eight</w:t>
+      </w:r>
+      <w:r>
+        <w:t xml:space="preserve"> </w:t>
+      </w:r>
+      <w:r>
+        <w:t xml:space="preserve">times higher.</w:t>
       </w:r>
     </w:p>
     <w:p>
@@ -7818,49 +8611,49 @@
         <w:pStyle w:val="FirstParagraph"/>
       </w:pPr>
       <w:r>
-        <w:t xml:space="preserve">The parsimonious reading of this</w:t>
-      </w:r>
-      <w:r>
-        <w:t xml:space="preserve"> </w:t>
-      </w:r>
-      <w:r>
-        <w:t xml:space="preserve">evidence is that elite institutions have not meaningfully changed the</w:t>
-      </w:r>
-      <w:r>
-        <w:t xml:space="preserve"> </w:t>
-      </w:r>
-      <w:r>
-        <w:t xml:space="preserve">admissions policies the ruling was intended to end. That characterization is an</w:t>
-      </w:r>
-      <w:r>
-        <w:t xml:space="preserve"> </w:t>
-      </w:r>
-      <w:r>
-        <w:t xml:space="preserve">interpretation of the pattern, not a finding the data compel. The data</w:t>
-      </w:r>
-      <w:r>
-        <w:t xml:space="preserve"> </w:t>
-      </w:r>
-      <w:r>
-        <w:t xml:space="preserve">cannot identify the mechanism. Whether present practice reflects</w:t>
-      </w:r>
-      <w:r>
-        <w:t xml:space="preserve"> </w:t>
-      </w:r>
-      <w:r>
-        <w:t xml:space="preserve">consideration of race as such, which the Court prohibited, or of</w:t>
-      </w:r>
-      <w:r>
-        <w:t xml:space="preserve"> </w:t>
-      </w:r>
-      <w:r>
-        <w:t xml:space="preserve">experiential factors correlated with race, which the Court permitted, is</w:t>
-      </w:r>
-      <w:r>
-        <w:t xml:space="preserve"> </w:t>
-      </w:r>
-      <w:r>
-        <w:t xml:space="preserve">not answerable from aggregate filings, and I do not claim otherwise.</w:t>
+        <w:t xml:space="preserve">Measured instead against the elevated classes of fall 2020 through</w:t>
+      </w:r>
+      <w:r>
+        <w:t xml:space="preserve"> </w:t>
+      </w:r>
+      <w:r>
+        <w:t xml:space="preserve">2023, a period akin to the more recent baselines used by Snider</w:t>
+      </w:r>
+      <w:r>
+        <w:t xml:space="preserve"> </w:t>
+      </w:r>
+      <w:r>
+        <w:t xml:space="preserve">(2026), Murphy (2026), and Bloem et al. (2026), Black enrollment at</w:t>
+      </w:r>
+      <w:r>
+        <w:t xml:space="preserve"> </w:t>
+      </w:r>
+      <w:r>
+        <w:t xml:space="preserve">these institutions is lower, by about a tenth at the amici colleges,</w:t>
+      </w:r>
+      <w:r>
+        <w:t xml:space="preserve"> </w:t>
+      </w:r>
+      <w:r>
+        <w:t xml:space="preserve">roughly a fifth at the research universities, and larger margins at</w:t>
+      </w:r>
+      <w:r>
+        <w:t xml:space="preserve"> </w:t>
+      </w:r>
+      <w:r>
+        <w:t xml:space="preserve">some individual campuses. That decline is</w:t>
+      </w:r>
+      <w:r>
+        <w:t xml:space="preserve"> </w:t>
+      </w:r>
+      <w:r>
+        <w:t xml:space="preserve">real. It is also a fraction of the 50 to 70 percent the</w:t>
+      </w:r>
+      <w:r>
+        <w:t xml:space="preserve"> </w:t>
+      </w:r>
+      <w:r>
+        <w:t xml:space="preserve">institutions forecast, under any baseline on offer.</w:t>
       </w:r>
     </w:p>
     <w:p>
@@ -7868,55 +8661,115 @@
         <w:pStyle w:val="BodyText"/>
       </w:pPr>
       <w:r>
-        <w:t xml:space="preserve">What</w:t>
-      </w:r>
-      <w:r>
-        <w:t xml:space="preserve"> </w:t>
-      </w:r>
-      <w:r>
-        <w:t xml:space="preserve">the analysis does establish is that the quantitative expertise deployed in</w:t>
-      </w:r>
-      <w:r>
-        <w:t xml:space="preserve"> </w:t>
-      </w:r>
-      <w:r>
-        <w:t xml:space="preserve">the litigation has functioned, after the fact, to obscure the question. The most cited prediction in the case was stated</w:t>
-      </w:r>
-      <w:r>
-        <w:t xml:space="preserve"> </w:t>
-      </w:r>
-      <w:r>
-        <w:t xml:space="preserve">in units that no public statistic reports, by an expert whose analysis</w:t>
-      </w:r>
-      <w:r>
-        <w:t xml:space="preserve"> </w:t>
-      </w:r>
-      <w:r>
-        <w:t xml:space="preserve">never faced peer review but was certified as sound to the Supreme Court</w:t>
-      </w:r>
-      <w:r>
-        <w:t xml:space="preserve"> </w:t>
-      </w:r>
-      <w:r>
-        <w:t xml:space="preserve">by sixteen economists including three Nobel laureates, and any</w:t>
-      </w:r>
-      <w:r>
-        <w:t xml:space="preserve"> </w:t>
-      </w:r>
-      <w:r>
-        <w:t xml:space="preserve">comparison of it against filings</w:t>
-      </w:r>
-      <w:r>
-        <w:t xml:space="preserve"> </w:t>
-      </w:r>
-      <w:r>
-        <w:t xml:space="preserve">computed under incompatible definitions generates an appearance of</w:t>
-      </w:r>
-      <w:r>
-        <w:t xml:space="preserve"> </w:t>
-      </w:r>
-      <w:r>
-        <w:t xml:space="preserve">compliance that a factor-of-two conversion dissolves.</w:t>
+        <w:t xml:space="preserve">The parsimonious reading of this evidence is that elite institutions</w:t>
+      </w:r>
+      <w:r>
+        <w:t xml:space="preserve"> </w:t>
+      </w:r>
+      <w:r>
+        <w:t xml:space="preserve">have not meaningfully changed the admissions policies the ruling was</w:t>
+      </w:r>
+      <w:r>
+        <w:t xml:space="preserve"> </w:t>
+      </w:r>
+      <w:r>
+        <w:t xml:space="preserve">intended to end. That characterization is an interpretation of the</w:t>
+      </w:r>
+      <w:r>
+        <w:t xml:space="preserve"> </w:t>
+      </w:r>
+      <w:r>
+        <w:t xml:space="preserve">pattern, not a finding the data compel. Two explanations could in</w:t>
+      </w:r>
+      <w:r>
+        <w:t xml:space="preserve"> </w:t>
+      </w:r>
+      <w:r>
+        <w:t xml:space="preserve">principle produce the observed stability. Institutions may have</w:t>
+      </w:r>
+      <w:r>
+        <w:t xml:space="preserve"> </w:t>
+      </w:r>
+      <w:r>
+        <w:t xml:space="preserve">adopted new race-neutral recruiting methods that happened to</w:t>
+      </w:r>
+      <w:r>
+        <w:t xml:space="preserve"> </w:t>
+      </w:r>
+      <w:r>
+        <w:t xml:space="preserve">reproduce, almost exactly, the racial composition their</w:t>
+      </w:r>
+      <w:r>
+        <w:t xml:space="preserve"> </w:t>
+      </w:r>
+      <w:r>
+        <w:t xml:space="preserve">race-conscious methods produced. Or institutions may have continued</w:t>
+      </w:r>
+      <w:r>
+        <w:t xml:space="preserve"> </w:t>
+      </w:r>
+      <w:r>
+        <w:t xml:space="preserve">to consider race in some form. The first requires a coincidence.</w:t>
+      </w:r>
+      <w:r>
+        <w:t xml:space="preserve"> </w:t>
+      </w:r>
+      <w:r>
+        <w:t xml:space="preserve">Race-neutral tools such as rural or first-generation outreach might</w:t>
+      </w:r>
+      <w:r>
+        <w:t xml:space="preserve"> </w:t>
+      </w:r>
+      <w:r>
+        <w:t xml:space="preserve">affect the admissions chances of students of every race, and</w:t>
+      </w:r>
+      <w:r>
+        <w:t xml:space="preserve"> </w:t>
+      </w:r>
+      <w:r>
+        <w:t xml:space="preserve">nothing about them returns a school to its precise pre-ruling</w:t>
+      </w:r>
+      <w:r>
+        <w:t xml:space="preserve"> </w:t>
+      </w:r>
+      <w:r>
+        <w:t xml:space="preserve">racial shares, while aiming them at particular racial groups in</w:t>
+      </w:r>
+      <w:r>
+        <w:t xml:space="preserve"> </w:t>
+      </w:r>
+      <w:r>
+        <w:t xml:space="preserve">order to achieve that return would itself be a form of racial</w:t>
+      </w:r>
+      <w:r>
+        <w:t xml:space="preserve"> </w:t>
+      </w:r>
+      <w:r>
+        <w:t xml:space="preserve">consideration. The second requires no coincidence. The data cannot</w:t>
+      </w:r>
+      <w:r>
+        <w:t xml:space="preserve"> </w:t>
+      </w:r>
+      <w:r>
+        <w:t xml:space="preserve">adjudicate between these explanations. Whether present practice</w:t>
+      </w:r>
+      <w:r>
+        <w:t xml:space="preserve"> </w:t>
+      </w:r>
+      <w:r>
+        <w:t xml:space="preserve">reflects consideration of race as such, which the Court prohibited,</w:t>
+      </w:r>
+      <w:r>
+        <w:t xml:space="preserve"> </w:t>
+      </w:r>
+      <w:r>
+        <w:t xml:space="preserve">or of experiential factors correlated with race, which the Court</w:t>
+      </w:r>
+      <w:r>
+        <w:t xml:space="preserve"> </w:t>
+      </w:r>
+      <w:r>
+        <w:t xml:space="preserve">permitted, is not answerable from aggregate filings.</w:t>
       </w:r>
     </w:p>
     <w:p>
@@ -7924,37 +8777,69 @@
         <w:pStyle w:val="BodyText"/>
       </w:pPr>
       <w:r>
-        <w:t xml:space="preserve">Economists who</w:t>
-      </w:r>
-      <w:r>
-        <w:t xml:space="preserve"> </w:t>
-      </w:r>
-      <w:r>
-        <w:t xml:space="preserve">supply litigation estimates in nonpublic units might reasonably be</w:t>
-      </w:r>
-      <w:r>
-        <w:t xml:space="preserve"> </w:t>
-      </w:r>
-      <w:r>
-        <w:t xml:space="preserve">expected to publish the mapping to public categories at the same time.</w:t>
-      </w:r>
-      <w:r>
-        <w:t xml:space="preserve"> </w:t>
-      </w:r>
-      <w:r>
-        <w:t xml:space="preserve">Absent such mappings, predictions of this kind are unfalsifiable in</w:t>
-      </w:r>
-      <w:r>
-        <w:t xml:space="preserve"> </w:t>
-      </w:r>
-      <w:r>
-        <w:t xml:space="preserve">practice, whatever their merits in principle, and the institutions they</w:t>
-      </w:r>
-      <w:r>
-        <w:t xml:space="preserve"> </w:t>
-      </w:r>
-      <w:r>
-        <w:t xml:space="preserve">concern are the primary beneficiaries of the ambiguity.</w:t>
+        <w:t xml:space="preserve">What the analysis does establish is that the quantitative expertise</w:t>
+      </w:r>
+      <w:r>
+        <w:t xml:space="preserve"> </w:t>
+      </w:r>
+      <w:r>
+        <w:t xml:space="preserve">deployed in the litigation has functioned, after the fact, to</w:t>
+      </w:r>
+      <w:r>
+        <w:t xml:space="preserve"> </w:t>
+      </w:r>
+      <w:r>
+        <w:t xml:space="preserve">obscure the question. The most important prediction in the case was</w:t>
+      </w:r>
+      <w:r>
+        <w:t xml:space="preserve"> </w:t>
+      </w:r>
+      <w:r>
+        <w:t xml:space="preserve">stated in units that no public statistic reports, and any comparison</w:t>
+      </w:r>
+      <w:r>
+        <w:t xml:space="preserve"> </w:t>
+      </w:r>
+      <w:r>
+        <w:t xml:space="preserve">of it against filings computed under incompatible definitions</w:t>
+      </w:r>
+      <w:r>
+        <w:t xml:space="preserve"> </w:t>
+      </w:r>
+      <w:r>
+        <w:t xml:space="preserve">generates an appearance of compliance that a factor-of-two</w:t>
+      </w:r>
+      <w:r>
+        <w:t xml:space="preserve"> </w:t>
+      </w:r>
+      <w:r>
+        <w:t xml:space="preserve">conversion dissolves.</w:t>
+      </w:r>
+    </w:p>
+    <w:p>
+      <w:pPr>
+        <w:pStyle w:val="BodyText"/>
+      </w:pPr>
+      <w:r>
+        <w:t xml:space="preserve">Economists who supply litigation estimates in nonpublic units might</w:t>
+      </w:r>
+      <w:r>
+        <w:t xml:space="preserve"> </w:t>
+      </w:r>
+      <w:r>
+        <w:t xml:space="preserve">reasonably be expected to publish the mapping to public categories</w:t>
+      </w:r>
+      <w:r>
+        <w:t xml:space="preserve"> </w:t>
+      </w:r>
+      <w:r>
+        <w:t xml:space="preserve">at the same time. Absent such mappings, predictions of this kind are</w:t>
+      </w:r>
+      <w:r>
+        <w:t xml:space="preserve"> </w:t>
+      </w:r>
+      <w:r>
+        <w:t xml:space="preserve">unfalsifiable in practice, whatever their merits in principle.</w:t>
       </w:r>
     </w:p>
     <w:bookmarkEnd w:id="33"/>
@@ -8008,7 +8893,7 @@
       </w:r>
     </w:p>
     <w:bookmarkEnd w:id="35"/>
-    <w:bookmarkStart w:id="63" w:name="references"/>
+    <w:bookmarkStart w:id="65" w:name="references"/>
     <w:p>
       <w:pPr>
         <w:pStyle w:val="Heading2"/>
@@ -9165,70 +10050,19 @@
         <w:pStyle w:val="BodyText"/>
       </w:pPr>
       <w:r>
-        <w:t xml:space="preserve">Universities Brief. 2022. Brief of Brown University, California Institute</w:t>
-      </w:r>
-      <w:r>
-        <w:t xml:space="preserve"> </w:t>
-      </w:r>
-      <w:r>
-        <w:t xml:space="preserve">of Technology, Carnegie Mellon University, Columbia University, Cornell</w:t>
-      </w:r>
-      <w:r>
-        <w:t xml:space="preserve"> </w:t>
-      </w:r>
-      <w:r>
-        <w:t xml:space="preserve">University, Dartmouth College, Duke University, Emory University, Johns</w:t>
-      </w:r>
-      <w:r>
-        <w:t xml:space="preserve"> </w:t>
-      </w:r>
-      <w:r>
-        <w:t xml:space="preserve">Hopkins University, Princeton University, University of Chicago,</w:t>
-      </w:r>
-      <w:r>
-        <w:t xml:space="preserve"> </w:t>
-      </w:r>
-      <w:r>
-        <w:t xml:space="preserve">University of Pennsylvania, Vanderbilt University, Washington University</w:t>
-      </w:r>
-      <w:r>
-        <w:t xml:space="preserve"> </w:t>
-      </w:r>
-      <w:r>
-        <w:t xml:space="preserve">in St. Louis, and Yale University as Amici Curiae,</w:t>
-      </w:r>
-      <w:r>
-        <w:t xml:space="preserve"> </w:t>
-      </w:r>
-      <w:r>
-        <w:rPr>
-          <w:i/>
-          <w:iCs/>
-        </w:rPr>
-        <w:t xml:space="preserve">Students for Fair</w:t>
-      </w:r>
-      <w:r>
-        <w:rPr>
-          <w:i/>
-          <w:iCs/>
-        </w:rPr>
-        <w:t xml:space="preserve"> </w:t>
-      </w:r>
-      <w:r>
-        <w:rPr>
-          <w:i/>
-          <w:iCs/>
-        </w:rPr>
-        <w:t xml:space="preserve">Admissions v. Harvard</w:t>
-      </w:r>
-      <w:r>
-        <w:t xml:space="preserve">, Nos. 20-1199 and 21-707 (U.S. Supreme Court,</w:t>
-      </w:r>
-      <w:r>
-        <w:t xml:space="preserve"> </w:t>
-      </w:r>
-      <w:r>
-        <w:t xml:space="preserve">August 1).</w:t>
+        <w:t xml:space="preserve">Murphy, James S. 2026. The Future of Fair Admissions: A First Look</w:t>
+      </w:r>
+      <w:r>
+        <w:t xml:space="preserve"> </w:t>
+      </w:r>
+      <w:r>
+        <w:t xml:space="preserve">at College Enrollment Outcomes After the End of Affirmative Action.</w:t>
+      </w:r>
+      <w:r>
+        <w:t xml:space="preserve"> </w:t>
+      </w:r>
+      <w:r>
+        <w:t xml:space="preserve">Class Action (January).</w:t>
       </w:r>
       <w:r>
         <w:t xml:space="preserve"> </w:t>
@@ -9242,8 +10076,127 @@
         </w:r>
       </w:hyperlink>
     </w:p>
-    <w:bookmarkEnd w:id="63"/>
-    <w:bookmarkStart w:id="64" w:name="cases-cited"/>
+    <w:p>
+      <w:pPr>
+        <w:pStyle w:val="BodyText"/>
+      </w:pPr>
+      <w:r>
+        <w:t xml:space="preserve">Snider, Emily. 2026. The Impact of the 2023 Students for Fair</w:t>
+      </w:r>
+      <w:r>
+        <w:t xml:space="preserve"> </w:t>
+      </w:r>
+      <w:r>
+        <w:t xml:space="preserve">Admissions v Harvard Decision on Undergraduate Demographics.</w:t>
+      </w:r>
+      <w:r>
+        <w:t xml:space="preserve"> </w:t>
+      </w:r>
+      <w:r>
+        <w:t xml:space="preserve">EdWorkingPaper 26-1471, Annenberg Institute, Brown University</w:t>
+      </w:r>
+      <w:r>
+        <w:t xml:space="preserve"> </w:t>
+      </w:r>
+      <w:r>
+        <w:t xml:space="preserve">(May).</w:t>
+      </w:r>
+      <w:r>
+        <w:t xml:space="preserve"> </w:t>
+      </w:r>
+      <w:hyperlink r:id="rId63">
+        <w:r>
+          <w:rPr>
+            <w:rStyle w:val="Hyperlink"/>
+          </w:rPr>
+          <w:t xml:space="preserve">Link</w:t>
+        </w:r>
+      </w:hyperlink>
+    </w:p>
+    <w:p>
+      <w:pPr>
+        <w:pStyle w:val="BodyText"/>
+      </w:pPr>
+      <w:r>
+        <w:t xml:space="preserve">Universities Brief. 2022. Brief of Brown University, California Institute</w:t>
+      </w:r>
+      <w:r>
+        <w:t xml:space="preserve"> </w:t>
+      </w:r>
+      <w:r>
+        <w:t xml:space="preserve">of Technology, Carnegie Mellon University, Columbia University, Cornell</w:t>
+      </w:r>
+      <w:r>
+        <w:t xml:space="preserve"> </w:t>
+      </w:r>
+      <w:r>
+        <w:t xml:space="preserve">University, Dartmouth College, Duke University, Emory University, Johns</w:t>
+      </w:r>
+      <w:r>
+        <w:t xml:space="preserve"> </w:t>
+      </w:r>
+      <w:r>
+        <w:t xml:space="preserve">Hopkins University, Princeton University, University of Chicago,</w:t>
+      </w:r>
+      <w:r>
+        <w:t xml:space="preserve"> </w:t>
+      </w:r>
+      <w:r>
+        <w:t xml:space="preserve">University of Pennsylvania, Vanderbilt University, Washington University</w:t>
+      </w:r>
+      <w:r>
+        <w:t xml:space="preserve"> </w:t>
+      </w:r>
+      <w:r>
+        <w:t xml:space="preserve">in St. Louis, and Yale University as Amici Curiae,</w:t>
+      </w:r>
+      <w:r>
+        <w:t xml:space="preserve"> </w:t>
+      </w:r>
+      <w:r>
+        <w:rPr>
+          <w:i/>
+          <w:iCs/>
+        </w:rPr>
+        <w:t xml:space="preserve">Students for Fair</w:t>
+      </w:r>
+      <w:r>
+        <w:rPr>
+          <w:i/>
+          <w:iCs/>
+        </w:rPr>
+        <w:t xml:space="preserve"> </w:t>
+      </w:r>
+      <w:r>
+        <w:rPr>
+          <w:i/>
+          <w:iCs/>
+        </w:rPr>
+        <w:t xml:space="preserve">Admissions v. Harvard</w:t>
+      </w:r>
+      <w:r>
+        <w:t xml:space="preserve">, Nos. 20-1199 and 21-707 (U.S. Supreme Court,</w:t>
+      </w:r>
+      <w:r>
+        <w:t xml:space="preserve"> </w:t>
+      </w:r>
+      <w:r>
+        <w:t xml:space="preserve">August 1).</w:t>
+      </w:r>
+      <w:r>
+        <w:t xml:space="preserve"> </w:t>
+      </w:r>
+      <w:hyperlink r:id="rId64">
+        <w:r>
+          <w:rPr>
+            <w:rStyle w:val="Hyperlink"/>
+          </w:rPr>
+          <w:t xml:space="preserve">Link</w:t>
+        </w:r>
+      </w:hyperlink>
+    </w:p>
+    <w:bookmarkEnd w:id="65"/>
+    <w:bookmarkStart w:id="66" w:name="cases-cited"/>
     <w:p>
       <w:pPr>
         <w:pStyle w:val="Heading2"/>
@@ -9325,8 +10278,8 @@
         <w:t xml:space="preserve">, 600 U.S. 181 (2023).</w:t>
       </w:r>
     </w:p>
-    <w:bookmarkEnd w:id="64"/>
-    <w:bookmarkStart w:id="65" w:name="about-the-author"/>
+    <w:bookmarkEnd w:id="66"/>
+    <w:bookmarkStart w:id="67" w:name="about-the-author"/>
     <w:p>
       <w:pPr>
         <w:pStyle w:val="Heading2"/>
@@ -9385,7 +10338,7 @@
         <w:t xml:space="preserve">is dave.kane@gmail.com.</w:t>
       </w:r>
     </w:p>
-    <w:bookmarkEnd w:id="65"/>
+    <w:bookmarkEnd w:id="67"/>
     <w:sectPr>
       <w:footnotePr>
         <w:numRestart w:val="eachSect"/>

--- a/paper/paper.docx
+++ b/paper/paper.docx
@@ -36,7 +36,7 @@
         <w:pStyle w:val="Date"/>
       </w:pPr>
       <w:r>
-        <w:t xml:space="preserve">2026-08-26</w:t>
+        <w:t xml:space="preserve">2026-09-26</w:t>
       </w:r>
     </w:p>
     <w:p>
@@ -134,43 +134,43 @@
         <w:t xml:space="preserve"> </w:t>
       </w:r>
       <w:r>
-        <w:t xml:space="preserve">and IPEDS records for sixty-three selective institutions through fall</w:t>
-      </w:r>
-      <w:r>
-        <w:t xml:space="preserve"> </w:t>
-      </w:r>
-      <w:r>
-        <w:t xml:space="preserve">2025. Relative to the 2010-2015 litigation-era baseline, the average</w:t>
-      </w:r>
-      <w:r>
-        <w:t xml:space="preserve"> </w:t>
-      </w:r>
-      <w:r>
-        <w:t xml:space="preserve">Black share of the entering class is steady or slightly higher, and</w:t>
-      </w:r>
-      <w:r>
-        <w:t xml:space="preserve"> </w:t>
-      </w:r>
-      <w:r>
-        <w:t xml:space="preserve">Harvard sits at its pre-ruling level. Because that share rose after the</w:t>
-      </w:r>
-      <w:r>
-        <w:t xml:space="preserve"> </w:t>
-      </w:r>
-      <w:r>
-        <w:t xml:space="preserve">events of 2020, the post-ruling classes do sit below the 2020-2023</w:t>
-      </w:r>
-      <w:r>
-        <w:t xml:space="preserve"> </w:t>
-      </w:r>
-      <w:r>
-        <w:t xml:space="preserve">levels, by roughly a tenth at the thirty-three colleges and a fifth at</w:t>
-      </w:r>
-      <w:r>
-        <w:t xml:space="preserve"> </w:t>
-      </w:r>
-      <w:r>
-        <w:t xml:space="preserve">the fifteen universities, but far short of the forecast declines. The</w:t>
+        <w:t xml:space="preserve">and IPEDS records for sixty-three selective</w:t>
+      </w:r>
+      <w:r>
+        <w:t xml:space="preserve"> </w:t>
+      </w:r>
+      <w:r>
+        <w:t xml:space="preserve">institutions through fall of 2025. The average</w:t>
+      </w:r>
+      <w:r>
+        <w:t xml:space="preserve"> </w:t>
+      </w:r>
+      <w:r>
+        <w:t xml:space="preserve">Black share of the 2024 and 2025 entering classes, relative to the 2010–2015 litigation-era baseline, is mostly steady, with Harvard’s unchanged. Because Black shares rose</w:t>
+      </w:r>
+      <w:r>
+        <w:t xml:space="preserve"> </w:t>
+      </w:r>
+      <w:r>
+        <w:t xml:space="preserve">after the events of 2020, the post-ruling averages do sit below the</w:t>
+      </w:r>
+      <w:r>
+        <w:t xml:space="preserve"> </w:t>
+      </w:r>
+      <w:r>
+        <w:t xml:space="preserve">2020–2023 levels by roughly a tenth at the thirty-three colleges and</w:t>
+      </w:r>
+      <w:r>
+        <w:t xml:space="preserve"> </w:t>
+      </w:r>
+      <w:r>
+        <w:t xml:space="preserve">a fifth at the fifteen universities, declines still far short of</w:t>
+      </w:r>
+      <w:r>
+        <w:t xml:space="preserve"> </w:t>
+      </w:r>
+      <w:r>
+        <w:t xml:space="preserve">those forecast. The</w:t>
       </w:r>
       <w:r>
         <w:t xml:space="preserve"> </w:t>
@@ -260,7 +260,7 @@
         <w:t xml:space="preserve"> </w:t>
       </w:r>
       <w:r>
-        <w:t xml:space="preserve">prohibition would do. A coalition of 33 selective colleges filed an amicus</w:t>
+        <w:t xml:space="preserve">prohibition would do. A coalition of thirty-three selective colleges filed an amicus</w:t>
       </w:r>
       <w:r>
         <w:t xml:space="preserve"> </w:t>
@@ -272,7 +272,7 @@
         <w:t xml:space="preserve"> </w:t>
       </w:r>
       <w:r>
-        <w:t xml:space="preserve">(Amherst Brief 2022, 13-14). Fifteen research universities assured the</w:t>
+        <w:t xml:space="preserve">(Amherst Brief 2022, 13–14). Fifteen research universities assured the</w:t>
       </w:r>
       <w:r>
         <w:t xml:space="preserve"> </w:t>
@@ -302,7 +302,13 @@
         <w:t xml:space="preserve"> </w:t>
       </w:r>
       <w:r>
-        <w:t xml:space="preserve">race-blind admission for the Class of 2019 and reported that the Black</w:t>
+        <w:t xml:space="preserve">race-blind</w:t>
+      </w:r>
+      <w:r>
+        <w:t xml:space="preserve"> </w:t>
+      </w:r>
+      <w:r>
+        <w:t xml:space="preserve">admission for the class of 2019 and reported that the Black</w:t>
       </w:r>
       <w:r>
         <w:t xml:space="preserve"> </w:t>
@@ -334,13 +340,7 @@
         <w:t xml:space="preserve"> </w:t>
       </w:r>
       <w:r>
-        <w:t xml:space="preserve">fall 2025, are now available, and the forecasts can therefore be</w:t>
-      </w:r>
-      <w:r>
-        <w:t xml:space="preserve"> </w:t>
-      </w:r>
-      <w:r>
-        <w:t xml:space="preserve">evaluated against realized outcomes.</w:t>
+        <w:t xml:space="preserve">fall 2025, are now available.</w:t>
       </w:r>
     </w:p>
     <w:p>
@@ -348,7 +348,7 @@
         <w:pStyle w:val="BodyText"/>
       </w:pPr>
       <w:r>
-        <w:t xml:space="preserve">The evaluation is less straightforward than it appears. The only publicly available enrollment statistics</w:t>
+        <w:t xml:space="preserve">They</w:t>
       </w:r>
       <w:r>
         <w:t xml:space="preserve"> </w:t>
@@ -446,7 +446,7 @@
         <w:pStyle w:val="BodyText"/>
       </w:pPr>
       <w:r>
-        <w:t xml:space="preserve">The paper’s primary conclusion is that elite institutions enroll</w:t>
+        <w:t xml:space="preserve">This paper’s primary conclusion is that elite institutions enroll</w:t>
       </w:r>
       <w:r>
         <w:t xml:space="preserve"> </w:t>
@@ -489,7 +489,7 @@
         <w:t xml:space="preserve"> </w:t>
       </w:r>
       <w:r>
-        <w:t xml:space="preserve">with several bodies of evidence.</w:t>
+        <w:t xml:space="preserve">with several bodies of evidence:</w:t>
       </w:r>
     </w:p>
     <w:p>
@@ -500,19 +500,25 @@
         </w:numPr>
       </w:pPr>
       <w:r>
-        <w:t xml:space="preserve">Mean Black enrollment across the 33 amici colleges is above, not</w:t>
-      </w:r>
-      <w:r>
-        <w:t xml:space="preserve"> </w:t>
-      </w:r>
-      <w:r>
-        <w:t xml:space="preserve">below, the fall 2010-2015 baseline, and about ten percent below</w:t>
-      </w:r>
-      <w:r>
-        <w:t xml:space="preserve"> </w:t>
-      </w:r>
-      <w:r>
-        <w:t xml:space="preserve">the elevated classes of 2020 through 2023.</w:t>
+        <w:t xml:space="preserve">Mean Black enrollment across the thirty-three amici colleges,</w:t>
+      </w:r>
+      <w:r>
+        <w:t xml:space="preserve"> </w:t>
+      </w:r>
+      <w:r>
+        <w:t xml:space="preserve">averaged over the fall 2024 and fall 2025 entering classes, is</w:t>
+      </w:r>
+      <w:r>
+        <w:t xml:space="preserve"> </w:t>
+      </w:r>
+      <w:r>
+        <w:t xml:space="preserve">above, not below, the fall 2010–2015 baseline, and about 10</w:t>
+      </w:r>
+      <w:r>
+        <w:t xml:space="preserve"> </w:t>
+      </w:r>
+      <w:r>
+        <w:t xml:space="preserve">percent below the elevated classes of 2020 through 2023.</w:t>
       </w:r>
     </w:p>
     <w:p>
@@ -523,7 +529,7 @@
         </w:numPr>
       </w:pPr>
       <w:r>
-        <w:t xml:space="preserve">Mean Black enrollment at the 15 research universities that told</w:t>
+        <w:t xml:space="preserve">Mean Black enrollment at the fifteen research universities that told</w:t>
       </w:r>
       <w:r>
         <w:t xml:space="preserve"> </w:t>
@@ -535,25 +541,25 @@
         <w:t xml:space="preserve"> </w:t>
       </w:r>
       <w:r>
-        <w:t xml:space="preserve">moved from 7.4 percent of US first-years in fall 2010-2015 to 7.2</w:t>
-      </w:r>
-      <w:r>
-        <w:t xml:space="preserve"> </w:t>
-      </w:r>
-      <w:r>
-        <w:t xml:space="preserve">percent, roughly a fifth below the level of the 2020 through 2023</w:t>
-      </w:r>
-      <w:r>
-        <w:t xml:space="preserve"> </w:t>
-      </w:r>
-      <w:r>
-        <w:t xml:space="preserve">classes, and six of the fifteen enroll more Black students,</w:t>
-      </w:r>
-      <w:r>
-        <w:t xml:space="preserve"> </w:t>
-      </w:r>
-      <w:r>
-        <w:t xml:space="preserve">relative to class size, than in the 2010-2015 window.</w:t>
+        <w:t xml:space="preserve">moved from 7.4 percent of US first-years in fall 2010–2015 to 7.2</w:t>
+      </w:r>
+      <w:r>
+        <w:t xml:space="preserve"> </w:t>
+      </w:r>
+      <w:r>
+        <w:t xml:space="preserve">percent over fall 2024 and fall 2025, roughly a fifth below the</w:t>
+      </w:r>
+      <w:r>
+        <w:t xml:space="preserve"> </w:t>
+      </w:r>
+      <w:r>
+        <w:t xml:space="preserve">level of the 2020 through 2023 classes; and six of the fifteen enroll more Black students,</w:t>
+      </w:r>
+      <w:r>
+        <w:t xml:space="preserve"> </w:t>
+      </w:r>
+      <w:r>
+        <w:t xml:space="preserve">relative to class size, than in the 2010–2015 window.</w:t>
       </w:r>
     </w:p>
     <w:p>
@@ -564,7 +570,7 @@
         </w:numPr>
       </w:pPr>
       <w:r>
-        <w:t xml:space="preserve">The ratio of Asian to Black first-year students across the 47</w:t>
+        <w:t xml:space="preserve">The ratio of Asian to Black first-year students across the forty-seven</w:t>
       </w:r>
       <w:r>
         <w:t xml:space="preserve"> </w:t>
@@ -599,7 +605,7 @@
         </w:numPr>
       </w:pPr>
       <w:r>
-        <w:t xml:space="preserve">Black enrollment at Harvard sits at its 2010-2015 level.</w:t>
+        <w:t xml:space="preserve">Black enrollment at Harvard sits at its 2010–2015 level.</w:t>
       </w:r>
     </w:p>
     <w:p>
@@ -613,43 +619,37 @@
         <w:t xml:space="preserve"> </w:t>
       </w:r>
       <w:r>
-        <w:t xml:space="preserve">fall 2010 through 2015 as the baseline because the litigation did.</w:t>
-      </w:r>
-      <w:r>
-        <w:t xml:space="preserve"> </w:t>
-      </w:r>
-      <w:r>
-        <w:t xml:space="preserve">Card’s models were estimated on those cohorts. Comparisons against</w:t>
-      </w:r>
-      <w:r>
-        <w:t xml:space="preserve"> </w:t>
-      </w:r>
-      <w:r>
-        <w:t xml:space="preserve">both baselines, the</w:t>
-      </w:r>
-      <w:r>
-        <w:t xml:space="preserve"> </w:t>
-      </w:r>
-      <w:r>
-        <w:t xml:space="preserve">litigation window and the elevated classes of 2020 through 2023,</w:t>
-      </w:r>
-      <w:r>
-        <w:t xml:space="preserve"> </w:t>
-      </w:r>
-      <w:r>
-        <w:t xml:space="preserve">appear throughout the paper, and at the group level neither</w:t>
-      </w:r>
-      <w:r>
-        <w:t xml:space="preserve"> </w:t>
-      </w:r>
-      <w:r>
-        <w:t xml:space="preserve">approaches the forecast declines of 50 to 70 percent. These results</w:t>
-      </w:r>
-      <w:r>
-        <w:t xml:space="preserve"> </w:t>
-      </w:r>
-      <w:r>
-        <w:t xml:space="preserve">raise the issue: Does abiding by the decision not have the predicted</w:t>
+        <w:t xml:space="preserve">fall 2010 through 2015 as the baseline because that’s what the litigation did.</w:t>
+      </w:r>
+      <w:r>
+        <w:t xml:space="preserve"> </w:t>
+      </w:r>
+      <w:r>
+        <w:t xml:space="preserve">Card’s models were estimated on those cohorts. Comparisons against both</w:t>
+      </w:r>
+      <w:r>
+        <w:t xml:space="preserve"> </w:t>
+      </w:r>
+      <w:r>
+        <w:t xml:space="preserve">baselines—the litigation window, and the elevated classes of 2020</w:t>
+      </w:r>
+      <w:r>
+        <w:t xml:space="preserve"> </w:t>
+      </w:r>
+      <w:r>
+        <w:t xml:space="preserve">through 2023—appear throughout this paper; at the group level</w:t>
+      </w:r>
+      <w:r>
+        <w:t xml:space="preserve"> </w:t>
+      </w:r>
+      <w:r>
+        <w:t xml:space="preserve">neither approaches the forecast declines of 50 to 70 percent. These results</w:t>
+      </w:r>
+      <w:r>
+        <w:t xml:space="preserve"> </w:t>
+      </w:r>
+      <w:r>
+        <w:t xml:space="preserve">raise the question: Does abiding by the decision not have the predicted</w:t>
       </w:r>
       <w:r>
         <w:t xml:space="preserve"> </w:t>
@@ -681,13 +681,25 @@
         <w:t xml:space="preserve"> </w:t>
       </w:r>
       <w:r>
-        <w:t xml:space="preserve">analyses on the plaintiff’s side did enter scholarly journals</w:t>
-      </w:r>
-      <w:r>
-        <w:t xml:space="preserve"> </w:t>
-      </w:r>
-      <w:r>
-        <w:t xml:space="preserve">(Arcidiacono, Kinsler, and Ransom 2022a, 2022b), but the defense</w:t>
+        <w:t xml:space="preserve">analyses on the plaintiff’s side were eventually published in</w:t>
+      </w:r>
+      <w:r>
+        <w:t xml:space="preserve"> </w:t>
+      </w:r>
+      <w:r>
+        <w:t xml:space="preserve">scholarly journals</w:t>
+      </w:r>
+      <w:r>
+        <w:t xml:space="preserve"> </w:t>
+      </w:r>
+      <w:r>
+        <w:t xml:space="preserve">(Arcidiacono, Kinsler, and Ransom</w:t>
+      </w:r>
+      <w:r>
+        <w:t xml:space="preserve"> </w:t>
+      </w:r>
+      <w:r>
+        <w:t xml:space="preserve">2022a; 2022b), but the defense</w:t>
       </w:r>
       <w:r>
         <w:t xml:space="preserve"> </w:t>
@@ -711,7 +723,13 @@
         <w:t xml:space="preserve"> </w:t>
       </w:r>
       <w:r>
-        <w:t xml:space="preserve">documented below, illustrate the consequence: the university’s</w:t>
+        <w:t xml:space="preserve">documented below, illustrate the</w:t>
+      </w:r>
+      <w:r>
+        <w:t xml:space="preserve"> </w:t>
+      </w:r>
+      <w:r>
+        <w:t xml:space="preserve">consequence: The university’s</w:t>
       </w:r>
       <w:r>
         <w:t xml:space="preserve"> </w:t>
@@ -732,7 +750,7 @@
         <w:t xml:space="preserve">conversion that I develop here may help in mitigating the ambiguity.</w:t>
       </w:r>
     </w:p>
-    <w:bookmarkStart w:id="9" w:name="related-literature"/>
+    <w:bookmarkStart w:id="10" w:name="related-literature"/>
     <w:p>
       <w:pPr>
         <w:pStyle w:val="Heading2"/>
@@ -782,7 +800,13 @@
         <w:t xml:space="preserve"> </w:t>
       </w:r>
       <w:r>
-        <w:t xml:space="preserve">between 2.1 and 3.6 percent (Bowen and Bok 2018, 39). Espenshade and Chung (2005), simulating admissions at</w:t>
+        <w:t xml:space="preserve">between 2.1 and 3.6 percent (Bowen and Bok 2018, 39). Thomas J.</w:t>
+      </w:r>
+      <w:r>
+        <w:t xml:space="preserve"> </w:t>
+      </w:r>
+      <w:r>
+        <w:t xml:space="preserve">Espenshade and Chang Y. Chung (2005), simulating admissions at</w:t>
       </w:r>
       <w:r>
         <w:t xml:space="preserve"> </w:t>
@@ -818,7 +842,13 @@
         <w:t xml:space="preserve"> </w:t>
       </w:r>
       <w:r>
-        <w:t xml:space="preserve">seats. Arcidiacono and Lovenheim (2016) survey the broader literature</w:t>
+        <w:t xml:space="preserve">seats. Peter Arcidiacono and Michael Lovenheim (2016) survey the</w:t>
+      </w:r>
+      <w:r>
+        <w:t xml:space="preserve"> </w:t>
+      </w:r>
+      <w:r>
+        <w:t xml:space="preserve">broader literature</w:t>
       </w:r>
       <w:r>
         <w:t xml:space="preserve"> </w:t>
@@ -830,13 +860,19 @@
         <w:t xml:space="preserve"> </w:t>
       </w:r>
       <w:r>
-        <w:t xml:space="preserve">are modeled. These simulations are the direct intellectual ancestors of</w:t>
-      </w:r>
-      <w:r>
-        <w:t xml:space="preserve"> </w:t>
-      </w:r>
-      <w:r>
-        <w:t xml:space="preserve">the forecasts the amici colleges placed before the Supreme Court.</w:t>
+        <w:t xml:space="preserve">are modeled. The forecasts the</w:t>
+      </w:r>
+      <w:r>
+        <w:t xml:space="preserve"> </w:t>
+      </w:r>
+      <w:r>
+        <w:t xml:space="preserve">amici colleges placed before the Supreme Court descend directly from</w:t>
+      </w:r>
+      <w:r>
+        <w:t xml:space="preserve"> </w:t>
+      </w:r>
+      <w:r>
+        <w:t xml:space="preserve">these simulations.</w:t>
       </w:r>
     </w:p>
     <w:p>
@@ -844,91 +880,114 @@
         <w:pStyle w:val="BodyText"/>
       </w:pPr>
       <w:r>
-        <w:t xml:space="preserve">The SFFA litigation itself generated the most detailed estimates in the</w:t>
-      </w:r>
-      <w:r>
-        <w:t xml:space="preserve"> </w:t>
-      </w:r>
-      <w:r>
-        <w:t xml:space="preserve">literature, because discovery gave the experts on both sides access to</w:t>
-      </w:r>
-      <w:r>
-        <w:t xml:space="preserve"> </w:t>
-      </w:r>
-      <w:r>
-        <w:t xml:space="preserve">complete applicant-level records. From the Harvard and UNC data,</w:t>
-      </w:r>
-      <w:r>
-        <w:t xml:space="preserve"> </w:t>
-      </w:r>
-      <w:r>
-        <w:t xml:space="preserve">Peter Arcidiacono, Josh Kinsler, and Tyler Ransom published three</w:t>
-      </w:r>
-      <w:r>
-        <w:t xml:space="preserve"> </w:t>
-      </w:r>
-      <w:r>
-        <w:t xml:space="preserve">peer-reviewed studies.</w:t>
-      </w:r>
-      <w:r>
-        <w:t xml:space="preserve"> </w:t>
-      </w:r>
-      <w:r>
-        <w:t xml:space="preserve">They found that the typical Black admit to Harvard would have</w:t>
-      </w:r>
-      <w:r>
-        <w:t xml:space="preserve"> </w:t>
-      </w:r>
-      <w:r>
-        <w:t xml:space="preserve">faced an admission rate roughly four times lower had the identical</w:t>
-      </w:r>
-      <w:r>
-        <w:t xml:space="preserve"> </w:t>
-      </w:r>
-      <w:r>
-        <w:t xml:space="preserve">application been evaluated as White, with preferences largest for</w:t>
-      </w:r>
-      <w:r>
-        <w:t xml:space="preserve"> </w:t>
-      </w:r>
-      <w:r>
-        <w:t xml:space="preserve">applicants from advantaged backgrounds (Arcidiacono, Kinsler, and Ransom</w:t>
-      </w:r>
-      <w:r>
-        <w:t xml:space="preserve"> </w:t>
-      </w:r>
-      <w:r>
-        <w:t xml:space="preserve">2023), that Asian American applicants faced a penalty relative to</w:t>
-      </w:r>
-      <w:r>
-        <w:t xml:space="preserve"> </w:t>
-      </w:r>
-      <w:r>
-        <w:t xml:space="preserve">observably similar White applicants (Arcidiacono, Kinsler, and Ransom</w:t>
-      </w:r>
-      <w:r>
-        <w:t xml:space="preserve"> </w:t>
-      </w:r>
-      <w:r>
-        <w:t xml:space="preserve">2022a), and that preferences for legacies and athletes flowed</w:t>
-      </w:r>
-      <w:r>
-        <w:t xml:space="preserve"> </w:t>
-      </w:r>
-      <w:r>
-        <w:t xml:space="preserve">overwhelmingly to White applicants (Arcidiacono, Kinsler, and Ransom</w:t>
-      </w:r>
-      <w:r>
-        <w:t xml:space="preserve"> </w:t>
-      </w:r>
-      <w:r>
-        <w:t xml:space="preserve">2022b). Card’s simulated decline from 14 to 6 percent, described in the</w:t>
-      </w:r>
-      <w:r>
-        <w:t xml:space="preserve"> </w:t>
-      </w:r>
-      <w:r>
-        <w:t xml:space="preserve">next section, is the defense counterpart of these estimates. The two</w:t>
+        <w:t xml:space="preserve">The SFFA litigation itself generated the most detailed estimates</w:t>
+      </w:r>
+      <w:r>
+        <w:t xml:space="preserve"> </w:t>
+      </w:r>
+      <w:r>
+        <w:t xml:space="preserve">in the literature because discovery gave the experts on both sides</w:t>
+      </w:r>
+      <w:r>
+        <w:t xml:space="preserve"> </w:t>
+      </w:r>
+      <w:r>
+        <w:t xml:space="preserve">access to complete applicant-level records. Using the Harvard and</w:t>
+      </w:r>
+      <w:r>
+        <w:t xml:space="preserve"> </w:t>
+      </w:r>
+      <w:r>
+        <w:t xml:space="preserve">UNC data, Arcidiacono, Josh Kinsler, and Tyler Ransom published</w:t>
+      </w:r>
+      <w:r>
+        <w:t xml:space="preserve"> </w:t>
+      </w:r>
+      <w:r>
+        <w:t xml:space="preserve">three peer-reviewed studies. The findings of these studies were the</w:t>
+      </w:r>
+      <w:r>
+        <w:t xml:space="preserve"> </w:t>
+      </w:r>
+      <w:r>
+        <w:t xml:space="preserve">following:</w:t>
+      </w:r>
+    </w:p>
+    <w:p>
+      <w:pPr>
+        <w:numPr>
+          <w:ilvl w:val="0"/>
+          <w:numId w:val="1002"/>
+        </w:numPr>
+      </w:pPr>
+      <w:r>
+        <w:t xml:space="preserve">The typical Black admit to Harvard would have faced an admission</w:t>
+      </w:r>
+      <w:r>
+        <w:t xml:space="preserve"> </w:t>
+      </w:r>
+      <w:r>
+        <w:t xml:space="preserve">rate roughly one-fourth that of an otherwise identical White</w:t>
+      </w:r>
+      <w:r>
+        <w:t xml:space="preserve"> </w:t>
+      </w:r>
+      <w:r>
+        <w:t xml:space="preserve">applicant, with preferences largest for applicants from advantaged</w:t>
+      </w:r>
+      <w:r>
+        <w:t xml:space="preserve"> </w:t>
+      </w:r>
+      <w:r>
+        <w:t xml:space="preserve">backgrounds (Arcidiacono, Kinsler, and Ransom 2023).</w:t>
+      </w:r>
+    </w:p>
+    <w:p>
+      <w:pPr>
+        <w:numPr>
+          <w:ilvl w:val="0"/>
+          <w:numId w:val="1002"/>
+        </w:numPr>
+      </w:pPr>
+      <w:r>
+        <w:t xml:space="preserve">Asian-American applicants faced a penalty relative to observably</w:t>
+      </w:r>
+      <w:r>
+        <w:t xml:space="preserve"> </w:t>
+      </w:r>
+      <w:r>
+        <w:t xml:space="preserve">similar White applicants (Arcidiacono, Kinsler, and Ransom 2022a).</w:t>
+      </w:r>
+    </w:p>
+    <w:p>
+      <w:pPr>
+        <w:numPr>
+          <w:ilvl w:val="0"/>
+          <w:numId w:val="1002"/>
+        </w:numPr>
+      </w:pPr>
+      <w:r>
+        <w:t xml:space="preserve">Preferences for legacies and athletes flowed overwhelmingly to</w:t>
+      </w:r>
+      <w:r>
+        <w:t xml:space="preserve"> </w:t>
+      </w:r>
+      <w:r>
+        <w:t xml:space="preserve">White applicants (Arcidiacono, Kinsler, and Ransom 2022b).</w:t>
+      </w:r>
+    </w:p>
+    <w:p>
+      <w:pPr>
+        <w:pStyle w:val="FirstParagraph"/>
+      </w:pPr>
+      <w:r>
+        <w:t xml:space="preserve">Card’s simulated decline from 14 to 6 percent, described in the</w:t>
+      </w:r>
+      <w:r>
+        <w:t xml:space="preserve"> </w:t>
+      </w:r>
+      <w:r>
+        <w:t xml:space="preserve">next section, is the defense’s counterpart of these estimates. The two</w:t>
       </w:r>
       <w:r>
         <w:t xml:space="preserve"> </w:t>
@@ -966,7 +1025,7 @@
         <w:t xml:space="preserve"> </w:t>
       </w:r>
       <w:r>
-        <w:t xml:space="preserve">Proposition 209 is the cleanest case. Bleemer (2022) links every</w:t>
+        <w:t xml:space="preserve">Proposition 209 is the cleanest case. Zachary Bleemer (2022) links every</w:t>
       </w:r>
       <w:r>
         <w:t xml:space="preserve"> </w:t>
@@ -996,7 +1055,13 @@
         <w:t xml:space="preserve"> </w:t>
       </w:r>
       <w:r>
-        <w:t xml:space="preserve">institutions and lowering their subsequent wages. Hinrichs (2012) finds</w:t>
+        <w:t xml:space="preserve">institutions and lowering their subsequent wages. Peter Hinrichs</w:t>
+      </w:r>
+      <w:r>
+        <w:t xml:space="preserve"> </w:t>
+      </w:r>
+      <w:r>
+        <w:t xml:space="preserve">(2012) finds</w:t>
       </w:r>
       <w:r>
         <w:t xml:space="preserve"> </w:t>
@@ -1014,13 +1079,13 @@
         <w:t xml:space="preserve"> </w:t>
       </w:r>
       <w:r>
-        <w:t xml:space="preserve">institutions, the segment occupied by every school studied here. These</w:t>
-      </w:r>
-      <w:r>
-        <w:t xml:space="preserve"> </w:t>
-      </w:r>
-      <w:r>
-        <w:t xml:space="preserve">episodes supply an empirical benchmark. Where</w:t>
+        <w:t xml:space="preserve">institutions, the segment that includes every school studied here. These</w:t>
+      </w:r>
+      <w:r>
+        <w:t xml:space="preserve"> </w:t>
+      </w:r>
+      <w:r>
+        <w:t xml:space="preserve">episodes supply an empirical benchmark. When</w:t>
       </w:r>
       <w:r>
         <w:t xml:space="preserve"> </w:t>
@@ -1040,25 +1105,37 @@
         <w:pStyle w:val="BodyText"/>
       </w:pPr>
       <w:r>
-        <w:t xml:space="preserve">The stakes of the compositional question are documented by Chetty,</w:t>
-      </w:r>
-      <w:r>
-        <w:t xml:space="preserve"> </w:t>
-      </w:r>
-      <w:r>
-        <w:t xml:space="preserve">Deming, and Friedman (2026), who estimate the causal effect of</w:t>
-      </w:r>
-      <w:r>
-        <w:t xml:space="preserve"> </w:t>
-      </w:r>
-      <w:r>
-        <w:t xml:space="preserve">attending an Ivy-Plus college on reaching the top of the income</w:t>
-      </w:r>
-      <w:r>
-        <w:t xml:space="preserve"> </w:t>
-      </w:r>
-      <w:r>
-        <w:t xml:space="preserve">distribution and on entry into leadership positions. Their subject is</w:t>
+        <w:t xml:space="preserve">The stakes of the compositional question are documented by Raj</w:t>
+      </w:r>
+      <w:r>
+        <w:t xml:space="preserve"> </w:t>
+      </w:r>
+      <w:r>
+        <w:t xml:space="preserve">Chetty, David J. Deming, and John N. Friedman (2026), who estimate</w:t>
+      </w:r>
+      <w:r>
+        <w:t xml:space="preserve"> </w:t>
+      </w:r>
+      <w:r>
+        <w:t xml:space="preserve">that attending an Ivy-Plus college rather than a flagship public</w:t>
+      </w:r>
+      <w:r>
+        <w:t xml:space="preserve"> </w:t>
+      </w:r>
+      <w:r>
+        <w:t xml:space="preserve">university nearly doubles a student’s chance of attending an elite</w:t>
+      </w:r>
+      <w:r>
+        <w:t xml:space="preserve"> </w:t>
+      </w:r>
+      <w:r>
+        <w:t xml:space="preserve">graduate school and almost triples the chance of working at a</w:t>
+      </w:r>
+      <w:r>
+        <w:t xml:space="preserve"> </w:t>
+      </w:r>
+      <w:r>
+        <w:t xml:space="preserve">prestigious firm. Their subject is</w:t>
       </w:r>
       <w:r>
         <w:t xml:space="preserve"> </w:t>
@@ -1076,13 +1153,13 @@
         <w:t xml:space="preserve"> </w:t>
       </w:r>
       <w:r>
-        <w:t xml:space="preserve">enrolling a fraction of one percent of American undergraduates command</w:t>
-      </w:r>
-      <w:r>
-        <w:t xml:space="preserve"> </w:t>
-      </w:r>
-      <w:r>
-        <w:t xml:space="preserve">the attention they do.</w:t>
+        <w:t xml:space="preserve">enrolling under one percent of American undergraduates receive so</w:t>
+      </w:r>
+      <w:r>
+        <w:t xml:space="preserve"> </w:t>
+      </w:r>
+      <w:r>
+        <w:t xml:space="preserve">much attention.</w:t>
       </w:r>
     </w:p>
     <w:p>
@@ -1096,13 +1173,13 @@
         <w:t xml:space="preserve"> </w:t>
       </w:r>
       <w:r>
-        <w:t xml:space="preserve">fall 2024, attracted systematic study. Bloem</w:t>
-      </w:r>
-      <w:r>
-        <w:t xml:space="preserve"> </w:t>
-      </w:r>
-      <w:r>
-        <w:t xml:space="preserve">et al. (2026) examine how students’ college destinations changed in</w:t>
+        <w:t xml:space="preserve">fall 2024, attracted systematic study. Michael D. Bloem et al.</w:t>
+      </w:r>
+      <w:r>
+        <w:t xml:space="preserve"> </w:t>
+      </w:r>
+      <w:r>
+        <w:t xml:space="preserve">(2026) examine how students’ college destinations changed in</w:t>
       </w:r>
       <w:r>
         <w:t xml:space="preserve"> </w:t>
@@ -1120,7 +1197,7 @@
         <w:t xml:space="preserve"> </w:t>
       </w:r>
       <w:r>
-        <w:t xml:space="preserve">baseline is the fall 2021 through 2023 entering classes, the</w:t>
+        <w:t xml:space="preserve">baseline is the fall 2021 through 2023 entering classes (the</w:t>
       </w:r>
       <w:r>
         <w:t xml:space="preserve"> </w:t>
@@ -1143,7 +1220,7 @@
         <w:t xml:space="preserve"> </w:t>
       </w:r>
       <w:r>
-        <w:t xml:space="preserve">below, their</w:t>
+        <w:t xml:space="preserve">below), their</w:t>
       </w:r>
       <w:r>
         <w:t xml:space="preserve"> </w:t>
@@ -1173,19 +1250,19 @@
         <w:t xml:space="preserve"> </w:t>
       </w:r>
       <w:r>
-        <w:t xml:space="preserve">fell 4 to 5 percentage points in fall 2024, about 18 percent, with</w:t>
-      </w:r>
-      <w:r>
-        <w:t xml:space="preserve"> </w:t>
-      </w:r>
-      <w:r>
-        <w:t xml:space="preserve">displaced students cascading into less selective institutions and</w:t>
-      </w:r>
-      <w:r>
-        <w:t xml:space="preserve"> </w:t>
-      </w:r>
-      <w:r>
-        <w:t xml:space="preserve">the offsetting gains at the most selective colleges accruing, in</w:t>
+        <w:t xml:space="preserve">fell 4 to 5 percentage points in fall 2024 (about 18 percent),</w:t>
+      </w:r>
+      <w:r>
+        <w:t xml:space="preserve"> </w:t>
+      </w:r>
+      <w:r>
+        <w:t xml:space="preserve">with displaced students cascading into less selective institutions.</w:t>
+      </w:r>
+      <w:r>
+        <w:t xml:space="preserve"> </w:t>
+      </w:r>
+      <w:r>
+        <w:t xml:space="preserve">The offsetting gains at the most selective colleges accrued, in</w:t>
       </w:r>
       <w:r>
         <w:t xml:space="preserve"> </w:t>
@@ -1199,7 +1276,7 @@
         <w:pStyle w:val="BodyText"/>
       </w:pPr>
       <w:r>
-        <w:t xml:space="preserve">Snider (2026) examines how the ruling changed the racial and</w:t>
+        <w:t xml:space="preserve">Emily Snider (2026) examines how the ruling changed the racial and</w:t>
       </w:r>
       <w:r>
         <w:t xml:space="preserve"> </w:t>
@@ -1235,13 +1312,13 @@
         <w:t xml:space="preserve"> </w:t>
       </w:r>
       <w:r>
-        <w:t xml:space="preserve">from 5.6 percent over 2018-2023 to 5.1 percent in fall 2024, about</w:t>
-      </w:r>
-      <w:r>
-        <w:t xml:space="preserve"> </w:t>
-      </w:r>
-      <w:r>
-        <w:t xml:space="preserve">9 percent, with the White share falling three points and Black</w:t>
+        <w:t xml:space="preserve">from 5.6 percent over 2018–2023 to 5.1 percent in fall 2024—a decline</w:t>
+      </w:r>
+      <w:r>
+        <w:t xml:space="preserve"> </w:t>
+      </w:r>
+      <w:r>
+        <w:t xml:space="preserve">of about 9 percent—with the White share falling three points and Black</w:t>
       </w:r>
       <w:r>
         <w:t xml:space="preserve"> </w:t>
@@ -1279,13 +1356,13 @@
         <w:pStyle w:val="BodyText"/>
       </w:pPr>
       <w:r>
-        <w:t xml:space="preserve">Murphy (2026) offers the broadest descriptive accounting of the</w:t>
-      </w:r>
-      <w:r>
-        <w:t xml:space="preserve"> </w:t>
-      </w:r>
-      <w:r>
-        <w:t xml:space="preserve">ruling’s first year, covering first-time enrollment at 3,198</w:t>
+        <w:t xml:space="preserve">James S. Murphy (2026) offers the broadest descriptive accounting of</w:t>
+      </w:r>
+      <w:r>
+        <w:t xml:space="preserve"> </w:t>
+      </w:r>
+      <w:r>
+        <w:t xml:space="preserve">the ruling’s first year, covering first-time enrollment at 3,198</w:t>
       </w:r>
       <w:r>
         <w:t xml:space="preserve"> </w:t>
@@ -1303,13 +1380,13 @@
         <w:t xml:space="preserve"> </w:t>
       </w:r>
       <w:r>
-        <w:t xml:space="preserve">acceptance rates along with a twelve-school Ivy Plus cohort. At the</w:t>
-      </w:r>
-      <w:r>
-        <w:t xml:space="preserve"> </w:t>
-      </w:r>
-      <w:r>
-        <w:t xml:space="preserve">Ivy Plus schools the Black share of the entering class fell just</w:t>
+        <w:t xml:space="preserve">acceptance rates along with a twelve-school Ivy-Plus cohort. At the</w:t>
+      </w:r>
+      <w:r>
+        <w:t xml:space="preserve"> </w:t>
+      </w:r>
+      <w:r>
+        <w:t xml:space="preserve">Ivy-Plus schools the Black share of the entering class fell just</w:t>
       </w:r>
       <w:r>
         <w:t xml:space="preserve"> </w:t>
@@ -1321,13 +1398,7 @@
         <w:t xml:space="preserve"> </w:t>
       </w:r>
       <w:r>
-        <w:t xml:space="preserve">Black freshman enrollment rose at most state flagships and Asian</w:t>
-      </w:r>
-      <w:r>
-        <w:t xml:space="preserve"> </w:t>
-      </w:r>
-      <w:r>
-        <w:t xml:space="preserve">American freshman counts at the Ivy Plus schools grew 7 percent.</w:t>
+        <w:t xml:space="preserve">Black freshman enrollment rose at most state flagships and Asian-American freshman counts at the Ivy-Plus schools grew 7 percent.</w:t>
       </w:r>
     </w:p>
     <w:p>
@@ -1335,509 +1406,13 @@
         <w:pStyle w:val="BodyText"/>
       </w:pPr>
       <w:r>
-        <w:t xml:space="preserve">These studies and this paper differ along four dimensions, and each</w:t>
-      </w:r>
-      <w:r>
-        <w:t xml:space="preserve"> </w:t>
-      </w:r>
-      <w:r>
-        <w:t xml:space="preserve">choice is reasonable for its purpose. The baselines differ:</w:t>
-      </w:r>
-      <w:r>
-        <w:t xml:space="preserve"> </w:t>
-      </w:r>
-      <w:r>
-        <w:t xml:space="preserve">2021-2023, 2018-2023, and the average of 2022 and 2023, against</w:t>
-      </w:r>
-      <w:r>
-        <w:t xml:space="preserve"> </w:t>
-      </w:r>
-      <w:r>
-        <w:t xml:space="preserve">this paper’s 2010-2015. I use the litigation window because the</w:t>
-      </w:r>
-      <w:r>
-        <w:t xml:space="preserve"> </w:t>
-      </w:r>
-      <w:r>
-        <w:t xml:space="preserve">litigation is my subject. The forecasts under examination were</w:t>
-      </w:r>
-      <w:r>
-        <w:t xml:space="preserve"> </w:t>
-      </w:r>
-      <w:r>
-        <w:t xml:space="preserve">largely estimated on data from those years, and the litigation, not</w:t>
-      </w:r>
-      <w:r>
-        <w:t xml:space="preserve"> </w:t>
-      </w:r>
-      <w:r>
-        <w:t xml:space="preserve">I, fixed the period. The institutional groupings differ: acceptance-rate</w:t>
-      </w:r>
-      <w:r>
-        <w:t xml:space="preserve"> </w:t>
-      </w:r>
-      <w:r>
-        <w:t xml:space="preserve">cutoffs and Barron’s tiers, against the groups that actually spoke</w:t>
-      </w:r>
-      <w:r>
-        <w:t xml:space="preserve"> </w:t>
-      </w:r>
-      <w:r>
-        <w:t xml:space="preserve">in the case, Harvard, the fifteen research universities, and the</w:t>
-      </w:r>
-      <w:r>
-        <w:t xml:space="preserve"> </w:t>
-      </w:r>
-      <w:r>
-        <w:t xml:space="preserve">thirty-three amici colleges. The measurements differ in both</w:t>
-      </w:r>
-      <w:r>
-        <w:t xml:space="preserve"> </w:t>
-      </w:r>
-      <w:r>
-        <w:t xml:space="preserve">numerator and denominator: Black students alone or all</w:t>
-      </w:r>
-      <w:r>
-        <w:t xml:space="preserve"> </w:t>
-      </w:r>
-      <w:r>
-        <w:t xml:space="preserve">underrepresented minorities, over whole classes, domestic students,</w:t>
-      </w:r>
-      <w:r>
-        <w:t xml:space="preserve"> </w:t>
-      </w:r>
-      <w:r>
-        <w:t xml:space="preserve">or full-time enrollees. None of the three examines the ratio of</w:t>
-      </w:r>
-      <w:r>
-        <w:t xml:space="preserve"> </w:t>
-      </w:r>
-      <w:r>
-        <w:t xml:space="preserve">Asian to Black first-years, the statistic closest to the</w:t>
-      </w:r>
-      <w:r>
-        <w:t xml:space="preserve"> </w:t>
-      </w:r>
-      <w:r>
-        <w:t xml:space="preserve">discrimination claim on which the case was brought. And the outcome</w:t>
-      </w:r>
-      <w:r>
-        <w:t xml:space="preserve"> </w:t>
-      </w:r>
-      <w:r>
-        <w:t xml:space="preserve">windows differ: all three studies stop at fall 2024, while this</w:t>
-      </w:r>
-      <w:r>
-        <w:t xml:space="preserve"> </w:t>
-      </w:r>
-      <w:r>
-        <w:t xml:space="preserve">paper adds fall 2025, the cycle in which several of the largest</w:t>
-      </w:r>
-      <w:r>
-        <w:t xml:space="preserve"> </w:t>
-      </w:r>
-      <w:r>
-        <w:t xml:space="preserve">first-year movements reversed. These choices matter for the</w:t>
-      </w:r>
-      <w:r>
-        <w:t xml:space="preserve"> </w:t>
-      </w:r>
-      <w:r>
-        <w:t xml:space="preserve">headline number, which ranges from about 9 percent to 25 percent</w:t>
-      </w:r>
-      <w:r>
-        <w:t xml:space="preserve"> </w:t>
-      </w:r>
-      <w:r>
-        <w:t xml:space="preserve">across the three studies. They do not matter for the conclusion of</w:t>
-      </w:r>
-      <w:r>
-        <w:t xml:space="preserve"> </w:t>
-      </w:r>
-      <w:r>
-        <w:t xml:space="preserve">this paper. My estimates are in harmony with theirs once the</w:t>
-      </w:r>
-      <w:r>
-        <w:t xml:space="preserve"> </w:t>
-      </w:r>
-      <w:r>
-        <w:t xml:space="preserve">baselines are aligned, and under every baseline, grouping, and</w:t>
-      </w:r>
-      <w:r>
-        <w:t xml:space="preserve"> </w:t>
-      </w:r>
-      <w:r>
-        <w:t xml:space="preserve">measure, the change in Black enrollment at elite institutions falls</w:t>
-      </w:r>
-      <w:r>
-        <w:t xml:space="preserve"> </w:t>
-      </w:r>
-      <w:r>
-        <w:t xml:space="preserve">well short of the 50 to 70 percent decline the institutions</w:t>
-      </w:r>
-      <w:r>
-        <w:t xml:space="preserve"> </w:t>
-      </w:r>
-      <w:r>
-        <w:t xml:space="preserve">themselves forecast. What this literature still does not contain is a</w:t>
-      </w:r>
-      <w:r>
-        <w:t xml:space="preserve"> </w:t>
-      </w:r>
-      <w:r>
-        <w:t xml:space="preserve">comparison of the</w:t>
-      </w:r>
-      <w:r>
-        <w:t xml:space="preserve"> </w:t>
-      </w:r>
-      <w:r>
-        <w:rPr>
-          <w:i/>
-          <w:iCs/>
-        </w:rPr>
-        <w:t xml:space="preserve">SFFA</w:t>
-      </w:r>
-      <w:r>
-        <w:t xml:space="preserve"> </w:t>
-      </w:r>
-      <w:r>
-        <w:t xml:space="preserve">predictions with realized post-ruling</w:t>
-      </w:r>
-      <w:r>
-        <w:t xml:space="preserve"> </w:t>
-      </w:r>
-      <w:r>
-        <w:t xml:space="preserve">enrollment, stated in the units in which the predictions were</w:t>
-      </w:r>
-      <w:r>
-        <w:t xml:space="preserve"> </w:t>
-      </w:r>
-      <w:r>
-        <w:t xml:space="preserve">issued. The prediction side of the record closed in 2023. The</w:t>
-      </w:r>
-      <w:r>
-        <w:t xml:space="preserve"> </w:t>
-      </w:r>
-      <w:r>
-        <w:t xml:space="preserve">outcome side, now two entering classes deep, sits in public</w:t>
-      </w:r>
-      <w:r>
-        <w:t xml:space="preserve"> </w:t>
-      </w:r>
-      <w:r>
-        <w:t xml:space="preserve">filings, and the remainder of this paper performs the comparison.</w:t>
-      </w:r>
-    </w:p>
-    <w:bookmarkEnd w:id="9"/>
-    <w:bookmarkStart w:id="10" w:name="the-litigation-forecasts"/>
-    <w:p>
-      <w:pPr>
-        <w:pStyle w:val="Heading2"/>
-      </w:pPr>
-      <w:r>
-        <w:t xml:space="preserve">The Litigation Forecasts</w:t>
-      </w:r>
-    </w:p>
-    <w:p>
-      <w:pPr>
-        <w:pStyle w:val="FirstParagraph"/>
-      </w:pPr>
-      <w:r>
-        <w:t xml:space="preserve">Card’s report, filed December 15, 2017, estimated admissions models on</w:t>
-      </w:r>
-      <w:r>
-        <w:t xml:space="preserve"> </w:t>
-      </w:r>
-      <w:r>
-        <w:t xml:space="preserve">Harvard’s internal records for applicants to the Classes of 2014 through</w:t>
-      </w:r>
-      <w:r>
-        <w:t xml:space="preserve"> </w:t>
-      </w:r>
-      <w:r>
-        <w:t xml:space="preserve">2019 and then simulated the Class of 2019 admissions cycle with the race</w:t>
-      </w:r>
-      <w:r>
-        <w:t xml:space="preserve"> </w:t>
-      </w:r>
-      <w:r>
-        <w:t xml:space="preserve">coefficients set to zero:</w:t>
-      </w:r>
-    </w:p>
-    <w:p>
-      <w:pPr>
-        <w:pStyle w:val="BlockText"/>
-      </w:pPr>
-      <w:r>
-        <w:t xml:space="preserve">In my simulation, the share of African-American students in the admitted</w:t>
-      </w:r>
-      <w:r>
-        <w:t xml:space="preserve"> </w:t>
-      </w:r>
-      <w:r>
-        <w:t xml:space="preserve">class would drop from 14% to 6%. The fraction of Hispanic or Other students</w:t>
-      </w:r>
-      <w:r>
-        <w:t xml:space="preserve"> </w:t>
-      </w:r>
-      <w:r>
-        <w:t xml:space="preserve">would fall from 14% to 9%. The fraction of admitted students who are</w:t>
-      </w:r>
-      <w:r>
-        <w:t xml:space="preserve"> </w:t>
-      </w:r>
-      <w:r>
-        <w:t xml:space="preserve">Asian-American would rise from 24% to 27%. And the fraction of admitted</w:t>
-      </w:r>
-      <w:r>
-        <w:t xml:space="preserve"> </w:t>
-      </w:r>
-      <w:r>
-        <w:t xml:space="preserve">students who are White would rise from 40% to 48%.</w:t>
-      </w:r>
-      <w:r>
-        <w:t xml:space="preserve"> </w:t>
-      </w:r>
-      <w:r>
-        <w:t xml:space="preserve">(Card 2017, 103)</w:t>
-      </w:r>
-    </w:p>
-    <w:p>
-      <w:pPr>
-        <w:pStyle w:val="FirstParagraph"/>
-      </w:pPr>
-      <w:r>
-        <w:t xml:space="preserve">The simulation’s baseline of 14 percent has a specific and unfamiliar</w:t>
-      </w:r>
-      <w:r>
-        <w:t xml:space="preserve"> </w:t>
-      </w:r>
-      <w:r>
-        <w:t xml:space="preserve">meaning. Card’s sample contains the 1,679 admitted students to the Class</w:t>
-      </w:r>
-      <w:r>
-        <w:t xml:space="preserve"> </w:t>
-      </w:r>
-      <w:r>
-        <w:t xml:space="preserve">of 2019 who appear in his preferred regression model, and 234 of them,</w:t>
-      </w:r>
-      <w:r>
-        <w:t xml:space="preserve"> </w:t>
-      </w:r>
-      <w:r>
-        <w:t xml:space="preserve">or 14 percent, are recorded as African American (Card 2017, 125). Three</w:t>
-      </w:r>
-      <w:r>
-        <w:t xml:space="preserve"> </w:t>
-      </w:r>
-      <w:r>
-        <w:t xml:space="preserve">restrictions separate this population from anything in a public filing.</w:t>
-      </w:r>
-      <w:r>
-        <w:t xml:space="preserve"> </w:t>
-      </w:r>
-      <w:r>
-        <w:t xml:space="preserve">It counts admitted students rather than enrolled ones. It is limited to</w:t>
-      </w:r>
-      <w:r>
-        <w:t xml:space="preserve"> </w:t>
-      </w:r>
-      <w:r>
-        <w:t xml:space="preserve">domestic applicants, defined as citizens and permanent residents, a</w:t>
-      </w:r>
-      <w:r>
-        <w:t xml:space="preserve"> </w:t>
-      </w:r>
-      <w:r>
-        <w:t xml:space="preserve">restriction that runs throughout the report (Card 2017, nn. 6, 8). And</w:t>
-      </w:r>
-      <w:r>
-        <w:t xml:space="preserve"> </w:t>
-      </w:r>
-      <w:r>
-        <w:t xml:space="preserve">it classifies race using Harvard’s internal scheme, which assigns an</w:t>
-      </w:r>
-      <w:r>
-        <w:t xml:space="preserve"> </w:t>
-      </w:r>
-      <w:r>
-        <w:t xml:space="preserve">applicant marking more than one race to a single category, so Card’s</w:t>
-      </w:r>
-      <w:r>
-        <w:t xml:space="preserve"> </w:t>
-      </w:r>
-      <w:r>
-        <w:t xml:space="preserve">Black count is broader than the single-race Black line in a federal</w:t>
-      </w:r>
-      <w:r>
-        <w:t xml:space="preserve"> </w:t>
-      </w:r>
-      <w:r>
-        <w:t xml:space="preserve">filing. Harvard admitted roughly 2,000 students in the cycle, and the</w:t>
-      </w:r>
-      <w:r>
-        <w:t xml:space="preserve"> </w:t>
-      </w:r>
-      <w:r>
-        <w:t xml:space="preserve">several hundred missing from the sample are internationals and</w:t>
-      </w:r>
-      <w:r>
-        <w:t xml:space="preserve"> </w:t>
-      </w:r>
-      <w:r>
-        <w:t xml:space="preserve">applicants outside the regression model. None of this makes the sample unusable as a baseline. The</w:t>
-      </w:r>
-      <w:r>
-        <w:t xml:space="preserve"> </w:t>
-      </w:r>
-      <w:r>
-        <w:t xml:space="preserve">conversion developed below does not require Card’s sample to match</w:t>
-      </w:r>
-      <w:r>
-        <w:t xml:space="preserve"> </w:t>
-      </w:r>
-      <w:r>
-        <w:t xml:space="preserve">the enrolled class member for member, only that the relationship</w:t>
-      </w:r>
-      <w:r>
-        <w:t xml:space="preserve"> </w:t>
-      </w:r>
-      <w:r>
-        <w:t xml:space="preserve">between his population and the enrolled class be stable. That</w:t>
-      </w:r>
-      <w:r>
-        <w:t xml:space="preserve"> </w:t>
-      </w:r>
-      <w:r>
-        <w:t xml:space="preserve">assumption cannot be verified from public data, but as discussed</w:t>
-      </w:r>
-      <w:r>
-        <w:t xml:space="preserve"> </w:t>
-      </w:r>
-      <w:r>
-        <w:t xml:space="preserve">below, the plausible ways it could fail would lower the converted</w:t>
-      </w:r>
-      <w:r>
-        <w:t xml:space="preserve"> </w:t>
-      </w:r>
-      <w:r>
-        <w:t xml:space="preserve">benchmark and so strengthen, rather than weaken, this paper’s</w:t>
-      </w:r>
-      <w:r>
-        <w:t xml:space="preserve"> </w:t>
-      </w:r>
-      <w:r>
-        <w:t xml:space="preserve">finding of no change.</w:t>
-      </w:r>
-    </w:p>
-    <w:p>
-      <w:pPr>
-        <w:pStyle w:val="BodyText"/>
-      </w:pPr>
-      <w:r>
-        <w:t xml:space="preserve">Two amicus briefs, both filed August 1, 2022, carried versions of these</w:t>
-      </w:r>
-      <w:r>
-        <w:t xml:space="preserve"> </w:t>
-      </w:r>
-      <w:r>
-        <w:t xml:space="preserve">forecasts to the Supreme Court, and their quantitative commitments differ</w:t>
-      </w:r>
-      <w:r>
-        <w:t xml:space="preserve"> </w:t>
-      </w:r>
-      <w:r>
-        <w:t xml:space="preserve">markedly. The first came from fifteen research universities</w:t>
-      </w:r>
-      <w:r>
-        <w:t xml:space="preserve"> </w:t>
-      </w:r>
-      <w:r>
-        <w:t xml:space="preserve">(Brown, Caltech, Carnegie Mellon, Columbia, Cornell, Dartmouth, Duke,</w:t>
-      </w:r>
-      <w:r>
-        <w:t xml:space="preserve"> </w:t>
-      </w:r>
-      <w:r>
-        <w:t xml:space="preserve">Emory, Johns Hopkins, Princeton, Penn, the University of Chicago,</w:t>
-      </w:r>
-      <w:r>
-        <w:t xml:space="preserve"> </w:t>
-      </w:r>
-      <w:r>
-        <w:t xml:space="preserve">Vanderbilt, Washington University in St. Louis, and Yale), a group that</w:t>
-      </w:r>
-      <w:r>
-        <w:t xml:space="preserve"> </w:t>
-      </w:r>
-      <w:r>
-        <w:t xml:space="preserve">includes neither Harvard nor any signatory of the second brief. Its</w:t>
-      </w:r>
-      <w:r>
-        <w:t xml:space="preserve"> </w:t>
-      </w:r>
-      <w:r>
-        <w:t xml:space="preserve">one explicit number is Harvard-specific: the trial record showed that the</w:t>
-      </w:r>
-      <w:r>
-        <w:t xml:space="preserve"> </w:t>
-      </w:r>
-      <w:r>
-        <w:t xml:space="preserve">race-neutral alternatives proposed by the petitioner</w:t>
-      </w:r>
-      <w:r>
-        <w:t xml:space="preserve"> </w:t>
-      </w:r>
-      <w:r>
-        <w:t xml:space="preserve">“would lead to a near</w:t>
-      </w:r>
-      <w:r>
-        <w:t xml:space="preserve"> </w:t>
-      </w:r>
-      <w:r>
-        <w:t xml:space="preserve">33% reduction in the number of African American students admitted”</w:t>
-      </w:r>
-      <w:r>
-        <w:t xml:space="preserve"> </w:t>
-      </w:r>
-      <w:r>
-        <w:t xml:space="preserve">at</w:t>
-      </w:r>
-      <w:r>
-        <w:t xml:space="preserve"> </w:t>
-      </w:r>
-      <w:r>
-        <w:t xml:space="preserve">Harvard (Universities Brief 2022, 25, quoting the district court’s</w:t>
-      </w:r>
-      <w:r>
-        <w:t xml:space="preserve"> </w:t>
-      </w:r>
-      <w:r>
-        <w:t xml:space="preserve">findings). The finding the brief quotes summarizes the race-neutral</w:t>
-      </w:r>
-      <w:r>
-        <w:t xml:space="preserve"> </w:t>
-      </w:r>
-      <w:r>
-        <w:t xml:space="preserve">simulations offered by the petitioner’s expert, under which African</w:t>
-      </w:r>
-      <w:r>
-        <w:t xml:space="preserve"> </w:t>
-      </w:r>
-      <w:r>
-        <w:t xml:space="preserve">American representation in Harvard’s incoming class</w:t>
-      </w:r>
-      <w:r>
-        <w:t xml:space="preserve"> </w:t>
-      </w:r>
-      <w:r>
-        <w:t xml:space="preserve">“would fall nearly</w:t>
-      </w:r>
-      <w:r>
-        <w:t xml:space="preserve"> </w:t>
-      </w:r>
-      <w:r>
-        <w:t xml:space="preserve">one-third to approximately 10% of the class”</w:t>
+        <w:t xml:space="preserve">This paper differs from these studies along four dimensions, and each</w:t>
+      </w:r>
+      <w:r>
+        <w:t xml:space="preserve"> </w:t>
+      </w:r>
+      <w:r>
+        <w:t xml:space="preserve">choice is reasonable for its purpose. The baselines differ</w:t>
       </w:r>
       <w:r>
         <w:t xml:space="preserve"> </w:t>
@@ -1845,1318 +1420,7 @@
       <w:r>
         <w:t xml:space="preserve">(</w:t>
       </w:r>
-      <w:r>
-        <w:rPr>
-          <w:i/>
-          <w:iCs/>
-        </w:rPr>
-        <w:t xml:space="preserve">SFFA v. Harvard</w:t>
-      </w:r>
-      <w:r>
-        <w:t xml:space="preserve">, 397</w:t>
-      </w:r>
-      <w:r>
-        <w:t xml:space="preserve"> </w:t>
-      </w:r>
-      <w:r>
-        <w:t xml:space="preserve">F. Supp. 3d at 178-84). The 33 percent figure is smaller than Card’s 57 percent</w:t>
-      </w:r>
-      <w:r>
-        <w:t xml:space="preserve"> </w:t>
-      </w:r>
-      <w:r>
-        <w:t xml:space="preserve">relative decline because it describes a different counterfactual, the</w:t>
-      </w:r>
-      <w:r>
-        <w:t xml:space="preserve"> </w:t>
-      </w:r>
-      <w:r>
-        <w:t xml:space="preserve">petitioner’s proposed alternatives with their compensating policy changes,</w:t>
-      </w:r>
-      <w:r>
-        <w:t xml:space="preserve"> </w:t>
-      </w:r>
-      <w:r>
-        <w:t xml:space="preserve">rather than the removal of race with nothing else altered. Both figures</w:t>
-      </w:r>
-      <w:r>
-        <w:t xml:space="preserve"> </w:t>
-      </w:r>
-      <w:r>
-        <w:t xml:space="preserve">rest on the same underlying applicant data. Regarding their own campuses, the</w:t>
-      </w:r>
-      <w:r>
-        <w:t xml:space="preserve"> </w:t>
-      </w:r>
-      <w:r>
-        <w:t xml:space="preserve">fifteen universities made no numerical forecast. Their claims were</w:t>
-      </w:r>
-      <w:r>
-        <w:t xml:space="preserve"> </w:t>
-      </w:r>
-      <w:r>
-        <w:t xml:space="preserve">qualitative but unambiguous in direction: exclusively race-neutral</w:t>
-      </w:r>
-      <w:r>
-        <w:t xml:space="preserve"> </w:t>
-      </w:r>
-      <w:r>
-        <w:t xml:space="preserve">admissions</w:t>
-      </w:r>
-      <w:r>
-        <w:t xml:space="preserve"> </w:t>
-      </w:r>
-      <w:r>
-        <w:t xml:space="preserve">“would undercut Amici’s efforts to attain</w:t>
-      </w:r>
-      <w:r>
-        <w:t xml:space="preserve"> </w:t>
-      </w:r>
-      <w:r>
-        <w:t xml:space="preserve">‘the benefits of</w:t>
-      </w:r>
-      <w:r>
-        <w:t xml:space="preserve"> </w:t>
-      </w:r>
-      <w:r>
-        <w:t xml:space="preserve">diversity’</w:t>
-      </w:r>
-      <w:r>
-        <w:t xml:space="preserve"> </w:t>
-      </w:r>
-      <w:r>
-        <w:t xml:space="preserve">they seek,”</w:t>
-      </w:r>
-      <w:r>
-        <w:t xml:space="preserve"> </w:t>
-      </w:r>
-      <w:r>
-        <w:t xml:space="preserve">and</w:t>
-      </w:r>
-      <w:r>
-        <w:t xml:space="preserve"> </w:t>
-      </w:r>
-      <w:r>
-        <w:t xml:space="preserve">“no race-neutral alternative presently can</w:t>
-      </w:r>
-      <w:r>
-        <w:t xml:space="preserve"> </w:t>
-      </w:r>
-      <w:r>
-        <w:t xml:space="preserve">fully replace race-conscious individualized and holistic review”</w:t>
-      </w:r>
-      <w:r>
-        <w:t xml:space="preserve"> </w:t>
-      </w:r>
-      <w:r>
-        <w:t xml:space="preserve">(Universities Brief 2022, 25, 31). The brief thus committed its</w:t>
-      </w:r>
-      <w:r>
-        <w:t xml:space="preserve"> </w:t>
-      </w:r>
-      <w:r>
-        <w:t xml:space="preserve">signatories to the proposition that compliance with the petitioner’s</w:t>
-      </w:r>
-      <w:r>
-        <w:t xml:space="preserve"> </w:t>
-      </w:r>
-      <w:r>
-        <w:t xml:space="preserve">requested rule would visibly reduce racial diversity at their own</w:t>
-      </w:r>
-      <w:r>
-        <w:t xml:space="preserve"> </w:t>
-      </w:r>
-      <w:r>
-        <w:t xml:space="preserve">institutions.</w:t>
-      </w:r>
-    </w:p>
-    <w:p>
-      <w:pPr>
-        <w:pStyle w:val="BodyText"/>
-      </w:pPr>
-      <w:r>
-        <w:t xml:space="preserve">The second brief, organized by Amherst and joined by thirty-two other</w:t>
-      </w:r>
-      <w:r>
-        <w:t xml:space="preserve"> </w:t>
-      </w:r>
-      <w:r>
-        <w:t xml:space="preserve">colleges and universities, made the broadest quantitative claims in the record:</w:t>
-      </w:r>
-    </w:p>
-    <w:p>
-      <w:pPr>
-        <w:pStyle w:val="BlockText"/>
-      </w:pPr>
-      <w:r>
-        <w:t xml:space="preserve">Black enrollment would likely decline between 50% and 70%; the</w:t>
-      </w:r>
-      <w:r>
-        <w:t xml:space="preserve"> </w:t>
-      </w:r>
-      <w:r>
-        <w:t xml:space="preserve">probability of Black applicants receiving offers of admission would drop</w:t>
-      </w:r>
-      <w:r>
-        <w:t xml:space="preserve"> </w:t>
-      </w:r>
-      <w:r>
-        <w:t xml:space="preserve">to half that of white students; and the percentage of Black students</w:t>
-      </w:r>
-      <w:r>
-        <w:t xml:space="preserve"> </w:t>
-      </w:r>
-      <w:r>
-        <w:t xml:space="preserve">matriculating would drop from roughly 7.1% of the student body to 2.1%.</w:t>
-      </w:r>
-      <w:r>
-        <w:t xml:space="preserve"> </w:t>
-      </w:r>
-      <w:r>
-        <w:t xml:space="preserve">Strictly enforced, a</w:t>
-      </w:r>
-      <w:r>
-        <w:t xml:space="preserve"> </w:t>
-      </w:r>
-      <w:r>
-        <w:t xml:space="preserve">‘do not consider race’</w:t>
-      </w:r>
-      <w:r>
-        <w:t xml:space="preserve"> </w:t>
-      </w:r>
-      <w:r>
-        <w:t xml:space="preserve">policy would</w:t>
-      </w:r>
-      <w:r>
-        <w:t xml:space="preserve"> </w:t>
-      </w:r>
-      <w:r>
-        <w:t xml:space="preserve">‘presumably take</w:t>
-      </w:r>
-      <w:r>
-        <w:t xml:space="preserve"> </w:t>
-      </w:r>
-      <w:r>
-        <w:t xml:space="preserve">[B]lack enrollments . . . back to early 1960s levels, before colleges and</w:t>
-      </w:r>
-      <w:r>
-        <w:t xml:space="preserve"> </w:t>
-      </w:r>
-      <w:r>
-        <w:t xml:space="preserve">universities began to make serious efforts to recruit minority</w:t>
-      </w:r>
-      <w:r>
-        <w:t xml:space="preserve"> </w:t>
-      </w:r>
-      <w:r>
-        <w:t xml:space="preserve">students.’</w:t>
-      </w:r>
-      <w:r>
-        <w:t xml:space="preserve"> </w:t>
-      </w:r>
-      <w:r>
-        <w:t xml:space="preserve">(Amherst Brief 2022, 13-14)</w:t>
-      </w:r>
-    </w:p>
-    <w:p>
-      <w:pPr>
-        <w:pStyle w:val="FirstParagraph"/>
-      </w:pPr>
-      <w:r>
-        <w:t xml:space="preserve">The brief’s footnote for the entire quoted passage is Bowen and Bok (2018,</w:t>
-      </w:r>
-      <w:r>
-        <w:t xml:space="preserve"> </w:t>
-      </w:r>
-      <w:r>
-        <w:t xml:space="preserve">39), whose simulations on the 1989 entering cohort of the College and</w:t>
-      </w:r>
-      <w:r>
-        <w:t xml:space="preserve"> </w:t>
-      </w:r>
-      <w:r>
-        <w:t xml:space="preserve">Beyond institutions had Black matriculants falling from 7.1 percent to</w:t>
-      </w:r>
-      <w:r>
-        <w:t xml:space="preserve"> </w:t>
-      </w:r>
-      <w:r>
-        <w:t xml:space="preserve">between 2.1 and 3.6 percent, declines of 49 to 70 percent. The interval,</w:t>
-      </w:r>
-      <w:r>
-        <w:t xml:space="preserve"> </w:t>
-      </w:r>
-      <w:r>
-        <w:t xml:space="preserve">the halved admission probability, and the 7.1-to-2.1 endpoints are</w:t>
-      </w:r>
-      <w:r>
-        <w:t xml:space="preserve"> </w:t>
-      </w:r>
-      <w:r>
-        <w:t xml:space="preserve">therefore one simulation, run on a cohort that entered college a third of</w:t>
-      </w:r>
-      <w:r>
-        <w:t xml:space="preserve"> </w:t>
-      </w:r>
-      <w:r>
-        <w:t xml:space="preserve">a century before the ruling. A separate footnote attaches Grodsky and</w:t>
-      </w:r>
-      <w:r>
-        <w:t xml:space="preserve"> </w:t>
-      </w:r>
-      <w:r>
-        <w:t xml:space="preserve">Kurlaender (2006, 7-10) to the preceding sentence’s general claim of a</w:t>
-      </w:r>
-      <w:r>
-        <w:t xml:space="preserve"> </w:t>
-      </w:r>
-      <w:r>
-        <w:t xml:space="preserve">“drastic resegregating impact.”</w:t>
-      </w:r>
-      <w:r>
-        <w:t xml:space="preserve"> </w:t>
-      </w:r>
-      <w:r>
-        <w:t xml:space="preserve">The single</w:t>
-      </w:r>
-      <w:r>
-        <w:t xml:space="preserve"> </w:t>
-      </w:r>
-      <w:r>
-        <w:t xml:space="preserve">contemporary, institution-specific estimate in the brief is attributed to</w:t>
-      </w:r>
-      <w:r>
-        <w:t xml:space="preserve"> </w:t>
-      </w:r>
-      <w:r>
-        <w:t xml:space="preserve">Amherst’s internal planning: an entirely race-blind policy would reduce</w:t>
-      </w:r>
-      <w:r>
-        <w:t xml:space="preserve"> </w:t>
-      </w:r>
-      <w:r>
-        <w:t xml:space="preserve">the college’s combined Native American, Black, and Hispanic enrollment</w:t>
-      </w:r>
-      <w:r>
-        <w:t xml:space="preserve"> </w:t>
-      </w:r>
-      <w:r>
-        <w:t xml:space="preserve">“by</w:t>
-      </w:r>
-      <w:r>
-        <w:t xml:space="preserve"> </w:t>
-      </w:r>
-      <w:r>
-        <w:t xml:space="preserve">approximately half”</w:t>
-      </w:r>
-      <w:r>
-        <w:t xml:space="preserve"> </w:t>
-      </w:r>
-      <w:r>
-        <w:t xml:space="preserve">(Amherst Brief 2022, 14). The supporting footnote</w:t>
-      </w:r>
-      <w:r>
-        <w:t xml:space="preserve"> </w:t>
-      </w:r>
-      <w:r>
-        <w:t xml:space="preserve">supplies neither a document, a date, nor a cohort, noting only that the</w:t>
-      </w:r>
-      <w:r>
-        <w:t xml:space="preserve"> </w:t>
-      </w:r>
-      <w:r>
-        <w:t xml:space="preserve">underlying studies formed part of the periodic review of admissions policy</w:t>
-      </w:r>
-      <w:r>
-        <w:t xml:space="preserve"> </w:t>
-      </w:r>
-      <w:r>
-        <w:t xml:space="preserve">that</w:t>
-      </w:r>
-      <w:r>
-        <w:t xml:space="preserve"> </w:t>
-      </w:r>
-      <w:r>
-        <w:rPr>
-          <w:i/>
-          <w:iCs/>
-        </w:rPr>
-        <w:t xml:space="preserve">Grutter v. Bollinger</w:t>
-      </w:r>
-      <w:r>
-        <w:t xml:space="preserve"> </w:t>
-      </w:r>
-      <w:r>
-        <w:t xml:space="preserve">requires of institutions using racial</w:t>
-      </w:r>
-      <w:r>
-        <w:t xml:space="preserve"> </w:t>
-      </w:r>
-      <w:r>
-        <w:t xml:space="preserve">preferences. The amici therefore left no single well-specified</w:t>
-      </w:r>
-      <w:r>
-        <w:t xml:space="preserve"> </w:t>
-      </w:r>
-      <w:r>
-        <w:t xml:space="preserve">counterfactual, and I evaluate their forecast as a proportional claim</w:t>
-      </w:r>
-      <w:r>
-        <w:t xml:space="preserve"> </w:t>
-      </w:r>
-      <w:r>
-        <w:t xml:space="preserve">against several candidate baselines below.</w:t>
-      </w:r>
-    </w:p>
-    <w:p>
-      <w:pPr>
-        <w:pStyle w:val="BodyText"/>
-      </w:pPr>
-      <w:r>
-        <w:t xml:space="preserve">The economics profession participated in the litigation directly, on both</w:t>
-      </w:r>
-      <w:r>
-        <w:t xml:space="preserve"> </w:t>
-      </w:r>
-      <w:r>
-        <w:t xml:space="preserve">sides. A group of economists filed in support of the petitioner attacking</w:t>
-      </w:r>
-      <w:r>
-        <w:t xml:space="preserve"> </w:t>
-      </w:r>
-      <w:r>
-        <w:t xml:space="preserve">the lower courts’ reliance on Card’s model (Economists Brief 2022).</w:t>
-      </w:r>
-      <w:r>
-        <w:t xml:space="preserve"> </w:t>
-      </w:r>
-      <w:r>
-        <w:t xml:space="preserve">Sixteen economists and statisticians (George A. Akerlof, Sandy Baum,</w:t>
-      </w:r>
-      <w:r>
-        <w:t xml:space="preserve"> </w:t>
-      </w:r>
-      <w:r>
-        <w:t xml:space="preserve">Rebecca M. Blank, Hilary Hoynes, Guido W. Imbens, Kirabo Jackson,</w:t>
-      </w:r>
-      <w:r>
-        <w:t xml:space="preserve"> </w:t>
-      </w:r>
-      <w:r>
-        <w:t xml:space="preserve">Rucker Johnson, Helen F. Ladd, David S. Lee, Trevon D. Logan, Michael</w:t>
-      </w:r>
-      <w:r>
-        <w:t xml:space="preserve"> </w:t>
-      </w:r>
-      <w:r>
-        <w:t xml:space="preserve">McPherson, Jesse Rothstein, Robert M. Solow, Sarah Turner, Ebonya</w:t>
-      </w:r>
-      <w:r>
-        <w:t xml:space="preserve"> </w:t>
-      </w:r>
-      <w:r>
-        <w:t xml:space="preserve">Washington, and Douglas Webber) answered in support of Harvard, among</w:t>
-      </w:r>
-      <w:r>
-        <w:t xml:space="preserve"> </w:t>
-      </w:r>
-      <w:r>
-        <w:t xml:space="preserve">them three Nobel laureates: Akerlof, Solow, and Imbens, the last a</w:t>
-      </w:r>
-      <w:r>
-        <w:t xml:space="preserve"> </w:t>
-      </w:r>
-      <w:r>
-        <w:t xml:space="preserve">co-recipient of the 2021 prize that Card shared. Their brief attested that Card</w:t>
-      </w:r>
-      <w:r>
-        <w:t xml:space="preserve"> </w:t>
-      </w:r>
-      <w:r>
-        <w:t xml:space="preserve">“is one of the most outstanding</w:t>
-      </w:r>
-      <w:r>
-        <w:t xml:space="preserve"> </w:t>
-      </w:r>
-      <w:r>
-        <w:t xml:space="preserve">and respected scholars in the field of econometrics and applied</w:t>
-      </w:r>
-      <w:r>
-        <w:t xml:space="preserve"> </w:t>
-      </w:r>
-      <w:r>
-        <w:t xml:space="preserve">economics,”</w:t>
-      </w:r>
-      <w:r>
-        <w:t xml:space="preserve"> </w:t>
-      </w:r>
-      <w:r>
-        <w:t xml:space="preserve">that</w:t>
-      </w:r>
-      <w:r>
-        <w:t xml:space="preserve"> </w:t>
-      </w:r>
-      <w:r>
-        <w:t xml:space="preserve">“his statistical analyses in this case were</w:t>
-      </w:r>
-      <w:r>
-        <w:t xml:space="preserve"> </w:t>
-      </w:r>
-      <w:r>
-        <w:t xml:space="preserve">methodologically sound,”</w:t>
-      </w:r>
-      <w:r>
-        <w:t xml:space="preserve"> </w:t>
-      </w:r>
-      <w:r>
-        <w:t xml:space="preserve">and that</w:t>
-      </w:r>
-      <w:r>
-        <w:t xml:space="preserve"> </w:t>
-      </w:r>
-      <w:r>
-        <w:t xml:space="preserve">“the criticisms of the lower courts’</w:t>
-      </w:r>
-      <w:r>
-        <w:t xml:space="preserve"> </w:t>
-      </w:r>
-      <w:r>
-        <w:t xml:space="preserve">consideration of Dr. Card’s analyses in the Brief of Economists as Amici</w:t>
-      </w:r>
-      <w:r>
-        <w:t xml:space="preserve"> </w:t>
-      </w:r>
-      <w:r>
-        <w:t xml:space="preserve">Curiae in Support of Petitioner . . . are not credible”</w:t>
-      </w:r>
-      <w:r>
-        <w:t xml:space="preserve"> </w:t>
-      </w:r>
-      <w:r>
-        <w:t xml:space="preserve">(Economics</w:t>
-      </w:r>
-      <w:r>
-        <w:t xml:space="preserve"> </w:t>
-      </w:r>
-      <w:r>
-        <w:t xml:space="preserve">Professors Brief 2022, 1-2).</w:t>
-      </w:r>
-      <w:r>
-        <w:t xml:space="preserve"> </w:t>
-      </w:r>
-      <w:r>
-        <w:t xml:space="preserve">Prominent economists endorsed Card’s analysis to the Court, so the predictions tested below</w:t>
-      </w:r>
-      <w:r>
-        <w:t xml:space="preserve"> </w:t>
-      </w:r>
-      <w:r>
-        <w:t xml:space="preserve">command professional endorsement and are not simply one paid expert’s judgment.</w:t>
-      </w:r>
-    </w:p>
-    <w:bookmarkEnd w:id="10"/>
-    <w:bookmarkStart w:id="21" w:name="post-sffa-results"/>
-    <w:p>
-      <w:pPr>
-        <w:pStyle w:val="Heading2"/>
-      </w:pPr>
-      <w:r>
-        <w:t xml:space="preserve">Post-SFFA Results</w:t>
-      </w:r>
-    </w:p>
-    <w:bookmarkStart w:id="11" w:name="data"/>
-    <w:p>
-      <w:pPr>
-        <w:pStyle w:val="Heading3"/>
-      </w:pPr>
-      <w:r>
-        <w:t xml:space="preserve">Data</w:t>
-      </w:r>
-    </w:p>
-    <w:p>
-      <w:pPr>
-        <w:pStyle w:val="FirstParagraph"/>
-      </w:pPr>
-      <w:r>
-        <w:t xml:space="preserve">I assembled enrollment records for sixty-three selective colleges and</w:t>
-      </w:r>
-      <w:r>
-        <w:t xml:space="preserve"> </w:t>
-      </w:r>
-      <w:r>
-        <w:t xml:space="preserve">universities from two sources. The sixty-three are the union of the</w:t>
-      </w:r>
-      <w:r>
-        <w:t xml:space="preserve"> </w:t>
-      </w:r>
-      <w:r>
-        <w:t xml:space="preserve">forty-seven institutions in the 2026 US News top-25 National University</w:t>
-      </w:r>
-      <w:r>
-        <w:t xml:space="preserve"> </w:t>
-      </w:r>
-      <w:r>
-        <w:t xml:space="preserve">and top-25 National Liberal Arts College lists with the forty-nine</w:t>
-      </w:r>
-      <w:r>
-        <w:t xml:space="preserve"> </w:t>
-      </w:r>
-      <w:r>
-        <w:t xml:space="preserve">litigation participants examined above (Harvard, the fifteen</w:t>
-      </w:r>
-      <w:r>
-        <w:t xml:space="preserve"> </w:t>
-      </w:r>
-      <w:r>
-        <w:t xml:space="preserve">universities, and the thirty-three amici); the two groups share</w:t>
-      </w:r>
-      <w:r>
-        <w:t xml:space="preserve"> </w:t>
-      </w:r>
-      <w:r>
-        <w:t xml:space="preserve">thirty-three members. The three federal service academies appear in the</w:t>
-      </w:r>
-      <w:r>
-        <w:t xml:space="preserve"> </w:t>
-      </w:r>
-      <w:r>
-        <w:t xml:space="preserve">liberal arts ranking but are excluded throughout: their admissions run</w:t>
-      </w:r>
-      <w:r>
-        <w:t xml:space="preserve"> </w:t>
-      </w:r>
-      <w:r>
-        <w:t xml:space="preserve">through congressional nomination and service commitments, and the Naval</w:t>
-      </w:r>
-      <w:r>
-        <w:t xml:space="preserve"> </w:t>
-      </w:r>
-      <w:r>
-        <w:t xml:space="preserve">Academy publishes no Common Data Set at all. The first</w:t>
-      </w:r>
-      <w:r>
-        <w:t xml:space="preserve"> </w:t>
-      </w:r>
-      <w:r>
-        <w:t xml:space="preserve">source is CDS item B2, which reports</w:t>
-      </w:r>
-      <w:r>
-        <w:t xml:space="preserve"> </w:t>
-      </w:r>
-      <w:r>
-        <w:t xml:space="preserve">first-time first-year enrollment by racial and ethnic category. I</w:t>
-      </w:r>
-      <w:r>
-        <w:t xml:space="preserve"> </w:t>
-      </w:r>
-      <w:r>
-        <w:t xml:space="preserve">collected every publicly available CDS filing for each institution from</w:t>
-      </w:r>
-      <w:r>
-        <w:t xml:space="preserve"> </w:t>
-      </w:r>
-      <w:r>
-        <w:t xml:space="preserve">1998-99 through 2025-26, extracting the B2 tables from PDF, spreadsheet,</w:t>
-      </w:r>
-      <w:r>
-        <w:t xml:space="preserve"> </w:t>
-      </w:r>
-      <w:r>
-        <w:t xml:space="preserve">and web formats. The second is the IPEDS Fall Enrollment component for</w:t>
-      </w:r>
-      <w:r>
-        <w:t xml:space="preserve"> </w:t>
-      </w:r>
-      <w:r>
-        <w:t xml:space="preserve">2008 through 2024, which reports the same categories under the same</w:t>
-      </w:r>
-      <w:r>
-        <w:t xml:space="preserve"> </w:t>
-      </w:r>
-      <w:r>
-        <w:t xml:space="preserve">federal definitions. For any institution-year covered by both sources, the</w:t>
-      </w:r>
-      <w:r>
-        <w:t xml:space="preserve"> </w:t>
-      </w:r>
-      <w:r>
-        <w:t xml:space="preserve">IPEDS record is used, since its uniform structure eliminates the parsing</w:t>
-      </w:r>
-      <w:r>
-        <w:t xml:space="preserve"> </w:t>
-      </w:r>
-      <w:r>
-        <w:t xml:space="preserve">errors that school-specific PDF layouts occasionally introduce. CDS</w:t>
-      </w:r>
-      <w:r>
-        <w:t xml:space="preserve"> </w:t>
-      </w:r>
-      <w:r>
-        <w:t xml:space="preserve">filings supply the years outside IPEDS coverage, most importantly fall</w:t>
-      </w:r>
-      <w:r>
-        <w:t xml:space="preserve"> </w:t>
-      </w:r>
-      <w:r>
-        <w:t xml:space="preserve">2025, for which fifty-one of the sixty-three institutions had published a</w:t>
-      </w:r>
-      <w:r>
-        <w:t xml:space="preserve"> </w:t>
-      </w:r>
-      <w:r>
-        <w:t xml:space="preserve">usable filing at the time of writing (thirty-nine of them among the</w:t>
-      </w:r>
-      <w:r>
-        <w:t xml:space="preserve"> </w:t>
-      </w:r>
-      <w:r>
-        <w:t xml:space="preserve">forty-seven top-ranked institutions, the count relevant to the cohort figures</w:t>
-      </w:r>
-      <w:r>
-        <w:t xml:space="preserve"> </w:t>
-      </w:r>
-      <w:r>
-        <w:t xml:space="preserve">below). All statistics below refer to first-time first-year students.</w:t>
-      </w:r>
-    </w:p>
-    <w:p>
-      <w:pPr>
-        <w:pStyle w:val="BodyText"/>
-      </w:pPr>
-      <w:r>
-        <w:t xml:space="preserve">All comparisons below require a pre-ruling baseline, and the</w:t>
-      </w:r>
-      <w:r>
-        <w:t xml:space="preserve"> </w:t>
-      </w:r>
-      <w:r>
-        <w:t xml:space="preserve">baseline I use is the entering classes of fall 2010 through fall</w:t>
-      </w:r>
-      <w:r>
-        <w:t xml:space="preserve"> </w:t>
-      </w:r>
-      <w:r>
-        <w:t xml:space="preserve">2015. The litigation supplies this window. Card estimated his</w:t>
-      </w:r>
-      <w:r>
-        <w:t xml:space="preserve"> </w:t>
-      </w:r>
-      <w:r>
-        <w:t xml:space="preserve">admissions models on applicants to the Classes of 2014 through</w:t>
-      </w:r>
-      <w:r>
-        <w:t xml:space="preserve"> </w:t>
-      </w:r>
-      <w:r>
-        <w:t xml:space="preserve">2019, that is, the classes entering in the falls of 2010 through</w:t>
-      </w:r>
-      <w:r>
-        <w:t xml:space="preserve"> </w:t>
-      </w:r>
-      <w:r>
-        <w:t xml:space="preserve">2015, and the admissions modeling in the case ended with those</w:t>
-      </w:r>
-      <w:r>
-        <w:t xml:space="preserve"> </w:t>
-      </w:r>
-      <w:r>
-        <w:t xml:space="preserve">cohorts.</w:t>
-      </w:r>
-      <w:r>
-        <w:t xml:space="preserve"> </w:t>
-      </w:r>
-      <w:r>
-        <w:t xml:space="preserve">Testing the litigation’s forecasts against the litigation’s own</w:t>
-      </w:r>
-      <w:r>
-        <w:t xml:space="preserve"> </w:t>
-      </w:r>
-      <w:r>
-        <w:t xml:space="preserve">data window is the point of this paper. The window is exact for</w:t>
-      </w:r>
-      <w:r>
-        <w:t xml:space="preserve"> </w:t>
-      </w:r>
-      <w:r>
-        <w:t xml:space="preserve">Card. The amici built on older data still, a 1989 entering cohort,</w:t>
-      </w:r>
-      <w:r>
-        <w:t xml:space="preserve"> </w:t>
-      </w:r>
-      <w:r>
-        <w:t xml:space="preserve">and specified no window of their own, so their proportional</w:t>
-      </w:r>
-      <w:r>
-        <w:t xml:space="preserve"> </w:t>
-      </w:r>
-      <w:r>
-        <w:t xml:space="preserve">forecast is also evaluated below against four alternative</w:t>
-      </w:r>
-      <w:r>
-        <w:t xml:space="preserve"> </w:t>
-      </w:r>
-      <w:r>
-        <w:t xml:space="preserve">pre-periods, with results insensitive to the choice. The research</w:t>
-      </w:r>
-      <w:r>
-        <w:t xml:space="preserve"> </w:t>
-      </w:r>
-      <w:r>
-        <w:t xml:space="preserve">universities supplied no data of their own, borrowing their one</w:t>
-      </w:r>
-      <w:r>
-        <w:t xml:space="preserve"> </w:t>
-      </w:r>
-      <w:r>
-        <w:t xml:space="preserve">number from the trial record, and so raise no separate window.</w:t>
-      </w:r>
-      <w:r>
-        <w:t xml:space="preserve"> </w:t>
-      </w:r>
-      <w:r>
-        <w:t xml:space="preserve">Other windows</w:t>
-      </w:r>
-      <w:r>
-        <w:t xml:space="preserve"> </w:t>
-      </w:r>
-      <w:r>
-        <w:t xml:space="preserve">are reasonable for other</w:t>
-      </w:r>
-      <w:r>
-        <w:t xml:space="preserve"> </w:t>
-      </w:r>
-      <w:r>
-        <w:t xml:space="preserve">purposes, and the studies reviewed above use them: Snider (2026)</w:t>
-      </w:r>
-      <w:r>
-        <w:t xml:space="preserve"> </w:t>
-      </w:r>
-      <w:r>
-        <w:t xml:space="preserve">measures against 2018-2023, Murphy (2026) against the average of</w:t>
-      </w:r>
-      <w:r>
-        <w:t xml:space="preserve"> </w:t>
-      </w:r>
-      <w:r>
-        <w:t xml:space="preserve">2022 and 2023, and Bloem et al. (2026) against 2021-2023. Because</w:t>
-      </w:r>
-      <w:r>
-        <w:t xml:space="preserve"> </w:t>
-      </w:r>
-      <w:r>
-        <w:t xml:space="preserve">Black enrollment rose sharply after 2020, those later baselines sit</w:t>
-      </w:r>
-      <w:r>
-        <w:t xml:space="preserve"> </w:t>
-      </w:r>
-      <w:r>
-        <w:t xml:space="preserve">above the litigation window, and against them the post-ruling</w:t>
-      </w:r>
-      <w:r>
-        <w:t xml:space="preserve"> </w:t>
-      </w:r>
-      <w:r>
-        <w:t xml:space="preserve">classes show modest declines. Where the difference matters, I</w:t>
-      </w:r>
-      <w:r>
-        <w:t xml:space="preserve"> </w:t>
-      </w:r>
-      <w:r>
-        <w:t xml:space="preserve">report both comparisons. The choice of baseline changes the sign</w:t>
-      </w:r>
-      <w:r>
-        <w:t xml:space="preserve"> </w:t>
-      </w:r>
-      <w:r>
-        <w:t xml:space="preserve">and the size of the measured change. It does not move the</w:t>
-      </w:r>
-      <w:r>
-        <w:t xml:space="preserve"> </w:t>
-      </w:r>
-      <w:r>
-        <w:t xml:space="preserve">conclusion. Against any of these baselines, the change in Black</w:t>
-      </w:r>
-      <w:r>
-        <w:t xml:space="preserve"> </w:t>
-      </w:r>
-      <w:r>
-        <w:t xml:space="preserve">enrollment falls well short of the 50 to 70 percent decline the</w:t>
-      </w:r>
-      <w:r>
-        <w:t xml:space="preserve"> </w:t>
-      </w:r>
-      <w:r>
-        <w:t xml:space="preserve">institutions forecast.</w:t>
-      </w:r>
-    </w:p>
-    <w:p>
-      <w:pPr>
-        <w:pStyle w:val="BodyText"/>
-      </w:pPr>
-      <w:r>
-        <w:t xml:space="preserve">Two definitions recur. A</w:t>
-      </w:r>
-      <w:r>
-        <w:t xml:space="preserve"> </w:t>
-      </w:r>
-      <w:r>
-        <w:t xml:space="preserve">“US”</w:t>
-      </w:r>
-      <w:r>
-        <w:t xml:space="preserve"> </w:t>
-      </w:r>
-      <w:r>
-        <w:t xml:space="preserve">share divides by total first-year enrollment</w:t>
-      </w:r>
-      <w:r>
-        <w:t xml:space="preserve"> </w:t>
-      </w:r>
-      <w:r>
-        <w:t xml:space="preserve">net of nonresident students, who appear on a separate B2 line and receive</w:t>
-      </w:r>
-      <w:r>
-        <w:t xml:space="preserve"> </w:t>
-      </w:r>
-      <w:r>
-        <w:t xml:space="preserve">no racial classification in these data. A</w:t>
-      </w:r>
-      <w:r>
-        <w:t xml:space="preserve"> </w:t>
-      </w:r>
-      <w:r>
-        <w:t xml:space="preserve">“whole-class”</w:t>
-      </w:r>
-      <w:r>
-        <w:t xml:space="preserve"> </w:t>
-      </w:r>
-      <w:r>
-        <w:t xml:space="preserve">share divides by</w:t>
-      </w:r>
-      <w:r>
-        <w:t xml:space="preserve"> </w:t>
-      </w:r>
-      <w:r>
-        <w:t xml:space="preserve">total first-year enrollment. Federal race categories follow the 2010 IPEDS</w:t>
-      </w:r>
-      <w:r>
-        <w:t xml:space="preserve"> </w:t>
-      </w:r>
-      <w:r>
-        <w:t xml:space="preserve">rules. Hispanic students of any race are reported as Hispanic,</w:t>
-      </w:r>
-      <w:r>
-        <w:t xml:space="preserve"> </w:t>
-      </w:r>
-      <w:r>
-        <w:t xml:space="preserve">non-Hispanic students reporting two or more races are reported in a</w:t>
-      </w:r>
-      <w:r>
-        <w:t xml:space="preserve"> </w:t>
-      </w:r>
-      <w:r>
-        <w:t xml:space="preserve">dedicated multiracial category, and the Black line therefore contains only</w:t>
-      </w:r>
-      <w:r>
-        <w:t xml:space="preserve"> </w:t>
-      </w:r>
-      <w:r>
-        <w:t xml:space="preserve">single-race, non-Hispanic Black students. These rules differ substantially</w:t>
-      </w:r>
-      <w:r>
-        <w:t xml:space="preserve"> </w:t>
-      </w:r>
-      <w:r>
-        <w:t xml:space="preserve">from the classification underlying Card’s figures, a difference quantified</w:t>
-      </w:r>
-      <w:r>
-        <w:t xml:space="preserve"> </w:t>
-      </w:r>
-      <w:r>
-        <w:t xml:space="preserve">below.</w:t>
-      </w:r>
-    </w:p>
-    <w:bookmarkEnd w:id="11"/>
-    <w:bookmarkStart w:id="16" w:name="harvard"/>
-    <w:p>
-      <w:pPr>
-        <w:pStyle w:val="Heading3"/>
-      </w:pPr>
-      <w:r>
-        <w:t xml:space="preserve">Harvard</w:t>
-      </w:r>
-    </w:p>
-    <w:bookmarkStart w:id="12" w:name="commensurability"/>
-    <w:p>
-      <w:pPr>
-        <w:pStyle w:val="Heading4"/>
-      </w:pPr>
-      <w:r>
-        <w:t xml:space="preserve">Commensurability</w:t>
-      </w:r>
-    </w:p>
-    <w:p>
-      <w:pPr>
-        <w:pStyle w:val="FirstParagraph"/>
-      </w:pPr>
-      <w:r>
-        <w:t xml:space="preserve">The three restrictions described in the forecasts section mean that Card’s 14 percent</w:t>
-      </w:r>
-      <w:r>
-        <w:t xml:space="preserve"> </w:t>
-      </w:r>
-      <w:r>
-        <w:t xml:space="preserve">corresponds to no number in a public filing. The federal side of the</w:t>
-      </w:r>
-      <w:r>
-        <w:t xml:space="preserve"> </w:t>
-      </w:r>
-      <w:r>
-        <w:t xml:space="preserve">comparison has its own conventions. A CDS filing counts enrolled</w:t>
-      </w:r>
-      <w:r>
-        <w:t xml:space="preserve"> </w:t>
-      </w:r>
-      <w:r>
-        <w:t xml:space="preserve">students, roughly 1,600 in Harvard’s case, against the roughly 2,000</w:t>
-      </w:r>
-      <w:r>
-        <w:t xml:space="preserve"> </w:t>
-      </w:r>
-      <w:r>
-        <w:t xml:space="preserve">admitted. It reports international students on a separate line of the</w:t>
-      </w:r>
-      <w:r>
-        <w:t xml:space="preserve"> </w:t>
-      </w:r>
-      <w:r>
-        <w:t xml:space="preserve">same table rather than excluding them. And it applies the federal race</w:t>
-      </w:r>
-      <w:r>
-        <w:t xml:space="preserve"> </w:t>
-      </w:r>
-      <w:r>
-        <w:t xml:space="preserve">rules, under which Hispanic students of any race are reported as</w:t>
-      </w:r>
-      <w:r>
-        <w:t xml:space="preserve"> </w:t>
-      </w:r>
-      <w:r>
-        <w:t xml:space="preserve">Hispanic and non-Hispanic multiracial students occupy a dedicated</w:t>
-      </w:r>
-      <w:r>
-        <w:t xml:space="preserve"> </w:t>
-      </w:r>
-      <w:r>
-        <w:t xml:space="preserve">category, so the single-race Black line is systematically narrower than</w:t>
-      </w:r>
-      <w:r>
-        <w:t xml:space="preserve"> </w:t>
-      </w:r>
-      <w:r>
-        <w:t xml:space="preserve">Card’s Black count.</w:t>
-      </w:r>
-      <w:r>
-        <w:t xml:space="preserve"> </w:t>
-      </w:r>
-      <w:r>
-        <w:t xml:space="preserve">Matriculation rates do vary somewhat by race, with Black admits enrolling</w:t>
-      </w:r>
-      <w:r>
-        <w:t xml:space="preserve"> </w:t>
-      </w:r>
-      <w:r>
-        <w:t xml:space="preserve">at moderately lower rates than White or Asian admits according to the</w:t>
-      </w:r>
-      <w:r>
-        <w:t xml:space="preserve"> </w:t>
-      </w:r>
-      <w:r>
-        <w:t xml:space="preserve">trial record (</w:t>
-      </w:r>
-      <w:r>
-        <w:rPr>
-          <w:i/>
-          <w:iCs/>
-        </w:rPr>
-        <w:t xml:space="preserve">SFFA v. Harvard</w:t>
-      </w:r>
-      <w:r>
-        <w:t xml:space="preserve">, 397 F. Supp. 3d at 155-56), but the</w:t>
-      </w:r>
-      <w:r>
-        <w:t xml:space="preserve"> </w:t>
-      </w:r>
-      <w:r>
-        <w:t xml:space="preserve">magnitude is small relative to the classification wedge, and I treat the</w:t>
-      </w:r>
-      <w:r>
-        <w:t xml:space="preserve"> </w:t>
-      </w:r>
-      <w:r>
-        <w:t xml:space="preserve">combined gap as a single conversion to be estimated rather than</w:t>
-      </w:r>
-      <w:r>
-        <w:t xml:space="preserve"> </w:t>
-      </w:r>
-      <w:r>
-        <w:t xml:space="preserve">decomposed.</w:t>
-      </w:r>
-    </w:p>
-    <w:p>
-      <w:pPr>
-        <w:pStyle w:val="BodyText"/>
-      </w:pPr>
-      <w:r>
-        <w:t xml:space="preserve">The estimation exploits the fact that both metrics can be observed for the</w:t>
-      </w:r>
-      <w:r>
-        <w:t xml:space="preserve"> </w:t>
-      </w:r>
-      <w:r>
-        <w:t xml:space="preserve">identical cohort, the one cohort for which this is possible. Card’s</w:t>
-      </w:r>
-      <w:r>
-        <w:t xml:space="preserve"> </w:t>
-      </w:r>
-      <w:r>
-        <w:t xml:space="preserve">baseline describes students admitted in the</w:t>
-      </w:r>
-      <w:r>
-        <w:t xml:space="preserve"> </w:t>
-      </w:r>
-      <w:r>
-        <w:t xml:space="preserve">spring of 2015. Those who enrolled constitute the fall 2015 entering</w:t>
-      </w:r>
-      <w:r>
-        <w:t xml:space="preserve"> </w:t>
-      </w:r>
-      <w:r>
-        <w:t xml:space="preserve">class, which appears in Harvard’s CDS 2015-16 filing as 109 single-race</w:t>
-      </w:r>
-      <w:r>
-        <w:t xml:space="preserve"> </w:t>
-      </w:r>
-      <w:r>
-        <w:t xml:space="preserve">Black first-years among 1,441 US first-years, or 7.56 percent. The ratio</w:t>
-      </w:r>
-      <w:r>
-        <w:t xml:space="preserve"> </w:t>
-      </w:r>
-      <w:r>
-        <w:t xml:space="preserve">of the federal figure to the expert-report figure, computed on the</w:t>
-      </w:r>
-      <w:r>
-        <w:t xml:space="preserve"> </w:t>
-      </w:r>
-      <w:r>
-        <w:t xml:space="preserve">underlying counts (109/1,441 divided by 234/1,679), is 0.543, and I use</w:t>
-      </w:r>
-      <w:r>
-        <w:t xml:space="preserve"> </w:t>
-      </w:r>
-      <w:r>
-        <w:t xml:space="preserve">0.54 below. Throughout</w:t>
-      </w:r>
-      <w:r>
-        <w:t xml:space="preserve"> </w:t>
-      </w:r>
-      <w:r>
-        <w:t xml:space="preserve">the paper, shares are displayed to one decimal and proportional changes</w:t>
-      </w:r>
-      <w:r>
-        <w:t xml:space="preserve"> </w:t>
-      </w:r>
-      <w:r>
-        <w:t xml:space="preserve">to the nearest percent, and all calculations use unrounded values.</w:t>
-      </w:r>
-    </w:p>
-    <w:p>
-      <w:pPr>
-        <w:pStyle w:val="BodyText"/>
-      </w:pPr>
-      <w:r>
-        <w:t xml:space="preserve">A prediction stated in Card’s units is</w:t>
-      </w:r>
-      <w:r>
-        <w:t xml:space="preserve"> </w:t>
-      </w:r>
-      <w:r>
-        <w:t xml:space="preserve">converted to the federal metric by multiplication by this factor, so the</w:t>
-      </w:r>
-      <w:r>
-        <w:t xml:space="preserve"> </w:t>
-      </w:r>
-      <w:r>
-        <w:t xml:space="preserve">simulated race-blind share of 6 percent corresponds to</w:t>
-      </w:r>
-      <w:r>
-        <w:t xml:space="preserve"> </w:t>
-      </w:r>
-      <w:r>
-        <w:t xml:space="preserve">3.3 percent on a CDS filing. This</w:t>
-      </w:r>
-      <w:r>
-        <w:t xml:space="preserve"> </w:t>
-      </w:r>
-      <w:r>
-        <w:t xml:space="preserve">converted benchmark, rather than the unconverted 6 percent, is the</w:t>
-      </w:r>
-      <w:r>
-        <w:t xml:space="preserve"> </w:t>
-      </w:r>
-      <w:r>
-        <w:t xml:space="preserve">quantity against which post-ruling filings should be compared.</w:t>
-      </w:r>
-    </w:p>
-    <w:p>
-      <w:pPr>
-        <w:pStyle w:val="BodyText"/>
-      </w:pPr>
-      <w:r>
-        <w:t xml:space="preserve">The conversion factor bundles the multiracial and Hispanic</w:t>
-      </w:r>
-      <w:r>
-        <w:t xml:space="preserve"> </w:t>
-      </w:r>
-      <w:r>
-        <w:t xml:space="preserve">reassignments, the admit-to-enrollee step, and the domestic-scope</w:t>
-      </w:r>
-      <w:r>
-        <w:t xml:space="preserve"> </w:t>
-      </w:r>
-      <w:r>
-        <w:t xml:space="preserve">adjustment, all measured on the fall 2015 cohort, and may have drifted</w:t>
-      </w:r>
-      <w:r>
-        <w:t xml:space="preserve"> </w:t>
-      </w:r>
-      <w:r>
-        <w:t xml:space="preserve">since. National rates of multiracial identification have risen</w:t>
-      </w:r>
-      <w:r>
-        <w:t xml:space="preserve"> </w:t>
-      </w:r>
-      <w:r>
-        <w:t xml:space="preserve">since then, which would push the current factor below 0.54 and the</w:t>
-      </w:r>
-      <w:r>
-        <w:t xml:space="preserve"> </w:t>
-      </w:r>
-      <w:r>
-        <w:t xml:space="preserve">converted benchmark below 3.3 percent. Nondisclosure of race has also</w:t>
-      </w:r>
-      <w:r>
-        <w:t xml:space="preserve"> </w:t>
-      </w:r>
-      <w:r>
-        <w:t xml:space="preserve">risen, which depresses measured single-race shares in recent filings.</w:t>
-      </w:r>
-      <w:r>
-        <w:t xml:space="preserve"> </w:t>
-      </w:r>
-      <w:r>
-        <w:t xml:space="preserve">Both developments bias the comparison toward finding compliance.</w:t>
-      </w:r>
-      <w:r>
-        <w:t xml:space="preserve"> </w:t>
-      </w:r>
-      <w:r>
-        <w:t xml:space="preserve">Matriculation rates are a third potential source of drift, since</w:t>
-      </w:r>
-      <w:r>
-        <w:t xml:space="preserve"> </w:t>
-      </w:r>
-      <w:r>
-        <w:t xml:space="preserve">post-ruling recruiting or financial aid could have changed the rate at</w:t>
-      </w:r>
-      <w:r>
-        <w:t xml:space="preserve"> </w:t>
-      </w:r>
-      <w:r>
-        <w:t xml:space="preserve">which admitted Black students enroll, but the yield differences</w:t>
-      </w:r>
-      <w:r>
-        <w:t xml:space="preserve"> </w:t>
-      </w:r>
-      <w:r>
-        <w:t xml:space="preserve">documented at trial amounted to a few percentage points against a</w:t>
-      </w:r>
-      <w:r>
-        <w:t xml:space="preserve"> </w:t>
-      </w:r>
-      <w:r>
-        <w:t xml:space="preserve">classification wedge of nearly a factor of two, so movement in this</w:t>
-      </w:r>
-      <w:r>
-        <w:t xml:space="preserve"> </w:t>
-      </w:r>
-      <w:r>
-        <w:t xml:space="preserve">channel is second order. Estimates</w:t>
-      </w:r>
-      <w:r>
-        <w:t xml:space="preserve"> </w:t>
-      </w:r>
-      <w:r>
-        <w:t xml:space="preserve">of no change therefore cannot be attributed to drift in the factor, a</w:t>
-      </w:r>
-      <w:r>
-        <w:t xml:space="preserve"> </w:t>
-      </w:r>
-      <w:r>
-        <w:t xml:space="preserve">point developed further below.</w:t>
-      </w:r>
-    </w:p>
-    <w:bookmarkEnd w:id="12"/>
-    <w:bookmarkStart w:id="14" w:name="the-post-ruling-classes"/>
-    <w:p>
-      <w:pPr>
-        <w:pStyle w:val="Heading4"/>
-      </w:pPr>
-      <w:r>
-        <w:t xml:space="preserve">The Post-Ruling Classes</w:t>
-      </w:r>
-    </w:p>
-    <w:p>
-      <w:pPr>
-        <w:pStyle w:val="FirstParagraph"/>
-      </w:pPr>
-      <w:r>
-        <w:t xml:space="preserve">Harvard’s CDS filing for 2025-26 reports 97 Black first-year students in</w:t>
-      </w:r>
-      <w:r>
-        <w:t xml:space="preserve"> </w:t>
-      </w:r>
-      <w:r>
-        <w:t xml:space="preserve">an entering class of 1,673, which is 5.8 percent of the whole class and</w:t>
-      </w:r>
-      <w:r>
-        <w:t xml:space="preserve"> </w:t>
-      </w:r>
-      <w:r>
-        <w:t xml:space="preserve">6.8 percent of US first-years. Read against the unconverted simulation, a</w:t>
-      </w:r>
-      <w:r>
-        <w:t xml:space="preserve"> </w:t>
-      </w:r>
-      <w:r>
-        <w:t xml:space="preserve">figure of 5.8 percent suggests that Card’s race-blind counterfactual has</w:t>
-      </w:r>
-      <w:r>
-        <w:t xml:space="preserve"> </w:t>
-      </w:r>
-      <w:r>
-        <w:t xml:space="preserve">essentially been realized. Read against the converted benchmark of 3.3</w:t>
-      </w:r>
-      <w:r>
-        <w:t xml:space="preserve"> </w:t>
-      </w:r>
-      <w:r>
-        <w:t xml:space="preserve">percent, it indicates the opposite.</w:t>
-      </w:r>
-      <w:r>
-        <w:t xml:space="preserve"> </w:t>
-      </w:r>
-      <w:hyperlink w:anchor="tbl-harvard">
+      <w:hyperlink w:anchor="tbl-baselines">
         <w:r>
           <w:rPr>
             <w:rStyle w:val="Hyperlink"/>
@@ -3165,28 +1429,7 @@
         </w:r>
       </w:hyperlink>
       <w:r>
-        <w:t xml:space="preserve"> </w:t>
-      </w:r>
-      <w:r>
-        <w:t xml:space="preserve">assembles the comparison in</w:t>
-      </w:r>
-      <w:r>
-        <w:t xml:space="preserve"> </w:t>
-      </w:r>
-      <w:r>
-        <w:t xml:space="preserve">both metrics, averaging the two post-ruling classes to reduce</w:t>
-      </w:r>
-      <w:r>
-        <w:t xml:space="preserve"> </w:t>
-      </w:r>
-      <w:r>
-        <w:t xml:space="preserve">year-to-year noise, to parallel the 2010-2015 averaging of the</w:t>
-      </w:r>
-      <w:r>
-        <w:t xml:space="preserve"> </w:t>
-      </w:r>
-      <w:r>
-        <w:t xml:space="preserve">baseline.</w:t>
+        <w:t xml:space="preserve">):</w:t>
       </w:r>
     </w:p>
     <w:tbl>
@@ -3202,7 +1445,7 @@
       <w:tr>
         <w:tc>
           <w:tcPr/>
-          <w:bookmarkStart w:id="13" w:name="tbl-harvard"/>
+          <w:bookmarkStart w:id="9" w:name="tbl-baselines"/>
           <w:p>
             <w:pPr>
               <w:jc w:val="center"/>
@@ -3213,7 +1456,2198 @@
               <w:pStyle w:val="ImageCaption"/>
             </w:pPr>
             <w:r>
-              <w:t xml:space="preserve">Table 1: Black share of Harvard’s entering class under the federal (CDS) metric and the expert-report (Card) metric. The CDS metric is the single-race Black share of enrolled US first-years. The conversion factor between metrics is 0.54, calibrated on the Class of 2019, the one cohort observable in both metrics. Card-unit entries other than the calibration cohort are obtained by conversion; the fall 2010-2015 average is a CDS-side quantity only.</w:t>
+              <w:t xml:space="preserve">Table 1: The pre-ruling baseline and the post-ruling data used by the three</w:t>
+            </w:r>
+            <w:r>
+              <w:t xml:space="preserve"> </w:t>
+            </w:r>
+            <w:r>
+              <w:t xml:space="preserve">published studies and the present study.</w:t>
+            </w:r>
+          </w:p>
+          <w:tbl>
+            <w:tblPr>
+              <w:tblStyle w:val="Table"/>
+              <w:tblW w:type="auto" w:w="0"/>
+              <w:tblLook w:firstRow="1" w:lastRow="0" w:firstColumn="0" w:lastColumn="0" w:noHBand="0" w:noVBand="0" w:val="0020"/>
+            </w:tblPr>
+            <w:tblGrid>
+              <w:gridCol w:w="2640"/>
+              <w:gridCol w:w="2640"/>
+              <w:gridCol w:w="2640"/>
+            </w:tblGrid>
+            <w:tr>
+              <w:trPr>
+                <w:tblHeader w:val="on"/>
+              </w:trPr>
+              <w:tc>
+                <w:tcPr/>
+                <w:p>
+                  <w:pPr>
+                    <w:pStyle w:val="Compact"/>
+                    <w:jc w:val="left"/>
+                    <w:jc w:val="center"/>
+                  </w:pPr>
+                  <w:r>
+                    <w:t xml:space="preserve">Study</w:t>
+                  </w:r>
+                </w:p>
+              </w:tc>
+              <w:tc>
+                <w:tcPr/>
+                <w:p>
+                  <w:pPr>
+                    <w:pStyle w:val="Compact"/>
+                    <w:jc w:val="left"/>
+                    <w:jc w:val="center"/>
+                  </w:pPr>
+                  <w:r>
+                    <w:t xml:space="preserve">Baseline</w:t>
+                  </w:r>
+                </w:p>
+              </w:tc>
+              <w:tc>
+                <w:tcPr/>
+                <w:p>
+                  <w:pPr>
+                    <w:pStyle w:val="Compact"/>
+                    <w:jc w:val="left"/>
+                    <w:jc w:val="center"/>
+                  </w:pPr>
+                  <w:r>
+                    <w:t xml:space="preserve">Post-</w:t>
+                  </w:r>
+                  <w:r>
+                    <w:rPr>
+                      <w:i/>
+                      <w:iCs/>
+                    </w:rPr>
+                    <w:t xml:space="preserve">SFFA</w:t>
+                  </w:r>
+                  <w:r>
+                    <w:t xml:space="preserve"> </w:t>
+                  </w:r>
+                  <w:r>
+                    <w:t xml:space="preserve">data used</w:t>
+                  </w:r>
+                </w:p>
+              </w:tc>
+            </w:tr>
+            <w:tr>
+              <w:tc>
+                <w:tcPr/>
+                <w:p>
+                  <w:pPr>
+                    <w:pStyle w:val="Compact"/>
+                    <w:jc w:val="left"/>
+                    <w:jc w:val="center"/>
+                  </w:pPr>
+                  <w:r>
+                    <w:t xml:space="preserve">Bloem et al. (2026)</w:t>
+                  </w:r>
+                </w:p>
+              </w:tc>
+              <w:tc>
+                <w:tcPr/>
+                <w:p>
+                  <w:pPr>
+                    <w:pStyle w:val="Compact"/>
+                    <w:jc w:val="left"/>
+                    <w:jc w:val="center"/>
+                  </w:pPr>
+                  <w:r>
+                    <w:t xml:space="preserve">2021–2023</w:t>
+                  </w:r>
+                </w:p>
+              </w:tc>
+              <w:tc>
+                <w:tcPr/>
+                <w:p>
+                  <w:pPr>
+                    <w:pStyle w:val="Compact"/>
+                    <w:jc w:val="left"/>
+                    <w:jc w:val="center"/>
+                  </w:pPr>
+                  <w:r>
+                    <w:t xml:space="preserve">fall 2024</w:t>
+                  </w:r>
+                </w:p>
+              </w:tc>
+            </w:tr>
+            <w:tr>
+              <w:tc>
+                <w:tcPr/>
+                <w:p>
+                  <w:pPr>
+                    <w:pStyle w:val="Compact"/>
+                    <w:jc w:val="left"/>
+                    <w:jc w:val="center"/>
+                  </w:pPr>
+                  <w:r>
+                    <w:t xml:space="preserve">Snider (2026)</w:t>
+                  </w:r>
+                </w:p>
+              </w:tc>
+              <w:tc>
+                <w:tcPr/>
+                <w:p>
+                  <w:pPr>
+                    <w:pStyle w:val="Compact"/>
+                    <w:jc w:val="left"/>
+                    <w:jc w:val="center"/>
+                  </w:pPr>
+                  <w:r>
+                    <w:t xml:space="preserve">2018–2023</w:t>
+                  </w:r>
+                </w:p>
+              </w:tc>
+              <w:tc>
+                <w:tcPr/>
+                <w:p>
+                  <w:pPr>
+                    <w:pStyle w:val="Compact"/>
+                    <w:jc w:val="left"/>
+                    <w:jc w:val="center"/>
+                  </w:pPr>
+                  <w:r>
+                    <w:t xml:space="preserve">fall 2024</w:t>
+                  </w:r>
+                </w:p>
+              </w:tc>
+            </w:tr>
+            <w:tr>
+              <w:tc>
+                <w:tcPr/>
+                <w:p>
+                  <w:pPr>
+                    <w:pStyle w:val="Compact"/>
+                    <w:jc w:val="left"/>
+                    <w:jc w:val="center"/>
+                  </w:pPr>
+                  <w:r>
+                    <w:t xml:space="preserve">Murphy (2026)</w:t>
+                  </w:r>
+                </w:p>
+              </w:tc>
+              <w:tc>
+                <w:tcPr/>
+                <w:p>
+                  <w:pPr>
+                    <w:pStyle w:val="Compact"/>
+                    <w:jc w:val="left"/>
+                    <w:jc w:val="center"/>
+                  </w:pPr>
+                  <w:r>
+                    <w:t xml:space="preserve">2022 and 2023</w:t>
+                  </w:r>
+                </w:p>
+              </w:tc>
+              <w:tc>
+                <w:tcPr/>
+                <w:p>
+                  <w:pPr>
+                    <w:pStyle w:val="Compact"/>
+                    <w:jc w:val="left"/>
+                    <w:jc w:val="center"/>
+                  </w:pPr>
+                  <w:r>
+                    <w:t xml:space="preserve">fall 2024</w:t>
+                  </w:r>
+                </w:p>
+              </w:tc>
+            </w:tr>
+            <w:tr>
+              <w:tc>
+                <w:tcPr/>
+                <w:p>
+                  <w:pPr>
+                    <w:pStyle w:val="Compact"/>
+                    <w:jc w:val="left"/>
+                    <w:jc w:val="center"/>
+                  </w:pPr>
+                  <w:r>
+                    <w:t xml:space="preserve">The present study</w:t>
+                  </w:r>
+                </w:p>
+              </w:tc>
+              <w:tc>
+                <w:tcPr/>
+                <w:p>
+                  <w:pPr>
+                    <w:pStyle w:val="Compact"/>
+                    <w:jc w:val="left"/>
+                    <w:jc w:val="center"/>
+                  </w:pPr>
+                  <w:r>
+                    <w:t xml:space="preserve">2010–2015</w:t>
+                  </w:r>
+                </w:p>
+              </w:tc>
+              <w:tc>
+                <w:tcPr/>
+                <w:p>
+                  <w:pPr>
+                    <w:pStyle w:val="Compact"/>
+                    <w:jc w:val="left"/>
+                    <w:jc w:val="center"/>
+                  </w:pPr>
+                  <w:r>
+                    <w:t xml:space="preserve">fall 2024 and fall 2025</w:t>
+                  </w:r>
+                </w:p>
+              </w:tc>
+            </w:tr>
+          </w:tbl>
+          <w:bookmarkEnd w:id="9"/>
+          <w:p/>
+        </w:tc>
+      </w:tr>
+    </w:tbl>
+    <w:p>
+      <w:pPr>
+        <w:pStyle w:val="BodyText"/>
+      </w:pPr>
+      <w:r>
+        <w:t xml:space="preserve">I use the window 2010–2015 as my baseline because that is the window</w:t>
+      </w:r>
+      <w:r>
+        <w:t xml:space="preserve"> </w:t>
+      </w:r>
+      <w:r>
+        <w:t xml:space="preserve">the litigants and their experts used. They, not I, fixed the</w:t>
+      </w:r>
+      <w:r>
+        <w:t xml:space="preserve"> </w:t>
+      </w:r>
+      <w:r>
+        <w:t xml:space="preserve">baseline of their predictions. But, in any case, I fully acknowledge</w:t>
+      </w:r>
+      <w:r>
+        <w:t xml:space="preserve"> </w:t>
+      </w:r>
+      <w:r>
+        <w:t xml:space="preserve">and report the results of the three other studies using baselines</w:t>
+      </w:r>
+      <w:r>
+        <w:t xml:space="preserve"> </w:t>
+      </w:r>
+      <w:r>
+        <w:t xml:space="preserve">other than those used in the litigation-period predictions.</w:t>
+      </w:r>
+    </w:p>
+    <w:p>
+      <w:pPr>
+        <w:pStyle w:val="BodyText"/>
+      </w:pPr>
+      <w:r>
+        <w:t xml:space="preserve">The window chosen for the outcome differs: Bloem et al., Snider, and Murphy</w:t>
+      </w:r>
+      <w:r>
+        <w:t xml:space="preserve"> </w:t>
+      </w:r>
+      <w:r>
+        <w:t xml:space="preserve">stop at fall 2024, while this paper adds fall 2025, the cycle in</w:t>
+      </w:r>
+      <w:r>
+        <w:t xml:space="preserve"> </w:t>
+      </w:r>
+      <w:r>
+        <w:t xml:space="preserve">which several of the largest first-year movements reversed.</w:t>
+      </w:r>
+    </w:p>
+    <w:p>
+      <w:pPr>
+        <w:pStyle w:val="BodyText"/>
+      </w:pPr>
+      <w:r>
+        <w:t xml:space="preserve">The institutional groupings also differ: acceptance-rate cutoffs and</w:t>
+      </w:r>
+      <w:r>
+        <w:t xml:space="preserve"> </w:t>
+      </w:r>
+      <w:r>
+        <w:t xml:space="preserve">Barron’s tiers, against the groups that actually spoke in the</w:t>
+      </w:r>
+      <w:r>
+        <w:t xml:space="preserve"> </w:t>
+      </w:r>
+      <w:r>
+        <w:t xml:space="preserve">case—Harvard, the fifteen research universities, and the thirty-three</w:t>
+      </w:r>
+      <w:r>
+        <w:t xml:space="preserve"> </w:t>
+      </w:r>
+      <w:r>
+        <w:t xml:space="preserve">amici colleges.</w:t>
+      </w:r>
+    </w:p>
+    <w:p>
+      <w:pPr>
+        <w:pStyle w:val="BodyText"/>
+      </w:pPr>
+      <w:r>
+        <w:t xml:space="preserve">The measurements differ in both numerator and denominator: the</w:t>
+      </w:r>
+      <w:r>
+        <w:t xml:space="preserve"> </w:t>
+      </w:r>
+      <w:r>
+        <w:t xml:space="preserve">numerator is either Black students alone or all underrepresented</w:t>
+      </w:r>
+      <w:r>
+        <w:t xml:space="preserve"> </w:t>
+      </w:r>
+      <w:r>
+        <w:t xml:space="preserve">minorities combined, and the denominator is either the whole</w:t>
+      </w:r>
+      <w:r>
+        <w:t xml:space="preserve"> </w:t>
+      </w:r>
+      <w:r>
+        <w:t xml:space="preserve">entering class, domestic students only, or full-time enrollees</w:t>
+      </w:r>
+      <w:r>
+        <w:t xml:space="preserve"> </w:t>
+      </w:r>
+      <w:r>
+        <w:t xml:space="preserve">only, depending on the study. None of the</w:t>
+      </w:r>
+      <w:r>
+        <w:t xml:space="preserve"> </w:t>
+      </w:r>
+      <w:r>
+        <w:t xml:space="preserve">three examines the ratio of Asian to Black first-years, the</w:t>
+      </w:r>
+      <w:r>
+        <w:t xml:space="preserve"> </w:t>
+      </w:r>
+      <w:r>
+        <w:t xml:space="preserve">statistic closest to the discrimination claim on which the case was</w:t>
+      </w:r>
+      <w:r>
+        <w:t xml:space="preserve"> </w:t>
+      </w:r>
+      <w:r>
+        <w:t xml:space="preserve">brought.</w:t>
+      </w:r>
+    </w:p>
+    <w:p>
+      <w:pPr>
+        <w:pStyle w:val="BodyText"/>
+      </w:pPr>
+      <w:r>
+        <w:t xml:space="preserve">These choices matter for the headline number, which ranges from</w:t>
+      </w:r>
+      <w:r>
+        <w:t xml:space="preserve"> </w:t>
+      </w:r>
+      <w:r>
+        <w:t xml:space="preserve">about 9 percent to 25 percent across the three studies, but not for the conclusion of this</w:t>
+      </w:r>
+      <w:r>
+        <w:t xml:space="preserve"> </w:t>
+      </w:r>
+      <w:r>
+        <w:t xml:space="preserve">paper. My estimates are consistent with theirs once the baselines are aligned, and under every</w:t>
+      </w:r>
+      <w:r>
+        <w:t xml:space="preserve"> </w:t>
+      </w:r>
+      <w:r>
+        <w:t xml:space="preserve">baseline, grouping, and measure, the change in Black enrollment at</w:t>
+      </w:r>
+      <w:r>
+        <w:t xml:space="preserve"> </w:t>
+      </w:r>
+      <w:r>
+        <w:t xml:space="preserve">elite institutions falls well short of the 50 to 70 percent decline</w:t>
+      </w:r>
+      <w:r>
+        <w:t xml:space="preserve"> </w:t>
+      </w:r>
+      <w:r>
+        <w:t xml:space="preserve">the institutions themselves forecast. What this literature still</w:t>
+      </w:r>
+      <w:r>
+        <w:t xml:space="preserve"> </w:t>
+      </w:r>
+      <w:r>
+        <w:t xml:space="preserve">does not contain is a comparison of the</w:t>
+      </w:r>
+      <w:r>
+        <w:t xml:space="preserve"> </w:t>
+      </w:r>
+      <w:r>
+        <w:rPr>
+          <w:i/>
+          <w:iCs/>
+        </w:rPr>
+        <w:t xml:space="preserve">SFFA</w:t>
+      </w:r>
+      <w:r>
+        <w:t xml:space="preserve"> </w:t>
+      </w:r>
+      <w:r>
+        <w:t xml:space="preserve">predictions with</w:t>
+      </w:r>
+      <w:r>
+        <w:t xml:space="preserve"> </w:t>
+      </w:r>
+      <w:r>
+        <w:t xml:space="preserve">realized post-ruling enrollment in the units in which the</w:t>
+      </w:r>
+      <w:r>
+        <w:t xml:space="preserve"> </w:t>
+      </w:r>
+      <w:r>
+        <w:t xml:space="preserve">predictions were issued.</w:t>
+      </w:r>
+    </w:p>
+    <w:bookmarkEnd w:id="10"/>
+    <w:bookmarkStart w:id="11" w:name="the-litigation-forecasts"/>
+    <w:p>
+      <w:pPr>
+        <w:pStyle w:val="Heading2"/>
+      </w:pPr>
+      <w:r>
+        <w:t xml:space="preserve">The Litigation Forecasts</w:t>
+      </w:r>
+    </w:p>
+    <w:p>
+      <w:pPr>
+        <w:pStyle w:val="FirstParagraph"/>
+      </w:pPr>
+      <w:r>
+        <w:t xml:space="preserve">Card’s report, filed December 15, 2017, estimated admissions models on</w:t>
+      </w:r>
+      <w:r>
+        <w:t xml:space="preserve"> </w:t>
+      </w:r>
+      <w:r>
+        <w:t xml:space="preserve">Harvard’s internal records for applicants to the classes of 2014 through</w:t>
+      </w:r>
+      <w:r>
+        <w:t xml:space="preserve"> </w:t>
+      </w:r>
+      <w:r>
+        <w:t xml:space="preserve">2019 and then simulated the class of 2019 admissions cycle with the race</w:t>
+      </w:r>
+      <w:r>
+        <w:t xml:space="preserve"> </w:t>
+      </w:r>
+      <w:r>
+        <w:t xml:space="preserve">coefficients set to zero:</w:t>
+      </w:r>
+    </w:p>
+    <w:p>
+      <w:pPr>
+        <w:pStyle w:val="BlockText"/>
+      </w:pPr>
+      <w:r>
+        <w:t xml:space="preserve">In my simulation, the share of African-American students in the admitted</w:t>
+      </w:r>
+      <w:r>
+        <w:t xml:space="preserve"> </w:t>
+      </w:r>
+      <w:r>
+        <w:t xml:space="preserve">class would drop from 14% to 6%. The fraction of Hispanic or Other students</w:t>
+      </w:r>
+      <w:r>
+        <w:t xml:space="preserve"> </w:t>
+      </w:r>
+      <w:r>
+        <w:t xml:space="preserve">would fall from 14% to 9%. The fraction of admitted students who are</w:t>
+      </w:r>
+      <w:r>
+        <w:t xml:space="preserve"> </w:t>
+      </w:r>
+      <w:r>
+        <w:t xml:space="preserve">Asian-American would rise from 24% to 27%. And the fraction of admitted</w:t>
+      </w:r>
+      <w:r>
+        <w:t xml:space="preserve"> </w:t>
+      </w:r>
+      <w:r>
+        <w:t xml:space="preserve">students who are White would rise from 40% to 48%.</w:t>
+      </w:r>
+      <w:r>
+        <w:t xml:space="preserve"> </w:t>
+      </w:r>
+      <w:r>
+        <w:t xml:space="preserve">(Card 2017, 103)</w:t>
+      </w:r>
+    </w:p>
+    <w:p>
+      <w:pPr>
+        <w:pStyle w:val="FirstParagraph"/>
+      </w:pPr>
+      <w:r>
+        <w:t xml:space="preserve">The simulation’s baseline of 14 percent has a specific and unfamiliar</w:t>
+      </w:r>
+      <w:r>
+        <w:t xml:space="preserve"> </w:t>
+      </w:r>
+      <w:r>
+        <w:t xml:space="preserve">meaning. Card’s sample contains the 1,679 admitted students to the class</w:t>
+      </w:r>
+      <w:r>
+        <w:t xml:space="preserve"> </w:t>
+      </w:r>
+      <w:r>
+        <w:t xml:space="preserve">of 2019 who appear in his preferred regression model, and 234 of them,</w:t>
+      </w:r>
+      <w:r>
+        <w:t xml:space="preserve"> </w:t>
+      </w:r>
+      <w:r>
+        <w:t xml:space="preserve">or 14 percent, are recorded as African-American (Card 2017, 125). Three</w:t>
+      </w:r>
+      <w:r>
+        <w:t xml:space="preserve"> </w:t>
+      </w:r>
+      <w:r>
+        <w:t xml:space="preserve">restrictions separate this population from anything in a public</w:t>
+      </w:r>
+      <w:r>
+        <w:t xml:space="preserve"> </w:t>
+      </w:r>
+      <w:r>
+        <w:t xml:space="preserve">filing:</w:t>
+      </w:r>
+    </w:p>
+    <w:p>
+      <w:pPr>
+        <w:numPr>
+          <w:ilvl w:val="0"/>
+          <w:numId w:val="1003"/>
+        </w:numPr>
+      </w:pPr>
+      <w:r>
+        <w:t xml:space="preserve">It counts admitted students rather than enrolled ones.</w:t>
+      </w:r>
+    </w:p>
+    <w:p>
+      <w:pPr>
+        <w:numPr>
+          <w:ilvl w:val="0"/>
+          <w:numId w:val="1003"/>
+        </w:numPr>
+      </w:pPr>
+      <w:r>
+        <w:t xml:space="preserve">It is limited to domestic applicants, defined as citizens and</w:t>
+      </w:r>
+      <w:r>
+        <w:t xml:space="preserve"> </w:t>
+      </w:r>
+      <w:r>
+        <w:t xml:space="preserve">permanent residents, a restriction that runs throughout the report</w:t>
+      </w:r>
+      <w:r>
+        <w:t xml:space="preserve"> </w:t>
+      </w:r>
+      <w:r>
+        <w:t xml:space="preserve">(Card 2017, nn. 6, 8).</w:t>
+      </w:r>
+    </w:p>
+    <w:p>
+      <w:pPr>
+        <w:numPr>
+          <w:ilvl w:val="0"/>
+          <w:numId w:val="1003"/>
+        </w:numPr>
+      </w:pPr>
+      <w:r>
+        <w:t xml:space="preserve">It classifies race using Harvard’s internal scheme, which assigns</w:t>
+      </w:r>
+      <w:r>
+        <w:t xml:space="preserve"> </w:t>
+      </w:r>
+      <w:r>
+        <w:t xml:space="preserve">an applicant marking more than one race to a single category, so</w:t>
+      </w:r>
+      <w:r>
+        <w:t xml:space="preserve"> </w:t>
+      </w:r>
+      <w:r>
+        <w:t xml:space="preserve">Card’s Black count is broader than the single-race Black line in a</w:t>
+      </w:r>
+      <w:r>
+        <w:t xml:space="preserve"> </w:t>
+      </w:r>
+      <w:r>
+        <w:t xml:space="preserve">federal filing.</w:t>
+      </w:r>
+    </w:p>
+    <w:p>
+      <w:pPr>
+        <w:pStyle w:val="FirstParagraph"/>
+      </w:pPr>
+      <w:r>
+        <w:t xml:space="preserve">Harvard admitted roughly 2,000 students in the cycle, and the</w:t>
+      </w:r>
+      <w:r>
+        <w:t xml:space="preserve"> </w:t>
+      </w:r>
+      <w:r>
+        <w:t xml:space="preserve">several hundred missing from the sample are internationals and</w:t>
+      </w:r>
+      <w:r>
+        <w:t xml:space="preserve"> </w:t>
+      </w:r>
+      <w:r>
+        <w:t xml:space="preserve">applicants outside the regression model. None of this makes the sample unusable as a baseline. The</w:t>
+      </w:r>
+      <w:r>
+        <w:t xml:space="preserve"> </w:t>
+      </w:r>
+      <w:r>
+        <w:t xml:space="preserve">conversion developed below does not require Card’s sample to match</w:t>
+      </w:r>
+      <w:r>
+        <w:t xml:space="preserve"> </w:t>
+      </w:r>
+      <w:r>
+        <w:t xml:space="preserve">the enrolled class member for member, only that the relationship</w:t>
+      </w:r>
+      <w:r>
+        <w:t xml:space="preserve"> </w:t>
+      </w:r>
+      <w:r>
+        <w:t xml:space="preserve">between his population and the enrolled class be stable. That</w:t>
+      </w:r>
+      <w:r>
+        <w:t xml:space="preserve"> </w:t>
+      </w:r>
+      <w:r>
+        <w:t xml:space="preserve">assumption cannot be verified from public data; but,</w:t>
+      </w:r>
+      <w:r>
+        <w:t xml:space="preserve"> </w:t>
+      </w:r>
+      <w:r>
+        <w:t xml:space="preserve">as discussed</w:t>
+      </w:r>
+      <w:r>
+        <w:t xml:space="preserve"> </w:t>
+      </w:r>
+      <w:r>
+        <w:t xml:space="preserve">below, the plausible ways it could fail would lower the converted</w:t>
+      </w:r>
+      <w:r>
+        <w:t xml:space="preserve"> </w:t>
+      </w:r>
+      <w:r>
+        <w:t xml:space="preserve">benchmark and so strengthen, rather than weaken, this paper’s</w:t>
+      </w:r>
+      <w:r>
+        <w:t xml:space="preserve"> </w:t>
+      </w:r>
+      <w:r>
+        <w:t xml:space="preserve">finding of no change.</w:t>
+      </w:r>
+    </w:p>
+    <w:p>
+      <w:pPr>
+        <w:pStyle w:val="BodyText"/>
+      </w:pPr>
+      <w:r>
+        <w:t xml:space="preserve">Two amicus briefs, both filed August 1, 2022, carried versions of these</w:t>
+      </w:r>
+      <w:r>
+        <w:t xml:space="preserve"> </w:t>
+      </w:r>
+      <w:r>
+        <w:t xml:space="preserve">forecasts to the Supreme Court, and their quantitative commitments differ</w:t>
+      </w:r>
+      <w:r>
+        <w:t xml:space="preserve"> </w:t>
+      </w:r>
+      <w:r>
+        <w:t xml:space="preserve">markedly. The first came from fifteen research universities</w:t>
+      </w:r>
+      <w:r>
+        <w:t xml:space="preserve"> </w:t>
+      </w:r>
+      <w:r>
+        <w:t xml:space="preserve">(Brown, Caltech, Carnegie Mellon, Columbia, Cornell, Dartmouth, Duke,</w:t>
+      </w:r>
+      <w:r>
+        <w:t xml:space="preserve"> </w:t>
+      </w:r>
+      <w:r>
+        <w:t xml:space="preserve">Emory, Johns Hopkins, Princeton, Penn, the University of Chicago,</w:t>
+      </w:r>
+      <w:r>
+        <w:t xml:space="preserve"> </w:t>
+      </w:r>
+      <w:r>
+        <w:t xml:space="preserve">Vanderbilt, Washington University in St. Louis, and Yale), a group that</w:t>
+      </w:r>
+      <w:r>
+        <w:t xml:space="preserve"> </w:t>
+      </w:r>
+      <w:r>
+        <w:t xml:space="preserve">includes neither Harvard nor any signatory of the second brief. Its</w:t>
+      </w:r>
+      <w:r>
+        <w:t xml:space="preserve"> </w:t>
+      </w:r>
+      <w:r>
+        <w:t xml:space="preserve">one explicit number is Harvard-specific: The trial record showed that the</w:t>
+      </w:r>
+      <w:r>
+        <w:t xml:space="preserve"> </w:t>
+      </w:r>
+      <w:r>
+        <w:t xml:space="preserve">race-neutral alternatives proposed by the petitioner</w:t>
+      </w:r>
+      <w:r>
+        <w:t xml:space="preserve"> </w:t>
+      </w:r>
+      <w:r>
+        <w:t xml:space="preserve">“would lead to a near</w:t>
+      </w:r>
+      <w:r>
+        <w:t xml:space="preserve"> </w:t>
+      </w:r>
+      <w:r>
+        <w:t xml:space="preserve">33% reduction in the number of African American students admitted”</w:t>
+      </w:r>
+      <w:r>
+        <w:t xml:space="preserve"> </w:t>
+      </w:r>
+      <w:r>
+        <w:t xml:space="preserve">at</w:t>
+      </w:r>
+      <w:r>
+        <w:t xml:space="preserve"> </w:t>
+      </w:r>
+      <w:r>
+        <w:t xml:space="preserve">Harvard (Universities Brief 2022, 25, quoting the district court’s</w:t>
+      </w:r>
+      <w:r>
+        <w:t xml:space="preserve"> </w:t>
+      </w:r>
+      <w:r>
+        <w:t xml:space="preserve">findings). The finding the brief quotes summarizes the race-neutral</w:t>
+      </w:r>
+      <w:r>
+        <w:t xml:space="preserve"> </w:t>
+      </w:r>
+      <w:r>
+        <w:t xml:space="preserve">simulations offered by the petitioner’s expert, under which</w:t>
+      </w:r>
+      <w:r>
+        <w:t xml:space="preserve"> </w:t>
+      </w:r>
+      <w:r>
+        <w:t xml:space="preserve">African-American representation in Harvard’s incoming class</w:t>
+      </w:r>
+      <w:r>
+        <w:t xml:space="preserve"> </w:t>
+      </w:r>
+      <w:r>
+        <w:t xml:space="preserve">“would fall nearly</w:t>
+      </w:r>
+      <w:r>
+        <w:t xml:space="preserve"> </w:t>
+      </w:r>
+      <w:r>
+        <w:t xml:space="preserve">one-third to approximately 10% of the class”</w:t>
+      </w:r>
+      <w:r>
+        <w:t xml:space="preserve"> </w:t>
+      </w:r>
+      <w:r>
+        <w:t xml:space="preserve">(</w:t>
+      </w:r>
+      <w:r>
+        <w:rPr>
+          <w:i/>
+          <w:iCs/>
+        </w:rPr>
+        <w:t xml:space="preserve">SFFA v. Harvard</w:t>
+      </w:r>
+      <w:r>
+        <w:t xml:space="preserve">, 397</w:t>
+      </w:r>
+      <w:r>
+        <w:t xml:space="preserve"> </w:t>
+      </w:r>
+      <w:r>
+        <w:t xml:space="preserve">F. Supp. 3d at 178–84). The 33 percent figure is smaller than Card’s 57 percent</w:t>
+      </w:r>
+      <w:r>
+        <w:t xml:space="preserve"> </w:t>
+      </w:r>
+      <w:r>
+        <w:t xml:space="preserve">relative decline because it describes a different counterfactual: the</w:t>
+      </w:r>
+      <w:r>
+        <w:t xml:space="preserve"> </w:t>
+      </w:r>
+      <w:r>
+        <w:t xml:space="preserve">petitioner’s proposed alternatives with their compensating policy changes,</w:t>
+      </w:r>
+      <w:r>
+        <w:t xml:space="preserve"> </w:t>
+      </w:r>
+      <w:r>
+        <w:t xml:space="preserve">rather than the removal of race with nothing else altered. Both figures</w:t>
+      </w:r>
+      <w:r>
+        <w:t xml:space="preserve"> </w:t>
+      </w:r>
+      <w:r>
+        <w:t xml:space="preserve">rest on the same underlying applicant data. Regarding their own campuses, the</w:t>
+      </w:r>
+      <w:r>
+        <w:t xml:space="preserve"> </w:t>
+      </w:r>
+      <w:r>
+        <w:t xml:space="preserve">fifteen universities made no numerical forecast. Their claims were</w:t>
+      </w:r>
+      <w:r>
+        <w:t xml:space="preserve"> </w:t>
+      </w:r>
+      <w:r>
+        <w:t xml:space="preserve">qualitative but unambiguous in direction: Exclusively</w:t>
+      </w:r>
+      <w:r>
+        <w:t xml:space="preserve"> </w:t>
+      </w:r>
+      <w:r>
+        <w:t xml:space="preserve">race-neutral</w:t>
+      </w:r>
+      <w:r>
+        <w:t xml:space="preserve"> </w:t>
+      </w:r>
+      <w:r>
+        <w:t xml:space="preserve">admissions</w:t>
+      </w:r>
+      <w:r>
+        <w:t xml:space="preserve"> </w:t>
+      </w:r>
+      <w:r>
+        <w:t xml:space="preserve">“would undercut Amici’s efforts to attain</w:t>
+      </w:r>
+      <w:r>
+        <w:t xml:space="preserve"> </w:t>
+      </w:r>
+      <w:r>
+        <w:t xml:space="preserve">‘the benefits of</w:t>
+      </w:r>
+      <w:r>
+        <w:t xml:space="preserve"> </w:t>
+      </w:r>
+      <w:r>
+        <w:t xml:space="preserve">diversity’</w:t>
+      </w:r>
+      <w:r>
+        <w:t xml:space="preserve"> </w:t>
+      </w:r>
+      <w:r>
+        <w:t xml:space="preserve">they seek,”</w:t>
+      </w:r>
+      <w:r>
+        <w:t xml:space="preserve"> </w:t>
+      </w:r>
+      <w:r>
+        <w:t xml:space="preserve">and</w:t>
+      </w:r>
+      <w:r>
+        <w:t xml:space="preserve"> </w:t>
+      </w:r>
+      <w:r>
+        <w:t xml:space="preserve">“no race-neutral alternative presently can</w:t>
+      </w:r>
+      <w:r>
+        <w:t xml:space="preserve"> </w:t>
+      </w:r>
+      <w:r>
+        <w:t xml:space="preserve">fully replace race-conscious individualized and holistic review”</w:t>
+      </w:r>
+      <w:r>
+        <w:t xml:space="preserve"> </w:t>
+      </w:r>
+      <w:r>
+        <w:t xml:space="preserve">(Universities Brief 2022, 25, 31). The brief thus committed its</w:t>
+      </w:r>
+      <w:r>
+        <w:t xml:space="preserve"> </w:t>
+      </w:r>
+      <w:r>
+        <w:t xml:space="preserve">signatories to the proposition that compliance with the petitioner’s</w:t>
+      </w:r>
+      <w:r>
+        <w:t xml:space="preserve"> </w:t>
+      </w:r>
+      <w:r>
+        <w:t xml:space="preserve">requested rule would visibly reduce racial diversity at their own</w:t>
+      </w:r>
+      <w:r>
+        <w:t xml:space="preserve"> </w:t>
+      </w:r>
+      <w:r>
+        <w:t xml:space="preserve">institutions.</w:t>
+      </w:r>
+    </w:p>
+    <w:p>
+      <w:pPr>
+        <w:pStyle w:val="BodyText"/>
+      </w:pPr>
+      <w:r>
+        <w:t xml:space="preserve">The second brief, organized by Amherst and joined by thirty-two other</w:t>
+      </w:r>
+      <w:r>
+        <w:t xml:space="preserve"> </w:t>
+      </w:r>
+      <w:r>
+        <w:t xml:space="preserve">colleges and universities, made the broadest quantitative claims in the record:</w:t>
+      </w:r>
+    </w:p>
+    <w:p>
+      <w:pPr>
+        <w:pStyle w:val="BlockText"/>
+      </w:pPr>
+      <w:r>
+        <w:t xml:space="preserve">Black enrollment would likely decline between 50% and 70%; the</w:t>
+      </w:r>
+      <w:r>
+        <w:t xml:space="preserve"> </w:t>
+      </w:r>
+      <w:r>
+        <w:t xml:space="preserve">probability of Black applicants receiving offers of admission would drop</w:t>
+      </w:r>
+      <w:r>
+        <w:t xml:space="preserve"> </w:t>
+      </w:r>
+      <w:r>
+        <w:t xml:space="preserve">to half that of white students; and the percentage of Black students</w:t>
+      </w:r>
+      <w:r>
+        <w:t xml:space="preserve"> </w:t>
+      </w:r>
+      <w:r>
+        <w:t xml:space="preserve">matriculating would drop from roughly 7.1% of the student body to 2.1%.</w:t>
+      </w:r>
+      <w:r>
+        <w:t xml:space="preserve"> </w:t>
+      </w:r>
+      <w:r>
+        <w:t xml:space="preserve">Strictly enforced, a</w:t>
+      </w:r>
+      <w:r>
+        <w:t xml:space="preserve"> </w:t>
+      </w:r>
+      <w:r>
+        <w:t xml:space="preserve">‘do not consider race’</w:t>
+      </w:r>
+      <w:r>
+        <w:t xml:space="preserve"> </w:t>
+      </w:r>
+      <w:r>
+        <w:t xml:space="preserve">policy would</w:t>
+      </w:r>
+      <w:r>
+        <w:t xml:space="preserve"> </w:t>
+      </w:r>
+      <w:r>
+        <w:t xml:space="preserve">‘presumably take</w:t>
+      </w:r>
+      <w:r>
+        <w:t xml:space="preserve"> </w:t>
+      </w:r>
+      <w:r>
+        <w:t xml:space="preserve">[B]lack enrollments . . . back to early 1960s levels, before colleges and</w:t>
+      </w:r>
+      <w:r>
+        <w:t xml:space="preserve"> </w:t>
+      </w:r>
+      <w:r>
+        <w:t xml:space="preserve">universities began to make serious efforts to recruit minority</w:t>
+      </w:r>
+      <w:r>
+        <w:t xml:space="preserve"> </w:t>
+      </w:r>
+      <w:r>
+        <w:t xml:space="preserve">students.’</w:t>
+      </w:r>
+      <w:r>
+        <w:t xml:space="preserve"> </w:t>
+      </w:r>
+      <w:r>
+        <w:t xml:space="preserve">(Amherst Brief 2022, 13–14)</w:t>
+      </w:r>
+    </w:p>
+    <w:p>
+      <w:pPr>
+        <w:pStyle w:val="FirstParagraph"/>
+      </w:pPr>
+      <w:r>
+        <w:t xml:space="preserve">The brief’s footnote for the entire quoted passage is Bowen and Bok (2018,</w:t>
+      </w:r>
+      <w:r>
+        <w:t xml:space="preserve"> </w:t>
+      </w:r>
+      <w:r>
+        <w:t xml:space="preserve">39), whose simulations on the 1989 entering cohort of the College and</w:t>
+      </w:r>
+      <w:r>
+        <w:t xml:space="preserve"> </w:t>
+      </w:r>
+      <w:r>
+        <w:t xml:space="preserve">Beyond institutions had Black matriculants falling from 7.1 percent to</w:t>
+      </w:r>
+      <w:r>
+        <w:t xml:space="preserve"> </w:t>
+      </w:r>
+      <w:r>
+        <w:t xml:space="preserve">between 2.1 and 3.6 percent, declines of 49 to 70 percent. The interval,</w:t>
+      </w:r>
+      <w:r>
+        <w:t xml:space="preserve"> </w:t>
+      </w:r>
+      <w:r>
+        <w:t xml:space="preserve">the halved admission probability, and the 7.1-to-2.1 endpoints are</w:t>
+      </w:r>
+      <w:r>
+        <w:t xml:space="preserve"> </w:t>
+      </w:r>
+      <w:r>
+        <w:t xml:space="preserve">therefore one simulation, run on a cohort that entered college a third of</w:t>
+      </w:r>
+      <w:r>
+        <w:t xml:space="preserve"> </w:t>
+      </w:r>
+      <w:r>
+        <w:t xml:space="preserve">a century before the ruling. A separate footnote attaches Eric</w:t>
+      </w:r>
+      <w:r>
+        <w:t xml:space="preserve"> </w:t>
+      </w:r>
+      <w:r>
+        <w:t xml:space="preserve">Grodsky and Michal Kurlaender (2006, 7–10) to the preceding</w:t>
+      </w:r>
+      <w:r>
+        <w:t xml:space="preserve"> </w:t>
+      </w:r>
+      <w:r>
+        <w:t xml:space="preserve">sentence’s general claim of a</w:t>
+      </w:r>
+      <w:r>
+        <w:t xml:space="preserve"> </w:t>
+      </w:r>
+      <w:r>
+        <w:t xml:space="preserve">“drastic resegregating impact.”</w:t>
+      </w:r>
+      <w:r>
+        <w:t xml:space="preserve"> </w:t>
+      </w:r>
+      <w:r>
+        <w:t xml:space="preserve">The single</w:t>
+      </w:r>
+      <w:r>
+        <w:t xml:space="preserve"> </w:t>
+      </w:r>
+      <w:r>
+        <w:t xml:space="preserve">contemporary, institution-specific estimate in the brief is attributed to</w:t>
+      </w:r>
+      <w:r>
+        <w:t xml:space="preserve"> </w:t>
+      </w:r>
+      <w:r>
+        <w:t xml:space="preserve">Amherst’s internal planning: An entirely race-blind policy would reduce</w:t>
+      </w:r>
+      <w:r>
+        <w:t xml:space="preserve"> </w:t>
+      </w:r>
+      <w:r>
+        <w:t xml:space="preserve">the college’s combined Native American, Black, and Hispanic enrollment</w:t>
+      </w:r>
+      <w:r>
+        <w:t xml:space="preserve"> </w:t>
+      </w:r>
+      <w:r>
+        <w:t xml:space="preserve">“by</w:t>
+      </w:r>
+      <w:r>
+        <w:t xml:space="preserve"> </w:t>
+      </w:r>
+      <w:r>
+        <w:t xml:space="preserve">approximately half”</w:t>
+      </w:r>
+      <w:r>
+        <w:t xml:space="preserve"> </w:t>
+      </w:r>
+      <w:r>
+        <w:t xml:space="preserve">(Amherst Brief 2022, 14). The supporting footnote</w:t>
+      </w:r>
+      <w:r>
+        <w:t xml:space="preserve"> </w:t>
+      </w:r>
+      <w:r>
+        <w:t xml:space="preserve">supplies neither a document, a date, nor a cohort, noting only that the</w:t>
+      </w:r>
+      <w:r>
+        <w:t xml:space="preserve"> </w:t>
+      </w:r>
+      <w:r>
+        <w:t xml:space="preserve">underlying studies formed part of the periodic review of admissions policy</w:t>
+      </w:r>
+      <w:r>
+        <w:t xml:space="preserve"> </w:t>
+      </w:r>
+      <w:r>
+        <w:t xml:space="preserve">that</w:t>
+      </w:r>
+      <w:r>
+        <w:t xml:space="preserve"> </w:t>
+      </w:r>
+      <w:r>
+        <w:rPr>
+          <w:i/>
+          <w:iCs/>
+        </w:rPr>
+        <w:t xml:space="preserve">Grutter v. Bollinger</w:t>
+      </w:r>
+      <w:r>
+        <w:t xml:space="preserve"> </w:t>
+      </w:r>
+      <w:r>
+        <w:t xml:space="preserve">requires of institutions using racial</w:t>
+      </w:r>
+      <w:r>
+        <w:t xml:space="preserve"> </w:t>
+      </w:r>
+      <w:r>
+        <w:t xml:space="preserve">preferences. The amici therefore left no single well-specified</w:t>
+      </w:r>
+      <w:r>
+        <w:t xml:space="preserve"> </w:t>
+      </w:r>
+      <w:r>
+        <w:t xml:space="preserve">counterfactual, and I evaluate their forecast as a proportional claim</w:t>
+      </w:r>
+      <w:r>
+        <w:t xml:space="preserve"> </w:t>
+      </w:r>
+      <w:r>
+        <w:t xml:space="preserve">against several candidate baselines below.</w:t>
+      </w:r>
+    </w:p>
+    <w:p>
+      <w:pPr>
+        <w:pStyle w:val="BodyText"/>
+      </w:pPr>
+      <w:r>
+        <w:t xml:space="preserve">The economics profession participated in the litigation directly, on both</w:t>
+      </w:r>
+      <w:r>
+        <w:t xml:space="preserve"> </w:t>
+      </w:r>
+      <w:r>
+        <w:t xml:space="preserve">sides. A group of economists filed in support of the petitioner, attacking</w:t>
+      </w:r>
+      <w:r>
+        <w:t xml:space="preserve"> </w:t>
+      </w:r>
+      <w:r>
+        <w:t xml:space="preserve">the lower courts’ reliance on Card’s model (Economists Brief 2022).</w:t>
+      </w:r>
+      <w:r>
+        <w:t xml:space="preserve"> </w:t>
+      </w:r>
+      <w:r>
+        <w:t xml:space="preserve">Sixteen economists and statisticians (George A. Akerlof, Sandy Baum,</w:t>
+      </w:r>
+      <w:r>
+        <w:t xml:space="preserve"> </w:t>
+      </w:r>
+      <w:r>
+        <w:t xml:space="preserve">Rebecca M. Blank, Hilary Hoynes, Guido W. Imbens, Kirabo Jackson,</w:t>
+      </w:r>
+      <w:r>
+        <w:t xml:space="preserve"> </w:t>
+      </w:r>
+      <w:r>
+        <w:t xml:space="preserve">Rucker Johnson, Helen F. Ladd, David S. Lee, Trevon D. Logan, Michael</w:t>
+      </w:r>
+      <w:r>
+        <w:t xml:space="preserve"> </w:t>
+      </w:r>
+      <w:r>
+        <w:t xml:space="preserve">McPherson, Jesse Rothstein, Robert M. Solow, Sarah Turner, Ebonya</w:t>
+      </w:r>
+      <w:r>
+        <w:t xml:space="preserve"> </w:t>
+      </w:r>
+      <w:r>
+        <w:t xml:space="preserve">Washington, and Douglas Webber) answered in support of Harvard, among</w:t>
+      </w:r>
+      <w:r>
+        <w:t xml:space="preserve"> </w:t>
+      </w:r>
+      <w:r>
+        <w:t xml:space="preserve">them three Nobel laureates: Akerlof, Solow, and Imbens, the last a</w:t>
+      </w:r>
+      <w:r>
+        <w:t xml:space="preserve"> </w:t>
+      </w:r>
+      <w:r>
+        <w:t xml:space="preserve">co-recipient of the 2021 prize that Card shared. Their brief attested that Card</w:t>
+      </w:r>
+      <w:r>
+        <w:t xml:space="preserve"> </w:t>
+      </w:r>
+      <w:r>
+        <w:t xml:space="preserve">“is one of the most outstanding</w:t>
+      </w:r>
+      <w:r>
+        <w:t xml:space="preserve"> </w:t>
+      </w:r>
+      <w:r>
+        <w:t xml:space="preserve">and respected scholars in the field of econometrics and applied</w:t>
+      </w:r>
+      <w:r>
+        <w:t xml:space="preserve"> </w:t>
+      </w:r>
+      <w:r>
+        <w:t xml:space="preserve">economics,”</w:t>
+      </w:r>
+      <w:r>
+        <w:t xml:space="preserve"> </w:t>
+      </w:r>
+      <w:r>
+        <w:t xml:space="preserve">that</w:t>
+      </w:r>
+      <w:r>
+        <w:t xml:space="preserve"> </w:t>
+      </w:r>
+      <w:r>
+        <w:t xml:space="preserve">“his statistical analyses in this case were</w:t>
+      </w:r>
+      <w:r>
+        <w:t xml:space="preserve"> </w:t>
+      </w:r>
+      <w:r>
+        <w:t xml:space="preserve">methodologically sound,”</w:t>
+      </w:r>
+      <w:r>
+        <w:t xml:space="preserve"> </w:t>
+      </w:r>
+      <w:r>
+        <w:t xml:space="preserve">and that</w:t>
+      </w:r>
+      <w:r>
+        <w:t xml:space="preserve"> </w:t>
+      </w:r>
+      <w:r>
+        <w:t xml:space="preserve">“the criticisms of the lower courts’</w:t>
+      </w:r>
+      <w:r>
+        <w:t xml:space="preserve"> </w:t>
+      </w:r>
+      <w:r>
+        <w:t xml:space="preserve">consideration of Dr. Card’s analyses in the Brief of Economists as Amici</w:t>
+      </w:r>
+      <w:r>
+        <w:t xml:space="preserve"> </w:t>
+      </w:r>
+      <w:r>
+        <w:t xml:space="preserve">Curiae in Support of Petitioner . . . are not credible”</w:t>
+      </w:r>
+      <w:r>
+        <w:t xml:space="preserve"> </w:t>
+      </w:r>
+      <w:r>
+        <w:t xml:space="preserve">(Economics</w:t>
+      </w:r>
+      <w:r>
+        <w:t xml:space="preserve"> </w:t>
+      </w:r>
+      <w:r>
+        <w:t xml:space="preserve">Professors Brief 2022, 1–2).</w:t>
+      </w:r>
+      <w:r>
+        <w:t xml:space="preserve"> </w:t>
+      </w:r>
+      <w:r>
+        <w:t xml:space="preserve">The predictions tested below therefore carry the profession’s</w:t>
+      </w:r>
+      <w:r>
+        <w:t xml:space="preserve"> </w:t>
+      </w:r>
+      <w:r>
+        <w:t xml:space="preserve">endorsement, not one paid expert’s judgment alone.</w:t>
+      </w:r>
+    </w:p>
+    <w:bookmarkEnd w:id="11"/>
+    <w:bookmarkStart w:id="22" w:name="post-sffa-results"/>
+    <w:p>
+      <w:pPr>
+        <w:pStyle w:val="Heading2"/>
+      </w:pPr>
+      <w:r>
+        <w:t xml:space="preserve">Post-SFFA Results</w:t>
+      </w:r>
+    </w:p>
+    <w:bookmarkStart w:id="12" w:name="data"/>
+    <w:p>
+      <w:pPr>
+        <w:pStyle w:val="Heading3"/>
+      </w:pPr>
+      <w:r>
+        <w:t xml:space="preserve">Data</w:t>
+      </w:r>
+    </w:p>
+    <w:p>
+      <w:pPr>
+        <w:pStyle w:val="FirstParagraph"/>
+      </w:pPr>
+      <w:r>
+        <w:t xml:space="preserve">I assembled enrollment records for sixty-three selective colleges and</w:t>
+      </w:r>
+      <w:r>
+        <w:t xml:space="preserve"> </w:t>
+      </w:r>
+      <w:r>
+        <w:t xml:space="preserve">universities from two sources. The sixty-three are the union of the</w:t>
+      </w:r>
+      <w:r>
+        <w:t xml:space="preserve"> </w:t>
+      </w:r>
+      <w:r>
+        <w:t xml:space="preserve">forty-seven institutions in the 2026 US News top-25 National University</w:t>
+      </w:r>
+      <w:r>
+        <w:t xml:space="preserve"> </w:t>
+      </w:r>
+      <w:r>
+        <w:t xml:space="preserve">and top-25 National Liberal Arts College lists with the forty-nine</w:t>
+      </w:r>
+      <w:r>
+        <w:t xml:space="preserve"> </w:t>
+      </w:r>
+      <w:r>
+        <w:t xml:space="preserve">litigation participants examined above (Harvard, the fifteen</w:t>
+      </w:r>
+      <w:r>
+        <w:t xml:space="preserve"> </w:t>
+      </w:r>
+      <w:r>
+        <w:t xml:space="preserve">universities, and the thirty-three amici); the two groups share</w:t>
+      </w:r>
+      <w:r>
+        <w:t xml:space="preserve"> </w:t>
+      </w:r>
+      <w:r>
+        <w:t xml:space="preserve">thirty-three members. The three federal service academies appear in the</w:t>
+      </w:r>
+      <w:r>
+        <w:t xml:space="preserve"> </w:t>
+      </w:r>
+      <w:r>
+        <w:t xml:space="preserve">liberal arts ranking but are excluded throughout: Their</w:t>
+      </w:r>
+      <w:r>
+        <w:t xml:space="preserve"> </w:t>
+      </w:r>
+      <w:r>
+        <w:t xml:space="preserve">admissions run</w:t>
+      </w:r>
+      <w:r>
+        <w:t xml:space="preserve"> </w:t>
+      </w:r>
+      <w:r>
+        <w:t xml:space="preserve">through congressional nomination and service commitments, and the Naval</w:t>
+      </w:r>
+      <w:r>
+        <w:t xml:space="preserve"> </w:t>
+      </w:r>
+      <w:r>
+        <w:t xml:space="preserve">Academy publishes no Common Data Set at all. The first</w:t>
+      </w:r>
+      <w:r>
+        <w:t xml:space="preserve"> </w:t>
+      </w:r>
+      <w:r>
+        <w:t xml:space="preserve">source is CDS item B2, which reports</w:t>
+      </w:r>
+      <w:r>
+        <w:t xml:space="preserve"> </w:t>
+      </w:r>
+      <w:r>
+        <w:t xml:space="preserve">first-time, first-year enrollment by racial and ethnic category. I</w:t>
+      </w:r>
+      <w:r>
+        <w:t xml:space="preserve"> </w:t>
+      </w:r>
+      <w:r>
+        <w:t xml:space="preserve">collected every publicly available CDS filing for each institution from</w:t>
+      </w:r>
+      <w:r>
+        <w:t xml:space="preserve"> </w:t>
+      </w:r>
+      <w:r>
+        <w:t xml:space="preserve">1998–99 through 2025–26, extracting the B2 tables from PDF, spreadsheet,</w:t>
+      </w:r>
+      <w:r>
+        <w:t xml:space="preserve"> </w:t>
+      </w:r>
+      <w:r>
+        <w:t xml:space="preserve">and web formats. The second is the IPEDS Fall Enrollment component for</w:t>
+      </w:r>
+      <w:r>
+        <w:t xml:space="preserve"> </w:t>
+      </w:r>
+      <w:r>
+        <w:t xml:space="preserve">2008 through 2024, which reports the same categories under the same</w:t>
+      </w:r>
+      <w:r>
+        <w:t xml:space="preserve"> </w:t>
+      </w:r>
+      <w:r>
+        <w:t xml:space="preserve">federal definitions. For any institution-year covered by both sources, the</w:t>
+      </w:r>
+      <w:r>
+        <w:t xml:space="preserve"> </w:t>
+      </w:r>
+      <w:r>
+        <w:t xml:space="preserve">IPEDS record is used, since its uniform structure eliminates the parsing</w:t>
+      </w:r>
+      <w:r>
+        <w:t xml:space="preserve"> </w:t>
+      </w:r>
+      <w:r>
+        <w:t xml:space="preserve">errors that school-specific PDF layouts occasionally introduce. CDS</w:t>
+      </w:r>
+      <w:r>
+        <w:t xml:space="preserve"> </w:t>
+      </w:r>
+      <w:r>
+        <w:t xml:space="preserve">filings supply the years outside IPEDS coverage, most importantly fall</w:t>
+      </w:r>
+      <w:r>
+        <w:t xml:space="preserve"> </w:t>
+      </w:r>
+      <w:r>
+        <w:t xml:space="preserve">2025, for which fifty-one of the sixty-three institutions had published a</w:t>
+      </w:r>
+      <w:r>
+        <w:t xml:space="preserve"> </w:t>
+      </w:r>
+      <w:r>
+        <w:t xml:space="preserve">usable filing at the time of writing (thirty-nine of them among the</w:t>
+      </w:r>
+      <w:r>
+        <w:t xml:space="preserve"> </w:t>
+      </w:r>
+      <w:r>
+        <w:t xml:space="preserve">forty-seven top-ranked institutions, the count relevant to the cohort figures</w:t>
+      </w:r>
+      <w:r>
+        <w:t xml:space="preserve"> </w:t>
+      </w:r>
+      <w:r>
+        <w:t xml:space="preserve">below). All statistics below refer to first-time, first-year students.</w:t>
+      </w:r>
+    </w:p>
+    <w:p>
+      <w:pPr>
+        <w:pStyle w:val="BodyText"/>
+      </w:pPr>
+      <w:r>
+        <w:t xml:space="preserve">All comparisons below require a pre-ruling baseline, and the</w:t>
+      </w:r>
+      <w:r>
+        <w:t xml:space="preserve"> </w:t>
+      </w:r>
+      <w:r>
+        <w:t xml:space="preserve">baseline I use is the entering classes of fall 2010 through fall</w:t>
+      </w:r>
+      <w:r>
+        <w:t xml:space="preserve"> </w:t>
+      </w:r>
+      <w:r>
+        <w:t xml:space="preserve">2015. The litigation supplies this window. Card estimated his</w:t>
+      </w:r>
+      <w:r>
+        <w:t xml:space="preserve"> </w:t>
+      </w:r>
+      <w:r>
+        <w:t xml:space="preserve">admissions models on applicants to the graduating classes of 2014</w:t>
+      </w:r>
+      <w:r>
+        <w:t xml:space="preserve"> </w:t>
+      </w:r>
+      <w:r>
+        <w:t xml:space="preserve">through 2019 (that is, the classes entering in the falls of 2010</w:t>
+      </w:r>
+      <w:r>
+        <w:t xml:space="preserve"> </w:t>
+      </w:r>
+      <w:r>
+        <w:t xml:space="preserve">through 2015), and the admissions modeling in the case ended with those</w:t>
+      </w:r>
+      <w:r>
+        <w:t xml:space="preserve"> </w:t>
+      </w:r>
+      <w:r>
+        <w:t xml:space="preserve">cohorts.</w:t>
+      </w:r>
+      <w:r>
+        <w:t xml:space="preserve"> </w:t>
+      </w:r>
+      <w:r>
+        <w:t xml:space="preserve">Testing the forecasts against the window that produced them is the</w:t>
+      </w:r>
+      <w:r>
+        <w:t xml:space="preserve"> </w:t>
+      </w:r>
+      <w:r>
+        <w:t xml:space="preserve">point of this paper. For Card the window is exact. The amici relied on even older data (a 1989 entering cohort), and</w:t>
+      </w:r>
+      <w:r>
+        <w:t xml:space="preserve"> </w:t>
+      </w:r>
+      <w:r>
+        <w:t xml:space="preserve">specified no window of their own, so their proportional</w:t>
+      </w:r>
+      <w:r>
+        <w:t xml:space="preserve"> </w:t>
+      </w:r>
+      <w:r>
+        <w:t xml:space="preserve">forecast is also evaluated below against four alternative</w:t>
+      </w:r>
+      <w:r>
+        <w:t xml:space="preserve"> </w:t>
+      </w:r>
+      <w:r>
+        <w:t xml:space="preserve">pre-periods, with results insensitive to the choice. The research</w:t>
+      </w:r>
+      <w:r>
+        <w:t xml:space="preserve"> </w:t>
+      </w:r>
+      <w:r>
+        <w:t xml:space="preserve">universities supplied no data of their own, borrowing their one</w:t>
+      </w:r>
+      <w:r>
+        <w:t xml:space="preserve"> </w:t>
+      </w:r>
+      <w:r>
+        <w:t xml:space="preserve">number from the trial record, and</w:t>
+      </w:r>
+      <w:r>
+        <w:t xml:space="preserve"> </w:t>
+      </w:r>
+      <w:r>
+        <w:t xml:space="preserve">thus raise no separate window.</w:t>
+      </w:r>
+      <w:r>
+        <w:t xml:space="preserve"> </w:t>
+      </w:r>
+      <w:r>
+        <w:t xml:space="preserve">Other windows</w:t>
+      </w:r>
+      <w:r>
+        <w:t xml:space="preserve"> </w:t>
+      </w:r>
+      <w:r>
+        <w:t xml:space="preserve">are reasonable for other</w:t>
+      </w:r>
+      <w:r>
+        <w:t xml:space="preserve"> </w:t>
+      </w:r>
+      <w:r>
+        <w:t xml:space="preserve">purposes, and the studies reviewed above use them: Snider (2026)</w:t>
+      </w:r>
+      <w:r>
+        <w:t xml:space="preserve"> </w:t>
+      </w:r>
+      <w:r>
+        <w:t xml:space="preserve">measures against 2018–2023, Murphy (2026) measures against the average</w:t>
+      </w:r>
+      <w:r>
+        <w:t xml:space="preserve"> </w:t>
+      </w:r>
+      <w:r>
+        <w:t xml:space="preserve">of 2022 and 2023, and Bloem et al. (2026) measures against</w:t>
+      </w:r>
+      <w:r>
+        <w:t xml:space="preserve"> </w:t>
+      </w:r>
+      <w:r>
+        <w:t xml:space="preserve">2021–2023. Because</w:t>
+      </w:r>
+      <w:r>
+        <w:t xml:space="preserve"> </w:t>
+      </w:r>
+      <w:r>
+        <w:t xml:space="preserve">Black enrollment rose sharply after 2020, those later baselines sit</w:t>
+      </w:r>
+      <w:r>
+        <w:t xml:space="preserve"> </w:t>
+      </w:r>
+      <w:r>
+        <w:t xml:space="preserve">above the litigation window, and against them the post-ruling</w:t>
+      </w:r>
+      <w:r>
+        <w:t xml:space="preserve"> </w:t>
+      </w:r>
+      <w:r>
+        <w:t xml:space="preserve">classes show modest declines. Where the difference matters, I</w:t>
+      </w:r>
+      <w:r>
+        <w:t xml:space="preserve"> </w:t>
+      </w:r>
+      <w:r>
+        <w:t xml:space="preserve">report both comparisons. Against any of these baselines, the change in Black</w:t>
+      </w:r>
+      <w:r>
+        <w:t xml:space="preserve"> </w:t>
+      </w:r>
+      <w:r>
+        <w:t xml:space="preserve">enrollment falls well short of the 50 to 70 percent decline the</w:t>
+      </w:r>
+      <w:r>
+        <w:t xml:space="preserve"> </w:t>
+      </w:r>
+      <w:r>
+        <w:t xml:space="preserve">institutions forecast.</w:t>
+      </w:r>
+    </w:p>
+    <w:p>
+      <w:pPr>
+        <w:pStyle w:val="BodyText"/>
+      </w:pPr>
+      <w:r>
+        <w:t xml:space="preserve">Two definitions recur. A</w:t>
+      </w:r>
+      <w:r>
+        <w:t xml:space="preserve"> </w:t>
+      </w:r>
+      <w:r>
+        <w:t xml:space="preserve">“US”</w:t>
+      </w:r>
+      <w:r>
+        <w:t xml:space="preserve"> </w:t>
+      </w:r>
+      <w:r>
+        <w:t xml:space="preserve">share divides by total first-year enrollment</w:t>
+      </w:r>
+      <w:r>
+        <w:t xml:space="preserve"> </w:t>
+      </w:r>
+      <w:r>
+        <w:t xml:space="preserve">net of nonresident students, who appear on a separate B2 line and receive</w:t>
+      </w:r>
+      <w:r>
+        <w:t xml:space="preserve"> </w:t>
+      </w:r>
+      <w:r>
+        <w:t xml:space="preserve">no racial classification in these data. A</w:t>
+      </w:r>
+      <w:r>
+        <w:t xml:space="preserve"> </w:t>
+      </w:r>
+      <w:r>
+        <w:t xml:space="preserve">“whole-class”</w:t>
+      </w:r>
+      <w:r>
+        <w:t xml:space="preserve"> </w:t>
+      </w:r>
+      <w:r>
+        <w:t xml:space="preserve">share divides by</w:t>
+      </w:r>
+      <w:r>
+        <w:t xml:space="preserve"> </w:t>
+      </w:r>
+      <w:r>
+        <w:t xml:space="preserve">total first-year enrollment. Federal race categories follow the 2010 IPEDS</w:t>
+      </w:r>
+      <w:r>
+        <w:t xml:space="preserve"> </w:t>
+      </w:r>
+      <w:r>
+        <w:t xml:space="preserve">rules. Hispanic students of any race are reported as Hispanic,</w:t>
+      </w:r>
+      <w:r>
+        <w:t xml:space="preserve"> </w:t>
+      </w:r>
+      <w:r>
+        <w:t xml:space="preserve">non-Hispanic students reporting two or more races are reported in a</w:t>
+      </w:r>
+      <w:r>
+        <w:t xml:space="preserve"> </w:t>
+      </w:r>
+      <w:r>
+        <w:t xml:space="preserve">dedicated multiracial category, and the Black line therefore contains only</w:t>
+      </w:r>
+      <w:r>
+        <w:t xml:space="preserve"> </w:t>
+      </w:r>
+      <w:r>
+        <w:t xml:space="preserve">single-race,</w:t>
+      </w:r>
+      <w:r>
+        <w:t xml:space="preserve"> </w:t>
+      </w:r>
+      <w:r>
+        <w:t xml:space="preserve">non-Hispanic, Black students. These rules differ substantially</w:t>
+      </w:r>
+      <w:r>
+        <w:t xml:space="preserve"> </w:t>
+      </w:r>
+      <w:r>
+        <w:t xml:space="preserve">from the classification underlying Card’s figures, a difference quantified</w:t>
+      </w:r>
+      <w:r>
+        <w:t xml:space="preserve"> </w:t>
+      </w:r>
+      <w:r>
+        <w:t xml:space="preserve">below.</w:t>
+      </w:r>
+    </w:p>
+    <w:bookmarkEnd w:id="12"/>
+    <w:bookmarkStart w:id="17" w:name="harvard"/>
+    <w:p>
+      <w:pPr>
+        <w:pStyle w:val="Heading3"/>
+      </w:pPr>
+      <w:r>
+        <w:t xml:space="preserve">Harvard</w:t>
+      </w:r>
+    </w:p>
+    <w:bookmarkStart w:id="13" w:name="commensurability"/>
+    <w:p>
+      <w:pPr>
+        <w:pStyle w:val="Heading4"/>
+      </w:pPr>
+      <w:r>
+        <w:t xml:space="preserve">Commensurability</w:t>
+      </w:r>
+    </w:p>
+    <w:p>
+      <w:pPr>
+        <w:pStyle w:val="FirstParagraph"/>
+      </w:pPr>
+      <w:r>
+        <w:t xml:space="preserve">The three restrictions described in the forecasts section mean that Card’s 14 percent</w:t>
+      </w:r>
+      <w:r>
+        <w:t xml:space="preserve"> </w:t>
+      </w:r>
+      <w:r>
+        <w:t xml:space="preserve">corresponds to no number in a public filing. The federal side of the</w:t>
+      </w:r>
+      <w:r>
+        <w:t xml:space="preserve"> </w:t>
+      </w:r>
+      <w:r>
+        <w:t xml:space="preserve">comparison has its own conventions. A CDS filing counts enrolled</w:t>
+      </w:r>
+      <w:r>
+        <w:t xml:space="preserve"> </w:t>
+      </w:r>
+      <w:r>
+        <w:t xml:space="preserve">students, roughly 1,600 in Harvard’s case, against the roughly 2,000</w:t>
+      </w:r>
+      <w:r>
+        <w:t xml:space="preserve"> </w:t>
+      </w:r>
+      <w:r>
+        <w:t xml:space="preserve">admitted. It reports international students on a separate line of the</w:t>
+      </w:r>
+      <w:r>
+        <w:t xml:space="preserve"> </w:t>
+      </w:r>
+      <w:r>
+        <w:t xml:space="preserve">same table rather than excluding them. And it applies the federal race</w:t>
+      </w:r>
+      <w:r>
+        <w:t xml:space="preserve"> </w:t>
+      </w:r>
+      <w:r>
+        <w:t xml:space="preserve">rules, under which Hispanic students of any race are reported as</w:t>
+      </w:r>
+      <w:r>
+        <w:t xml:space="preserve"> </w:t>
+      </w:r>
+      <w:r>
+        <w:t xml:space="preserve">Hispanic and non-Hispanic multiracial students occupy a dedicated</w:t>
+      </w:r>
+      <w:r>
+        <w:t xml:space="preserve"> </w:t>
+      </w:r>
+      <w:r>
+        <w:t xml:space="preserve">category, so the single-race Black line is systematically narrower than</w:t>
+      </w:r>
+      <w:r>
+        <w:t xml:space="preserve"> </w:t>
+      </w:r>
+      <w:r>
+        <w:t xml:space="preserve">Card’s Black count.</w:t>
+      </w:r>
+      <w:r>
+        <w:t xml:space="preserve"> </w:t>
+      </w:r>
+      <w:r>
+        <w:t xml:space="preserve">Matriculation rates do vary somewhat by race, with Black admits enrolling</w:t>
+      </w:r>
+      <w:r>
+        <w:t xml:space="preserve"> </w:t>
+      </w:r>
+      <w:r>
+        <w:t xml:space="preserve">at moderately lower rates than White or Asian admits according to the</w:t>
+      </w:r>
+      <w:r>
+        <w:t xml:space="preserve"> </w:t>
+      </w:r>
+      <w:r>
+        <w:t xml:space="preserve">trial record (</w:t>
+      </w:r>
+      <w:r>
+        <w:rPr>
+          <w:i/>
+          <w:iCs/>
+        </w:rPr>
+        <w:t xml:space="preserve">SFFA v. Harvard</w:t>
+      </w:r>
+      <w:r>
+        <w:t xml:space="preserve">, 397 F. Supp. 3d at 155–56), but the</w:t>
+      </w:r>
+      <w:r>
+        <w:t xml:space="preserve"> </w:t>
+      </w:r>
+      <w:r>
+        <w:t xml:space="preserve">magnitude is small relative to the classification wedge, and I treat the</w:t>
+      </w:r>
+      <w:r>
+        <w:t xml:space="preserve"> </w:t>
+      </w:r>
+      <w:r>
+        <w:t xml:space="preserve">combined gap as a single conversion to be estimated rather than</w:t>
+      </w:r>
+      <w:r>
+        <w:t xml:space="preserve"> </w:t>
+      </w:r>
+      <w:r>
+        <w:t xml:space="preserve">decomposed.</w:t>
+      </w:r>
+    </w:p>
+    <w:p>
+      <w:pPr>
+        <w:pStyle w:val="BodyText"/>
+      </w:pPr>
+      <w:r>
+        <w:t xml:space="preserve">The estimation exploits the fact that both metrics can be observed for the</w:t>
+      </w:r>
+      <w:r>
+        <w:t xml:space="preserve"> </w:t>
+      </w:r>
+      <w:r>
+        <w:t xml:space="preserve">identical cohort, the one cohort for which this is possible. Card’s</w:t>
+      </w:r>
+      <w:r>
+        <w:t xml:space="preserve"> </w:t>
+      </w:r>
+      <w:r>
+        <w:t xml:space="preserve">baseline describes students admitted in the</w:t>
+      </w:r>
+      <w:r>
+        <w:t xml:space="preserve"> </w:t>
+      </w:r>
+      <w:r>
+        <w:t xml:space="preserve">spring of 2015. Those who enrolled constitute the fall 2015 entering</w:t>
+      </w:r>
+      <w:r>
+        <w:t xml:space="preserve"> </w:t>
+      </w:r>
+      <w:r>
+        <w:t xml:space="preserve">class, which appears in Harvard’s CDS 2015–16 filing as 109 single-race</w:t>
+      </w:r>
+      <w:r>
+        <w:t xml:space="preserve"> </w:t>
+      </w:r>
+      <w:r>
+        <w:t xml:space="preserve">Black first-years among 1,441 US first-years, or 7.56 percent. The ratio</w:t>
+      </w:r>
+      <w:r>
+        <w:t xml:space="preserve"> </w:t>
+      </w:r>
+      <w:r>
+        <w:t xml:space="preserve">of the federal figure to the expert-report figure, computed on the</w:t>
+      </w:r>
+      <w:r>
+        <w:t xml:space="preserve"> </w:t>
+      </w:r>
+      <w:r>
+        <w:t xml:space="preserve">underlying counts (109/1,441 divided by 234/1,679), is 0.543, and I use</w:t>
+      </w:r>
+      <w:r>
+        <w:t xml:space="preserve"> </w:t>
+      </w:r>
+      <w:r>
+        <w:t xml:space="preserve">0.54 below. Throughout</w:t>
+      </w:r>
+      <w:r>
+        <w:t xml:space="preserve"> </w:t>
+      </w:r>
+      <w:r>
+        <w:t xml:space="preserve">the paper, shares are displayed to one decimal and proportional changes</w:t>
+      </w:r>
+      <w:r>
+        <w:t xml:space="preserve"> </w:t>
+      </w:r>
+      <w:r>
+        <w:t xml:space="preserve">to the nearest percent, and all calculations use unrounded values.</w:t>
+      </w:r>
+    </w:p>
+    <w:p>
+      <w:pPr>
+        <w:pStyle w:val="BodyText"/>
+      </w:pPr>
+      <w:r>
+        <w:t xml:space="preserve">A prediction stated in Card’s units is</w:t>
+      </w:r>
+      <w:r>
+        <w:t xml:space="preserve"> </w:t>
+      </w:r>
+      <w:r>
+        <w:t xml:space="preserve">converted to the federal metric by multiplication by this factor, so the</w:t>
+      </w:r>
+      <w:r>
+        <w:t xml:space="preserve"> </w:t>
+      </w:r>
+      <w:r>
+        <w:t xml:space="preserve">simulated race-blind share of 6 percent corresponds to</w:t>
+      </w:r>
+      <w:r>
+        <w:t xml:space="preserve"> </w:t>
+      </w:r>
+      <w:r>
+        <w:t xml:space="preserve">3.3 percent on a CDS filing. This</w:t>
+      </w:r>
+      <w:r>
+        <w:t xml:space="preserve"> </w:t>
+      </w:r>
+      <w:r>
+        <w:t xml:space="preserve">converted benchmark, rather than the unconverted 6 percent, is the</w:t>
+      </w:r>
+      <w:r>
+        <w:t xml:space="preserve"> </w:t>
+      </w:r>
+      <w:r>
+        <w:t xml:space="preserve">quantity against which post-ruling filings should be compared.</w:t>
+      </w:r>
+    </w:p>
+    <w:p>
+      <w:pPr>
+        <w:pStyle w:val="BodyText"/>
+      </w:pPr>
+      <w:r>
+        <w:t xml:space="preserve">The conversion factor bundles the multiracial and Hispanic</w:t>
+      </w:r>
+      <w:r>
+        <w:t xml:space="preserve"> </w:t>
+      </w:r>
+      <w:r>
+        <w:t xml:space="preserve">reassignments, the admit-to-enrollee step, and the domestic-scope</w:t>
+      </w:r>
+      <w:r>
+        <w:t xml:space="preserve"> </w:t>
+      </w:r>
+      <w:r>
+        <w:t xml:space="preserve">adjustment, all measured on the fall 2015 cohort, and may have drifted</w:t>
+      </w:r>
+      <w:r>
+        <w:t xml:space="preserve"> </w:t>
+      </w:r>
+      <w:r>
+        <w:t xml:space="preserve">since. National rates of multiracial identification have risen</w:t>
+      </w:r>
+      <w:r>
+        <w:t xml:space="preserve"> </w:t>
+      </w:r>
+      <w:r>
+        <w:t xml:space="preserve">since then, which would push the current factor below 0.54 and the</w:t>
+      </w:r>
+      <w:r>
+        <w:t xml:space="preserve"> </w:t>
+      </w:r>
+      <w:r>
+        <w:t xml:space="preserve">converted benchmark below 3.3 percent. Nondisclosure of race has also</w:t>
+      </w:r>
+      <w:r>
+        <w:t xml:space="preserve"> </w:t>
+      </w:r>
+      <w:r>
+        <w:t xml:space="preserve">risen, which depresses measured single-race shares in recent filings.</w:t>
+      </w:r>
+      <w:r>
+        <w:t xml:space="preserve"> </w:t>
+      </w:r>
+      <w:r>
+        <w:t xml:space="preserve">Both developments bias the comparison toward finding compliance.</w:t>
+      </w:r>
+      <w:r>
+        <w:t xml:space="preserve"> </w:t>
+      </w:r>
+      <w:r>
+        <w:t xml:space="preserve">Matriculation rates are a third potential source of drift, since</w:t>
+      </w:r>
+      <w:r>
+        <w:t xml:space="preserve"> </w:t>
+      </w:r>
+      <w:r>
+        <w:t xml:space="preserve">post-ruling recruiting or financial aid could have changed the rate at</w:t>
+      </w:r>
+      <w:r>
+        <w:t xml:space="preserve"> </w:t>
+      </w:r>
+      <w:r>
+        <w:t xml:space="preserve">which admitted Black students enroll, but the yield differences</w:t>
+      </w:r>
+      <w:r>
+        <w:t xml:space="preserve"> </w:t>
+      </w:r>
+      <w:r>
+        <w:t xml:space="preserve">documented at trial amounted to a few percentage points against a</w:t>
+      </w:r>
+      <w:r>
+        <w:t xml:space="preserve"> </w:t>
+      </w:r>
+      <w:r>
+        <w:t xml:space="preserve">classification wedge of nearly a factor of two, so movement in this</w:t>
+      </w:r>
+      <w:r>
+        <w:t xml:space="preserve"> </w:t>
+      </w:r>
+      <w:r>
+        <w:t xml:space="preserve">channel is second-order. Estimates</w:t>
+      </w:r>
+      <w:r>
+        <w:t xml:space="preserve"> </w:t>
+      </w:r>
+      <w:r>
+        <w:t xml:space="preserve">of no change therefore cannot be attributed to drift in the factor, a</w:t>
+      </w:r>
+      <w:r>
+        <w:t xml:space="preserve"> </w:t>
+      </w:r>
+      <w:r>
+        <w:t xml:space="preserve">point developed further below.</w:t>
+      </w:r>
+    </w:p>
+    <w:bookmarkEnd w:id="13"/>
+    <w:bookmarkStart w:id="15" w:name="the-post-ruling-classes"/>
+    <w:p>
+      <w:pPr>
+        <w:pStyle w:val="Heading4"/>
+      </w:pPr>
+      <w:r>
+        <w:t xml:space="preserve">The Post-Ruling Classes</w:t>
+      </w:r>
+    </w:p>
+    <w:p>
+      <w:pPr>
+        <w:pStyle w:val="FirstParagraph"/>
+      </w:pPr>
+      <w:r>
+        <w:t xml:space="preserve">Harvard’s CDS filing for 2025–26 reports 97 Black first-year students in</w:t>
+      </w:r>
+      <w:r>
+        <w:t xml:space="preserve"> </w:t>
+      </w:r>
+      <w:r>
+        <w:t xml:space="preserve">an entering class of 1,673, which is 5.8 percent of the whole class and</w:t>
+      </w:r>
+      <w:r>
+        <w:t xml:space="preserve"> </w:t>
+      </w:r>
+      <w:r>
+        <w:t xml:space="preserve">6.8 percent of US first-years. Read against the unconverted simulation, a</w:t>
+      </w:r>
+      <w:r>
+        <w:t xml:space="preserve"> </w:t>
+      </w:r>
+      <w:r>
+        <w:t xml:space="preserve">figure of 5.8 percent suggests that Card’s race-blind counterfactual has</w:t>
+      </w:r>
+      <w:r>
+        <w:t xml:space="preserve"> </w:t>
+      </w:r>
+      <w:r>
+        <w:t xml:space="preserve">essentially been realized. Read against the converted benchmark of 3.3</w:t>
+      </w:r>
+      <w:r>
+        <w:t xml:space="preserve"> </w:t>
+      </w:r>
+      <w:r>
+        <w:t xml:space="preserve">percent, it indicates the opposite.</w:t>
+      </w:r>
+      <w:r>
+        <w:t xml:space="preserve"> </w:t>
+      </w:r>
+      <w:hyperlink w:anchor="tbl-harvard">
+        <w:r>
+          <w:rPr>
+            <w:rStyle w:val="Hyperlink"/>
+          </w:rPr>
+          <w:t xml:space="preserve">Table 2</w:t>
+        </w:r>
+      </w:hyperlink>
+      <w:r>
+        <w:t xml:space="preserve"> </w:t>
+      </w:r>
+      <w:r>
+        <w:t xml:space="preserve">assembles the comparison in</w:t>
+      </w:r>
+      <w:r>
+        <w:t xml:space="preserve"> </w:t>
+      </w:r>
+      <w:r>
+        <w:t xml:space="preserve">both metrics, averaging the two post-ruling classes to reduce</w:t>
+      </w:r>
+      <w:r>
+        <w:t xml:space="preserve"> </w:t>
+      </w:r>
+      <w:r>
+        <w:t xml:space="preserve">year-to-year noise, to parallel the 2010–2015 averaging of the</w:t>
+      </w:r>
+      <w:r>
+        <w:t xml:space="preserve"> </w:t>
+      </w:r>
+      <w:r>
+        <w:t xml:space="preserve">baseline.</w:t>
+      </w:r>
+    </w:p>
+    <w:tbl>
+      <w:tblPr>
+        <w:tblStyle w:val="Table"/>
+        <w:tblW w:type="pct" w:w="5000"/>
+        <w:tblLayout w:type="fixed"/>
+        <w:tblLook w:firstRow="0" w:lastRow="0" w:firstColumn="0" w:lastColumn="0" w:noHBand="0" w:noVBand="0" w:val="0000"/>
+      </w:tblPr>
+      <w:tblGrid>
+        <w:gridCol w:w="7920"/>
+      </w:tblGrid>
+      <w:tr>
+        <w:tc>
+          <w:tcPr/>
+          <w:bookmarkStart w:id="14" w:name="tbl-harvard"/>
+          <w:p>
+            <w:pPr>
+              <w:jc w:val="center"/>
+            </w:pPr>
+            <w:pPr>
+              <w:jc w:val="left"/>
+              <w:spacing w:before="200"/>
+              <w:pStyle w:val="ImageCaption"/>
+            </w:pPr>
+            <w:r>
+              <w:t xml:space="preserve">Table 2: Black share of Harvard’s entering class under the federal (CDS) metric and the expert-report (Card) metric. The CDS metric is the single-race Black share of enrolled US first-years. The conversion factor between metrics is 0.54, calibrated on the class of 2019, the one cohort observable in both metrics. Card-unit entries other than the calibration cohort are obtained by conversion; the fall 2010–2015 average is a CDS-side quantity only.</w:t>
             </w:r>
           </w:p>
           <w:tbl>
@@ -3277,7 +3711,7 @@
                     <w:jc w:val="center"/>
                   </w:pPr>
                   <w:r>
-                    <w:t xml:space="preserve">Calibration cohort (Class of 2019, entered fall 2015)</w:t>
+                    <w:t xml:space="preserve">Calibration cohort (class of 2019, entered fall 2015)</w:t>
                   </w:r>
                 </w:p>
               </w:tc>
@@ -3318,7 +3752,7 @@
                     <w:jc w:val="center"/>
                   </w:pPr>
                   <w:r>
-                    <w:t xml:space="preserve">Fall 2010-2015 average</w:t>
+                    <w:t xml:space="preserve">Fall 2010–2015 average</w:t>
                   </w:r>
                 </w:p>
               </w:tc>
@@ -3400,7 +3834,7 @@
                     <w:jc w:val="center"/>
                   </w:pPr>
                   <w:r>
-                    <w:t xml:space="preserve">Post-ruling classes (Classes of 2028-29, avg)</w:t>
+                    <w:t xml:space="preserve">Post-ruling classes (classes of 2028–29, avg)</w:t>
                   </w:r>
                 </w:p>
               </w:tc>
@@ -3432,7 +3866,7 @@
               </w:tc>
             </w:tr>
           </w:tbl>
-          <w:bookmarkEnd w:id="13"/>
+          <w:bookmarkEnd w:id="14"/>
           <w:p/>
         </w:tc>
       </w:tr>
@@ -3454,7 +3888,7 @@
         <w:t xml:space="preserve"> </w:t>
       </w:r>
       <w:r>
-        <w:t xml:space="preserve">7.48 percent. The 2010-2015 mean is</w:t>
+        <w:t xml:space="preserve">7.48 percent. The 2010–2015 mean is</w:t>
       </w:r>
       <w:r>
         <w:t xml:space="preserve"> </w:t>
@@ -3496,19 +3930,19 @@
         <w:t xml:space="preserve"> </w:t>
       </w:r>
       <w:r>
-        <w:t xml:space="preserve">race-blind counterfactual in the expert report is taken at face value, the</w:t>
-      </w:r>
-      <w:r>
-        <w:t xml:space="preserve"> </w:t>
-      </w:r>
-      <w:r>
-        <w:t xml:space="preserve">gap between what a compliant Harvard would report and what Harvard does</w:t>
-      </w:r>
-      <w:r>
-        <w:t xml:space="preserve"> </w:t>
-      </w:r>
-      <w:r>
-        <w:t xml:space="preserve">report exceeds a factor of two.</w:t>
+        <w:t xml:space="preserve">race-blind counterfactual in the expert report is taken at face value,</w:t>
+      </w:r>
+      <w:r>
+        <w:t xml:space="preserve"> </w:t>
+      </w:r>
+      <w:r>
+        <w:t xml:space="preserve">Harvard reports more than twice the Black share that a compliant</w:t>
+      </w:r>
+      <w:r>
+        <w:t xml:space="preserve"> </w:t>
+      </w:r>
+      <w:r>
+        <w:t xml:space="preserve">school would.</w:t>
       </w:r>
     </w:p>
     <w:p>
@@ -3570,7 +4004,7 @@
         <w:t xml:space="preserve"> </w:t>
       </w:r>
       <w:r>
-        <w:t xml:space="preserve">over the 2010-2015 baseline cohorts, reached a low of 2.4 percent in</w:t>
+        <w:t xml:space="preserve">over the 2010–2015 baseline cohorts, reached a low of 2.4 percent in</w:t>
       </w:r>
       <w:r>
         <w:t xml:space="preserve"> </w:t>
@@ -3600,13 +4034,13 @@
         <w:t xml:space="preserve"> </w:t>
       </w:r>
       <w:r>
-        <w:t xml:space="preserve">plausible drift lowers the converted benchmark and widens, rather than</w:t>
-      </w:r>
-      <w:r>
-        <w:t xml:space="preserve"> </w:t>
-      </w:r>
-      <w:r>
-        <w:t xml:space="preserve">narrows, the measured gap. In summary, measured against the litigation</w:t>
+        <w:t xml:space="preserve">Plausible drift lowers the converted benchmark and widens rather than</w:t>
+      </w:r>
+      <w:r>
+        <w:t xml:space="preserve"> </w:t>
+      </w:r>
+      <w:r>
+        <w:t xml:space="preserve">narrows the measured gap. In summary, measured against the litigation</w:t>
       </w:r>
       <w:r>
         <w:t xml:space="preserve"> </w:t>
@@ -3654,11 +4088,17 @@
         <w:t xml:space="preserve"> </w:t>
       </w:r>
       <w:r>
-        <w:t xml:space="preserve">implies genuinely race-blind admission would produce.</w:t>
-      </w:r>
-    </w:p>
-    <w:bookmarkEnd w:id="14"/>
-    <w:bookmarkStart w:id="15" w:name="post-ruling-disclosure-practice"/>
+        <w:t xml:space="preserve">implies genuinely race-blind</w:t>
+      </w:r>
+      <w:r>
+        <w:t xml:space="preserve"> </w:t>
+      </w:r>
+      <w:r>
+        <w:t xml:space="preserve">admissions would produce.</w:t>
+      </w:r>
+    </w:p>
+    <w:bookmarkEnd w:id="15"/>
+    <w:bookmarkStart w:id="16" w:name="post-ruling-disclosure-practice"/>
     <w:p>
       <w:pPr>
         <w:pStyle w:val="Heading4"/>
@@ -3696,13 +4136,13 @@
         <w:t xml:space="preserve"> </w:t>
       </w:r>
       <w:r>
-        <w:t xml:space="preserve">identifying a race identified as African American or Black (Harvard</w:t>
-      </w:r>
-      <w:r>
-        <w:t xml:space="preserve"> </w:t>
-      </w:r>
-      <w:r>
-        <w:t xml:space="preserve">Gazette 2024). Two definitional choices produced that figure: race is</w:t>
+        <w:t xml:space="preserve">identifying a race identified as African-American or Black (Harvard</w:t>
+      </w:r>
+      <w:r>
+        <w:t xml:space="preserve"> </w:t>
+      </w:r>
+      <w:r>
+        <w:t xml:space="preserve">Gazette 2024). Two definitional choices produced that figure: Race is</w:t>
       </w:r>
       <w:r>
         <w:t xml:space="preserve"> </w:t>
@@ -3768,43 +4208,43 @@
         <w:t xml:space="preserve"> </w:t>
       </w:r>
       <w:r>
-        <w:t xml:space="preserve">The point is not that either number is wrong. Each is computed</w:t>
-      </w:r>
-      <w:r>
-        <w:t xml:space="preserve"> </w:t>
-      </w:r>
-      <w:r>
-        <w:t xml:space="preserve">correctly under its own convention. The point is that the two</w:t>
-      </w:r>
-      <w:r>
-        <w:t xml:space="preserve"> </w:t>
-      </w:r>
-      <w:r>
-        <w:t xml:space="preserve">conventions tell different stories about the same students. Read</w:t>
-      </w:r>
-      <w:r>
-        <w:t xml:space="preserve"> </w:t>
-      </w:r>
-      <w:r>
-        <w:t xml:space="preserve">against Card’s unconverted 6 percent, the federal figures suggest a</w:t>
-      </w:r>
-      <w:r>
-        <w:t xml:space="preserve"> </w:t>
-      </w:r>
-      <w:r>
-        <w:t xml:space="preserve">school that stopped considering race. Read against the 14 percent of</w:t>
-      </w:r>
-      <w:r>
-        <w:t xml:space="preserve"> </w:t>
-      </w:r>
-      <w:r>
-        <w:t xml:space="preserve">the litigation era, itself computed under a third convention, the</w:t>
-      </w:r>
-      <w:r>
-        <w:t xml:space="preserve"> </w:t>
-      </w:r>
-      <w:r>
-        <w:t xml:space="preserve">university’s announcements suggest a school whose Black enrollment</w:t>
+        <w:t xml:space="preserve">Neither number is wrong. Each is computed correctly under its own</w:t>
+      </w:r>
+      <w:r>
+        <w:t xml:space="preserve"> </w:t>
+      </w:r>
+      <w:r>
+        <w:t xml:space="preserve">convention, but the two conventions tell different stories about</w:t>
+      </w:r>
+      <w:r>
+        <w:t xml:space="preserve"> </w:t>
+      </w:r>
+      <w:r>
+        <w:t xml:space="preserve">the same students. Against</w:t>
+      </w:r>
+      <w:r>
+        <w:t xml:space="preserve"> </w:t>
+      </w:r>
+      <w:r>
+        <w:t xml:space="preserve">Card’s unconverted 6 percent, the federal figures suggest a school</w:t>
+      </w:r>
+      <w:r>
+        <w:t xml:space="preserve"> </w:t>
+      </w:r>
+      <w:r>
+        <w:t xml:space="preserve">that stopped considering race. The university’s announcements, read</w:t>
+      </w:r>
+      <w:r>
+        <w:t xml:space="preserve"> </w:t>
+      </w:r>
+      <w:r>
+        <w:t xml:space="preserve">against the 14 percent of the litigation era, itself computed under</w:t>
+      </w:r>
+      <w:r>
+        <w:t xml:space="preserve"> </w:t>
+      </w:r>
+      <w:r>
+        <w:t xml:space="preserve">a third convention, suggest instead a school whose Black enrollment</w:t>
       </w:r>
       <w:r>
         <w:t xml:space="preserve"> </w:t>
@@ -3843,9 +4283,9 @@
         <w:t xml:space="preserve">inspection.</w:t>
       </w:r>
     </w:p>
-    <w:bookmarkEnd w:id="15"/>
     <w:bookmarkEnd w:id="16"/>
-    <w:bookmarkStart w:id="18" w:name="the-research-universities"/>
+    <w:bookmarkEnd w:id="17"/>
+    <w:bookmarkStart w:id="19" w:name="the-research-universities"/>
     <w:p>
       <w:pPr>
         <w:pStyle w:val="Heading3"/>
@@ -3893,7 +4333,7 @@
           <w:rPr>
             <w:rStyle w:val="Hyperlink"/>
           </w:rPr>
-          <w:t xml:space="preserve">Table 2</w:t>
+          <w:t xml:space="preserve">Table 3</w:t>
         </w:r>
       </w:hyperlink>
       <w:r>
@@ -3922,7 +4362,7 @@
       <w:tr>
         <w:tc>
           <w:tcPr/>
-          <w:bookmarkStart w:id="17" w:name="tbl-fifteen"/>
+          <w:bookmarkStart w:id="18" w:name="tbl-fifteen"/>
           <w:p>
             <w:pPr>
               <w:jc w:val="center"/>
@@ -3933,7 +4373,7 @@
               <w:pStyle w:val="ImageCaption"/>
             </w:pPr>
             <w:r>
-              <w:t xml:space="preserve">Table 2: Black share of first-year US students at the fifteen research universities that filed the Universities Brief, ordered by proportional change. The pre-period comprises the entering classes of fall 2010-2015. The post-period averages fall 2024 and fall 2025, or reflects fall 2024 alone where no usable 2025-26 filing exists. Changes are computed on unrounded shares and may differ slightly from values recomputed from the rounded shares shown.</w:t>
+              <w:t xml:space="preserve">Table 3: Black share of first-year US students at the fifteen research universities that filed the Universities Brief, ordered by proportional change. The pre-period comprises the entering classes of fall 2010–2015. The post-period average comprises fall 2024 and fall 2025, or reflects fall 2024 alone where no usable 2025–26 filing exists. Changes are computed on unrounded shares and may differ slightly from values recomputed from the rounded shares shown.</w:t>
             </w:r>
           </w:p>
           <w:tbl>
@@ -3974,20 +4414,20 @@
                     <w:jc w:val="center"/>
                   </w:pPr>
                   <w:r>
-                    <w:t xml:space="preserve">Fall 2010-15 avg</w:t>
-                  </w:r>
-                </w:p>
-              </w:tc>
-              <w:tc>
-                <w:tcPr/>
-                <w:p>
-                  <w:pPr>
-                    <w:pStyle w:val="Compact"/>
-                    <w:jc w:val="right"/>
-                    <w:jc w:val="center"/>
-                  </w:pPr>
-                  <w:r>
-                    <w:t xml:space="preserve">Fall 2024-25 avg</w:t>
+                    <w:t xml:space="preserve">Fall 2010–15 avg</w:t>
+                  </w:r>
+                </w:p>
+              </w:tc>
+              <w:tc>
+                <w:tcPr/>
+                <w:p>
+                  <w:pPr>
+                    <w:pStyle w:val="Compact"/>
+                    <w:jc w:val="right"/>
+                    <w:jc w:val="center"/>
+                  </w:pPr>
+                  <w:r>
+                    <w:t xml:space="preserve">Fall 2024–25 avg</w:t>
                   </w:r>
                 </w:p>
               </w:tc>
@@ -4870,7 +5310,7 @@
               </w:tc>
             </w:tr>
           </w:tbl>
-          <w:bookmarkEnd w:id="17"/>
+          <w:bookmarkEnd w:id="18"/>
           <w:p/>
         </w:tc>
       </w:tr>
@@ -4928,7 +5368,7 @@
         <w:t xml:space="preserve"> </w:t>
       </w:r>
       <w:r>
-        <w:t xml:space="preserve">baseline, by roughly</w:t>
+        <w:t xml:space="preserve">baseline by roughly</w:t>
       </w:r>
       <w:r>
         <w:t xml:space="preserve"> </w:t>
@@ -4991,8 +5431,8 @@
         <w:t xml:space="preserve">than they did in the pre-period.</w:t>
       </w:r>
     </w:p>
-    <w:bookmarkEnd w:id="18"/>
-    <w:bookmarkStart w:id="20" w:name="the-amici-colleges"/>
+    <w:bookmarkEnd w:id="19"/>
+    <w:bookmarkStart w:id="21" w:name="the-amici-colleges"/>
     <w:p>
       <w:pPr>
         <w:pStyle w:val="Heading3"/>
@@ -5054,13 +5494,19 @@
         <w:t xml:space="preserve"> </w:t>
       </w:r>
       <w:r>
-        <w:t xml:space="preserve">recent whole-class shares relative to older ones. Measured stability</w:t>
-      </w:r>
-      <w:r>
-        <w:t xml:space="preserve"> </w:t>
-      </w:r>
-      <w:r>
-        <w:t xml:space="preserve">therefore understates underlying stability.</w:t>
+        <w:t xml:space="preserve">recent whole-class shares relative to older ones. The measured shares</w:t>
+      </w:r>
+      <w:r>
+        <w:t xml:space="preserve"> </w:t>
+      </w:r>
+      <w:r>
+        <w:t xml:space="preserve">therefore understate how stable Black enrollment at these colleges</w:t>
+      </w:r>
+      <w:r>
+        <w:t xml:space="preserve"> </w:t>
+      </w:r>
+      <w:r>
+        <w:t xml:space="preserve">has actually been.</w:t>
       </w:r>
     </w:p>
     <w:p>
@@ -5072,7 +5518,7 @@
           <w:rPr>
             <w:rStyle w:val="Hyperlink"/>
           </w:rPr>
-          <w:t xml:space="preserve">Table 3</w:t>
+          <w:t xml:space="preserve">Table 4</w:t>
         </w:r>
       </w:hyperlink>
       <w:r>
@@ -5103,7 +5549,7 @@
         <w:t xml:space="preserve"> </w:t>
       </w:r>
       <w:r>
-        <w:t xml:space="preserve">2025-26 filing exists.</w:t>
+        <w:t xml:space="preserve">2025–26 filing exists.</w:t>
       </w:r>
     </w:p>
     <w:tbl>
@@ -5119,7 +5565,7 @@
       <w:tr>
         <w:tc>
           <w:tcPr/>
-          <w:bookmarkStart w:id="19" w:name="tbl-amici"/>
+          <w:bookmarkStart w:id="20" w:name="tbl-amici"/>
           <w:p>
             <w:pPr>
               <w:jc w:val="center"/>
@@ -5130,7 +5576,7 @@
               <w:pStyle w:val="ImageCaption"/>
             </w:pPr>
             <w:r>
-              <w:t xml:space="preserve">Table 3: Whole-class Black share for all thirty-three signatories of the Amherst brief, ordered by proportional change. The pre-period comprises the entering classes of fall 2010-2015. The post-period averages fall 2024 and fall 2025, or reflects fall 2024 alone where no usable 2025-26 filing exists. Changes are computed on unrounded shares and may differ slightly from values recomputed from the rounded shares shown.</w:t>
+              <w:t xml:space="preserve">Table 4: Whole-class Black share for all thirty-three signatories of the Amherst brief, ordered by proportional change. The pre-period comprises the entering classes of fall 2010–2015. The post-period average comprises fall 2024 and fall 2025, or reflects fall 2024 alone where no usable 2025–26 filing exists. Changes are computed on unrounded shares and may differ slightly from values recomputed from the rounded shares shown.</w:t>
             </w:r>
           </w:p>
           <w:tbl>
@@ -5171,20 +5617,20 @@
                     <w:jc w:val="center"/>
                   </w:pPr>
                   <w:r>
-                    <w:t xml:space="preserve">Fall 2010-15 avg</w:t>
-                  </w:r>
-                </w:p>
-              </w:tc>
-              <w:tc>
-                <w:tcPr/>
-                <w:p>
-                  <w:pPr>
-                    <w:pStyle w:val="Compact"/>
-                    <w:jc w:val="right"/>
-                    <w:jc w:val="center"/>
-                  </w:pPr>
-                  <w:r>
-                    <w:t xml:space="preserve">Fall 2024-25 avg</w:t>
+                    <w:t xml:space="preserve">Fall 2010–15 avg</w:t>
+                  </w:r>
+                </w:p>
+              </w:tc>
+              <w:tc>
+                <w:tcPr/>
+                <w:p>
+                  <w:pPr>
+                    <w:pStyle w:val="Compact"/>
+                    <w:jc w:val="right"/>
+                    <w:jc w:val="center"/>
+                  </w:pPr>
+                  <w:r>
+                    <w:t xml:space="preserve">Fall 2024–25 avg</w:t>
                   </w:r>
                 </w:p>
               </w:tc>
@@ -6912,20 +7358,20 @@
                     <w:jc w:val="center"/>
                   </w:pPr>
                   <w:r>
-                    <w:t xml:space="preserve">6.1%</w:t>
-                  </w:r>
-                </w:p>
-              </w:tc>
-              <w:tc>
-                <w:tcPr/>
-                <w:p>
-                  <w:pPr>
-                    <w:pStyle w:val="Compact"/>
-                    <w:jc w:val="right"/>
-                    <w:jc w:val="center"/>
-                  </w:pPr>
-                  <w:r>
-                    <w:t xml:space="preserve">+139%</w:t>
+                    <w:t xml:space="preserve">5.7%</w:t>
+                  </w:r>
+                </w:p>
+              </w:tc>
+              <w:tc>
+                <w:tcPr/>
+                <w:p>
+                  <w:pPr>
+                    <w:pStyle w:val="Compact"/>
+                    <w:jc w:val="right"/>
+                    <w:jc w:val="center"/>
+                  </w:pPr>
+                  <w:r>
+                    <w:t xml:space="preserve">+123%</w:t>
                   </w:r>
                 </w:p>
               </w:tc>
@@ -7033,13 +7479,13 @@
                     <w:jc w:val="center"/>
                   </w:pPr>
                   <w:r>
-                    <w:t xml:space="preserve">+6%</w:t>
+                    <w:t xml:space="preserve">+5%</w:t>
                   </w:r>
                 </w:p>
               </w:tc>
             </w:tr>
           </w:tbl>
-          <w:bookmarkEnd w:id="19"/>
+          <w:bookmarkEnd w:id="20"/>
           <w:p/>
         </w:tc>
       </w:tr>
@@ -7067,7 +7513,7 @@
         <w:t xml:space="preserve"> </w:t>
       </w:r>
       <w:r>
-        <w:t xml:space="preserve">5.8 percent in the</w:t>
+        <w:t xml:space="preserve">5.8 percent of the</w:t>
       </w:r>
       <w:r>
         <w:t xml:space="preserve"> </w:t>
@@ -7079,7 +7525,7 @@
         <w:t xml:space="preserve"> </w:t>
       </w:r>
       <w:r>
-        <w:t xml:space="preserve">5.2 percent in the two</w:t>
+        <w:t xml:space="preserve">5.2 percent of the two</w:t>
       </w:r>
       <w:r>
         <w:t xml:space="preserve"> </w:t>
@@ -7115,7 +7561,7 @@
         <w:t xml:space="preserve"> </w:t>
       </w:r>
       <w:r>
-        <w:t xml:space="preserve">percent lower, a comparison in harmony with the declines reported by</w:t>
+        <w:t xml:space="preserve">percent lower—a comparison consistent with the declines reported by</w:t>
       </w:r>
       <w:r>
         <w:t xml:space="preserve"> </w:t>
@@ -7127,13 +7573,13 @@
         <w:t xml:space="preserve"> </w:t>
       </w:r>
       <w:r>
-        <w:t xml:space="preserve">against the litigation baseline, and fell by about a tenth against</w:t>
-      </w:r>
-      <w:r>
-        <w:t xml:space="preserve"> </w:t>
-      </w:r>
-      <w:r>
-        <w:t xml:space="preserve">the later one. Either way it did not fall by half, so the forecast</w:t>
+        <w:t xml:space="preserve">against the litigation baseline and fell by about a tenth against</w:t>
+      </w:r>
+      <w:r>
+        <w:t xml:space="preserve"> </w:t>
+      </w:r>
+      <w:r>
+        <w:t xml:space="preserve">the later one. Either way, it did not fall by half, so the forecast</w:t>
       </w:r>
       <w:r>
         <w:t xml:space="preserve"> </w:t>
@@ -7151,7 +7597,7 @@
         <w:t xml:space="preserve"> </w:t>
       </w:r>
       <w:r>
-        <w:t xml:space="preserve">institutions lack a usable 2025-26 filing, the post-period mixes one- and</w:t>
+        <w:t xml:space="preserve">institutions lack a usable 2025–26 filing, the post-period mixes one- and</w:t>
       </w:r>
       <w:r>
         <w:t xml:space="preserve"> </w:t>
@@ -7163,7 +7609,7 @@
         <w:t xml:space="preserve"> </w:t>
       </w:r>
       <w:r>
-        <w:t xml:space="preserve">twenty-six have filings for both</w:t>
+        <w:t xml:space="preserve">twenty-seven have filings for both</w:t>
       </w:r>
       <w:r>
         <w:t xml:space="preserve"> </w:t>
@@ -7279,7 +7725,7 @@
         <w:t xml:space="preserve"> </w:t>
       </w:r>
       <w:r>
-        <w:t xml:space="preserve">no other signatory falls below two thirds of its baseline. Because the</w:t>
+        <w:t xml:space="preserve">no other signatory falls below two-thirds of its baseline. Because the</w:t>
       </w:r>
       <w:r>
         <w:t xml:space="preserve"> </w:t>
@@ -7318,9 +7764,9 @@
         <w:t xml:space="preserve">windows and one under the fourth.</w:t>
       </w:r>
     </w:p>
-    <w:bookmarkEnd w:id="20"/>
     <w:bookmarkEnd w:id="21"/>
-    <w:bookmarkStart w:id="32" w:name="the-top-ranked-cohort"/>
+    <w:bookmarkEnd w:id="22"/>
+    <w:bookmarkStart w:id="33" w:name="the-top-ranked-cohort"/>
     <w:p>
       <w:pPr>
         <w:pStyle w:val="Heading2"/>
@@ -7421,7 +7867,7 @@
       <w:tr>
         <w:tc>
           <w:tcPr/>
-          <w:bookmarkStart w:id="25" w:name="fig-black"/>
+          <w:bookmarkStart w:id="26" w:name="fig-black"/>
           <w:p>
             <w:pPr>
               <w:jc w:val="center"/>
@@ -7445,18 +7891,18 @@
                 <wp:inline>
                   <wp:extent cx="5334000" cy="2933700"/>
                   <wp:effectExtent b="0" l="0" r="0" t="0"/>
-                  <wp:docPr descr="" title="" id="23" name="Picture"/>
+                  <wp:docPr descr="" title="" id="24" name="Picture"/>
                   <a:graphic>
                     <a:graphicData uri="http://schemas.openxmlformats.org/drawingml/2006/picture">
                       <pic:pic>
                         <pic:nvPicPr>
-                          <pic:cNvPr descr="paper_files/figure-docx/fig-black-1.png" id="24" name="Picture"/>
+                          <pic:cNvPr descr="paper_files/figure-docx/fig-black-1.png" id="25" name="Picture"/>
                           <pic:cNvPicPr>
                             <a:picLocks noChangeArrowheads="1" noChangeAspect="1"/>
                           </pic:cNvPicPr>
                         </pic:nvPicPr>
                         <pic:blipFill>
-                          <a:blip r:embed="rId22"/>
+                          <a:blip r:embed="rId23"/>
                           <a:stretch>
                             <a:fillRect/>
                           </a:stretch>
@@ -7483,7 +7929,7 @@
               </w:drawing>
             </w:r>
           </w:p>
-          <w:bookmarkEnd w:id="25"/>
+          <w:bookmarkEnd w:id="26"/>
         </w:tc>
       </w:tr>
     </w:tbl>
@@ -7546,7 +7992,7 @@
         <w:t xml:space="preserve"> </w:t>
       </w:r>
       <w:r>
-        <w:t xml:space="preserve">filed, so the missing schools, if anything, depress the observed 2025</w:t>
+        <w:t xml:space="preserve">filed; so the missing schools, if anything, depress the observed 2025</w:t>
       </w:r>
       <w:r>
         <w:t xml:space="preserve"> </w:t>
@@ -7560,7 +8006,7 @@
         <w:pStyle w:val="BodyText"/>
       </w:pPr>
       <w:r>
-        <w:t xml:space="preserve">The 2020-2022 increase identifies the presence of discretionary</w:t>
+        <w:t xml:space="preserve">The 2020–2022 increase identifies the presence of discretionary</w:t>
       </w:r>
       <w:r>
         <w:t xml:space="preserve"> </w:t>
@@ -7584,19 +8030,7 @@
         <w:t xml:space="preserve"> </w:t>
       </w:r>
       <w:r>
-        <w:t xml:space="preserve">interval in which the academic quality and racial composition of the national applicant pool were essentially static. (The College Board’s</w:t>
-      </w:r>
-      <w:r>
-        <w:t xml:space="preserve"> </w:t>
-      </w:r>
-      <w:r>
-        <w:t xml:space="preserve">annual Total Group reports for these cohorts show group means and shares</w:t>
-      </w:r>
-      <w:r>
-        <w:t xml:space="preserve"> </w:t>
-      </w:r>
-      <w:r>
-        <w:t xml:space="preserve">nearly unchanged; College Board 2020, 2021, 2022.) The proximate cause</w:t>
+        <w:t xml:space="preserve">interval in which the academic quality and racial composition of the national applicant pool were essentially static. (The College Board’s annual Total Group reports for these cohorts show group means and shares nearly unchanged; see College Board 2020; 2021; 2022.) The proximate cause</w:t>
       </w:r>
       <w:r>
         <w:t xml:space="preserve"> </w:t>
@@ -7608,37 +8042,7 @@
         <w:t xml:space="preserve"> </w:t>
       </w:r>
       <w:r>
-        <w:t xml:space="preserve">response to the events of 2020. The episode establishes that these</w:t>
-      </w:r>
-      <w:r>
-        <w:t xml:space="preserve"> </w:t>
-      </w:r>
-      <w:r>
-        <w:t xml:space="preserve">institutions possessed, and exercised, the capacity to shift Black</w:t>
-      </w:r>
-      <w:r>
-        <w:t xml:space="preserve"> </w:t>
-      </w:r>
-      <w:r>
-        <w:t xml:space="preserve">enrollment by large amounts within one to two cycles. That capacity</w:t>
-      </w:r>
-      <w:r>
-        <w:t xml:space="preserve"> </w:t>
-      </w:r>
-      <w:r>
-        <w:t xml:space="preserve">did not vanish in June 2023. The question the post-ruling filings</w:t>
-      </w:r>
-      <w:r>
-        <w:t xml:space="preserve"> </w:t>
-      </w:r>
-      <w:r>
-        <w:t xml:space="preserve">pose is whether the schools stopped using it or are using it still,</w:t>
-      </w:r>
-      <w:r>
-        <w:t xml:space="preserve"> </w:t>
-      </w:r>
-      <w:r>
-        <w:t xml:space="preserve">now to hold Black enrollment steady rather than to raise it.</w:t>
+        <w:t xml:space="preserve">response to the events of 2020.</w:t>
       </w:r>
     </w:p>
     <w:p>
@@ -7693,7 +8097,7 @@
         <w:t xml:space="preserve"> </w:t>
       </w:r>
       <w:r>
-        <w:t xml:space="preserve">the plaintiffs were Asian American and the preferences at issue operated</w:t>
+        <w:t xml:space="preserve">the plaintiffs were Asian-American and the preferences at issue operated</w:t>
       </w:r>
       <w:r>
         <w:t xml:space="preserve"> </w:t>
@@ -7715,7 +8119,7 @@
       <w:tr>
         <w:tc>
           <w:tcPr/>
-          <w:bookmarkStart w:id="29" w:name="fig-ratio"/>
+          <w:bookmarkStart w:id="30" w:name="fig-ratio"/>
           <w:p>
             <w:pPr>
               <w:jc w:val="center"/>
@@ -7739,18 +8143,18 @@
                 <wp:inline>
                   <wp:extent cx="5334000" cy="2933700"/>
                   <wp:effectExtent b="0" l="0" r="0" t="0"/>
-                  <wp:docPr descr="" title="" id="27" name="Picture"/>
+                  <wp:docPr descr="" title="" id="28" name="Picture"/>
                   <a:graphic>
                     <a:graphicData uri="http://schemas.openxmlformats.org/drawingml/2006/picture">
                       <pic:pic>
                         <pic:nvPicPr>
-                          <pic:cNvPr descr="paper_files/figure-docx/fig-ratio-1.png" id="28" name="Picture"/>
+                          <pic:cNvPr descr="paper_files/figure-docx/fig-ratio-1.png" id="29" name="Picture"/>
                           <pic:cNvPicPr>
                             <a:picLocks noChangeArrowheads="1" noChangeAspect="1"/>
                           </pic:cNvPicPr>
                         </pic:nvPicPr>
                         <pic:blipFill>
-                          <a:blip r:embed="rId26"/>
+                          <a:blip r:embed="rId27"/>
                           <a:stretch>
                             <a:fillRect/>
                           </a:stretch>
@@ -7777,7 +8181,7 @@
               </w:drawing>
             </w:r>
           </w:p>
-          <w:bookmarkEnd w:id="29"/>
+          <w:bookmarkEnd w:id="30"/>
         </w:tc>
       </w:tr>
     </w:tbl>
@@ -7890,13 +8294,13 @@
         <w:t xml:space="preserve"> </w:t>
       </w:r>
       <w:r>
-        <w:t xml:space="preserve">11.8. In the second cycle most of these reverted, Amherst to 2.0, Brown to</w:t>
-      </w:r>
-      <w:r>
-        <w:t xml:space="preserve"> </w:t>
-      </w:r>
-      <w:r>
-        <w:t xml:space="preserve">3.3, and Cornell to 6.0, while Stanford continued to 9.7 and</w:t>
+        <w:t xml:space="preserve">11.8. In the second cycle most of these reverted: Amherst to 2.0, Brown to</w:t>
+      </w:r>
+      <w:r>
+        <w:t xml:space="preserve"> </w:t>
+      </w:r>
+      <w:r>
+        <w:t xml:space="preserve">3.3, and Cornell to 6.0, while Stanford rose further to 9.7 and</w:t>
       </w:r>
       <w:r>
         <w:t xml:space="preserve"> </w:t>
@@ -7917,7 +8321,7 @@
         <w:t xml:space="preserve">historical position.</w:t>
       </w:r>
     </w:p>
-    <w:bookmarkStart w:id="30" w:name="two-institutional-trajectories"/>
+    <w:bookmarkStart w:id="31" w:name="two-institutional-trajectories"/>
     <w:p>
       <w:pPr>
         <w:pStyle w:val="Heading3"/>
@@ -7999,7 +8403,7 @@
         <w:t xml:space="preserve"> </w:t>
       </w:r>
       <w:r>
-        <w:t xml:space="preserve">announced that 3 percent of the Class of 2028 identified as Black under</w:t>
+        <w:t xml:space="preserve">announced that 3 percent of the class of 2028 identified as Black under</w:t>
       </w:r>
       <w:r>
         <w:t xml:space="preserve"> </w:t>
@@ -8047,7 +8451,7 @@
         <w:t xml:space="preserve"> </w:t>
       </w:r>
       <w:r>
-        <w:t xml:space="preserve">of enrolled students (Amherst Student 2024a). The</w:t>
+        <w:t xml:space="preserve">of enrolled students (Ibid.). The</w:t>
       </w:r>
       <w:r>
         <w:t xml:space="preserve"> </w:t>
@@ -8059,7 +8463,7 @@
         <w:t xml:space="preserve"> </w:t>
       </w:r>
       <w:r>
-        <w:t xml:space="preserve">documented for Harvard above: under self-identification the same class was 9 percent</w:t>
+        <w:t xml:space="preserve">documented for Harvard above: Under self-identification, the same class was 9 percent</w:t>
       </w:r>
       <w:r>
         <w:t xml:space="preserve"> </w:t>
@@ -8077,7 +8481,7 @@
         <w:t xml:space="preserve"> </w:t>
       </w:r>
       <w:r>
-        <w:t xml:space="preserve">next cycle reversed the outcome. The college expanded digital and</w:t>
+        <w:t xml:space="preserve">next cycle reversed that outcome. The college expanded digital and</w:t>
       </w:r>
       <w:r>
         <w:t xml:space="preserve"> </w:t>
@@ -8115,18 +8519,6 @@
       <w:r>
         <w:t xml:space="preserve">to 7.0 in the first post-ruling cycle and returning to 2.0 in the second.</w:t>
       </w:r>
-      <w:r>
-        <w:t xml:space="preserve"> </w:t>
-      </w:r>
-      <w:r>
-        <w:t xml:space="preserve">The institution that treated the ruling as binding matched its own</w:t>
-      </w:r>
-      <w:r>
-        <w:t xml:space="preserve"> </w:t>
-      </w:r>
-      <w:r>
-        <w:t xml:space="preserve">forecast for exactly one cycle and then went back toward the typical racial composition.</w:t>
-      </w:r>
     </w:p>
     <w:p>
       <w:pPr>
@@ -8139,7 +8531,7 @@
         <w:t xml:space="preserve"> </w:t>
       </w:r>
       <w:r>
-        <w:t xml:space="preserve">filings support the presentation. Its announced Class of 2028</w:t>
+        <w:t xml:space="preserve">filings support that presentation. Its announced class of 2028</w:t>
       </w:r>
       <w:r>
         <w:t xml:space="preserve"> </w:t>
@@ -8211,7 +8603,13 @@
         <w:t xml:space="preserve"> </w:t>
       </w:r>
       <w:r>
-        <w:t xml:space="preserve">among peer institutions, and the university’s comment was that it</w:t>
+        <w:t xml:space="preserve">among peer</w:t>
+      </w:r>
+      <w:r>
+        <w:t xml:space="preserve"> </w:t>
+      </w:r>
+      <w:r>
+        <w:t xml:space="preserve">institutions. The university’s comment was that it</w:t>
       </w:r>
       <w:r>
         <w:t xml:space="preserve"> </w:t>
@@ -8259,7 +8657,13 @@
         <w:t xml:space="preserve"> </w:t>
       </w:r>
       <w:r>
-        <w:t xml:space="preserve">stopped considering race, the movements were large and immediate, and at</w:t>
+        <w:t xml:space="preserve">stopped considering race, the movements were, as in the Proposition</w:t>
+      </w:r>
+      <w:r>
+        <w:t xml:space="preserve"> </w:t>
+      </w:r>
+      <w:r>
+        <w:t xml:space="preserve">209 episodes, large and immediate, and at</w:t>
       </w:r>
       <w:r>
         <w:t xml:space="preserve"> </w:t>
@@ -8274,8 +8678,8 @@
         <w:t xml:space="preserve">appears at the forty-five institutions other than Hopkins and Stanford.</w:t>
       </w:r>
     </w:p>
-    <w:bookmarkEnd w:id="30"/>
-    <w:bookmarkStart w:id="31" w:name="the-test-taking-population"/>
+    <w:bookmarkEnd w:id="31"/>
+    <w:bookmarkStart w:id="32" w:name="the-test-taking-population"/>
     <w:p>
       <w:pPr>
         <w:pStyle w:val="Heading3"/>
@@ -8331,7 +8735,7 @@
         <w:t xml:space="preserve"> </w:t>
       </w:r>
       <w:r>
-        <w:t xml:space="preserve">difference exceeding 300 points against group standard deviations near</w:t>
+        <w:t xml:space="preserve">difference exceeding 300 points, compared with group standard deviations near</w:t>
       </w:r>
       <w:r>
         <w:t xml:space="preserve"> </w:t>
@@ -8434,9 +8838,9 @@
         <w:t xml:space="preserve">process.</w:t>
       </w:r>
     </w:p>
-    <w:bookmarkEnd w:id="31"/>
     <w:bookmarkEnd w:id="32"/>
-    <w:bookmarkStart w:id="33" w:name="conclusion"/>
+    <w:bookmarkEnd w:id="33"/>
+    <w:bookmarkStart w:id="34" w:name="conclusion"/>
     <w:p>
       <w:pPr>
         <w:pStyle w:val="Heading2"/>
@@ -8488,7 +8892,7 @@
       <w:pPr>
         <w:numPr>
           <w:ilvl w:val="0"/>
-          <w:numId w:val="1002"/>
+          <w:numId w:val="1004"/>
         </w:numPr>
       </w:pPr>
       <w:r>
@@ -8517,7 +8921,7 @@
       <w:pPr>
         <w:numPr>
           <w:ilvl w:val="0"/>
-          <w:numId w:val="1002"/>
+          <w:numId w:val="1004"/>
         </w:numPr>
       </w:pPr>
       <w:r>
@@ -8546,7 +8950,7 @@
       <w:pPr>
         <w:numPr>
           <w:ilvl w:val="0"/>
-          <w:numId w:val="1002"/>
+          <w:numId w:val="1004"/>
         </w:numPr>
       </w:pPr>
       <w:r>
@@ -8587,7 +8991,7 @@
       <w:pPr>
         <w:numPr>
           <w:ilvl w:val="0"/>
-          <w:numId w:val="1002"/>
+          <w:numId w:val="1004"/>
         </w:numPr>
       </w:pPr>
       <w:r>
@@ -8635,25 +9039,19 @@
         <w:t xml:space="preserve"> </w:t>
       </w:r>
       <w:r>
-        <w:t xml:space="preserve">roughly a fifth at the research universities, and larger margins at</w:t>
-      </w:r>
-      <w:r>
-        <w:t xml:space="preserve"> </w:t>
-      </w:r>
-      <w:r>
-        <w:t xml:space="preserve">some individual campuses. That decline is</w:t>
-      </w:r>
-      <w:r>
-        <w:t xml:space="preserve"> </w:t>
-      </w:r>
-      <w:r>
-        <w:t xml:space="preserve">real. It is also a fraction of the 50 to 70 percent the</w:t>
-      </w:r>
-      <w:r>
-        <w:t xml:space="preserve"> </w:t>
-      </w:r>
-      <w:r>
-        <w:t xml:space="preserve">institutions forecast, under any baseline on offer.</w:t>
+        <w:t xml:space="preserve">by roughly a fifth at the research universities, and by larger</w:t>
+      </w:r>
+      <w:r>
+        <w:t xml:space="preserve"> </w:t>
+      </w:r>
+      <w:r>
+        <w:t xml:space="preserve">margins at some individual campuses. That decline is real but, using any baseline, it is nowhere near</w:t>
+      </w:r>
+      <w:r>
+        <w:t xml:space="preserve"> </w:t>
+      </w:r>
+      <w:r>
+        <w:t xml:space="preserve">the 50 to 70 percent the institutions had forecast.</w:t>
       </w:r>
     </w:p>
     <w:p>
@@ -8673,19 +9071,13 @@
         <w:t xml:space="preserve"> </w:t>
       </w:r>
       <w:r>
-        <w:t xml:space="preserve">intended to end. That characterization is an interpretation of the</w:t>
-      </w:r>
-      <w:r>
-        <w:t xml:space="preserve"> </w:t>
-      </w:r>
-      <w:r>
-        <w:t xml:space="preserve">pattern, not a finding the data compel. Two explanations could in</w:t>
-      </w:r>
-      <w:r>
-        <w:t xml:space="preserve"> </w:t>
-      </w:r>
-      <w:r>
-        <w:t xml:space="preserve">principle produce the observed stability. Institutions may have</w:t>
+        <w:t xml:space="preserve">intended to end. Two explanations could, in</w:t>
+      </w:r>
+      <w:r>
+        <w:t xml:space="preserve"> </w:t>
+      </w:r>
+      <w:r>
+        <w:t xml:space="preserve">principle, produce the observed stability. Institutions may have</w:t>
       </w:r>
       <w:r>
         <w:t xml:space="preserve"> </w:t>
@@ -8709,7 +9101,7 @@
         <w:t xml:space="preserve"> </w:t>
       </w:r>
       <w:r>
-        <w:t xml:space="preserve">to consider race in some form. The first requires a coincidence.</w:t>
+        <w:t xml:space="preserve">to consider race in some form. The first requires a coincidence:</w:t>
       </w:r>
       <w:r>
         <w:t xml:space="preserve"> </w:t>
@@ -8727,13 +9119,13 @@
         <w:t xml:space="preserve"> </w:t>
       </w:r>
       <w:r>
-        <w:t xml:space="preserve">nothing about them returns a school to its precise pre-ruling</w:t>
-      </w:r>
-      <w:r>
-        <w:t xml:space="preserve"> </w:t>
-      </w:r>
-      <w:r>
-        <w:t xml:space="preserve">racial shares, while aiming them at particular racial groups in</w:t>
+        <w:t xml:space="preserve">nothing about them necessarily returns a school to its precise</w:t>
+      </w:r>
+      <w:r>
+        <w:t xml:space="preserve"> </w:t>
+      </w:r>
+      <w:r>
+        <w:t xml:space="preserve">pre-ruling racial shares, while aiming them at particular racial groups in</w:t>
       </w:r>
       <w:r>
         <w:t xml:space="preserve"> </w:t>
@@ -8745,7 +9137,7 @@
         <w:t xml:space="preserve"> </w:t>
       </w:r>
       <w:r>
-        <w:t xml:space="preserve">consideration. The second requires no coincidence. The data cannot</w:t>
+        <w:t xml:space="preserve">consideration. The data cannot</w:t>
       </w:r>
       <w:r>
         <w:t xml:space="preserve"> </w:t>
@@ -8763,87 +9155,17 @@
         <w:t xml:space="preserve"> </w:t>
       </w:r>
       <w:r>
-        <w:t xml:space="preserve">or of experiential factors correlated with race, which the Court</w:t>
-      </w:r>
-      <w:r>
-        <w:t xml:space="preserve"> </w:t>
-      </w:r>
-      <w:r>
-        <w:t xml:space="preserve">permitted, is not answerable from aggregate filings.</w:t>
-      </w:r>
-    </w:p>
-    <w:p>
-      <w:pPr>
-        <w:pStyle w:val="BodyText"/>
-      </w:pPr>
-      <w:r>
-        <w:t xml:space="preserve">What the analysis does establish is that the quantitative expertise</w:t>
-      </w:r>
-      <w:r>
-        <w:t xml:space="preserve"> </w:t>
-      </w:r>
-      <w:r>
-        <w:t xml:space="preserve">deployed in the litigation has functioned, after the fact, to</w:t>
-      </w:r>
-      <w:r>
-        <w:t xml:space="preserve"> </w:t>
-      </w:r>
-      <w:r>
-        <w:t xml:space="preserve">obscure the question. The most important prediction in the case was</w:t>
-      </w:r>
-      <w:r>
-        <w:t xml:space="preserve"> </w:t>
-      </w:r>
-      <w:r>
-        <w:t xml:space="preserve">stated in units that no public statistic reports, and any comparison</w:t>
-      </w:r>
-      <w:r>
-        <w:t xml:space="preserve"> </w:t>
-      </w:r>
-      <w:r>
-        <w:t xml:space="preserve">of it against filings computed under incompatible definitions</w:t>
-      </w:r>
-      <w:r>
-        <w:t xml:space="preserve"> </w:t>
-      </w:r>
-      <w:r>
-        <w:t xml:space="preserve">generates an appearance of compliance that a factor-of-two</w:t>
-      </w:r>
-      <w:r>
-        <w:t xml:space="preserve"> </w:t>
-      </w:r>
-      <w:r>
-        <w:t xml:space="preserve">conversion dissolves.</w:t>
-      </w:r>
-    </w:p>
-    <w:p>
-      <w:pPr>
-        <w:pStyle w:val="BodyText"/>
-      </w:pPr>
-      <w:r>
-        <w:t xml:space="preserve">Economists who supply litigation estimates in nonpublic units might</w:t>
-      </w:r>
-      <w:r>
-        <w:t xml:space="preserve"> </w:t>
-      </w:r>
-      <w:r>
-        <w:t xml:space="preserve">reasonably be expected to publish the mapping to public categories</w:t>
-      </w:r>
-      <w:r>
-        <w:t xml:space="preserve"> </w:t>
-      </w:r>
-      <w:r>
-        <w:t xml:space="preserve">at the same time. Absent such mappings, predictions of this kind are</w:t>
-      </w:r>
-      <w:r>
-        <w:t xml:space="preserve"> </w:t>
-      </w:r>
-      <w:r>
-        <w:t xml:space="preserve">unfalsifiable in practice, whatever their merits in principle.</w:t>
-      </w:r>
-    </w:p>
-    <w:bookmarkEnd w:id="33"/>
-    <w:bookmarkStart w:id="35" w:name="data-and-code"/>
+        <w:t xml:space="preserve">or of factors correlated with race, which the Court</w:t>
+      </w:r>
+      <w:r>
+        <w:t xml:space="preserve"> </w:t>
+      </w:r>
+      <w:r>
+        <w:t xml:space="preserve">permitted, cannot be determined from aggregate filings.</w:t>
+      </w:r>
+    </w:p>
+    <w:bookmarkEnd w:id="34"/>
+    <w:bookmarkStart w:id="36" w:name="data-and-code"/>
     <w:p>
       <w:pPr>
         <w:pStyle w:val="Heading2"/>
@@ -8880,7 +9202,7 @@
       <w:r>
         <w:t xml:space="preserve"> </w:t>
       </w:r>
-      <w:hyperlink r:id="rId34">
+      <w:hyperlink r:id="rId35">
         <w:r>
           <w:rPr>
             <w:rStyle w:val="Hyperlink"/>
@@ -8892,8 +9214,8 @@
         <w:t xml:space="preserve">.</w:t>
       </w:r>
     </w:p>
-    <w:bookmarkEnd w:id="35"/>
-    <w:bookmarkStart w:id="65" w:name="references"/>
+    <w:bookmarkEnd w:id="36"/>
+    <w:bookmarkStart w:id="66" w:name="references"/>
     <w:p>
       <w:pPr>
         <w:pStyle w:val="Heading2"/>
@@ -8957,31 +9279,6 @@
       </w:r>
       <w:r>
         <w:t xml:space="preserve">Supreme Court, August 1).</w:t>
-      </w:r>
-      <w:r>
-        <w:t xml:space="preserve"> </w:t>
-      </w:r>
-      <w:hyperlink r:id="rId36">
-        <w:r>
-          <w:rPr>
-            <w:rStyle w:val="Hyperlink"/>
-          </w:rPr>
-          <w:t xml:space="preserve">Link</w:t>
-        </w:r>
-      </w:hyperlink>
-    </w:p>
-    <w:p>
-      <w:pPr>
-        <w:pStyle w:val="BodyText"/>
-      </w:pPr>
-      <w:r>
-        <w:t xml:space="preserve">Amherst College. 2025. Amherst Admits Record Percentage of</w:t>
-      </w:r>
-      <w:r>
-        <w:t xml:space="preserve"> </w:t>
-      </w:r>
-      <w:r>
-        <w:t xml:space="preserve">First-Generation Students in Class of 2029. Press release, March.</w:t>
       </w:r>
       <w:r>
         <w:t xml:space="preserve"> </w:t>
@@ -9000,13 +9297,13 @@
         <w:pStyle w:val="BodyText"/>
       </w:pPr>
       <w:r>
-        <w:t xml:space="preserve">Amherst Student. 2024a. Students and Administrators Reckon with a Less</w:t>
-      </w:r>
-      <w:r>
-        <w:t xml:space="preserve"> </w:t>
-      </w:r>
-      <w:r>
-        <w:t xml:space="preserve">Racially Diverse First-Year Class.</w:t>
+        <w:t xml:space="preserve">Amherst College. 2025. Amherst Admits Record Percentage of</w:t>
+      </w:r>
+      <w:r>
+        <w:t xml:space="preserve"> </w:t>
+      </w:r>
+      <w:r>
+        <w:t xml:space="preserve">First-Generation Students in Class of 2029. Press release, March.</w:t>
       </w:r>
       <w:r>
         <w:t xml:space="preserve"> </w:t>
@@ -9025,13 +9322,13 @@
         <w:pStyle w:val="BodyText"/>
       </w:pPr>
       <w:r>
-        <w:t xml:space="preserve">Amherst Student. 2024b. Differing Definitions: Making Sense of the</w:t>
-      </w:r>
-      <w:r>
-        <w:t xml:space="preserve"> </w:t>
-      </w:r>
-      <w:r>
-        <w:t xml:space="preserve">Demographic Data.</w:t>
+        <w:t xml:space="preserve">Amherst Student. 2024a. Students and Administrators Reckon with a Less</w:t>
+      </w:r>
+      <w:r>
+        <w:t xml:space="preserve"> </w:t>
+      </w:r>
+      <w:r>
+        <w:t xml:space="preserve">Racially Diverse First-Year Class.</w:t>
       </w:r>
       <w:r>
         <w:t xml:space="preserve"> </w:t>
@@ -9050,13 +9347,13 @@
         <w:pStyle w:val="BodyText"/>
       </w:pPr>
       <w:r>
-        <w:t xml:space="preserve">Amherst Student. 2025. College Releases First-Year Class Data After</w:t>
-      </w:r>
-      <w:r>
-        <w:t xml:space="preserve"> </w:t>
-      </w:r>
-      <w:r>
-        <w:t xml:space="preserve">One-Month Delay.</w:t>
+        <w:t xml:space="preserve">Amherst Student. 2024b. Differing Definitions: Making Sense of the</w:t>
+      </w:r>
+      <w:r>
+        <w:t xml:space="preserve"> </w:t>
+      </w:r>
+      <w:r>
+        <w:t xml:space="preserve">Demographic Data.</w:t>
       </w:r>
       <w:r>
         <w:t xml:space="preserve"> </w:t>
@@ -9075,35 +9372,13 @@
         <w:pStyle w:val="BodyText"/>
       </w:pPr>
       <w:r>
-        <w:t xml:space="preserve">Arcidiacono, Peter, Josh Kinsler, and Tyler Ransom. 2022a. Asian American</w:t>
-      </w:r>
-      <w:r>
-        <w:t xml:space="preserve"> </w:t>
-      </w:r>
-      <w:r>
-        <w:t xml:space="preserve">Discrimination in Harvard Admissions.</w:t>
-      </w:r>
-      <w:r>
-        <w:t xml:space="preserve"> </w:t>
-      </w:r>
-      <w:r>
-        <w:rPr>
-          <w:i/>
-          <w:iCs/>
-        </w:rPr>
-        <w:t xml:space="preserve">European Economic Review</w:t>
-      </w:r>
-      <w:r>
-        <w:t xml:space="preserve"> </w:t>
-      </w:r>
-      <w:r>
-        <w:t xml:space="preserve">144:</w:t>
-      </w:r>
-      <w:r>
-        <w:t xml:space="preserve"> </w:t>
-      </w:r>
-      <w:r>
-        <w:t xml:space="preserve">104079.</w:t>
+        <w:t xml:space="preserve">Amherst Student. 2025. College Releases First-Year Class Data After</w:t>
+      </w:r>
+      <w:r>
+        <w:t xml:space="preserve"> </w:t>
+      </w:r>
+      <w:r>
+        <w:t xml:space="preserve">One-Month Delay.</w:t>
       </w:r>
       <w:r>
         <w:t xml:space="preserve"> </w:t>
@@ -9122,13 +9397,13 @@
         <w:pStyle w:val="BodyText"/>
       </w:pPr>
       <w:r>
-        <w:t xml:space="preserve">Arcidiacono, Peter, Josh Kinsler, and Tyler Ransom. 2022b. Legacy and</w:t>
-      </w:r>
-      <w:r>
-        <w:t xml:space="preserve"> </w:t>
-      </w:r>
-      <w:r>
-        <w:t xml:space="preserve">Athlete Preferences at Harvard.</w:t>
+        <w:t xml:space="preserve">Arcidiacono, Peter, Josh Kinsler, and Tyler Ransom. 2022a. Asian American</w:t>
+      </w:r>
+      <w:r>
+        <w:t xml:space="preserve"> </w:t>
+      </w:r>
+      <w:r>
+        <w:t xml:space="preserve">Discrimination in Harvard Admissions.</w:t>
       </w:r>
       <w:r>
         <w:t xml:space="preserve"> </w:t>
@@ -9138,19 +9413,19 @@
           <w:i/>
           <w:iCs/>
         </w:rPr>
-        <w:t xml:space="preserve">Journal of Labor Economics</w:t>
-      </w:r>
-      <w:r>
-        <w:t xml:space="preserve"> </w:t>
-      </w:r>
-      <w:r>
-        <w:t xml:space="preserve">40(1):</w:t>
-      </w:r>
-      <w:r>
-        <w:t xml:space="preserve"> </w:t>
-      </w:r>
-      <w:r>
-        <w:t xml:space="preserve">133-156.</w:t>
+        <w:t xml:space="preserve">European Economic Review</w:t>
+      </w:r>
+      <w:r>
+        <w:t xml:space="preserve"> </w:t>
+      </w:r>
+      <w:r>
+        <w:t xml:space="preserve">144:</w:t>
+      </w:r>
+      <w:r>
+        <w:t xml:space="preserve"> </w:t>
+      </w:r>
+      <w:r>
+        <w:t xml:space="preserve">104079.</w:t>
       </w:r>
       <w:r>
         <w:t xml:space="preserve"> </w:t>
@@ -9169,13 +9444,13 @@
         <w:pStyle w:val="BodyText"/>
       </w:pPr>
       <w:r>
-        <w:t xml:space="preserve">Arcidiacono, Peter, Josh Kinsler, and Tyler Ransom. 2023. What the</w:t>
-      </w:r>
-      <w:r>
-        <w:t xml:space="preserve"> </w:t>
-      </w:r>
-      <w:r>
-        <w:t xml:space="preserve">Students for Fair Admissions Cases Reveal About Racial Preferences.</w:t>
+        <w:t xml:space="preserve">Arcidiacono, Peter, Josh Kinsler, and Tyler Ransom. 2022b. Legacy and</w:t>
+      </w:r>
+      <w:r>
+        <w:t xml:space="preserve"> </w:t>
+      </w:r>
+      <w:r>
+        <w:t xml:space="preserve">Athlete Preferences at Harvard.</w:t>
       </w:r>
       <w:r>
         <w:t xml:space="preserve"> </w:t>
@@ -9185,13 +9460,19 @@
           <w:i/>
           <w:iCs/>
         </w:rPr>
-        <w:t xml:space="preserve">Journal of Political Economy Microeconomics</w:t>
-      </w:r>
-      <w:r>
-        <w:t xml:space="preserve"> </w:t>
-      </w:r>
-      <w:r>
-        <w:t xml:space="preserve">1(4): 615-668.</w:t>
+        <w:t xml:space="preserve">Journal of Labor Economics</w:t>
+      </w:r>
+      <w:r>
+        <w:t xml:space="preserve"> </w:t>
+      </w:r>
+      <w:r>
+        <w:t xml:space="preserve">40(1):</w:t>
+      </w:r>
+      <w:r>
+        <w:t xml:space="preserve"> </w:t>
+      </w:r>
+      <w:r>
+        <w:t xml:space="preserve">133–156.</w:t>
       </w:r>
       <w:r>
         <w:t xml:space="preserve"> </w:t>
@@ -9210,13 +9491,13 @@
         <w:pStyle w:val="BodyText"/>
       </w:pPr>
       <w:r>
-        <w:t xml:space="preserve">Arcidiacono, Peter, and Michael Lovenheim. 2016. Affirmative Action and</w:t>
-      </w:r>
-      <w:r>
-        <w:t xml:space="preserve"> </w:t>
-      </w:r>
-      <w:r>
-        <w:t xml:space="preserve">the Quality-Fit Trade-off.</w:t>
+        <w:t xml:space="preserve">Arcidiacono, Peter, Josh Kinsler, and Tyler Ransom. 2023. What the</w:t>
+      </w:r>
+      <w:r>
+        <w:t xml:space="preserve"> </w:t>
+      </w:r>
+      <w:r>
+        <w:t xml:space="preserve">Students for Fair Admissions Cases Reveal About Racial Preferences.</w:t>
       </w:r>
       <w:r>
         <w:t xml:space="preserve"> </w:t>
@@ -9226,13 +9507,13 @@
           <w:i/>
           <w:iCs/>
         </w:rPr>
-        <w:t xml:space="preserve">Journal of Economic Literature</w:t>
-      </w:r>
-      <w:r>
-        <w:t xml:space="preserve"> </w:t>
-      </w:r>
-      <w:r>
-        <w:t xml:space="preserve">54(1): 3-51.</w:t>
+        <w:t xml:space="preserve">Journal of Political Economy Microeconomics</w:t>
+      </w:r>
+      <w:r>
+        <w:t xml:space="preserve"> </w:t>
+      </w:r>
+      <w:r>
+        <w:t xml:space="preserve">1(4): 615–668.</w:t>
       </w:r>
       <w:r>
         <w:t xml:space="preserve"> </w:t>
@@ -9251,13 +9532,29 @@
         <w:pStyle w:val="BodyText"/>
       </w:pPr>
       <w:r>
-        <w:t xml:space="preserve">Baltimore Banner. 2026. Asian Enrollment at Johns Hopkins Is</w:t>
-      </w:r>
-      <w:r>
-        <w:t xml:space="preserve"> </w:t>
-      </w:r>
-      <w:r>
-        <w:t xml:space="preserve">Skyrocketing. No One Can Say Why. April 14 (by Ellie Wolfe).</w:t>
+        <w:t xml:space="preserve">Arcidiacono, Peter, and Michael Lovenheim. 2016. Affirmative Action and</w:t>
+      </w:r>
+      <w:r>
+        <w:t xml:space="preserve"> </w:t>
+      </w:r>
+      <w:r>
+        <w:t xml:space="preserve">the Quality-Fit Trade-off.</w:t>
+      </w:r>
+      <w:r>
+        <w:t xml:space="preserve"> </w:t>
+      </w:r>
+      <w:r>
+        <w:rPr>
+          <w:i/>
+          <w:iCs/>
+        </w:rPr>
+        <w:t xml:space="preserve">Journal of Economic Literature</w:t>
+      </w:r>
+      <w:r>
+        <w:t xml:space="preserve"> </w:t>
+      </w:r>
+      <w:r>
+        <w:t xml:space="preserve">54(1): 3–51.</w:t>
       </w:r>
       <w:r>
         <w:t xml:space="preserve"> </w:t>
@@ -9276,43 +9573,13 @@
         <w:pStyle w:val="BodyText"/>
       </w:pPr>
       <w:r>
-        <w:t xml:space="preserve">Bleemer, Zachary. 2022. Affirmative Action, Mismatch, and Economic</w:t>
-      </w:r>
-      <w:r>
-        <w:t xml:space="preserve"> </w:t>
-      </w:r>
-      <w:r>
-        <w:t xml:space="preserve">Mobility After California’s Proposition 209.</w:t>
-      </w:r>
-      <w:r>
-        <w:t xml:space="preserve"> </w:t>
-      </w:r>
-      <w:r>
-        <w:rPr>
-          <w:i/>
-          <w:iCs/>
-        </w:rPr>
-        <w:t xml:space="preserve">Quarterly Journal of</w:t>
-      </w:r>
-      <w:r>
-        <w:rPr>
-          <w:i/>
-          <w:iCs/>
-        </w:rPr>
-        <w:t xml:space="preserve"> </w:t>
-      </w:r>
-      <w:r>
-        <w:rPr>
-          <w:i/>
-          <w:iCs/>
-        </w:rPr>
-        <w:t xml:space="preserve">Economics</w:t>
-      </w:r>
-      <w:r>
-        <w:t xml:space="preserve"> </w:t>
-      </w:r>
-      <w:r>
-        <w:t xml:space="preserve">137(1): 115-160.</w:t>
+        <w:t xml:space="preserve">Baltimore Banner. 2026. Asian Enrollment at Johns Hopkins Is</w:t>
+      </w:r>
+      <w:r>
+        <w:t xml:space="preserve"> </w:t>
+      </w:r>
+      <w:r>
+        <w:t xml:space="preserve">Skyrocketing. No One Can Say Why. April 14 (by Ellie Wolfe).</w:t>
       </w:r>
       <w:r>
         <w:t xml:space="preserve"> </w:t>
@@ -9331,19 +9598,13 @@
         <w:pStyle w:val="BodyText"/>
       </w:pPr>
       <w:r>
-        <w:t xml:space="preserve">Bloem, Michael D., Ashley Edwards, J. Parker Goyer, Jessica Howell,</w:t>
-      </w:r>
-      <w:r>
-        <w:t xml:space="preserve"> </w:t>
-      </w:r>
-      <w:r>
-        <w:t xml:space="preserve">Xiaowen Hu, Michael Hurwitz, Samuel J. Imlay, Jennifer Ma, and Matea</w:t>
-      </w:r>
-      <w:r>
-        <w:t xml:space="preserve"> </w:t>
-      </w:r>
-      <w:r>
-        <w:t xml:space="preserve">Pender. 2026. College Enrollment Patterns After</w:t>
+        <w:t xml:space="preserve">Bleemer, Zachary. 2022. Affirmative Action, Mismatch, and Economic</w:t>
+      </w:r>
+      <w:r>
+        <w:t xml:space="preserve"> </w:t>
+      </w:r>
+      <w:r>
+        <w:t xml:space="preserve">Mobility After California’s Proposition 209.</w:t>
       </w:r>
       <w:r>
         <w:t xml:space="preserve"> </w:t>
@@ -9353,16 +9614,27 @@
           <w:i/>
           <w:iCs/>
         </w:rPr>
-        <w:t xml:space="preserve">SFFA v. Harvard</w:t>
-      </w:r>
-      <w:r>
-        <w:t xml:space="preserve">.</w:t>
-      </w:r>
-      <w:r>
-        <w:t xml:space="preserve"> </w:t>
-      </w:r>
-      <w:r>
-        <w:t xml:space="preserve">EdWorkingPaper 26-1392, Annenberg Institute, Brown University (January).</w:t>
+        <w:t xml:space="preserve">Quarterly Journal of</w:t>
+      </w:r>
+      <w:r>
+        <w:rPr>
+          <w:i/>
+          <w:iCs/>
+        </w:rPr>
+        <w:t xml:space="preserve"> </w:t>
+      </w:r>
+      <w:r>
+        <w:rPr>
+          <w:i/>
+          <w:iCs/>
+        </w:rPr>
+        <w:t xml:space="preserve">Economics</w:t>
+      </w:r>
+      <w:r>
+        <w:t xml:space="preserve"> </w:t>
+      </w:r>
+      <w:r>
+        <w:t xml:space="preserve">137(1): 115–160.</w:t>
       </w:r>
       <w:r>
         <w:t xml:space="preserve"> </w:t>
@@ -9381,7 +9653,19 @@
         <w:pStyle w:val="BodyText"/>
       </w:pPr>
       <w:r>
-        <w:t xml:space="preserve">Bowen, William G., and Derek Bok. 2018.</w:t>
+        <w:t xml:space="preserve">Bloem, Michael D., Ashley Edwards, J. Parker Goyer, Jessica Howell,</w:t>
+      </w:r>
+      <w:r>
+        <w:t xml:space="preserve"> </w:t>
+      </w:r>
+      <w:r>
+        <w:t xml:space="preserve">Xiaowen Hu, Michael Hurwitz, Samuel J. Imlay, Jennifer Ma, and Matea</w:t>
+      </w:r>
+      <w:r>
+        <w:t xml:space="preserve"> </w:t>
+      </w:r>
+      <w:r>
+        <w:t xml:space="preserve">Pender. 2026. College Enrollment Patterns After</w:t>
       </w:r>
       <w:r>
         <w:t xml:space="preserve"> </w:t>
@@ -9391,115 +9675,16 @@
           <w:i/>
           <w:iCs/>
         </w:rPr>
-        <w:t xml:space="preserve">The Shape of the River:</w:t>
-      </w:r>
-      <w:r>
-        <w:rPr>
-          <w:i/>
-          <w:iCs/>
-        </w:rPr>
-        <w:t xml:space="preserve"> </w:t>
-      </w:r>
-      <w:r>
-        <w:rPr>
-          <w:i/>
-          <w:iCs/>
-        </w:rPr>
-        <w:t xml:space="preserve">Long-Term Consequences of Considering Race in College and University</w:t>
-      </w:r>
-      <w:r>
-        <w:rPr>
-          <w:i/>
-          <w:iCs/>
-        </w:rPr>
-        <w:t xml:space="preserve"> </w:t>
-      </w:r>
-      <w:r>
-        <w:rPr>
-          <w:i/>
-          <w:iCs/>
-        </w:rPr>
-        <w:t xml:space="preserve">Admissions</w:t>
-      </w:r>
-      <w:r>
-        <w:t xml:space="preserve">. 20th anniversary ed. Princeton: Princeton University Press.</w:t>
-      </w:r>
-      <w:r>
-        <w:t xml:space="preserve"> </w:t>
-      </w:r>
-      <w:r>
-        <w:t xml:space="preserve">First published 1998.</w:t>
-      </w:r>
-    </w:p>
-    <w:p>
-      <w:pPr>
-        <w:pStyle w:val="BodyText"/>
-      </w:pPr>
-      <w:r>
-        <w:t xml:space="preserve">Card, David. 2017. Report of David Card, Ph.D.,</w:t>
-      </w:r>
-      <w:r>
-        <w:t xml:space="preserve"> </w:t>
-      </w:r>
-      <w:r>
-        <w:rPr>
-          <w:i/>
-          <w:iCs/>
-        </w:rPr>
-        <w:t xml:space="preserve">Students for Fair</w:t>
-      </w:r>
-      <w:r>
-        <w:rPr>
-          <w:i/>
-          <w:iCs/>
-        </w:rPr>
-        <w:t xml:space="preserve"> </w:t>
-      </w:r>
-      <w:r>
-        <w:rPr>
-          <w:i/>
-          <w:iCs/>
-        </w:rPr>
-        <w:t xml:space="preserve">Admissions v. Harvard</w:t>
-      </w:r>
-      <w:r>
-        <w:t xml:space="preserve">, No. 1:14-cv-14176 (D. Mass., December 15).</w:t>
-      </w:r>
-    </w:p>
-    <w:p>
-      <w:pPr>
-        <w:pStyle w:val="BodyText"/>
-      </w:pPr>
-      <w:r>
-        <w:t xml:space="preserve">Chetty, Raj, David J. Deming, and John N. Friedman. 2026. Diversifying</w:t>
-      </w:r>
-      <w:r>
-        <w:t xml:space="preserve"> </w:t>
-      </w:r>
-      <w:r>
-        <w:t xml:space="preserve">Society’s Leaders? The Determinants and Causal Effects of Admission to</w:t>
-      </w:r>
-      <w:r>
-        <w:t xml:space="preserve"> </w:t>
-      </w:r>
-      <w:r>
-        <w:t xml:space="preserve">Highly Selective Private Colleges.</w:t>
-      </w:r>
-      <w:r>
-        <w:t xml:space="preserve"> </w:t>
-      </w:r>
-      <w:r>
-        <w:rPr>
-          <w:i/>
-          <w:iCs/>
-        </w:rPr>
-        <w:t xml:space="preserve">Quarterly Journal of Economics</w:t>
-      </w:r>
-      <w:r>
-        <w:t xml:space="preserve"> </w:t>
-      </w:r>
-      <w:r>
-        <w:t xml:space="preserve">141(1): 51-145.</w:t>
+        <w:t xml:space="preserve">SFFA v. Harvard</w:t>
+      </w:r>
+      <w:r>
+        <w:t xml:space="preserve">.</w:t>
+      </w:r>
+      <w:r>
+        <w:t xml:space="preserve"> </w:t>
+      </w:r>
+      <w:r>
+        <w:t xml:space="preserve">EdWorkingPaper 26-1392, Annenberg Institute, Brown University (January).</w:t>
       </w:r>
       <w:r>
         <w:t xml:space="preserve"> </w:t>
@@ -9518,7 +9703,7 @@
         <w:pStyle w:val="BodyText"/>
       </w:pPr>
       <w:r>
-        <w:t xml:space="preserve">College Board. 2020.</w:t>
+        <w:t xml:space="preserve">Bowen, William G., and Derek Bok. 2018.</w:t>
       </w:r>
       <w:r>
         <w:t xml:space="preserve"> </w:t>
@@ -9528,7 +9713,7 @@
           <w:i/>
           <w:iCs/>
         </w:rPr>
-        <w:t xml:space="preserve">2020 Total Group SAT Suite of Assessments Annual</w:t>
+        <w:t xml:space="preserve">The Shape of the River:</w:t>
       </w:r>
       <w:r>
         <w:rPr>
@@ -9542,10 +9727,101 @@
           <w:i/>
           <w:iCs/>
         </w:rPr>
-        <w:t xml:space="preserve">Report</w:t>
-      </w:r>
-      <w:r>
-        <w:t xml:space="preserve">. New York: College Board.</w:t>
+        <w:t xml:space="preserve">Long-Term Consequences of Considering Race in College and University</w:t>
+      </w:r>
+      <w:r>
+        <w:rPr>
+          <w:i/>
+          <w:iCs/>
+        </w:rPr>
+        <w:t xml:space="preserve"> </w:t>
+      </w:r>
+      <w:r>
+        <w:rPr>
+          <w:i/>
+          <w:iCs/>
+        </w:rPr>
+        <w:t xml:space="preserve">Admissions</w:t>
+      </w:r>
+      <w:r>
+        <w:t xml:space="preserve">. 20th anniversary ed. Princeton: Princeton University Press.</w:t>
+      </w:r>
+      <w:r>
+        <w:t xml:space="preserve"> </w:t>
+      </w:r>
+      <w:r>
+        <w:t xml:space="preserve">First published 1998.</w:t>
+      </w:r>
+    </w:p>
+    <w:p>
+      <w:pPr>
+        <w:pStyle w:val="BodyText"/>
+      </w:pPr>
+      <w:r>
+        <w:t xml:space="preserve">Card, David. 2017. Report of David Card, Ph.D.,</w:t>
+      </w:r>
+      <w:r>
+        <w:t xml:space="preserve"> </w:t>
+      </w:r>
+      <w:r>
+        <w:rPr>
+          <w:i/>
+          <w:iCs/>
+        </w:rPr>
+        <w:t xml:space="preserve">Students for Fair</w:t>
+      </w:r>
+      <w:r>
+        <w:rPr>
+          <w:i/>
+          <w:iCs/>
+        </w:rPr>
+        <w:t xml:space="preserve"> </w:t>
+      </w:r>
+      <w:r>
+        <w:rPr>
+          <w:i/>
+          <w:iCs/>
+        </w:rPr>
+        <w:t xml:space="preserve">Admissions v. Harvard</w:t>
+      </w:r>
+      <w:r>
+        <w:t xml:space="preserve">, No. 1:14-cv-14176 (D. Mass., December 15).</w:t>
+      </w:r>
+    </w:p>
+    <w:p>
+      <w:pPr>
+        <w:pStyle w:val="BodyText"/>
+      </w:pPr>
+      <w:r>
+        <w:t xml:space="preserve">Chetty, Raj, David J. Deming, and John N. Friedman. 2026. Diversifying</w:t>
+      </w:r>
+      <w:r>
+        <w:t xml:space="preserve"> </w:t>
+      </w:r>
+      <w:r>
+        <w:t xml:space="preserve">Society’s Leaders? The Determinants and Causal Effects of Admission to</w:t>
+      </w:r>
+      <w:r>
+        <w:t xml:space="preserve"> </w:t>
+      </w:r>
+      <w:r>
+        <w:t xml:space="preserve">Highly Selective Private Colleges.</w:t>
+      </w:r>
+      <w:r>
+        <w:t xml:space="preserve"> </w:t>
+      </w:r>
+      <w:r>
+        <w:rPr>
+          <w:i/>
+          <w:iCs/>
+        </w:rPr>
+        <w:t xml:space="preserve">Quarterly Journal of Economics</w:t>
+      </w:r>
+      <w:r>
+        <w:t xml:space="preserve"> </w:t>
+      </w:r>
+      <w:r>
+        <w:t xml:space="preserve">141(1): 51–145.</w:t>
       </w:r>
       <w:r>
         <w:t xml:space="preserve"> </w:t>
@@ -9564,7 +9840,7 @@
         <w:pStyle w:val="BodyText"/>
       </w:pPr>
       <w:r>
-        <w:t xml:space="preserve">College Board. 2021.</w:t>
+        <w:t xml:space="preserve">College Board. 2020.</w:t>
       </w:r>
       <w:r>
         <w:t xml:space="preserve"> </w:t>
@@ -9574,7 +9850,7 @@
           <w:i/>
           <w:iCs/>
         </w:rPr>
-        <w:t xml:space="preserve">2021 Total Group SAT Suite of Assessments Annual</w:t>
+        <w:t xml:space="preserve">2020 Total Group SAT Suite of Assessments Annual</w:t>
       </w:r>
       <w:r>
         <w:rPr>
@@ -9610,7 +9886,7 @@
         <w:pStyle w:val="BodyText"/>
       </w:pPr>
       <w:r>
-        <w:t xml:space="preserve">College Board. 2022.</w:t>
+        <w:t xml:space="preserve">College Board. 2021.</w:t>
       </w:r>
       <w:r>
         <w:t xml:space="preserve"> </w:t>
@@ -9620,7 +9896,7 @@
           <w:i/>
           <w:iCs/>
         </w:rPr>
-        <w:t xml:space="preserve">2022 Total Group SAT Suite of Assessments Annual</w:t>
+        <w:t xml:space="preserve">2021 Total Group SAT Suite of Assessments Annual</w:t>
       </w:r>
       <w:r>
         <w:rPr>
@@ -9656,7 +9932,7 @@
         <w:pStyle w:val="BodyText"/>
       </w:pPr>
       <w:r>
-        <w:t xml:space="preserve">College Board. 2025.</w:t>
+        <w:t xml:space="preserve">College Board. 2022.</w:t>
       </w:r>
       <w:r>
         <w:t xml:space="preserve"> </w:t>
@@ -9666,7 +9942,7 @@
           <w:i/>
           <w:iCs/>
         </w:rPr>
-        <w:t xml:space="preserve">2025 Total Group SAT Suite of Assessments Annual</w:t>
+        <w:t xml:space="preserve">2022 Total Group SAT Suite of Assessments Annual</w:t>
       </w:r>
       <w:r>
         <w:rPr>
@@ -9702,19 +9978,34 @@
         <w:pStyle w:val="BodyText"/>
       </w:pPr>
       <w:r>
-        <w:t xml:space="preserve">Daniels, Ronald J. 2024. Johns Hopkins’ Continued Commitment to</w:t>
-      </w:r>
-      <w:r>
-        <w:t xml:space="preserve"> </w:t>
-      </w:r>
-      <w:r>
-        <w:t xml:space="preserve">Diversity. Message from the Office of the President, Johns Hopkins</w:t>
-      </w:r>
-      <w:r>
-        <w:t xml:space="preserve"> </w:t>
-      </w:r>
-      <w:r>
-        <w:t xml:space="preserve">University, September 19.</w:t>
+        <w:t xml:space="preserve">College Board. 2025.</w:t>
+      </w:r>
+      <w:r>
+        <w:t xml:space="preserve"> </w:t>
+      </w:r>
+      <w:r>
+        <w:rPr>
+          <w:i/>
+          <w:iCs/>
+        </w:rPr>
+        <w:t xml:space="preserve">2025 Total Group SAT Suite of Assessments Annual</w:t>
+      </w:r>
+      <w:r>
+        <w:rPr>
+          <w:i/>
+          <w:iCs/>
+        </w:rPr>
+        <w:t xml:space="preserve"> </w:t>
+      </w:r>
+      <w:r>
+        <w:rPr>
+          <w:i/>
+          <w:iCs/>
+        </w:rPr>
+        <w:t xml:space="preserve">Report</w:t>
+      </w:r>
+      <w:r>
+        <w:t xml:space="preserve">. New York: College Board.</w:t>
       </w:r>
       <w:r>
         <w:t xml:space="preserve"> </w:t>
@@ -9733,40 +10024,19 @@
         <w:pStyle w:val="BodyText"/>
       </w:pPr>
       <w:r>
-        <w:t xml:space="preserve">Economics Professors Brief. 2022. Brief of Professors of Economics as</w:t>
-      </w:r>
-      <w:r>
-        <w:t xml:space="preserve"> </w:t>
-      </w:r>
-      <w:r>
-        <w:t xml:space="preserve">Amici Curiae in Support of Respondent,</w:t>
-      </w:r>
-      <w:r>
-        <w:t xml:space="preserve"> </w:t>
-      </w:r>
-      <w:r>
-        <w:rPr>
-          <w:i/>
-          <w:iCs/>
-        </w:rPr>
-        <w:t xml:space="preserve">Students for Fair Admissions v.</w:t>
-      </w:r>
-      <w:r>
-        <w:rPr>
-          <w:i/>
-          <w:iCs/>
-        </w:rPr>
-        <w:t xml:space="preserve"> </w:t>
-      </w:r>
-      <w:r>
-        <w:rPr>
-          <w:i/>
-          <w:iCs/>
-        </w:rPr>
-        <w:t xml:space="preserve">Harvard</w:t>
-      </w:r>
-      <w:r>
-        <w:t xml:space="preserve">, No. 20-1199 (U.S. Supreme Court, August 1).</w:t>
+        <w:t xml:space="preserve">Daniels, Ronald J. 2024. Johns Hopkins’ Continued Commitment to</w:t>
+      </w:r>
+      <w:r>
+        <w:t xml:space="preserve"> </w:t>
+      </w:r>
+      <w:r>
+        <w:t xml:space="preserve">Diversity. Message from the Office of the President, Johns Hopkins</w:t>
+      </w:r>
+      <w:r>
+        <w:t xml:space="preserve"> </w:t>
+      </w:r>
+      <w:r>
+        <w:t xml:space="preserve">University, September 19.</w:t>
       </w:r>
       <w:r>
         <w:t xml:space="preserve"> </w:t>
@@ -9785,13 +10055,13 @@
         <w:pStyle w:val="BodyText"/>
       </w:pPr>
       <w:r>
-        <w:t xml:space="preserve">Economists Brief. 2022. Brief of Economists as Amici Curiae in Support of</w:t>
-      </w:r>
-      <w:r>
-        <w:t xml:space="preserve"> </w:t>
-      </w:r>
-      <w:r>
-        <w:t xml:space="preserve">Petitioner,</w:t>
+        <w:t xml:space="preserve">Economics Professors Brief. 2022. Brief of Professors of Economics as</w:t>
+      </w:r>
+      <w:r>
+        <w:t xml:space="preserve"> </w:t>
+      </w:r>
+      <w:r>
+        <w:t xml:space="preserve">Amici Curiae in Support of Respondent,</w:t>
       </w:r>
       <w:r>
         <w:t xml:space="preserve"> </w:t>
@@ -9801,16 +10071,24 @@
           <w:i/>
           <w:iCs/>
         </w:rPr>
-        <w:t xml:space="preserve">Students for Fair Admissions v. Harvard</w:t>
-      </w:r>
-      <w:r>
-        <w:t xml:space="preserve">, No. 20-1199 (U.S.</w:t>
-      </w:r>
-      <w:r>
-        <w:t xml:space="preserve"> </w:t>
-      </w:r>
-      <w:r>
-        <w:t xml:space="preserve">Supreme Court, May 9).</w:t>
+        <w:t xml:space="preserve">Students for Fair Admissions v.</w:t>
+      </w:r>
+      <w:r>
+        <w:rPr>
+          <w:i/>
+          <w:iCs/>
+        </w:rPr>
+        <w:t xml:space="preserve"> </w:t>
+      </w:r>
+      <w:r>
+        <w:rPr>
+          <w:i/>
+          <w:iCs/>
+        </w:rPr>
+        <w:t xml:space="preserve">Harvard</w:t>
+      </w:r>
+      <w:r>
+        <w:t xml:space="preserve">, No. 20-1199 (U.S. Supreme Court, August 1).</w:t>
       </w:r>
       <w:r>
         <w:t xml:space="preserve"> </w:t>
@@ -9829,13 +10107,13 @@
         <w:pStyle w:val="BodyText"/>
       </w:pPr>
       <w:r>
-        <w:t xml:space="preserve">Espenshade, Thomas J., and Chang Y. Chung. 2005. The Opportunity Cost of</w:t>
-      </w:r>
-      <w:r>
-        <w:t xml:space="preserve"> </w:t>
-      </w:r>
-      <w:r>
-        <w:t xml:space="preserve">Admission Preferences at Elite Universities.</w:t>
+        <w:t xml:space="preserve">Economists Brief. 2022. Brief of Economists as Amici Curiae in Support of</w:t>
+      </w:r>
+      <w:r>
+        <w:t xml:space="preserve"> </w:t>
+      </w:r>
+      <w:r>
+        <w:t xml:space="preserve">Petitioner,</w:t>
       </w:r>
       <w:r>
         <w:t xml:space="preserve"> </w:t>
@@ -9845,13 +10123,16 @@
           <w:i/>
           <w:iCs/>
         </w:rPr>
-        <w:t xml:space="preserve">Social Science Quarterly</w:t>
-      </w:r>
-      <w:r>
-        <w:t xml:space="preserve"> </w:t>
-      </w:r>
-      <w:r>
-        <w:t xml:space="preserve">86(2): 293-305.</w:t>
+        <w:t xml:space="preserve">Students for Fair Admissions v. Harvard</w:t>
+      </w:r>
+      <w:r>
+        <w:t xml:space="preserve">, No. 20-1199 (U.S.</w:t>
+      </w:r>
+      <w:r>
+        <w:t xml:space="preserve"> </w:t>
+      </w:r>
+      <w:r>
+        <w:t xml:space="preserve">Supreme Court, May 9).</w:t>
       </w:r>
       <w:r>
         <w:t xml:space="preserve"> </w:t>
@@ -9870,19 +10151,29 @@
         <w:pStyle w:val="BodyText"/>
       </w:pPr>
       <w:r>
-        <w:t xml:space="preserve">Grodsky, Eric, and Michal Kurlaender. 2006. The Demography of Higher</w:t>
-      </w:r>
-      <w:r>
-        <w:t xml:space="preserve"> </w:t>
-      </w:r>
-      <w:r>
-        <w:t xml:space="preserve">Education in the Wake of Affirmative Action. Working paper, University of</w:t>
-      </w:r>
-      <w:r>
-        <w:t xml:space="preserve"> </w:t>
-      </w:r>
-      <w:r>
-        <w:t xml:space="preserve">California, Davis (October).</w:t>
+        <w:t xml:space="preserve">Espenshade, Thomas J., and Chang Y. Chung. 2005. The Opportunity Cost of</w:t>
+      </w:r>
+      <w:r>
+        <w:t xml:space="preserve"> </w:t>
+      </w:r>
+      <w:r>
+        <w:t xml:space="preserve">Admission Preferences at Elite Universities.</w:t>
+      </w:r>
+      <w:r>
+        <w:t xml:space="preserve"> </w:t>
+      </w:r>
+      <w:r>
+        <w:rPr>
+          <w:i/>
+          <w:iCs/>
+        </w:rPr>
+        <w:t xml:space="preserve">Social Science Quarterly</w:t>
+      </w:r>
+      <w:r>
+        <w:t xml:space="preserve"> </w:t>
+      </w:r>
+      <w:r>
+        <w:t xml:space="preserve">86(2): 293–305.</w:t>
       </w:r>
       <w:r>
         <w:t xml:space="preserve"> </w:t>
@@ -9901,13 +10192,19 @@
         <w:pStyle w:val="BodyText"/>
       </w:pPr>
       <w:r>
-        <w:t xml:space="preserve">Harvard Crimson. 2025. Black and Hispanic Enrollment Drops, Asian</w:t>
-      </w:r>
-      <w:r>
-        <w:t xml:space="preserve"> </w:t>
-      </w:r>
-      <w:r>
-        <w:t xml:space="preserve">Enrollment Rises for Harvard’s Class of 2029. October 23.</w:t>
+        <w:t xml:space="preserve">Grodsky, Eric, and Michal Kurlaender. 2006. The Demography of Higher</w:t>
+      </w:r>
+      <w:r>
+        <w:t xml:space="preserve"> </w:t>
+      </w:r>
+      <w:r>
+        <w:t xml:space="preserve">Education in the Wake of Affirmative Action. Working paper, University of</w:t>
+      </w:r>
+      <w:r>
+        <w:t xml:space="preserve"> </w:t>
+      </w:r>
+      <w:r>
+        <w:t xml:space="preserve">California, Davis (October).</w:t>
       </w:r>
       <w:r>
         <w:t xml:space="preserve"> </w:t>
@@ -9926,13 +10223,13 @@
         <w:pStyle w:val="BodyText"/>
       </w:pPr>
       <w:r>
-        <w:t xml:space="preserve">Harvard Gazette. 2024. Harvard Releases Race Data for Class of 2028.</w:t>
-      </w:r>
-      <w:r>
-        <w:t xml:space="preserve"> </w:t>
-      </w:r>
-      <w:r>
-        <w:t xml:space="preserve">September 11.</w:t>
+        <w:t xml:space="preserve">Harvard Crimson. 2025. Black and Hispanic Enrollment Drops, Asian</w:t>
+      </w:r>
+      <w:r>
+        <w:t xml:space="preserve"> </w:t>
+      </w:r>
+      <w:r>
+        <w:t xml:space="preserve">Enrollment Rises for Harvard’s Class of 2029. October 23.</w:t>
       </w:r>
       <w:r>
         <w:t xml:space="preserve"> </w:t>
@@ -9951,35 +10248,13 @@
         <w:pStyle w:val="BodyText"/>
       </w:pPr>
       <w:r>
-        <w:t xml:space="preserve">Hinrichs, Peter. 2012. The Effects of Affirmative Action Bans on College</w:t>
-      </w:r>
-      <w:r>
-        <w:t xml:space="preserve"> </w:t>
-      </w:r>
-      <w:r>
-        <w:t xml:space="preserve">Enrollment, Educational Attainment, and the Demographic Composition of</w:t>
-      </w:r>
-      <w:r>
-        <w:t xml:space="preserve"> </w:t>
-      </w:r>
-      <w:r>
-        <w:t xml:space="preserve">Universities.</w:t>
-      </w:r>
-      <w:r>
-        <w:t xml:space="preserve"> </w:t>
-      </w:r>
-      <w:r>
-        <w:rPr>
-          <w:i/>
-          <w:iCs/>
-        </w:rPr>
-        <w:t xml:space="preserve">Review of Economics and Statistics</w:t>
-      </w:r>
-      <w:r>
-        <w:t xml:space="preserve"> </w:t>
-      </w:r>
-      <w:r>
-        <w:t xml:space="preserve">94(3): 712-722.</w:t>
+        <w:t xml:space="preserve">Harvard Gazette. 2024. Harvard Releases Race Data for Class of 2028.</w:t>
+      </w:r>
+      <w:r>
+        <w:t xml:space="preserve"> </w:t>
+      </w:r>
+      <w:r>
+        <w:t xml:space="preserve">September 11.</w:t>
       </w:r>
       <w:r>
         <w:t xml:space="preserve"> </w:t>
@@ -9998,13 +10273,19 @@
         <w:pStyle w:val="BodyText"/>
       </w:pPr>
       <w:r>
-        <w:t xml:space="preserve">JHU News-Letter. 2024. University Announces Drop in Percentage of</w:t>
-      </w:r>
-      <w:r>
-        <w:t xml:space="preserve"> </w:t>
-      </w:r>
-      <w:r>
-        <w:t xml:space="preserve">Students from Underrepresented Groups in the Class of 2028.</w:t>
+        <w:t xml:space="preserve">Hinrichs, Peter. 2012. The Effects of Affirmative Action Bans on College</w:t>
+      </w:r>
+      <w:r>
+        <w:t xml:space="preserve"> </w:t>
+      </w:r>
+      <w:r>
+        <w:t xml:space="preserve">Enrollment, Educational Attainment, and the Demographic Composition of</w:t>
+      </w:r>
+      <w:r>
+        <w:t xml:space="preserve"> </w:t>
+      </w:r>
+      <w:r>
+        <w:t xml:space="preserve">Universities.</w:t>
       </w:r>
       <w:r>
         <w:t xml:space="preserve"> </w:t>
@@ -10014,24 +10295,13 @@
           <w:i/>
           <w:iCs/>
         </w:rPr>
-        <w:t xml:space="preserve">Johns</w:t>
-      </w:r>
-      <w:r>
-        <w:rPr>
-          <w:i/>
-          <w:iCs/>
-        </w:rPr>
-        <w:t xml:space="preserve"> </w:t>
-      </w:r>
-      <w:r>
-        <w:rPr>
-          <w:i/>
-          <w:iCs/>
-        </w:rPr>
-        <w:t xml:space="preserve">Hopkins News-Letter</w:t>
-      </w:r>
-      <w:r>
-        <w:t xml:space="preserve">, September 21.</w:t>
+        <w:t xml:space="preserve">Review of Economics and Statistics</w:t>
+      </w:r>
+      <w:r>
+        <w:t xml:space="preserve"> </w:t>
+      </w:r>
+      <w:r>
+        <w:t xml:space="preserve">94(3): 712–722.</w:t>
       </w:r>
       <w:r>
         <w:t xml:space="preserve"> </w:t>
@@ -10050,19 +10320,40 @@
         <w:pStyle w:val="BodyText"/>
       </w:pPr>
       <w:r>
-        <w:t xml:space="preserve">Murphy, James S. 2026. The Future of Fair Admissions: A First Look</w:t>
-      </w:r>
-      <w:r>
-        <w:t xml:space="preserve"> </w:t>
-      </w:r>
-      <w:r>
-        <w:t xml:space="preserve">at College Enrollment Outcomes After the End of Affirmative Action.</w:t>
-      </w:r>
-      <w:r>
-        <w:t xml:space="preserve"> </w:t>
-      </w:r>
-      <w:r>
-        <w:t xml:space="preserve">Class Action (January).</w:t>
+        <w:t xml:space="preserve">JHU News-Letter. 2024. University Announces Drop in Percentage of</w:t>
+      </w:r>
+      <w:r>
+        <w:t xml:space="preserve"> </w:t>
+      </w:r>
+      <w:r>
+        <w:t xml:space="preserve">Students from Underrepresented Groups in the Class of 2028.</w:t>
+      </w:r>
+      <w:r>
+        <w:t xml:space="preserve"> </w:t>
+      </w:r>
+      <w:r>
+        <w:rPr>
+          <w:i/>
+          <w:iCs/>
+        </w:rPr>
+        <w:t xml:space="preserve">Johns</w:t>
+      </w:r>
+      <w:r>
+        <w:rPr>
+          <w:i/>
+          <w:iCs/>
+        </w:rPr>
+        <w:t xml:space="preserve"> </w:t>
+      </w:r>
+      <w:r>
+        <w:rPr>
+          <w:i/>
+          <w:iCs/>
+        </w:rPr>
+        <w:t xml:space="preserve">Hopkins News-Letter</w:t>
+      </w:r>
+      <w:r>
+        <w:t xml:space="preserve">, September 21.</w:t>
       </w:r>
       <w:r>
         <w:t xml:space="preserve"> </w:t>
@@ -10081,25 +10372,19 @@
         <w:pStyle w:val="BodyText"/>
       </w:pPr>
       <w:r>
-        <w:t xml:space="preserve">Snider, Emily. 2026. The Impact of the 2023 Students for Fair</w:t>
-      </w:r>
-      <w:r>
-        <w:t xml:space="preserve"> </w:t>
-      </w:r>
-      <w:r>
-        <w:t xml:space="preserve">Admissions v Harvard Decision on Undergraduate Demographics.</w:t>
-      </w:r>
-      <w:r>
-        <w:t xml:space="preserve"> </w:t>
-      </w:r>
-      <w:r>
-        <w:t xml:space="preserve">EdWorkingPaper 26-1471, Annenberg Institute, Brown University</w:t>
-      </w:r>
-      <w:r>
-        <w:t xml:space="preserve"> </w:t>
-      </w:r>
-      <w:r>
-        <w:t xml:space="preserve">(May).</w:t>
+        <w:t xml:space="preserve">Murphy, James S. 2026. The Future of Fair Admissions: A First Look</w:t>
+      </w:r>
+      <w:r>
+        <w:t xml:space="preserve"> </w:t>
+      </w:r>
+      <w:r>
+        <w:t xml:space="preserve">at College Enrollment Outcomes After the End of Affirmative Action.</w:t>
+      </w:r>
+      <w:r>
+        <w:t xml:space="preserve"> </w:t>
+      </w:r>
+      <w:r>
+        <w:t xml:space="preserve">Class Action (January).</w:t>
       </w:r>
       <w:r>
         <w:t xml:space="preserve"> </w:t>
@@ -10118,70 +10403,25 @@
         <w:pStyle w:val="BodyText"/>
       </w:pPr>
       <w:r>
-        <w:t xml:space="preserve">Universities Brief. 2022. Brief of Brown University, California Institute</w:t>
-      </w:r>
-      <w:r>
-        <w:t xml:space="preserve"> </w:t>
-      </w:r>
-      <w:r>
-        <w:t xml:space="preserve">of Technology, Carnegie Mellon University, Columbia University, Cornell</w:t>
-      </w:r>
-      <w:r>
-        <w:t xml:space="preserve"> </w:t>
-      </w:r>
-      <w:r>
-        <w:t xml:space="preserve">University, Dartmouth College, Duke University, Emory University, Johns</w:t>
-      </w:r>
-      <w:r>
-        <w:t xml:space="preserve"> </w:t>
-      </w:r>
-      <w:r>
-        <w:t xml:space="preserve">Hopkins University, Princeton University, University of Chicago,</w:t>
-      </w:r>
-      <w:r>
-        <w:t xml:space="preserve"> </w:t>
-      </w:r>
-      <w:r>
-        <w:t xml:space="preserve">University of Pennsylvania, Vanderbilt University, Washington University</w:t>
-      </w:r>
-      <w:r>
-        <w:t xml:space="preserve"> </w:t>
-      </w:r>
-      <w:r>
-        <w:t xml:space="preserve">in St. Louis, and Yale University as Amici Curiae,</w:t>
-      </w:r>
-      <w:r>
-        <w:t xml:space="preserve"> </w:t>
-      </w:r>
-      <w:r>
-        <w:rPr>
-          <w:i/>
-          <w:iCs/>
-        </w:rPr>
-        <w:t xml:space="preserve">Students for Fair</w:t>
-      </w:r>
-      <w:r>
-        <w:rPr>
-          <w:i/>
-          <w:iCs/>
-        </w:rPr>
-        <w:t xml:space="preserve"> </w:t>
-      </w:r>
-      <w:r>
-        <w:rPr>
-          <w:i/>
-          <w:iCs/>
-        </w:rPr>
-        <w:t xml:space="preserve">Admissions v. Harvard</w:t>
-      </w:r>
-      <w:r>
-        <w:t xml:space="preserve">, Nos. 20-1199 and 21-707 (U.S. Supreme Court,</w:t>
-      </w:r>
-      <w:r>
-        <w:t xml:space="preserve"> </w:t>
-      </w:r>
-      <w:r>
-        <w:t xml:space="preserve">August 1).</w:t>
+        <w:t xml:space="preserve">Snider, Emily. 2026. The Impact of the 2023 Students for Fair</w:t>
+      </w:r>
+      <w:r>
+        <w:t xml:space="preserve"> </w:t>
+      </w:r>
+      <w:r>
+        <w:t xml:space="preserve">Admissions v Harvard Decision on Undergraduate Demographics.</w:t>
+      </w:r>
+      <w:r>
+        <w:t xml:space="preserve"> </w:t>
+      </w:r>
+      <w:r>
+        <w:t xml:space="preserve">EdWorkingPaper 26-1471, Annenberg Institute, Brown University</w:t>
+      </w:r>
+      <w:r>
+        <w:t xml:space="preserve"> </w:t>
+      </w:r>
+      <w:r>
+        <w:t xml:space="preserve">(May).</w:t>
       </w:r>
       <w:r>
         <w:t xml:space="preserve"> </w:t>
@@ -10195,8 +10435,90 @@
         </w:r>
       </w:hyperlink>
     </w:p>
-    <w:bookmarkEnd w:id="65"/>
-    <w:bookmarkStart w:id="66" w:name="cases-cited"/>
+    <w:p>
+      <w:pPr>
+        <w:pStyle w:val="BodyText"/>
+      </w:pPr>
+      <w:r>
+        <w:t xml:space="preserve">Universities Brief. 2022. Brief of Brown University, California Institute</w:t>
+      </w:r>
+      <w:r>
+        <w:t xml:space="preserve"> </w:t>
+      </w:r>
+      <w:r>
+        <w:t xml:space="preserve">of Technology, Carnegie Mellon University, Columbia University, Cornell</w:t>
+      </w:r>
+      <w:r>
+        <w:t xml:space="preserve"> </w:t>
+      </w:r>
+      <w:r>
+        <w:t xml:space="preserve">University, Dartmouth College, Duke University, Emory University, Johns</w:t>
+      </w:r>
+      <w:r>
+        <w:t xml:space="preserve"> </w:t>
+      </w:r>
+      <w:r>
+        <w:t xml:space="preserve">Hopkins University, Princeton University, University of Chicago,</w:t>
+      </w:r>
+      <w:r>
+        <w:t xml:space="preserve"> </w:t>
+      </w:r>
+      <w:r>
+        <w:t xml:space="preserve">University of Pennsylvania, Vanderbilt University, Washington University</w:t>
+      </w:r>
+      <w:r>
+        <w:t xml:space="preserve"> </w:t>
+      </w:r>
+      <w:r>
+        <w:t xml:space="preserve">in St. Louis, and Yale University as Amici Curiae,</w:t>
+      </w:r>
+      <w:r>
+        <w:t xml:space="preserve"> </w:t>
+      </w:r>
+      <w:r>
+        <w:rPr>
+          <w:i/>
+          <w:iCs/>
+        </w:rPr>
+        <w:t xml:space="preserve">Students for Fair</w:t>
+      </w:r>
+      <w:r>
+        <w:rPr>
+          <w:i/>
+          <w:iCs/>
+        </w:rPr>
+        <w:t xml:space="preserve"> </w:t>
+      </w:r>
+      <w:r>
+        <w:rPr>
+          <w:i/>
+          <w:iCs/>
+        </w:rPr>
+        <w:t xml:space="preserve">Admissions v. Harvard</w:t>
+      </w:r>
+      <w:r>
+        <w:t xml:space="preserve">, Nos. 20-1199 and 21-707 (U.S. Supreme Court,</w:t>
+      </w:r>
+      <w:r>
+        <w:t xml:space="preserve"> </w:t>
+      </w:r>
+      <w:r>
+        <w:t xml:space="preserve">August 1).</w:t>
+      </w:r>
+      <w:r>
+        <w:t xml:space="preserve"> </w:t>
+      </w:r>
+      <w:hyperlink r:id="rId65">
+        <w:r>
+          <w:rPr>
+            <w:rStyle w:val="Hyperlink"/>
+          </w:rPr>
+          <w:t xml:space="preserve">Link</w:t>
+        </w:r>
+      </w:hyperlink>
+    </w:p>
+    <w:bookmarkEnd w:id="66"/>
+    <w:bookmarkStart w:id="67" w:name="cases-cited"/>
     <w:p>
       <w:pPr>
         <w:pStyle w:val="Heading2"/>
@@ -10278,8 +10600,8 @@
         <w:t xml:space="preserve">, 600 U.S. 181 (2023).</w:t>
       </w:r>
     </w:p>
-    <w:bookmarkEnd w:id="66"/>
-    <w:bookmarkStart w:id="67" w:name="about-the-author"/>
+    <w:bookmarkEnd w:id="67"/>
+    <w:bookmarkStart w:id="68" w:name="about-the-author"/>
     <w:p>
       <w:pPr>
         <w:pStyle w:val="Heading2"/>
@@ -10338,7 +10660,7 @@
         <w:t xml:space="preserve">is dave.kane@gmail.com.</w:t>
       </w:r>
     </w:p>
-    <w:bookmarkEnd w:id="67"/>
+    <w:bookmarkEnd w:id="68"/>
     <w:sectPr>
       <w:footnotePr>
         <w:numRestart w:val="eachSect"/>
@@ -10559,6 +10881,12 @@
     <w:abstractNumId w:val="991"/>
   </w:num>
   <w:num w:numId="1002">
+    <w:abstractNumId w:val="991"/>
+  </w:num>
+  <w:num w:numId="1003">
+    <w:abstractNumId w:val="991"/>
+  </w:num>
+  <w:num w:numId="1004">
     <w:abstractNumId w:val="991"/>
   </w:num>
 </w:numbering>
